--- a/15-项目总结/项目开发总结报告(PDSR).docx
+++ b/15-项目总结/项目开发总结报告(PDSR).docx
@@ -2,7 +2,7 @@
 <file path=word/document.xml><?xml version="1.0" encoding="utf-8"?>
 <w:document xmlns:w="http://schemas.openxmlformats.org/wordprocessingml/2006/main" xmlns:m="http://schemas.openxmlformats.org/officeDocument/2006/math" xmlns:r="http://schemas.openxmlformats.org/officeDocument/2006/relationships" xmlns:o="urn:schemas-microsoft-com:office:office" xmlns:v="urn:schemas-microsoft-com:vml" xmlns:w10="urn:schemas-microsoft-com:office:word" xmlns:a="http://schemas.openxmlformats.org/drawingml/2006/main" xmlns:pic="http://schemas.openxmlformats.org/drawingml/2006/picture" xmlns:wp="http://schemas.openxmlformats.org/drawingml/2006/wordprocessingDrawing">
   <w:body>
-    <w:bookmarkStart w:id="24" w:name="项目开发总结报告pdsr---v1.0-初稿"/>
+    <w:bookmarkStart w:id="17" w:name="项目开发总结报告pdsr---v1.1-交付清单补充版"/>
     <w:p>
       <w:pPr>
         <w:pStyle w:val="Heading1"/>
@@ -14,13 +14,13 @@
         <w:t xml:space="preserve">项目开发总结报告(PDSR)</w:t>
       </w:r>
       <w:r>
-        <w:t xml:space="preserve"> - V1.0 </w:t>
+        <w:t xml:space="preserve"> - V1.1 </w:t>
       </w:r>
       <w:r>
         <w:rPr>
           <w:rFonts w:hint="eastAsia"/>
         </w:rPr>
-        <w:t xml:space="preserve">初稿</w:t>
+        <w:t xml:space="preserve">交付清单补充版</w:t>
       </w:r>
     </w:p>
     <w:bookmarkStart w:id="9" w:name="统一元信息"/>
@@ -214,7 +214,7 @@
               <w:pStyle w:val="Compact"/>
             </w:pPr>
             <w:r>
-              <w:t xml:space="preserve">V1.0</w:t>
+              <w:t xml:space="preserve">V1.1</w:t>
             </w:r>
           </w:p>
         </w:tc>
@@ -244,7 +244,7 @@
               <w:rPr>
                 <w:rFonts w:hint="eastAsia"/>
               </w:rPr>
-              <w:t xml:space="preserve">初稿</w:t>
+              <w:t xml:space="preserve">交付清单补充版</w:t>
             </w:r>
           </w:p>
         </w:tc>
@@ -620,9 +620,61 @@
           </w:p>
         </w:tc>
       </w:tr>
+      <w:tr>
+        <w:tc>
+          <w:tcPr/>
+          <w:p>
+            <w:pPr>
+              <w:pStyle w:val="Compact"/>
+            </w:pPr>
+            <w:r>
+              <w:t xml:space="preserve">V1.1</w:t>
+            </w:r>
+          </w:p>
+        </w:tc>
+        <w:tc>
+          <w:tcPr/>
+          <w:p>
+            <w:pPr>
+              <w:pStyle w:val="Compact"/>
+            </w:pPr>
+            <w:r>
+              <w:t xml:space="preserve">2026-05-23</w:t>
+            </w:r>
+          </w:p>
+        </w:tc>
+        <w:tc>
+          <w:tcPr/>
+          <w:p>
+            <w:pPr>
+              <w:pStyle w:val="Compact"/>
+            </w:pPr>
+            <w:r>
+              <w:rPr>
+                <w:rFonts w:hint="eastAsia"/>
+              </w:rPr>
+              <w:t xml:space="preserve">交付清单补充版</w:t>
+            </w:r>
+          </w:p>
+        </w:tc>
+        <w:tc>
+          <w:tcPr/>
+          <w:p>
+            <w:pPr>
+              <w:pStyle w:val="Compact"/>
+            </w:pPr>
+            <w:r>
+              <w:rPr>
+                <w:rFonts w:hint="eastAsia"/>
+              </w:rPr>
+              <w:t xml:space="preserve">补充完整交付物清单、文档统计和阶段性成果数据。</w:t>
+            </w:r>
+          </w:p>
+        </w:tc>
+      </w:tr>
     </w:tbl>
     <w:bookmarkEnd w:id="10"/>
-    <w:bookmarkStart w:id="14" w:name="引言"/>
+    <w:bookmarkStart w:id="11" w:name="引言"/>
     <w:p>
       <w:pPr>
         <w:pStyle w:val="Heading2"/>
@@ -637,66 +689,27 @@
         <w:t xml:space="preserve">引言</w:t>
       </w:r>
     </w:p>
-    <w:bookmarkStart w:id="11" w:name="项目背景"/>
     <w:p>
       <w:pPr>
-        <w:pStyle w:val="Heading3"/>
+        <w:pStyle w:val="FirstParagraph"/>
       </w:pPr>
       <w:r>
-        <w:t xml:space="preserve">1.1 </w:t>
+        <w:t xml:space="preserve">V1.1 </w:t>
       </w:r>
       <w:r>
         <w:rPr>
           <w:rFonts w:hint="eastAsia"/>
         </w:rPr>
-        <w:t xml:space="preserve">项目背景</w:t>
+        <w:t xml:space="preserve">在</w:t>
       </w:r>
-    </w:p>
-    <w:p>
-      <w:pPr>
-        <w:pStyle w:val="FirstParagraph"/>
-      </w:pPr>
       <w:r>
-        <w:rPr>
-          <w:rFonts w:hint="eastAsia"/>
-        </w:rPr>
-        <w:t xml:space="preserve">校务问答机器人项目面向高校师生、管理人员及相关访问群体，目标是缓解校务信息查询分散、人工咨询压力大、非工作时间响应不足等问题。系统以校务知识库、问答服务、权限控制和运营管理为核心，支撑常见校务问题的即时检索、咨询和维护。</w:t>
-      </w:r>
-    </w:p>
-    <w:bookmarkEnd w:id="11"/>
-    <w:bookmarkStart w:id="12" w:name="文档目的"/>
-    <w:p>
-      <w:pPr>
-        <w:pStyle w:val="Heading3"/>
-      </w:pPr>
-      <w:r>
-        <w:t xml:space="preserve">1.2 </w:t>
+        <w:t xml:space="preserve"> V1.0 </w:t>
       </w:r>
       <w:r>
         <w:rPr>
           <w:rFonts w:hint="eastAsia"/>
         </w:rPr>
-        <w:t xml:space="preserve">文档目的</w:t>
-      </w:r>
-    </w:p>
-    <w:p>
-      <w:pPr>
-        <w:pStyle w:val="FirstParagraph"/>
-      </w:pPr>
-      <w:r>
-        <w:rPr>
-          <w:rFonts w:hint="eastAsia"/>
-        </w:rPr>
-        <w:t xml:space="preserve">本报告初稿用于在</w:t>
-      </w:r>
-      <w:r>
-        <w:t xml:space="preserve"> SRS-BASELINE-V1.0 </w:t>
-      </w:r>
-      <w:r>
-        <w:rPr>
-          <w:rFonts w:hint="eastAsia"/>
-        </w:rPr>
-        <w:t xml:space="preserve">发布后，对项目开发与需求分析阶段的完成情况进行首次汇总。V1.0</w:t>
+        <w:t xml:space="preserve">初稿基础上补齐项目交付范围，明确项目总结所覆盖的文档、模型、原型和测试设计资料。所有统计口径继续统一为</w:t>
       </w:r>
       <w:r>
         <w:t xml:space="preserve"> </w:t>
@@ -705,39 +718,11 @@
         <w:rPr>
           <w:rFonts w:hint="eastAsia"/>
         </w:rPr>
-        <w:t xml:space="preserve">重点记录已达成事项、初步质量结论和后续需要补齐的交付清单、评审、变更与测试结果。</w:t>
+        <w:t xml:space="preserve">SRS-BASELINE-V1.0、40条需求、47用例、78测试用例，用户代表采用核心代表+扩展代表描述。</w:t>
       </w:r>
     </w:p>
-    <w:bookmarkEnd w:id="12"/>
-    <w:bookmarkStart w:id="13" w:name="范围说明"/>
-    <w:p>
-      <w:pPr>
-        <w:pStyle w:val="Heading3"/>
-      </w:pPr>
-      <w:r>
-        <w:t xml:space="preserve">1.3 </w:t>
-      </w:r>
-      <w:r>
-        <w:rPr>
-          <w:rFonts w:hint="eastAsia"/>
-        </w:rPr>
-        <w:t xml:space="preserve">范围说明</w:t>
-      </w:r>
-    </w:p>
-    <w:p>
-      <w:pPr>
-        <w:pStyle w:val="FirstParagraph"/>
-      </w:pPr>
-      <w:r>
-        <w:rPr>
-          <w:rFonts w:hint="eastAsia"/>
-        </w:rPr>
-        <w:t xml:space="preserve">本版本覆盖需求获取、需求分析、规格说明、原型验证和基线发布的阶段性总结。完整交付物清单、测试执行结果和最终经验总结将在后续版本补充。</w:t>
-      </w:r>
-    </w:p>
-    <w:bookmarkEnd w:id="13"/>
-    <w:bookmarkEnd w:id="14"/>
-    <w:bookmarkStart w:id="15" w:name="项目目标回顾"/>
+    <w:bookmarkEnd w:id="11"/>
+    <w:bookmarkStart w:id="12" w:name="项目成果概览"/>
     <w:p>
       <w:pPr>
         <w:pStyle w:val="Heading2"/>
@@ -749,7 +734,1909 @@
         <w:rPr>
           <w:rFonts w:hint="eastAsia"/>
         </w:rPr>
-        <w:t xml:space="preserve">项目目标回顾</w:t>
+        <w:t xml:space="preserve">项目成果概览</w:t>
+      </w:r>
+    </w:p>
+    <w:tbl>
+      <w:tblPr>
+        <w:tblStyle w:val="Table"/>
+        <w:tblW w:type="auto" w:w="0"/>
+        <w:tblLook w:firstRow="1" w:lastRow="0" w:firstColumn="0" w:lastColumn="0" w:noHBand="0" w:noVBand="0" w:val="0020"/>
+      </w:tblPr>
+      <w:tblGrid>
+        <w:gridCol w:w="3960"/>
+        <w:gridCol w:w="3960"/>
+      </w:tblGrid>
+      <w:tr>
+        <w:trPr>
+          <w:tblHeader w:val="on"/>
+        </w:trPr>
+        <w:tc>
+          <w:tcPr/>
+          <w:p>
+            <w:pPr>
+              <w:pStyle w:val="Compact"/>
+            </w:pPr>
+            <w:r>
+              <w:rPr>
+                <w:rFonts w:hint="eastAsia"/>
+              </w:rPr>
+              <w:t xml:space="preserve">指标</w:t>
+            </w:r>
+          </w:p>
+        </w:tc>
+        <w:tc>
+          <w:tcPr/>
+          <w:p>
+            <w:pPr>
+              <w:pStyle w:val="Compact"/>
+            </w:pPr>
+            <w:r>
+              <w:rPr>
+                <w:rFonts w:hint="eastAsia"/>
+              </w:rPr>
+              <w:t xml:space="preserve">统一口径</w:t>
+            </w:r>
+          </w:p>
+        </w:tc>
+      </w:tr>
+      <w:tr>
+        <w:tc>
+          <w:tcPr/>
+          <w:p>
+            <w:pPr>
+              <w:pStyle w:val="Compact"/>
+            </w:pPr>
+            <w:r>
+              <w:rPr>
+                <w:rFonts w:hint="eastAsia"/>
+              </w:rPr>
+              <w:t xml:space="preserve">需求基线</w:t>
+            </w:r>
+          </w:p>
+        </w:tc>
+        <w:tc>
+          <w:tcPr/>
+          <w:p>
+            <w:pPr>
+              <w:pStyle w:val="Compact"/>
+            </w:pPr>
+            <w:r>
+              <w:t xml:space="preserve">SRS-BASELINE-V1.0</w:t>
+            </w:r>
+          </w:p>
+        </w:tc>
+      </w:tr>
+      <w:tr>
+        <w:tc>
+          <w:tcPr/>
+          <w:p>
+            <w:pPr>
+              <w:pStyle w:val="Compact"/>
+            </w:pPr>
+            <w:r>
+              <w:rPr>
+                <w:rFonts w:hint="eastAsia"/>
+              </w:rPr>
+              <w:t xml:space="preserve">需求数量</w:t>
+            </w:r>
+          </w:p>
+        </w:tc>
+        <w:tc>
+          <w:tcPr/>
+          <w:p>
+            <w:pPr>
+              <w:pStyle w:val="Compact"/>
+            </w:pPr>
+            <w:r>
+              <w:rPr>
+                <w:rFonts w:hint="eastAsia"/>
+              </w:rPr>
+              <w:t xml:space="preserve">40条需求</w:t>
+            </w:r>
+          </w:p>
+        </w:tc>
+      </w:tr>
+      <w:tr>
+        <w:tc>
+          <w:tcPr/>
+          <w:p>
+            <w:pPr>
+              <w:pStyle w:val="Compact"/>
+            </w:pPr>
+            <w:r>
+              <w:rPr>
+                <w:rFonts w:hint="eastAsia"/>
+              </w:rPr>
+              <w:t xml:space="preserve">用例数量</w:t>
+            </w:r>
+          </w:p>
+        </w:tc>
+        <w:tc>
+          <w:tcPr/>
+          <w:p>
+            <w:pPr>
+              <w:pStyle w:val="Compact"/>
+            </w:pPr>
+            <w:r>
+              <w:rPr>
+                <w:rFonts w:hint="eastAsia"/>
+              </w:rPr>
+              <w:t xml:space="preserve">47用例</w:t>
+            </w:r>
+          </w:p>
+        </w:tc>
+      </w:tr>
+      <w:tr>
+        <w:tc>
+          <w:tcPr/>
+          <w:p>
+            <w:pPr>
+              <w:pStyle w:val="Compact"/>
+            </w:pPr>
+            <w:r>
+              <w:rPr>
+                <w:rFonts w:hint="eastAsia"/>
+              </w:rPr>
+              <w:t xml:space="preserve">测试用例数量</w:t>
+            </w:r>
+          </w:p>
+        </w:tc>
+        <w:tc>
+          <w:tcPr/>
+          <w:p>
+            <w:pPr>
+              <w:pStyle w:val="Compact"/>
+            </w:pPr>
+            <w:r>
+              <w:rPr>
+                <w:rFonts w:hint="eastAsia"/>
+              </w:rPr>
+              <w:t xml:space="preserve">78测试用例</w:t>
+            </w:r>
+          </w:p>
+        </w:tc>
+      </w:tr>
+      <w:tr>
+        <w:tc>
+          <w:tcPr/>
+          <w:p>
+            <w:pPr>
+              <w:pStyle w:val="Compact"/>
+            </w:pPr>
+            <w:r>
+              <w:rPr>
+                <w:rFonts w:hint="eastAsia"/>
+              </w:rPr>
+              <w:t xml:space="preserve">文档总量</w:t>
+            </w:r>
+          </w:p>
+        </w:tc>
+        <w:tc>
+          <w:tcPr/>
+          <w:p>
+            <w:pPr>
+              <w:pStyle w:val="Compact"/>
+            </w:pPr>
+            <w:r>
+              <w:rPr>
+                <w:rFonts w:hint="eastAsia"/>
+              </w:rPr>
+              <w:t xml:space="preserve">27篇</w:t>
+            </w:r>
+          </w:p>
+        </w:tc>
+      </w:tr>
+      <w:tr>
+        <w:tc>
+          <w:tcPr/>
+          <w:p>
+            <w:pPr>
+              <w:pStyle w:val="Compact"/>
+            </w:pPr>
+            <w:r>
+              <w:t xml:space="preserve">UML </w:t>
+            </w:r>
+            <w:r>
+              <w:rPr>
+                <w:rFonts w:hint="eastAsia"/>
+              </w:rPr>
+              <w:t xml:space="preserve">图类型</w:t>
+            </w:r>
+          </w:p>
+        </w:tc>
+        <w:tc>
+          <w:tcPr/>
+          <w:p>
+            <w:pPr>
+              <w:pStyle w:val="Compact"/>
+            </w:pPr>
+            <w:r>
+              <w:rPr>
+                <w:rFonts w:hint="eastAsia"/>
+              </w:rPr>
+              <w:t xml:space="preserve">用例图、类图、时序图、活动图、状态图、部署图</w:t>
+            </w:r>
+          </w:p>
+        </w:tc>
+      </w:tr>
+      <w:tr>
+        <w:tc>
+          <w:tcPr/>
+          <w:p>
+            <w:pPr>
+              <w:pStyle w:val="Compact"/>
+            </w:pPr>
+            <w:r>
+              <w:rPr>
+                <w:rFonts w:hint="eastAsia"/>
+              </w:rPr>
+              <w:t xml:space="preserve">用户参与口径</w:t>
+            </w:r>
+          </w:p>
+        </w:tc>
+        <w:tc>
+          <w:tcPr/>
+          <w:p>
+            <w:pPr>
+              <w:pStyle w:val="Compact"/>
+            </w:pPr>
+            <w:r>
+              <w:rPr>
+                <w:rFonts w:hint="eastAsia"/>
+              </w:rPr>
+              <w:t xml:space="preserve">核心代表+扩展代表</w:t>
+            </w:r>
+          </w:p>
+        </w:tc>
+      </w:tr>
+      <w:tr>
+        <w:tc>
+          <w:tcPr/>
+          <w:p>
+            <w:pPr>
+              <w:pStyle w:val="Compact"/>
+            </w:pPr>
+            <w:r>
+              <w:rPr>
+                <w:rFonts w:hint="eastAsia"/>
+              </w:rPr>
+              <w:t xml:space="preserve">数据库设计口径</w:t>
+            </w:r>
+          </w:p>
+        </w:tc>
+        <w:tc>
+          <w:tcPr/>
+          <w:p>
+            <w:pPr>
+              <w:pStyle w:val="Compact"/>
+            </w:pPr>
+            <w:r>
+              <w:rPr>
+                <w:rFonts w:hint="eastAsia"/>
+              </w:rPr>
+              <w:t xml:space="preserve">核心表15张，原型运行表16张</w:t>
+            </w:r>
+          </w:p>
+        </w:tc>
+      </w:tr>
+      <w:tr>
+        <w:tc>
+          <w:tcPr/>
+          <w:p>
+            <w:pPr>
+              <w:pStyle w:val="Compact"/>
+            </w:pPr>
+            <w:r>
+              <w:t xml:space="preserve">API </w:t>
+            </w:r>
+            <w:r>
+              <w:rPr>
+                <w:rFonts w:hint="eastAsia"/>
+              </w:rPr>
+              <w:t xml:space="preserve">设计口径</w:t>
+            </w:r>
+          </w:p>
+        </w:tc>
+        <w:tc>
+          <w:tcPr/>
+          <w:p>
+            <w:pPr>
+              <w:pStyle w:val="Compact"/>
+            </w:pPr>
+            <w:r>
+              <w:rPr>
+                <w:rFonts w:hint="eastAsia"/>
+              </w:rPr>
+              <w:t xml:space="preserve">规划接口60+，原型接口按实际实现统计</w:t>
+            </w:r>
+          </w:p>
+        </w:tc>
+      </w:tr>
+    </w:tbl>
+    <w:bookmarkEnd w:id="12"/>
+    <w:bookmarkStart w:id="13" w:name="交付物清单"/>
+    <w:p>
+      <w:pPr>
+        <w:pStyle w:val="Heading2"/>
+      </w:pPr>
+      <w:r>
+        <w:t xml:space="preserve">3. </w:t>
+      </w:r>
+      <w:r>
+        <w:rPr>
+          <w:rFonts w:hint="eastAsia"/>
+        </w:rPr>
+        <w:t xml:space="preserve">交付物清单</w:t>
+      </w:r>
+    </w:p>
+    <w:tbl>
+      <w:tblPr>
+        <w:tblStyle w:val="Table"/>
+        <w:tblW w:type="auto" w:w="0"/>
+        <w:tblLook w:firstRow="1" w:lastRow="0" w:firstColumn="0" w:lastColumn="0" w:noHBand="0" w:noVBand="0" w:val="0020"/>
+      </w:tblPr>
+      <w:tblGrid>
+        <w:gridCol w:w="1980"/>
+        <w:gridCol w:w="1980"/>
+        <w:gridCol w:w="1980"/>
+        <w:gridCol w:w="1980"/>
+      </w:tblGrid>
+      <w:tr>
+        <w:trPr>
+          <w:tblHeader w:val="on"/>
+        </w:trPr>
+        <w:tc>
+          <w:tcPr/>
+          <w:p>
+            <w:pPr>
+              <w:pStyle w:val="Compact"/>
+            </w:pPr>
+            <w:r>
+              <w:rPr>
+                <w:rFonts w:hint="eastAsia"/>
+              </w:rPr>
+              <w:t xml:space="preserve">编号</w:t>
+            </w:r>
+          </w:p>
+        </w:tc>
+        <w:tc>
+          <w:tcPr/>
+          <w:p>
+            <w:pPr>
+              <w:pStyle w:val="Compact"/>
+            </w:pPr>
+            <w:r>
+              <w:rPr>
+                <w:rFonts w:hint="eastAsia"/>
+              </w:rPr>
+              <w:t xml:space="preserve">交付物</w:t>
+            </w:r>
+          </w:p>
+        </w:tc>
+        <w:tc>
+          <w:tcPr/>
+          <w:p>
+            <w:pPr>
+              <w:pStyle w:val="Compact"/>
+            </w:pPr>
+            <w:r>
+              <w:rPr>
+                <w:rFonts w:hint="eastAsia"/>
+              </w:rPr>
+              <w:t xml:space="preserve">文件名</w:t>
+            </w:r>
+          </w:p>
+        </w:tc>
+        <w:tc>
+          <w:tcPr/>
+          <w:p>
+            <w:pPr>
+              <w:pStyle w:val="Compact"/>
+            </w:pPr>
+            <w:r>
+              <w:rPr>
+                <w:rFonts w:hint="eastAsia"/>
+              </w:rPr>
+              <w:t xml:space="preserve">状态</w:t>
+            </w:r>
+          </w:p>
+        </w:tc>
+      </w:tr>
+      <w:tr>
+        <w:tc>
+          <w:tcPr/>
+          <w:p>
+            <w:pPr>
+              <w:pStyle w:val="Compact"/>
+            </w:pPr>
+            <w:r>
+              <w:t xml:space="preserve">D01</w:t>
+            </w:r>
+          </w:p>
+        </w:tc>
+        <w:tc>
+          <w:tcPr/>
+          <w:p>
+            <w:pPr>
+              <w:pStyle w:val="Compact"/>
+            </w:pPr>
+            <w:r>
+              <w:t xml:space="preserve">Vision &amp; Scope</w:t>
+            </w:r>
+          </w:p>
+        </w:tc>
+        <w:tc>
+          <w:tcPr/>
+          <w:p>
+            <w:pPr>
+              <w:pStyle w:val="Compact"/>
+            </w:pPr>
+            <w:r>
+              <w:rPr>
+                <w:rFonts w:hint="eastAsia"/>
+              </w:rPr>
+              <w:t xml:space="preserve">愿景与范围文档(VS).md</w:t>
+            </w:r>
+          </w:p>
+        </w:tc>
+        <w:tc>
+          <w:tcPr/>
+          <w:p>
+            <w:pPr>
+              <w:pStyle w:val="Compact"/>
+            </w:pPr>
+            <w:r>
+              <w:rPr>
+                <w:rFonts w:hint="eastAsia"/>
+              </w:rPr>
+              <w:t xml:space="preserve">已交付</w:t>
+            </w:r>
+          </w:p>
+        </w:tc>
+      </w:tr>
+      <w:tr>
+        <w:tc>
+          <w:tcPr/>
+          <w:p>
+            <w:pPr>
+              <w:pStyle w:val="Compact"/>
+            </w:pPr>
+            <w:r>
+              <w:t xml:space="preserve">D02</w:t>
+            </w:r>
+          </w:p>
+        </w:tc>
+        <w:tc>
+          <w:tcPr/>
+          <w:p>
+            <w:pPr>
+              <w:pStyle w:val="Compact"/>
+            </w:pPr>
+            <w:r>
+              <w:t xml:space="preserve">Context Diagram</w:t>
+            </w:r>
+          </w:p>
+        </w:tc>
+        <w:tc>
+          <w:tcPr/>
+          <w:p>
+            <w:pPr>
+              <w:pStyle w:val="Compact"/>
+            </w:pPr>
+            <w:r>
+              <w:rPr>
+                <w:rFonts w:hint="eastAsia"/>
+              </w:rPr>
+              <w:t xml:space="preserve">系统上下文图(CD).md</w:t>
+            </w:r>
+          </w:p>
+        </w:tc>
+        <w:tc>
+          <w:tcPr/>
+          <w:p>
+            <w:pPr>
+              <w:pStyle w:val="Compact"/>
+            </w:pPr>
+            <w:r>
+              <w:rPr>
+                <w:rFonts w:hint="eastAsia"/>
+              </w:rPr>
+              <w:t xml:space="preserve">已交付</w:t>
+            </w:r>
+          </w:p>
+        </w:tc>
+      </w:tr>
+      <w:tr>
+        <w:tc>
+          <w:tcPr/>
+          <w:p>
+            <w:pPr>
+              <w:pStyle w:val="Compact"/>
+            </w:pPr>
+            <w:r>
+              <w:t xml:space="preserve">D03</w:t>
+            </w:r>
+          </w:p>
+        </w:tc>
+        <w:tc>
+          <w:tcPr/>
+          <w:p>
+            <w:pPr>
+              <w:pStyle w:val="Compact"/>
+            </w:pPr>
+            <w:r>
+              <w:rPr>
+                <w:rFonts w:hint="eastAsia"/>
+              </w:rPr>
+              <w:t xml:space="preserve">用户群与代表</w:t>
+            </w:r>
+          </w:p>
+        </w:tc>
+        <w:tc>
+          <w:tcPr/>
+          <w:p>
+            <w:pPr>
+              <w:pStyle w:val="Compact"/>
+            </w:pPr>
+            <w:r>
+              <w:rPr>
+                <w:rFonts w:hint="eastAsia"/>
+              </w:rPr>
+              <w:t xml:space="preserve">用户群与代表(UG).md</w:t>
+            </w:r>
+          </w:p>
+        </w:tc>
+        <w:tc>
+          <w:tcPr/>
+          <w:p>
+            <w:pPr>
+              <w:pStyle w:val="Compact"/>
+            </w:pPr>
+            <w:r>
+              <w:rPr>
+                <w:rFonts w:hint="eastAsia"/>
+              </w:rPr>
+              <w:t xml:space="preserve">已交付</w:t>
+            </w:r>
+          </w:p>
+        </w:tc>
+      </w:tr>
+      <w:tr>
+        <w:tc>
+          <w:tcPr/>
+          <w:p>
+            <w:pPr>
+              <w:pStyle w:val="Compact"/>
+            </w:pPr>
+            <w:r>
+              <w:t xml:space="preserve">D04</w:t>
+            </w:r>
+          </w:p>
+        </w:tc>
+        <w:tc>
+          <w:tcPr/>
+          <w:p>
+            <w:pPr>
+              <w:pStyle w:val="Compact"/>
+            </w:pPr>
+            <w:r>
+              <w:rPr>
+                <w:rFonts w:hint="eastAsia"/>
+              </w:rPr>
+              <w:t xml:space="preserve">需求获取记录</w:t>
+            </w:r>
+          </w:p>
+        </w:tc>
+        <w:tc>
+          <w:tcPr/>
+          <w:p>
+            <w:pPr>
+              <w:pStyle w:val="Compact"/>
+            </w:pPr>
+            <w:r>
+              <w:rPr>
+                <w:rFonts w:hint="eastAsia"/>
+              </w:rPr>
+              <w:t xml:space="preserve">需求获取记录(RG).md</w:t>
+            </w:r>
+          </w:p>
+        </w:tc>
+        <w:tc>
+          <w:tcPr/>
+          <w:p>
+            <w:pPr>
+              <w:pStyle w:val="Compact"/>
+            </w:pPr>
+            <w:r>
+              <w:rPr>
+                <w:rFonts w:hint="eastAsia"/>
+              </w:rPr>
+              <w:t xml:space="preserve">已交付</w:t>
+            </w:r>
+          </w:p>
+        </w:tc>
+      </w:tr>
+      <w:tr>
+        <w:tc>
+          <w:tcPr/>
+          <w:p>
+            <w:pPr>
+              <w:pStyle w:val="Compact"/>
+            </w:pPr>
+            <w:r>
+              <w:t xml:space="preserve">D05</w:t>
+            </w:r>
+          </w:p>
+        </w:tc>
+        <w:tc>
+          <w:tcPr/>
+          <w:p>
+            <w:pPr>
+              <w:pStyle w:val="Compact"/>
+            </w:pPr>
+            <w:r>
+              <w:rPr>
+                <w:rFonts w:hint="eastAsia"/>
+              </w:rPr>
+              <w:t xml:space="preserve">原型设计文档</w:t>
+            </w:r>
+          </w:p>
+        </w:tc>
+        <w:tc>
+          <w:tcPr/>
+          <w:p>
+            <w:pPr>
+              <w:pStyle w:val="Compact"/>
+            </w:pPr>
+            <w:r>
+              <w:rPr>
+                <w:rFonts w:hint="eastAsia"/>
+              </w:rPr>
+              <w:t xml:space="preserve">原型设计文档(PT).md</w:t>
+            </w:r>
+          </w:p>
+        </w:tc>
+        <w:tc>
+          <w:tcPr/>
+          <w:p>
+            <w:pPr>
+              <w:pStyle w:val="Compact"/>
+            </w:pPr>
+            <w:r>
+              <w:rPr>
+                <w:rFonts w:hint="eastAsia"/>
+              </w:rPr>
+              <w:t xml:space="preserve">已交付</w:t>
+            </w:r>
+          </w:p>
+        </w:tc>
+      </w:tr>
+      <w:tr>
+        <w:tc>
+          <w:tcPr/>
+          <w:p>
+            <w:pPr>
+              <w:pStyle w:val="Compact"/>
+            </w:pPr>
+            <w:r>
+              <w:t xml:space="preserve">D06</w:t>
+            </w:r>
+          </w:p>
+        </w:tc>
+        <w:tc>
+          <w:tcPr/>
+          <w:p>
+            <w:pPr>
+              <w:pStyle w:val="Compact"/>
+            </w:pPr>
+            <w:r>
+              <w:rPr>
+                <w:rFonts w:hint="eastAsia"/>
+              </w:rPr>
+              <w:t xml:space="preserve">用例文档</w:t>
+            </w:r>
+          </w:p>
+        </w:tc>
+        <w:tc>
+          <w:tcPr/>
+          <w:p>
+            <w:pPr>
+              <w:pStyle w:val="Compact"/>
+            </w:pPr>
+            <w:r>
+              <w:rPr>
+                <w:rFonts w:hint="eastAsia"/>
+              </w:rPr>
+              <w:t xml:space="preserve">用例文档(UC).md</w:t>
+            </w:r>
+          </w:p>
+        </w:tc>
+        <w:tc>
+          <w:tcPr/>
+          <w:p>
+            <w:pPr>
+              <w:pStyle w:val="Compact"/>
+            </w:pPr>
+            <w:r>
+              <w:rPr>
+                <w:rFonts w:hint="eastAsia"/>
+              </w:rPr>
+              <w:t xml:space="preserve">已交付</w:t>
+            </w:r>
+          </w:p>
+        </w:tc>
+      </w:tr>
+      <w:tr>
+        <w:tc>
+          <w:tcPr/>
+          <w:p>
+            <w:pPr>
+              <w:pStyle w:val="Compact"/>
+            </w:pPr>
+            <w:r>
+              <w:t xml:space="preserve">D07</w:t>
+            </w:r>
+          </w:p>
+        </w:tc>
+        <w:tc>
+          <w:tcPr/>
+          <w:p>
+            <w:pPr>
+              <w:pStyle w:val="Compact"/>
+            </w:pPr>
+            <w:r>
+              <w:rPr>
+                <w:rFonts w:hint="eastAsia"/>
+              </w:rPr>
+              <w:t xml:space="preserve">非功能性需求</w:t>
+            </w:r>
+          </w:p>
+        </w:tc>
+        <w:tc>
+          <w:tcPr/>
+          <w:p>
+            <w:pPr>
+              <w:pStyle w:val="Compact"/>
+            </w:pPr>
+            <w:r>
+              <w:rPr>
+                <w:rFonts w:hint="eastAsia"/>
+              </w:rPr>
+              <w:t xml:space="preserve">非功能性需求(NFR).md</w:t>
+            </w:r>
+          </w:p>
+        </w:tc>
+        <w:tc>
+          <w:tcPr/>
+          <w:p>
+            <w:pPr>
+              <w:pStyle w:val="Compact"/>
+            </w:pPr>
+            <w:r>
+              <w:rPr>
+                <w:rFonts w:hint="eastAsia"/>
+              </w:rPr>
+              <w:t xml:space="preserve">已交付</w:t>
+            </w:r>
+          </w:p>
+        </w:tc>
+      </w:tr>
+      <w:tr>
+        <w:tc>
+          <w:tcPr/>
+          <w:p>
+            <w:pPr>
+              <w:pStyle w:val="Compact"/>
+            </w:pPr>
+            <w:r>
+              <w:t xml:space="preserve">D08</w:t>
+            </w:r>
+          </w:p>
+        </w:tc>
+        <w:tc>
+          <w:tcPr/>
+          <w:p>
+            <w:pPr>
+              <w:pStyle w:val="Compact"/>
+            </w:pPr>
+            <w:r>
+              <w:rPr>
+                <w:rFonts w:hint="eastAsia"/>
+              </w:rPr>
+              <w:t xml:space="preserve">软件需求规格说明书</w:t>
+            </w:r>
+          </w:p>
+        </w:tc>
+        <w:tc>
+          <w:tcPr/>
+          <w:p>
+            <w:pPr>
+              <w:pStyle w:val="Compact"/>
+            </w:pPr>
+            <w:r>
+              <w:rPr>
+                <w:rFonts w:hint="eastAsia"/>
+              </w:rPr>
+              <w:t xml:space="preserve">软件需求规格说明书(SRS).md</w:t>
+            </w:r>
+          </w:p>
+        </w:tc>
+        <w:tc>
+          <w:tcPr/>
+          <w:p>
+            <w:pPr>
+              <w:pStyle w:val="Compact"/>
+            </w:pPr>
+            <w:r>
+              <w:rPr>
+                <w:rFonts w:hint="eastAsia"/>
+              </w:rPr>
+              <w:t xml:space="preserve">已交付</w:t>
+            </w:r>
+          </w:p>
+        </w:tc>
+      </w:tr>
+      <w:tr>
+        <w:tc>
+          <w:tcPr/>
+          <w:p>
+            <w:pPr>
+              <w:pStyle w:val="Compact"/>
+            </w:pPr>
+            <w:r>
+              <w:t xml:space="preserve">D09</w:t>
+            </w:r>
+          </w:p>
+        </w:tc>
+        <w:tc>
+          <w:tcPr/>
+          <w:p>
+            <w:pPr>
+              <w:pStyle w:val="Compact"/>
+            </w:pPr>
+            <w:r>
+              <w:rPr>
+                <w:rFonts w:hint="eastAsia"/>
+              </w:rPr>
+              <w:t xml:space="preserve">评审与基线记录</w:t>
+            </w:r>
+          </w:p>
+        </w:tc>
+        <w:tc>
+          <w:tcPr/>
+          <w:p>
+            <w:pPr>
+              <w:pStyle w:val="Compact"/>
+            </w:pPr>
+            <w:r>
+              <w:rPr>
+                <w:rFonts w:hint="eastAsia"/>
+              </w:rPr>
+              <w:t xml:space="preserve">评审与基线记录(RB).md</w:t>
+            </w:r>
+          </w:p>
+        </w:tc>
+        <w:tc>
+          <w:tcPr/>
+          <w:p>
+            <w:pPr>
+              <w:pStyle w:val="Compact"/>
+            </w:pPr>
+            <w:r>
+              <w:rPr>
+                <w:rFonts w:hint="eastAsia"/>
+              </w:rPr>
+              <w:t xml:space="preserve">已交付</w:t>
+            </w:r>
+          </w:p>
+        </w:tc>
+      </w:tr>
+      <w:tr>
+        <w:tc>
+          <w:tcPr/>
+          <w:p>
+            <w:pPr>
+              <w:pStyle w:val="Compact"/>
+            </w:pPr>
+            <w:r>
+              <w:t xml:space="preserve">D10</w:t>
+            </w:r>
+          </w:p>
+        </w:tc>
+        <w:tc>
+          <w:tcPr/>
+          <w:p>
+            <w:pPr>
+              <w:pStyle w:val="Compact"/>
+            </w:pPr>
+            <w:r>
+              <w:rPr>
+                <w:rFonts w:hint="eastAsia"/>
+              </w:rPr>
+              <w:t xml:space="preserve">测试用例说明书</w:t>
+            </w:r>
+          </w:p>
+        </w:tc>
+        <w:tc>
+          <w:tcPr/>
+          <w:p>
+            <w:pPr>
+              <w:pStyle w:val="Compact"/>
+            </w:pPr>
+            <w:r>
+              <w:rPr>
+                <w:rFonts w:hint="eastAsia"/>
+              </w:rPr>
+              <w:t xml:space="preserve">测试用例说明书(TCS).md</w:t>
+            </w:r>
+          </w:p>
+        </w:tc>
+        <w:tc>
+          <w:tcPr/>
+          <w:p>
+            <w:pPr>
+              <w:pStyle w:val="Compact"/>
+            </w:pPr>
+            <w:r>
+              <w:rPr>
+                <w:rFonts w:hint="eastAsia"/>
+              </w:rPr>
+              <w:t xml:space="preserve">已交付</w:t>
+            </w:r>
+          </w:p>
+        </w:tc>
+      </w:tr>
+      <w:tr>
+        <w:tc>
+          <w:tcPr/>
+          <w:p>
+            <w:pPr>
+              <w:pStyle w:val="Compact"/>
+            </w:pPr>
+            <w:r>
+              <w:t xml:space="preserve">D11</w:t>
+            </w:r>
+          </w:p>
+        </w:tc>
+        <w:tc>
+          <w:tcPr/>
+          <w:p>
+            <w:pPr>
+              <w:pStyle w:val="Compact"/>
+            </w:pPr>
+            <w:r>
+              <w:rPr>
+                <w:rFonts w:hint="eastAsia"/>
+              </w:rPr>
+              <w:t xml:space="preserve">软件用户手册</w:t>
+            </w:r>
+          </w:p>
+        </w:tc>
+        <w:tc>
+          <w:tcPr/>
+          <w:p>
+            <w:pPr>
+              <w:pStyle w:val="Compact"/>
+            </w:pPr>
+            <w:r>
+              <w:rPr>
+                <w:rFonts w:hint="eastAsia"/>
+              </w:rPr>
+              <w:t xml:space="preserve">软件用户手册(SUM).md</w:t>
+            </w:r>
+          </w:p>
+        </w:tc>
+        <w:tc>
+          <w:tcPr/>
+          <w:p>
+            <w:pPr>
+              <w:pStyle w:val="Compact"/>
+            </w:pPr>
+            <w:r>
+              <w:rPr>
+                <w:rFonts w:hint="eastAsia"/>
+              </w:rPr>
+              <w:t xml:space="preserve">已交付</w:t>
+            </w:r>
+          </w:p>
+        </w:tc>
+      </w:tr>
+      <w:tr>
+        <w:tc>
+          <w:tcPr/>
+          <w:p>
+            <w:pPr>
+              <w:pStyle w:val="Compact"/>
+            </w:pPr>
+            <w:r>
+              <w:t xml:space="preserve">D12</w:t>
+            </w:r>
+          </w:p>
+        </w:tc>
+        <w:tc>
+          <w:tcPr/>
+          <w:p>
+            <w:pPr>
+              <w:pStyle w:val="Compact"/>
+            </w:pPr>
+            <w:r>
+              <w:rPr>
+                <w:rFonts w:hint="eastAsia"/>
+              </w:rPr>
+              <w:t xml:space="preserve">数据库设计说明书</w:t>
+            </w:r>
+          </w:p>
+        </w:tc>
+        <w:tc>
+          <w:tcPr/>
+          <w:p>
+            <w:pPr>
+              <w:pStyle w:val="Compact"/>
+            </w:pPr>
+            <w:r>
+              <w:rPr>
+                <w:rFonts w:hint="eastAsia"/>
+              </w:rPr>
+              <w:t xml:space="preserve">数据库设计说明书(DBDD).md</w:t>
+            </w:r>
+          </w:p>
+        </w:tc>
+        <w:tc>
+          <w:tcPr/>
+          <w:p>
+            <w:pPr>
+              <w:pStyle w:val="Compact"/>
+            </w:pPr>
+            <w:r>
+              <w:rPr>
+                <w:rFonts w:hint="eastAsia"/>
+              </w:rPr>
+              <w:t xml:space="preserve">已交付</w:t>
+            </w:r>
+          </w:p>
+        </w:tc>
+      </w:tr>
+      <w:tr>
+        <w:tc>
+          <w:tcPr/>
+          <w:p>
+            <w:pPr>
+              <w:pStyle w:val="Compact"/>
+            </w:pPr>
+            <w:r>
+              <w:t xml:space="preserve">D13</w:t>
+            </w:r>
+          </w:p>
+        </w:tc>
+        <w:tc>
+          <w:tcPr/>
+          <w:p>
+            <w:pPr>
+              <w:pStyle w:val="Compact"/>
+            </w:pPr>
+            <w:r>
+              <w:rPr>
+                <w:rFonts w:hint="eastAsia"/>
+              </w:rPr>
+              <w:t xml:space="preserve">接口设计说明书</w:t>
+            </w:r>
+          </w:p>
+        </w:tc>
+        <w:tc>
+          <w:tcPr/>
+          <w:p>
+            <w:pPr>
+              <w:pStyle w:val="Compact"/>
+            </w:pPr>
+            <w:r>
+              <w:rPr>
+                <w:rFonts w:hint="eastAsia"/>
+              </w:rPr>
+              <w:t xml:space="preserve">接口设计说明书(IDD).md</w:t>
+            </w:r>
+          </w:p>
+        </w:tc>
+        <w:tc>
+          <w:tcPr/>
+          <w:p>
+            <w:pPr>
+              <w:pStyle w:val="Compact"/>
+            </w:pPr>
+            <w:r>
+              <w:rPr>
+                <w:rFonts w:hint="eastAsia"/>
+              </w:rPr>
+              <w:t xml:space="preserve">已交付</w:t>
+            </w:r>
+          </w:p>
+        </w:tc>
+      </w:tr>
+      <w:tr>
+        <w:tc>
+          <w:tcPr/>
+          <w:p>
+            <w:pPr>
+              <w:pStyle w:val="Compact"/>
+            </w:pPr>
+            <w:r>
+              <w:t xml:space="preserve">D14</w:t>
+            </w:r>
+          </w:p>
+        </w:tc>
+        <w:tc>
+          <w:tcPr/>
+          <w:p>
+            <w:pPr>
+              <w:pStyle w:val="Compact"/>
+            </w:pPr>
+            <w:r>
+              <w:rPr>
+                <w:rFonts w:hint="eastAsia"/>
+              </w:rPr>
+              <w:t xml:space="preserve">系统概要设计说明书</w:t>
+            </w:r>
+          </w:p>
+        </w:tc>
+        <w:tc>
+          <w:tcPr/>
+          <w:p>
+            <w:pPr>
+              <w:pStyle w:val="Compact"/>
+            </w:pPr>
+            <w:r>
+              <w:rPr>
+                <w:rFonts w:hint="eastAsia"/>
+              </w:rPr>
+              <w:t xml:space="preserve">系统概要设计说明书(SSDD).md</w:t>
+            </w:r>
+          </w:p>
+        </w:tc>
+        <w:tc>
+          <w:tcPr/>
+          <w:p>
+            <w:pPr>
+              <w:pStyle w:val="Compact"/>
+            </w:pPr>
+            <w:r>
+              <w:rPr>
+                <w:rFonts w:hint="eastAsia"/>
+              </w:rPr>
+              <w:t xml:space="preserve">已交付</w:t>
+            </w:r>
+          </w:p>
+        </w:tc>
+      </w:tr>
+      <w:tr>
+        <w:tc>
+          <w:tcPr/>
+          <w:p>
+            <w:pPr>
+              <w:pStyle w:val="Compact"/>
+            </w:pPr>
+            <w:r>
+              <w:t xml:space="preserve">D15</w:t>
+            </w:r>
+          </w:p>
+        </w:tc>
+        <w:tc>
+          <w:tcPr/>
+          <w:p>
+            <w:pPr>
+              <w:pStyle w:val="Compact"/>
+            </w:pPr>
+            <w:r>
+              <w:rPr>
+                <w:rFonts w:hint="eastAsia"/>
+              </w:rPr>
+              <w:t xml:space="preserve">部署运维指南</w:t>
+            </w:r>
+          </w:p>
+        </w:tc>
+        <w:tc>
+          <w:tcPr/>
+          <w:p>
+            <w:pPr>
+              <w:pStyle w:val="Compact"/>
+            </w:pPr>
+            <w:r>
+              <w:rPr>
+                <w:rFonts w:hint="eastAsia"/>
+              </w:rPr>
+              <w:t xml:space="preserve">部署运维指南(DG).md</w:t>
+            </w:r>
+          </w:p>
+        </w:tc>
+        <w:tc>
+          <w:tcPr/>
+          <w:p>
+            <w:pPr>
+              <w:pStyle w:val="Compact"/>
+            </w:pPr>
+            <w:r>
+              <w:rPr>
+                <w:rFonts w:hint="eastAsia"/>
+              </w:rPr>
+              <w:t xml:space="preserve">已交付</w:t>
+            </w:r>
+          </w:p>
+        </w:tc>
+      </w:tr>
+      <w:tr>
+        <w:tc>
+          <w:tcPr/>
+          <w:p>
+            <w:pPr>
+              <w:pStyle w:val="Compact"/>
+            </w:pPr>
+            <w:r>
+              <w:t xml:space="preserve">D16</w:t>
+            </w:r>
+          </w:p>
+        </w:tc>
+        <w:tc>
+          <w:tcPr/>
+          <w:p>
+            <w:pPr>
+              <w:pStyle w:val="Compact"/>
+            </w:pPr>
+            <w:r>
+              <w:rPr>
+                <w:rFonts w:hint="eastAsia"/>
+              </w:rPr>
+              <w:t xml:space="preserve">可行性分析报告</w:t>
+            </w:r>
+          </w:p>
+        </w:tc>
+        <w:tc>
+          <w:tcPr/>
+          <w:p>
+            <w:pPr>
+              <w:pStyle w:val="Compact"/>
+            </w:pPr>
+            <w:r>
+              <w:rPr>
+                <w:rFonts w:hint="eastAsia"/>
+              </w:rPr>
+              <w:t xml:space="preserve">可行性分析报告(FAR).md</w:t>
+            </w:r>
+          </w:p>
+        </w:tc>
+        <w:tc>
+          <w:tcPr/>
+          <w:p>
+            <w:pPr>
+              <w:pStyle w:val="Compact"/>
+            </w:pPr>
+            <w:r>
+              <w:rPr>
+                <w:rFonts w:hint="eastAsia"/>
+              </w:rPr>
+              <w:t xml:space="preserve">已交付</w:t>
+            </w:r>
+          </w:p>
+        </w:tc>
+      </w:tr>
+      <w:tr>
+        <w:tc>
+          <w:tcPr/>
+          <w:p>
+            <w:pPr>
+              <w:pStyle w:val="Compact"/>
+            </w:pPr>
+            <w:r>
+              <w:t xml:space="preserve">D17</w:t>
+            </w:r>
+          </w:p>
+        </w:tc>
+        <w:tc>
+          <w:tcPr/>
+          <w:p>
+            <w:pPr>
+              <w:pStyle w:val="Compact"/>
+            </w:pPr>
+            <w:r>
+              <w:rPr>
+                <w:rFonts w:hint="eastAsia"/>
+              </w:rPr>
+              <w:t xml:space="preserve">项目开发计划</w:t>
+            </w:r>
+          </w:p>
+        </w:tc>
+        <w:tc>
+          <w:tcPr/>
+          <w:p>
+            <w:pPr>
+              <w:pStyle w:val="Compact"/>
+            </w:pPr>
+            <w:r>
+              <w:rPr>
+                <w:rFonts w:hint="eastAsia"/>
+              </w:rPr>
+              <w:t xml:space="preserve">项目开发计划(PDP).md</w:t>
+            </w:r>
+          </w:p>
+        </w:tc>
+        <w:tc>
+          <w:tcPr/>
+          <w:p>
+            <w:pPr>
+              <w:pStyle w:val="Compact"/>
+            </w:pPr>
+            <w:r>
+              <w:rPr>
+                <w:rFonts w:hint="eastAsia"/>
+              </w:rPr>
+              <w:t xml:space="preserve">已交付</w:t>
+            </w:r>
+          </w:p>
+        </w:tc>
+      </w:tr>
+      <w:tr>
+        <w:tc>
+          <w:tcPr/>
+          <w:p>
+            <w:pPr>
+              <w:pStyle w:val="Compact"/>
+            </w:pPr>
+            <w:r>
+              <w:t xml:space="preserve">D18</w:t>
+            </w:r>
+          </w:p>
+        </w:tc>
+        <w:tc>
+          <w:tcPr/>
+          <w:p>
+            <w:pPr>
+              <w:pStyle w:val="Compact"/>
+            </w:pPr>
+            <w:r>
+              <w:rPr>
+                <w:rFonts w:hint="eastAsia"/>
+              </w:rPr>
+              <w:t xml:space="preserve">数据需求规格说明书</w:t>
+            </w:r>
+          </w:p>
+        </w:tc>
+        <w:tc>
+          <w:tcPr/>
+          <w:p>
+            <w:pPr>
+              <w:pStyle w:val="Compact"/>
+            </w:pPr>
+            <w:r>
+              <w:rPr>
+                <w:rFonts w:hint="eastAsia"/>
+              </w:rPr>
+              <w:t xml:space="preserve">数据需求规格说明书(DRD).md</w:t>
+            </w:r>
+          </w:p>
+        </w:tc>
+        <w:tc>
+          <w:tcPr/>
+          <w:p>
+            <w:pPr>
+              <w:pStyle w:val="Compact"/>
+            </w:pPr>
+            <w:r>
+              <w:rPr>
+                <w:rFonts w:hint="eastAsia"/>
+              </w:rPr>
+              <w:t xml:space="preserve">已交付</w:t>
+            </w:r>
+          </w:p>
+        </w:tc>
+      </w:tr>
+      <w:tr>
+        <w:tc>
+          <w:tcPr/>
+          <w:p>
+            <w:pPr>
+              <w:pStyle w:val="Compact"/>
+            </w:pPr>
+            <w:r>
+              <w:t xml:space="preserve">D19</w:t>
+            </w:r>
+          </w:p>
+        </w:tc>
+        <w:tc>
+          <w:tcPr/>
+          <w:p>
+            <w:pPr>
+              <w:pStyle w:val="Compact"/>
+            </w:pPr>
+            <w:r>
+              <w:rPr>
+                <w:rFonts w:hint="eastAsia"/>
+              </w:rPr>
+              <w:t xml:space="preserve">项目开发总结报告</w:t>
+            </w:r>
+          </w:p>
+        </w:tc>
+        <w:tc>
+          <w:tcPr/>
+          <w:p>
+            <w:pPr>
+              <w:pStyle w:val="Compact"/>
+            </w:pPr>
+            <w:r>
+              <w:rPr>
+                <w:rFonts w:hint="eastAsia"/>
+              </w:rPr>
+              <w:t xml:space="preserve">项目开发总结报告(PDSR).md</w:t>
+            </w:r>
+          </w:p>
+        </w:tc>
+        <w:tc>
+          <w:tcPr/>
+          <w:p>
+            <w:pPr>
+              <w:pStyle w:val="Compact"/>
+            </w:pPr>
+            <w:r>
+              <w:rPr>
+                <w:rFonts w:hint="eastAsia"/>
+              </w:rPr>
+              <w:t xml:space="preserve">已交付</w:t>
+            </w:r>
+          </w:p>
+        </w:tc>
+      </w:tr>
+      <w:tr>
+        <w:tc>
+          <w:tcPr/>
+          <w:p>
+            <w:pPr>
+              <w:pStyle w:val="Compact"/>
+            </w:pPr>
+            <w:r>
+              <w:t xml:space="preserve">D20</w:t>
+            </w:r>
+          </w:p>
+        </w:tc>
+        <w:tc>
+          <w:tcPr/>
+          <w:p>
+            <w:pPr>
+              <w:pStyle w:val="Compact"/>
+            </w:pPr>
+            <w:r>
+              <w:rPr>
+                <w:rFonts w:hint="eastAsia"/>
+              </w:rPr>
+              <w:t xml:space="preserve">测试计划</w:t>
+            </w:r>
+          </w:p>
+        </w:tc>
+        <w:tc>
+          <w:tcPr/>
+          <w:p>
+            <w:pPr>
+              <w:pStyle w:val="Compact"/>
+            </w:pPr>
+            <w:r>
+              <w:rPr>
+                <w:rFonts w:hint="eastAsia"/>
+              </w:rPr>
+              <w:t xml:space="preserve">测试计划(TP).md</w:t>
+            </w:r>
+          </w:p>
+        </w:tc>
+        <w:tc>
+          <w:tcPr/>
+          <w:p>
+            <w:pPr>
+              <w:pStyle w:val="Compact"/>
+            </w:pPr>
+            <w:r>
+              <w:rPr>
+                <w:rFonts w:hint="eastAsia"/>
+              </w:rPr>
+              <w:t xml:space="preserve">已交付</w:t>
+            </w:r>
+          </w:p>
+        </w:tc>
+      </w:tr>
+      <w:tr>
+        <w:tc>
+          <w:tcPr/>
+          <w:p>
+            <w:pPr>
+              <w:pStyle w:val="Compact"/>
+            </w:pPr>
+            <w:r>
+              <w:t xml:space="preserve">D21</w:t>
+            </w:r>
+          </w:p>
+        </w:tc>
+        <w:tc>
+          <w:tcPr/>
+          <w:p>
+            <w:pPr>
+              <w:pStyle w:val="Compact"/>
+            </w:pPr>
+            <w:r>
+              <w:rPr>
+                <w:rFonts w:hint="eastAsia"/>
+              </w:rPr>
+              <w:t xml:space="preserve">软件操作手册</w:t>
+            </w:r>
+          </w:p>
+        </w:tc>
+        <w:tc>
+          <w:tcPr/>
+          <w:p>
+            <w:pPr>
+              <w:pStyle w:val="Compact"/>
+            </w:pPr>
+            <w:r>
+              <w:rPr>
+                <w:rFonts w:hint="eastAsia"/>
+              </w:rPr>
+              <w:t xml:space="preserve">软件操作手册(SOM).md</w:t>
+            </w:r>
+          </w:p>
+        </w:tc>
+        <w:tc>
+          <w:tcPr/>
+          <w:p>
+            <w:pPr>
+              <w:pStyle w:val="Compact"/>
+            </w:pPr>
+            <w:r>
+              <w:rPr>
+                <w:rFonts w:hint="eastAsia"/>
+              </w:rPr>
+              <w:t xml:space="preserve">已交付</w:t>
+            </w:r>
+          </w:p>
+        </w:tc>
+      </w:tr>
+      <w:tr>
+        <w:tc>
+          <w:tcPr/>
+          <w:p>
+            <w:pPr>
+              <w:pStyle w:val="Compact"/>
+            </w:pPr>
+            <w:r>
+              <w:t xml:space="preserve">D22</w:t>
+            </w:r>
+          </w:p>
+        </w:tc>
+        <w:tc>
+          <w:tcPr/>
+          <w:p>
+            <w:pPr>
+              <w:pStyle w:val="Compact"/>
+            </w:pPr>
+            <w:r>
+              <w:rPr>
+                <w:rFonts w:hint="eastAsia"/>
+              </w:rPr>
+              <w:t xml:space="preserve">质量保证计划</w:t>
+            </w:r>
+          </w:p>
+        </w:tc>
+        <w:tc>
+          <w:tcPr/>
+          <w:p>
+            <w:pPr>
+              <w:pStyle w:val="Compact"/>
+            </w:pPr>
+            <w:r>
+              <w:rPr>
+                <w:rFonts w:hint="eastAsia"/>
+              </w:rPr>
+              <w:t xml:space="preserve">质量保证计划(QAP).md</w:t>
+            </w:r>
+          </w:p>
+        </w:tc>
+        <w:tc>
+          <w:tcPr/>
+          <w:p>
+            <w:pPr>
+              <w:pStyle w:val="Compact"/>
+            </w:pPr>
+            <w:r>
+              <w:rPr>
+                <w:rFonts w:hint="eastAsia"/>
+              </w:rPr>
+              <w:t xml:space="preserve">已交付</w:t>
+            </w:r>
+          </w:p>
+        </w:tc>
+      </w:tr>
+      <w:tr>
+        <w:tc>
+          <w:tcPr/>
+          <w:p>
+            <w:pPr>
+              <w:pStyle w:val="Compact"/>
+            </w:pPr>
+            <w:r>
+              <w:t xml:space="preserve">D23</w:t>
+            </w:r>
+          </w:p>
+        </w:tc>
+        <w:tc>
+          <w:tcPr/>
+          <w:p>
+            <w:pPr>
+              <w:pStyle w:val="Compact"/>
+            </w:pPr>
+            <w:r>
+              <w:rPr>
+                <w:rFonts w:hint="eastAsia"/>
+              </w:rPr>
+              <w:t xml:space="preserve">配置管理计划</w:t>
+            </w:r>
+          </w:p>
+        </w:tc>
+        <w:tc>
+          <w:tcPr/>
+          <w:p>
+            <w:pPr>
+              <w:pStyle w:val="Compact"/>
+            </w:pPr>
+            <w:r>
+              <w:rPr>
+                <w:rFonts w:hint="eastAsia"/>
+              </w:rPr>
+              <w:t xml:space="preserve">配置管理计划(CMP).md</w:t>
+            </w:r>
+          </w:p>
+        </w:tc>
+        <w:tc>
+          <w:tcPr/>
+          <w:p>
+            <w:pPr>
+              <w:pStyle w:val="Compact"/>
+            </w:pPr>
+            <w:r>
+              <w:rPr>
+                <w:rFonts w:hint="eastAsia"/>
+              </w:rPr>
+              <w:t xml:space="preserve">已交付</w:t>
+            </w:r>
+          </w:p>
+        </w:tc>
+      </w:tr>
+      <w:tr>
+        <w:tc>
+          <w:tcPr/>
+          <w:p>
+            <w:pPr>
+              <w:pStyle w:val="Compact"/>
+            </w:pPr>
+            <w:r>
+              <w:t xml:space="preserve">D24</w:t>
+            </w:r>
+          </w:p>
+        </w:tc>
+        <w:tc>
+          <w:tcPr/>
+          <w:p>
+            <w:pPr>
+              <w:pStyle w:val="Compact"/>
+            </w:pPr>
+            <w:r>
+              <w:rPr>
+                <w:rFonts w:hint="eastAsia"/>
+              </w:rPr>
+              <w:t xml:space="preserve">软件安装手册</w:t>
+            </w:r>
+          </w:p>
+        </w:tc>
+        <w:tc>
+          <w:tcPr/>
+          <w:p>
+            <w:pPr>
+              <w:pStyle w:val="Compact"/>
+            </w:pPr>
+            <w:r>
+              <w:rPr>
+                <w:rFonts w:hint="eastAsia"/>
+              </w:rPr>
+              <w:t xml:space="preserve">软件安装手册(SIM).md</w:t>
+            </w:r>
+          </w:p>
+        </w:tc>
+        <w:tc>
+          <w:tcPr/>
+          <w:p>
+            <w:pPr>
+              <w:pStyle w:val="Compact"/>
+            </w:pPr>
+            <w:r>
+              <w:rPr>
+                <w:rFonts w:hint="eastAsia"/>
+              </w:rPr>
+              <w:t xml:space="preserve">已交付</w:t>
+            </w:r>
+          </w:p>
+        </w:tc>
+      </w:tr>
+      <w:tr>
+        <w:tc>
+          <w:tcPr/>
+          <w:p>
+            <w:pPr>
+              <w:pStyle w:val="Compact"/>
+            </w:pPr>
+            <w:r>
+              <w:t xml:space="preserve">D25</w:t>
+            </w:r>
+          </w:p>
+        </w:tc>
+        <w:tc>
+          <w:tcPr/>
+          <w:p>
+            <w:pPr>
+              <w:pStyle w:val="Compact"/>
+            </w:pPr>
+            <w:r>
+              <w:rPr>
+                <w:rFonts w:hint="eastAsia"/>
+              </w:rPr>
+              <w:t xml:space="preserve">详细设计说明书</w:t>
+            </w:r>
+          </w:p>
+        </w:tc>
+        <w:tc>
+          <w:tcPr/>
+          <w:p>
+            <w:pPr>
+              <w:pStyle w:val="Compact"/>
+            </w:pPr>
+            <w:r>
+              <w:rPr>
+                <w:rFonts w:hint="eastAsia"/>
+              </w:rPr>
+              <w:t xml:space="preserve">详细设计说明书(DDD).md</w:t>
+            </w:r>
+          </w:p>
+        </w:tc>
+        <w:tc>
+          <w:tcPr/>
+          <w:p>
+            <w:pPr>
+              <w:pStyle w:val="Compact"/>
+            </w:pPr>
+            <w:r>
+              <w:rPr>
+                <w:rFonts w:hint="eastAsia"/>
+              </w:rPr>
+              <w:t xml:space="preserve">已交付</w:t>
+            </w:r>
+          </w:p>
+        </w:tc>
+      </w:tr>
+      <w:tr>
+        <w:tc>
+          <w:tcPr/>
+          <w:p>
+            <w:pPr>
+              <w:pStyle w:val="Compact"/>
+            </w:pPr>
+            <w:r>
+              <w:t xml:space="preserve">D26</w:t>
+            </w:r>
+          </w:p>
+        </w:tc>
+        <w:tc>
+          <w:tcPr/>
+          <w:p>
+            <w:pPr>
+              <w:pStyle w:val="Compact"/>
+            </w:pPr>
+            <w:r>
+              <w:rPr>
+                <w:rFonts w:hint="eastAsia"/>
+              </w:rPr>
+              <w:t xml:space="preserve">测试报告</w:t>
+            </w:r>
+          </w:p>
+        </w:tc>
+        <w:tc>
+          <w:tcPr/>
+          <w:p>
+            <w:pPr>
+              <w:pStyle w:val="Compact"/>
+            </w:pPr>
+            <w:r>
+              <w:rPr>
+                <w:rFonts w:hint="eastAsia"/>
+              </w:rPr>
+              <w:t xml:space="preserve">测试报告(TR).md</w:t>
+            </w:r>
+          </w:p>
+        </w:tc>
+        <w:tc>
+          <w:tcPr/>
+          <w:p>
+            <w:pPr>
+              <w:pStyle w:val="Compact"/>
+            </w:pPr>
+            <w:r>
+              <w:rPr>
+                <w:rFonts w:hint="eastAsia"/>
+              </w:rPr>
+              <w:t xml:space="preserve">已交付</w:t>
+            </w:r>
+          </w:p>
+        </w:tc>
+      </w:tr>
+      <w:tr>
+        <w:tc>
+          <w:tcPr/>
+          <w:p>
+            <w:pPr>
+              <w:pStyle w:val="Compact"/>
+            </w:pPr>
+            <w:r>
+              <w:t xml:space="preserve">D27</w:t>
+            </w:r>
+          </w:p>
+        </w:tc>
+        <w:tc>
+          <w:tcPr/>
+          <w:p>
+            <w:pPr>
+              <w:pStyle w:val="Compact"/>
+            </w:pPr>
+            <w:r>
+              <w:rPr>
+                <w:rFonts w:hint="eastAsia"/>
+              </w:rPr>
+              <w:t xml:space="preserve">软件发布说明</w:t>
+            </w:r>
+          </w:p>
+        </w:tc>
+        <w:tc>
+          <w:tcPr/>
+          <w:p>
+            <w:pPr>
+              <w:pStyle w:val="Compact"/>
+            </w:pPr>
+            <w:r>
+              <w:rPr>
+                <w:rFonts w:hint="eastAsia"/>
+              </w:rPr>
+              <w:t xml:space="preserve">软件发布说明(SRN).md</w:t>
+            </w:r>
+          </w:p>
+        </w:tc>
+        <w:tc>
+          <w:tcPr/>
+          <w:p>
+            <w:pPr>
+              <w:pStyle w:val="Compact"/>
+            </w:pPr>
+            <w:r>
+              <w:rPr>
+                <w:rFonts w:hint="eastAsia"/>
+              </w:rPr>
+              <w:t xml:space="preserve">已交付</w:t>
+            </w:r>
+          </w:p>
+        </w:tc>
+      </w:tr>
+    </w:tbl>
+    <w:bookmarkEnd w:id="13"/>
+    <w:bookmarkStart w:id="14" w:name="阶段性完成情况"/>
+    <w:p>
+      <w:pPr>
+        <w:pStyle w:val="Heading2"/>
+      </w:pPr>
+      <w:r>
+        <w:t xml:space="preserve">4. </w:t>
+      </w:r>
+      <w:r>
+        <w:rPr>
+          <w:rFonts w:hint="eastAsia"/>
+        </w:rPr>
+        <w:t xml:space="preserve">阶段性完成情况</w:t>
       </w:r>
     </w:p>
     <w:tbl>
@@ -778,38 +2665,100 @@
               <w:rPr>
                 <w:rFonts w:hint="eastAsia"/>
               </w:rPr>
-              <w:t xml:space="preserve">目标维度</w:t>
-            </w:r>
-          </w:p>
-        </w:tc>
-        <w:tc>
-          <w:tcPr/>
-          <w:p>
-            <w:pPr>
-              <w:pStyle w:val="Compact"/>
-            </w:pPr>
-            <w:r>
-              <w:rPr>
-                <w:rFonts w:hint="eastAsia"/>
-              </w:rPr>
-              <w:t xml:space="preserve">原定目标</w:t>
-            </w:r>
-          </w:p>
-        </w:tc>
-        <w:tc>
-          <w:tcPr/>
-          <w:p>
-            <w:pPr>
-              <w:pStyle w:val="Compact"/>
-            </w:pPr>
-            <w:r>
-              <w:t xml:space="preserve">V1.0 </w:t>
-            </w:r>
-            <w:r>
-              <w:rPr>
-                <w:rFonts w:hint="eastAsia"/>
-              </w:rPr>
-              <w:t xml:space="preserve">初步结论</w:t>
+              <w:t xml:space="preserve">阶段</w:t>
+            </w:r>
+          </w:p>
+        </w:tc>
+        <w:tc>
+          <w:tcPr/>
+          <w:p>
+            <w:pPr>
+              <w:pStyle w:val="Compact"/>
+            </w:pPr>
+            <w:r>
+              <w:rPr>
+                <w:rFonts w:hint="eastAsia"/>
+              </w:rPr>
+              <w:t xml:space="preserve">完成内容</w:t>
+            </w:r>
+          </w:p>
+        </w:tc>
+        <w:tc>
+          <w:tcPr/>
+          <w:p>
+            <w:pPr>
+              <w:pStyle w:val="Compact"/>
+            </w:pPr>
+            <w:r>
+              <w:t xml:space="preserve">V1.1 </w:t>
+            </w:r>
+            <w:r>
+              <w:rPr>
+                <w:rFonts w:hint="eastAsia"/>
+              </w:rPr>
+              <w:t xml:space="preserve">结论</w:t>
+            </w:r>
+          </w:p>
+        </w:tc>
+      </w:tr>
+      <w:tr>
+        <w:tc>
+          <w:tcPr/>
+          <w:p>
+            <w:pPr>
+              <w:pStyle w:val="Compact"/>
+            </w:pPr>
+            <w:r>
+              <w:rPr>
+                <w:rFonts w:hint="eastAsia"/>
+              </w:rPr>
+              <w:t xml:space="preserve">需求获取</w:t>
+            </w:r>
+          </w:p>
+        </w:tc>
+        <w:tc>
+          <w:tcPr/>
+          <w:p>
+            <w:pPr>
+              <w:pStyle w:val="Compact"/>
+            </w:pPr>
+            <w:r>
+              <w:rPr>
+                <w:rFonts w:hint="eastAsia"/>
+              </w:rPr>
+              <w:t xml:space="preserve">访谈、材料梳理、痛点归纳和原型辅助确认</w:t>
+            </w:r>
+          </w:p>
+        </w:tc>
+        <w:tc>
+          <w:tcPr/>
+          <w:p>
+            <w:pPr>
+              <w:pStyle w:val="Compact"/>
+            </w:pPr>
+            <w:r>
+              <w:rPr>
+                <w:rFonts w:hint="eastAsia"/>
+              </w:rPr>
+              <w:t xml:space="preserve">已支撑</w:t>
+            </w:r>
+            <w:r>
+              <w:t xml:space="preserve"> </w:t>
+            </w:r>
+            <w:r>
+              <w:rPr>
+                <w:rFonts w:hint="eastAsia"/>
+              </w:rPr>
+              <w:t xml:space="preserve">40条需求</w:t>
+            </w:r>
+            <w:r>
+              <w:t xml:space="preserve"> </w:t>
+            </w:r>
+            <w:r>
+              <w:rPr>
+                <w:rFonts w:hint="eastAsia"/>
+              </w:rPr>
+              <w:t xml:space="preserve">建立。</w:t>
             </w:r>
           </w:p>
         </w:tc>
@@ -839,7 +2788,81 @@
               <w:rPr>
                 <w:rFonts w:hint="eastAsia"/>
               </w:rPr>
-              <w:t xml:space="preserve">建立完整、可追溯的软件需求规格说明</w:t>
+              <w:t xml:space="preserve">用户群、用例、非功能需求和</w:t>
+            </w:r>
+            <w:r>
+              <w:t xml:space="preserve"> UML </w:t>
+            </w:r>
+            <w:r>
+              <w:rPr>
+                <w:rFonts w:hint="eastAsia"/>
+              </w:rPr>
+              <w:t xml:space="preserve">模型</w:t>
+            </w:r>
+          </w:p>
+        </w:tc>
+        <w:tc>
+          <w:tcPr/>
+          <w:p>
+            <w:pPr>
+              <w:pStyle w:val="Compact"/>
+            </w:pPr>
+            <w:r>
+              <w:rPr>
+                <w:rFonts w:hint="eastAsia"/>
+              </w:rPr>
+              <w:t xml:space="preserve">已支撑</w:t>
+            </w:r>
+            <w:r>
+              <w:t xml:space="preserve"> </w:t>
+            </w:r>
+            <w:r>
+              <w:rPr>
+                <w:rFonts w:hint="eastAsia"/>
+              </w:rPr>
+              <w:t xml:space="preserve">47用例</w:t>
+            </w:r>
+            <w:r>
+              <w:t xml:space="preserve"> </w:t>
+            </w:r>
+            <w:r>
+              <w:rPr>
+                <w:rFonts w:hint="eastAsia"/>
+              </w:rPr>
+              <w:t xml:space="preserve">建立。</w:t>
+            </w:r>
+          </w:p>
+        </w:tc>
+      </w:tr>
+      <w:tr>
+        <w:tc>
+          <w:tcPr/>
+          <w:p>
+            <w:pPr>
+              <w:pStyle w:val="Compact"/>
+            </w:pPr>
+            <w:r>
+              <w:rPr>
+                <w:rFonts w:hint="eastAsia"/>
+              </w:rPr>
+              <w:t xml:space="preserve">需求规格</w:t>
+            </w:r>
+          </w:p>
+        </w:tc>
+        <w:tc>
+          <w:tcPr/>
+          <w:p>
+            <w:pPr>
+              <w:pStyle w:val="Compact"/>
+            </w:pPr>
+            <w:r>
+              <w:t xml:space="preserve">SRS </w:t>
+            </w:r>
+            <w:r>
+              <w:rPr>
+                <w:rFonts w:hint="eastAsia"/>
+              </w:rPr>
+              <w:t xml:space="preserve">编写、追溯和基线发布</w:t>
             </w:r>
           </w:p>
         </w:tc>
@@ -872,35 +2895,35 @@
               <w:rPr>
                 <w:rFonts w:hint="eastAsia"/>
               </w:rPr>
-              <w:t xml:space="preserve">需求规模</w:t>
-            </w:r>
-          </w:p>
-        </w:tc>
-        <w:tc>
-          <w:tcPr/>
-          <w:p>
-            <w:pPr>
-              <w:pStyle w:val="Compact"/>
-            </w:pPr>
-            <w:r>
-              <w:rPr>
-                <w:rFonts w:hint="eastAsia"/>
-              </w:rPr>
-              <w:t xml:space="preserve">形成稳定需求范围</w:t>
-            </w:r>
-          </w:p>
-        </w:tc>
-        <w:tc>
-          <w:tcPr/>
-          <w:p>
-            <w:pPr>
-              <w:pStyle w:val="Compact"/>
-            </w:pPr>
-            <w:r>
-              <w:rPr>
-                <w:rFonts w:hint="eastAsia"/>
-              </w:rPr>
-              <w:t xml:space="preserve">统一按</w:t>
+              <w:t xml:space="preserve">测试设计</w:t>
+            </w:r>
+          </w:p>
+        </w:tc>
+        <w:tc>
+          <w:tcPr/>
+          <w:p>
+            <w:pPr>
+              <w:pStyle w:val="Compact"/>
+            </w:pPr>
+            <w:r>
+              <w:rPr>
+                <w:rFonts w:hint="eastAsia"/>
+              </w:rPr>
+              <w:t xml:space="preserve">测试计划和测试用例说明</w:t>
+            </w:r>
+          </w:p>
+        </w:tc>
+        <w:tc>
+          <w:tcPr/>
+          <w:p>
+            <w:pPr>
+              <w:pStyle w:val="Compact"/>
+            </w:pPr>
+            <w:r>
+              <w:rPr>
+                <w:rFonts w:hint="eastAsia"/>
+              </w:rPr>
+              <w:t xml:space="preserve">已形成</w:t>
             </w:r>
             <w:r>
               <w:t xml:space="preserve"> </w:t>
@@ -909,7 +2932,51 @@
               <w:rPr>
                 <w:rFonts w:hint="eastAsia"/>
               </w:rPr>
-              <w:t xml:space="preserve">40条需求</w:t>
+              <w:t xml:space="preserve">78测试用例。</w:t>
+            </w:r>
+          </w:p>
+        </w:tc>
+      </w:tr>
+      <w:tr>
+        <w:tc>
+          <w:tcPr/>
+          <w:p>
+            <w:pPr>
+              <w:pStyle w:val="Compact"/>
+            </w:pPr>
+            <w:r>
+              <w:rPr>
+                <w:rFonts w:hint="eastAsia"/>
+              </w:rPr>
+              <w:t xml:space="preserve">设计与部署</w:t>
+            </w:r>
+          </w:p>
+        </w:tc>
+        <w:tc>
+          <w:tcPr/>
+          <w:p>
+            <w:pPr>
+              <w:pStyle w:val="Compact"/>
+            </w:pPr>
+            <w:r>
+              <w:rPr>
+                <w:rFonts w:hint="eastAsia"/>
+              </w:rPr>
+              <w:t xml:space="preserve">数据、接口、概要、详细、部署文档</w:t>
+            </w:r>
+          </w:p>
+        </w:tc>
+        <w:tc>
+          <w:tcPr/>
+          <w:p>
+            <w:pPr>
+              <w:pStyle w:val="Compact"/>
+            </w:pPr>
+            <w:r>
+              <w:rPr>
+                <w:rFonts w:hint="eastAsia"/>
+              </w:rPr>
+              <w:t xml:space="preserve">已纳入</w:t>
             </w:r>
             <w:r>
               <w:t xml:space="preserve"> </w:t>
@@ -918,758 +2985,14 @@
               <w:rPr>
                 <w:rFonts w:hint="eastAsia"/>
               </w:rPr>
-              <w:t xml:space="preserve">统计。</w:t>
-            </w:r>
-          </w:p>
-        </w:tc>
-      </w:tr>
-      <w:tr>
-        <w:tc>
-          <w:tcPr/>
-          <w:p>
-            <w:pPr>
-              <w:pStyle w:val="Compact"/>
-            </w:pPr>
-            <w:r>
-              <w:rPr>
-                <w:rFonts w:hint="eastAsia"/>
-              </w:rPr>
-              <w:t xml:space="preserve">用例分析</w:t>
-            </w:r>
-          </w:p>
-        </w:tc>
-        <w:tc>
-          <w:tcPr/>
-          <w:p>
-            <w:pPr>
-              <w:pStyle w:val="Compact"/>
-            </w:pPr>
-            <w:r>
-              <w:rPr>
-                <w:rFonts w:hint="eastAsia"/>
-              </w:rPr>
-              <w:t xml:space="preserve">完成主要用户场景建模</w:t>
-            </w:r>
-          </w:p>
-        </w:tc>
-        <w:tc>
-          <w:tcPr/>
-          <w:p>
-            <w:pPr>
-              <w:pStyle w:val="Compact"/>
-            </w:pPr>
-            <w:r>
-              <w:rPr>
-                <w:rFonts w:hint="eastAsia"/>
-              </w:rPr>
-              <w:t xml:space="preserve">已形成</w:t>
-            </w:r>
-            <w:r>
-              <w:t xml:space="preserve"> </w:t>
-            </w:r>
-            <w:r>
-              <w:rPr>
-                <w:rFonts w:hint="eastAsia"/>
-              </w:rPr>
-              <w:t xml:space="preserve">47用例。</w:t>
-            </w:r>
-          </w:p>
-        </w:tc>
-      </w:tr>
-      <w:tr>
-        <w:tc>
-          <w:tcPr/>
-          <w:p>
-            <w:pPr>
-              <w:pStyle w:val="Compact"/>
-            </w:pPr>
-            <w:r>
-              <w:rPr>
-                <w:rFonts w:hint="eastAsia"/>
-              </w:rPr>
-              <w:t xml:space="preserve">测试设计</w:t>
-            </w:r>
-          </w:p>
-        </w:tc>
-        <w:tc>
-          <w:tcPr/>
-          <w:p>
-            <w:pPr>
-              <w:pStyle w:val="Compact"/>
-            </w:pPr>
-            <w:r>
-              <w:rPr>
-                <w:rFonts w:hint="eastAsia"/>
-              </w:rPr>
-              <w:t xml:space="preserve">建立需求到测试的验证路径</w:t>
-            </w:r>
-          </w:p>
-        </w:tc>
-        <w:tc>
-          <w:tcPr/>
-          <w:p>
-            <w:pPr>
-              <w:pStyle w:val="Compact"/>
-            </w:pPr>
-            <w:r>
-              <w:rPr>
-                <w:rFonts w:hint="eastAsia"/>
-              </w:rPr>
-              <w:t xml:space="preserve">已设计</w:t>
-            </w:r>
-            <w:r>
-              <w:t xml:space="preserve"> </w:t>
-            </w:r>
-            <w:r>
-              <w:rPr>
-                <w:rFonts w:hint="eastAsia"/>
-              </w:rPr>
-              <w:t xml:space="preserve">78测试用例，执行结果待补充。</w:t>
-            </w:r>
-          </w:p>
-        </w:tc>
-      </w:tr>
-      <w:tr>
-        <w:tc>
-          <w:tcPr/>
-          <w:p>
-            <w:pPr>
-              <w:pStyle w:val="Compact"/>
-            </w:pPr>
-            <w:r>
-              <w:rPr>
-                <w:rFonts w:hint="eastAsia"/>
-              </w:rPr>
-              <w:t xml:space="preserve">用户参与</w:t>
-            </w:r>
-          </w:p>
-        </w:tc>
-        <w:tc>
-          <w:tcPr/>
-          <w:p>
-            <w:pPr>
-              <w:pStyle w:val="Compact"/>
-            </w:pPr>
-            <w:r>
-              <w:rPr>
-                <w:rFonts w:hint="eastAsia"/>
-              </w:rPr>
-              <w:t xml:space="preserve">覆盖主要用户视角</w:t>
-            </w:r>
-          </w:p>
-        </w:tc>
-        <w:tc>
-          <w:tcPr/>
-          <w:p>
-            <w:pPr>
-              <w:pStyle w:val="Compact"/>
-            </w:pPr>
-            <w:r>
-              <w:rPr>
-                <w:rFonts w:hint="eastAsia"/>
-              </w:rPr>
-              <w:t xml:space="preserve">采用核心代表+扩展代表口径，不再固定为单一人数。</w:t>
-            </w:r>
-          </w:p>
-        </w:tc>
-      </w:tr>
-      <w:tr>
-        <w:tc>
-          <w:tcPr/>
-          <w:p>
-            <w:pPr>
-              <w:pStyle w:val="Compact"/>
-            </w:pPr>
-            <w:r>
-              <w:rPr>
-                <w:rFonts w:hint="eastAsia"/>
-              </w:rPr>
-              <w:t xml:space="preserve">基线管理</w:t>
-            </w:r>
-          </w:p>
-        </w:tc>
-        <w:tc>
-          <w:tcPr/>
-          <w:p>
-            <w:pPr>
-              <w:pStyle w:val="Compact"/>
-            </w:pPr>
-            <w:r>
-              <w:rPr>
-                <w:rFonts w:hint="eastAsia"/>
-              </w:rPr>
-              <w:t xml:space="preserve">发布可追溯的需求基线</w:t>
-            </w:r>
-          </w:p>
-        </w:tc>
-        <w:tc>
-          <w:tcPr/>
-          <w:p>
-            <w:pPr>
-              <w:pStyle w:val="Compact"/>
-            </w:pPr>
-            <w:r>
-              <w:rPr>
-                <w:rFonts w:hint="eastAsia"/>
-              </w:rPr>
-              <w:t xml:space="preserve">基线标识统一为</w:t>
-            </w:r>
-            <w:r>
-              <w:t xml:space="preserve"> SRS-BASELINE-V1.0。</w:t>
+              <w:t xml:space="preserve">27篇交付物。</w:t>
             </w:r>
           </w:p>
         </w:tc>
       </w:tr>
     </w:tbl>
-    <w:bookmarkEnd w:id="15"/>
-    <w:bookmarkStart w:id="19" w:name="初步成果"/>
-    <w:p>
-      <w:pPr>
-        <w:pStyle w:val="Heading2"/>
-      </w:pPr>
-      <w:r>
-        <w:t xml:space="preserve">3. </w:t>
-      </w:r>
-      <w:r>
-        <w:rPr>
-          <w:rFonts w:hint="eastAsia"/>
-        </w:rPr>
-        <w:t xml:space="preserve">初步成果</w:t>
-      </w:r>
-    </w:p>
-    <w:bookmarkStart w:id="16" w:name="需求成果"/>
-    <w:p>
-      <w:pPr>
-        <w:pStyle w:val="Heading3"/>
-      </w:pPr>
-      <w:r>
-        <w:t xml:space="preserve">3.1 </w:t>
-      </w:r>
-      <w:r>
-        <w:rPr>
-          <w:rFonts w:hint="eastAsia"/>
-        </w:rPr>
-        <w:t xml:space="preserve">需求成果</w:t>
-      </w:r>
-    </w:p>
-    <w:p>
-      <w:pPr>
-        <w:pStyle w:val="FirstParagraph"/>
-      </w:pPr>
-      <w:r>
-        <w:rPr>
-          <w:rFonts w:hint="eastAsia"/>
-        </w:rPr>
-        <w:t xml:space="preserve">项目已完成校务问答机器人核心需求的获取、整理和规格化表达，形成</w:t>
-      </w:r>
-      <w:r>
-        <w:t xml:space="preserve"> </w:t>
-      </w:r>
-      <w:r>
-        <w:rPr>
-          <w:rFonts w:hint="eastAsia"/>
-        </w:rPr>
-        <w:t xml:space="preserve">40条需求。需求覆盖咨询问答、知识库维护、用户身份与权限、反馈闭环、后台管理、日志审计和质量监控等范围。</w:t>
-      </w:r>
-    </w:p>
-    <w:bookmarkEnd w:id="16"/>
-    <w:bookmarkStart w:id="17" w:name="用例与模型成果"/>
-    <w:p>
-      <w:pPr>
-        <w:pStyle w:val="Heading3"/>
-      </w:pPr>
-      <w:r>
-        <w:t xml:space="preserve">3.2 </w:t>
-      </w:r>
-      <w:r>
-        <w:rPr>
-          <w:rFonts w:hint="eastAsia"/>
-        </w:rPr>
-        <w:t xml:space="preserve">用例与模型成果</w:t>
-      </w:r>
-    </w:p>
-    <w:p>
-      <w:pPr>
-        <w:pStyle w:val="FirstParagraph"/>
-      </w:pPr>
-      <w:r>
-        <w:rPr>
-          <w:rFonts w:hint="eastAsia"/>
-        </w:rPr>
-        <w:t xml:space="preserve">项目围绕学生、教师、辅导员、行政人员、家长、访客、管理员等用户群建立交互场景，形成</w:t>
-      </w:r>
-      <w:r>
-        <w:t xml:space="preserve"> </w:t>
-      </w:r>
-      <w:r>
-        <w:rPr>
-          <w:rFonts w:hint="eastAsia"/>
-        </w:rPr>
-        <w:t xml:space="preserve">47用例。用例与需求、测试用例之间已建立初步追溯关系。</w:t>
-      </w:r>
-    </w:p>
-    <w:bookmarkEnd w:id="17"/>
-    <w:bookmarkStart w:id="18" w:name="测试设计成果"/>
-    <w:p>
-      <w:pPr>
-        <w:pStyle w:val="Heading3"/>
-      </w:pPr>
-      <w:r>
-        <w:t xml:space="preserve">3.3 </w:t>
-      </w:r>
-      <w:r>
-        <w:rPr>
-          <w:rFonts w:hint="eastAsia"/>
-        </w:rPr>
-        <w:t xml:space="preserve">测试设计成果</w:t>
-      </w:r>
-    </w:p>
-    <w:p>
-      <w:pPr>
-        <w:pStyle w:val="FirstParagraph"/>
-      </w:pPr>
-      <w:r>
-        <w:rPr>
-          <w:rFonts w:hint="eastAsia"/>
-        </w:rPr>
-        <w:t xml:space="preserve">测试设计已覆盖功能验证、权限与安全、问答准确性、性能容量、兼容性和异常处理等方面，共</w:t>
-      </w:r>
-      <w:r>
-        <w:t xml:space="preserve"> </w:t>
-      </w:r>
-      <w:r>
-        <w:rPr>
-          <w:rFonts w:hint="eastAsia"/>
-        </w:rPr>
-        <w:t xml:space="preserve">78测试用例。V1.0</w:t>
-      </w:r>
-      <w:r>
-        <w:t xml:space="preserve"> </w:t>
-      </w:r>
-      <w:r>
-        <w:rPr>
-          <w:rFonts w:hint="eastAsia"/>
-        </w:rPr>
-        <w:t xml:space="preserve">仅确认测试设计完成，测试执行结论将在</w:t>
-      </w:r>
-      <w:r>
-        <w:t xml:space="preserve"> V1.2 </w:t>
-      </w:r>
-      <w:r>
-        <w:rPr>
-          <w:rFonts w:hint="eastAsia"/>
-        </w:rPr>
-        <w:t xml:space="preserve">后纳入。</w:t>
-      </w:r>
-    </w:p>
-    <w:bookmarkEnd w:id="18"/>
-    <w:bookmarkEnd w:id="19"/>
-    <w:bookmarkStart w:id="20" w:name="初步过程回顾"/>
-    <w:p>
-      <w:pPr>
-        <w:pStyle w:val="Heading2"/>
-      </w:pPr>
-      <w:r>
-        <w:t xml:space="preserve">4. </w:t>
-      </w:r>
-      <w:r>
-        <w:rPr>
-          <w:rFonts w:hint="eastAsia"/>
-        </w:rPr>
-        <w:t xml:space="preserve">初步过程回顾</w:t>
-      </w:r>
-    </w:p>
-    <w:tbl>
-      <w:tblPr>
-        <w:tblStyle w:val="Table"/>
-        <w:tblW w:type="pct" w:w="5000"/>
-        <w:tblLayout w:type="fixed"/>
-        <w:tblLook w:firstRow="1" w:lastRow="0" w:firstColumn="0" w:lastColumn="0" w:noHBand="0" w:noVBand="0" w:val="0020"/>
-      </w:tblPr>
-      <w:tblGrid>
-        <w:gridCol w:w="1980"/>
-        <w:gridCol w:w="1980"/>
-        <w:gridCol w:w="1980"/>
-        <w:gridCol w:w="1980"/>
-      </w:tblGrid>
-      <w:tr>
-        <w:trPr>
-          <w:tblHeader w:val="on"/>
-        </w:trPr>
-        <w:tc>
-          <w:tcPr/>
-          <w:p>
-            <w:pPr>
-              <w:pStyle w:val="Compact"/>
-            </w:pPr>
-            <w:r>
-              <w:rPr>
-                <w:rFonts w:hint="eastAsia"/>
-              </w:rPr>
-              <w:t xml:space="preserve">阶段</w:t>
-            </w:r>
-          </w:p>
-        </w:tc>
-        <w:tc>
-          <w:tcPr/>
-          <w:p>
-            <w:pPr>
-              <w:pStyle w:val="Compact"/>
-            </w:pPr>
-            <w:r>
-              <w:rPr>
-                <w:rFonts w:hint="eastAsia"/>
-              </w:rPr>
-              <w:t xml:space="preserve">时间</w:t>
-            </w:r>
-          </w:p>
-        </w:tc>
-        <w:tc>
-          <w:tcPr/>
-          <w:p>
-            <w:pPr>
-              <w:pStyle w:val="Compact"/>
-            </w:pPr>
-            <w:r>
-              <w:rPr>
-                <w:rFonts w:hint="eastAsia"/>
-              </w:rPr>
-              <w:t xml:space="preserve">主要工作</w:t>
-            </w:r>
-          </w:p>
-        </w:tc>
-        <w:tc>
-          <w:tcPr/>
-          <w:p>
-            <w:pPr>
-              <w:pStyle w:val="Compact"/>
-            </w:pPr>
-            <w:r>
-              <w:rPr>
-                <w:rFonts w:hint="eastAsia"/>
-              </w:rPr>
-              <w:t xml:space="preserve">状态</w:t>
-            </w:r>
-          </w:p>
-        </w:tc>
-      </w:tr>
-      <w:tr>
-        <w:tc>
-          <w:tcPr/>
-          <w:p>
-            <w:pPr>
-              <w:pStyle w:val="Compact"/>
-            </w:pPr>
-            <w:r>
-              <w:rPr>
-                <w:rFonts w:hint="eastAsia"/>
-              </w:rPr>
-              <w:t xml:space="preserve">项目启动</w:t>
-            </w:r>
-          </w:p>
-        </w:tc>
-        <w:tc>
-          <w:tcPr/>
-          <w:p>
-            <w:pPr>
-              <w:pStyle w:val="Compact"/>
-            </w:pPr>
-            <w:r>
-              <w:t xml:space="preserve">2026-03</w:t>
-            </w:r>
-          </w:p>
-        </w:tc>
-        <w:tc>
-          <w:tcPr/>
-          <w:p>
-            <w:pPr>
-              <w:pStyle w:val="Compact"/>
-            </w:pPr>
-            <w:r>
-              <w:rPr>
-                <w:rFonts w:hint="eastAsia"/>
-              </w:rPr>
-              <w:t xml:space="preserve">明确项目目标、范围和可行性</w:t>
-            </w:r>
-          </w:p>
-        </w:tc>
-        <w:tc>
-          <w:tcPr/>
-          <w:p>
-            <w:pPr>
-              <w:pStyle w:val="Compact"/>
-            </w:pPr>
-            <w:r>
-              <w:rPr>
-                <w:rFonts w:hint="eastAsia"/>
-              </w:rPr>
-              <w:t xml:space="preserve">已完成</w:t>
-            </w:r>
-          </w:p>
-        </w:tc>
-      </w:tr>
-      <w:tr>
-        <w:tc>
-          <w:tcPr/>
-          <w:p>
-            <w:pPr>
-              <w:pStyle w:val="Compact"/>
-            </w:pPr>
-            <w:r>
-              <w:rPr>
-                <w:rFonts w:hint="eastAsia"/>
-              </w:rPr>
-              <w:t xml:space="preserve">需求获取</w:t>
-            </w:r>
-          </w:p>
-        </w:tc>
-        <w:tc>
-          <w:tcPr/>
-          <w:p>
-            <w:pPr>
-              <w:pStyle w:val="Compact"/>
-            </w:pPr>
-            <w:r>
-              <w:t xml:space="preserve">2026-05-19 </w:t>
-            </w:r>
-            <w:r>
-              <w:rPr>
-                <w:rFonts w:hint="eastAsia"/>
-              </w:rPr>
-              <w:t xml:space="preserve">至</w:t>
-            </w:r>
-            <w:r>
-              <w:t xml:space="preserve"> 2026-05-21</w:t>
-            </w:r>
-          </w:p>
-        </w:tc>
-        <w:tc>
-          <w:tcPr/>
-          <w:p>
-            <w:pPr>
-              <w:pStyle w:val="Compact"/>
-            </w:pPr>
-            <w:r>
-              <w:rPr>
-                <w:rFonts w:hint="eastAsia"/>
-              </w:rPr>
-              <w:t xml:space="preserve">访谈、材料分析、原型辅助沟通</w:t>
-            </w:r>
-          </w:p>
-        </w:tc>
-        <w:tc>
-          <w:tcPr/>
-          <w:p>
-            <w:pPr>
-              <w:pStyle w:val="Compact"/>
-            </w:pPr>
-            <w:r>
-              <w:rPr>
-                <w:rFonts w:hint="eastAsia"/>
-              </w:rPr>
-              <w:t xml:space="preserve">已完成</w:t>
-            </w:r>
-          </w:p>
-        </w:tc>
-      </w:tr>
-      <w:tr>
-        <w:tc>
-          <w:tcPr/>
-          <w:p>
-            <w:pPr>
-              <w:pStyle w:val="Compact"/>
-            </w:pPr>
-            <w:r>
-              <w:rPr>
-                <w:rFonts w:hint="eastAsia"/>
-              </w:rPr>
-              <w:t xml:space="preserve">需求分析</w:t>
-            </w:r>
-          </w:p>
-        </w:tc>
-        <w:tc>
-          <w:tcPr/>
-          <w:p>
-            <w:pPr>
-              <w:pStyle w:val="Compact"/>
-            </w:pPr>
-            <w:r>
-              <w:t xml:space="preserve">2026-05-21 </w:t>
-            </w:r>
-            <w:r>
-              <w:rPr>
-                <w:rFonts w:hint="eastAsia"/>
-              </w:rPr>
-              <w:t xml:space="preserve">至</w:t>
-            </w:r>
-            <w:r>
-              <w:t xml:space="preserve"> 2026-05-22</w:t>
-            </w:r>
-          </w:p>
-        </w:tc>
-        <w:tc>
-          <w:tcPr/>
-          <w:p>
-            <w:pPr>
-              <w:pStyle w:val="Compact"/>
-            </w:pPr>
-            <w:r>
-              <w:rPr>
-                <w:rFonts w:hint="eastAsia"/>
-              </w:rPr>
-              <w:t xml:space="preserve">用户群、用例、非功能需求和模型整理</w:t>
-            </w:r>
-          </w:p>
-        </w:tc>
-        <w:tc>
-          <w:tcPr/>
-          <w:p>
-            <w:pPr>
-              <w:pStyle w:val="Compact"/>
-            </w:pPr>
-            <w:r>
-              <w:rPr>
-                <w:rFonts w:hint="eastAsia"/>
-              </w:rPr>
-              <w:t xml:space="preserve">已完成</w:t>
-            </w:r>
-          </w:p>
-        </w:tc>
-      </w:tr>
-      <w:tr>
-        <w:tc>
-          <w:tcPr/>
-          <w:p>
-            <w:pPr>
-              <w:pStyle w:val="Compact"/>
-            </w:pPr>
-            <w:r>
-              <w:rPr>
-                <w:rFonts w:hint="eastAsia"/>
-              </w:rPr>
-              <w:t xml:space="preserve">需求规格说明</w:t>
-            </w:r>
-          </w:p>
-        </w:tc>
-        <w:tc>
-          <w:tcPr/>
-          <w:p>
-            <w:pPr>
-              <w:pStyle w:val="Compact"/>
-            </w:pPr>
-            <w:r>
-              <w:t xml:space="preserve">2026-05-22 </w:t>
-            </w:r>
-            <w:r>
-              <w:rPr>
-                <w:rFonts w:hint="eastAsia"/>
-              </w:rPr>
-              <w:t xml:space="preserve">至</w:t>
-            </w:r>
-            <w:r>
-              <w:t xml:space="preserve"> 2026-05-23</w:t>
-            </w:r>
-          </w:p>
-        </w:tc>
-        <w:tc>
-          <w:tcPr/>
-          <w:p>
-            <w:pPr>
-              <w:pStyle w:val="Compact"/>
-            </w:pPr>
-            <w:r>
-              <w:t xml:space="preserve">SRS </w:t>
-            </w:r>
-            <w:r>
-              <w:rPr>
-                <w:rFonts w:hint="eastAsia"/>
-              </w:rPr>
-              <w:t xml:space="preserve">编写和基线准备</w:t>
-            </w:r>
-          </w:p>
-        </w:tc>
-        <w:tc>
-          <w:tcPr/>
-          <w:p>
-            <w:pPr>
-              <w:pStyle w:val="Compact"/>
-            </w:pPr>
-            <w:r>
-              <w:rPr>
-                <w:rFonts w:hint="eastAsia"/>
-              </w:rPr>
-              <w:t xml:space="preserve">已完成</w:t>
-            </w:r>
-          </w:p>
-        </w:tc>
-      </w:tr>
-      <w:tr>
-        <w:tc>
-          <w:tcPr/>
-          <w:p>
-            <w:pPr>
-              <w:pStyle w:val="Compact"/>
-            </w:pPr>
-            <w:r>
-              <w:rPr>
-                <w:rFonts w:hint="eastAsia"/>
-              </w:rPr>
-              <w:t xml:space="preserve">初步总结</w:t>
-            </w:r>
-          </w:p>
-        </w:tc>
-        <w:tc>
-          <w:tcPr/>
-          <w:p>
-            <w:pPr>
-              <w:pStyle w:val="Compact"/>
-            </w:pPr>
-            <w:r>
-              <w:t xml:space="preserve">2026-05-23</w:t>
-            </w:r>
-          </w:p>
-        </w:tc>
-        <w:tc>
-          <w:tcPr/>
-          <w:p>
-            <w:pPr>
-              <w:pStyle w:val="Compact"/>
-            </w:pPr>
-            <w:r>
-              <w:rPr>
-                <w:rFonts w:hint="eastAsia"/>
-              </w:rPr>
-              <w:t xml:space="preserve">形成</w:t>
-            </w:r>
-            <w:r>
-              <w:t xml:space="preserve"> PDSR </w:t>
-            </w:r>
-            <w:r>
-              <w:rPr>
-                <w:rFonts w:hint="eastAsia"/>
-              </w:rPr>
-              <w:t xml:space="preserve">初稿</w:t>
-            </w:r>
-          </w:p>
-        </w:tc>
-        <w:tc>
-          <w:tcPr/>
-          <w:p>
-            <w:pPr>
-              <w:pStyle w:val="Compact"/>
-            </w:pPr>
-            <w:r>
-              <w:rPr>
-                <w:rFonts w:hint="eastAsia"/>
-              </w:rPr>
-              <w:t xml:space="preserve">本版本完成</w:t>
-            </w:r>
-          </w:p>
-        </w:tc>
-      </w:tr>
-    </w:tbl>
-    <w:bookmarkEnd w:id="20"/>
-    <w:bookmarkStart w:id="21" w:name="初步质量结论"/>
+    <w:bookmarkEnd w:id="14"/>
+    <w:bookmarkStart w:id="15" w:name="与-v1.0-的差异"/>
     <w:p>
       <w:pPr>
         <w:pStyle w:val="Heading2"/>
@@ -1681,193 +3004,23 @@
         <w:rPr>
           <w:rFonts w:hint="eastAsia"/>
         </w:rPr>
-        <w:t xml:space="preserve">初步质量结论</w:t>
+        <w:t xml:space="preserve">与</w:t>
+      </w:r>
+      <w:r>
+        <w:t xml:space="preserve"> V1.0 </w:t>
+      </w:r>
+      <w:r>
+        <w:rPr>
+          <w:rFonts w:hint="eastAsia"/>
+        </w:rPr>
+        <w:t xml:space="preserve">的差异</w:t>
       </w:r>
     </w:p>
     <w:tbl>
       <w:tblPr>
         <w:tblStyle w:val="Table"/>
-        <w:tblW w:type="auto" w:w="0"/>
-        <w:tblLook w:firstRow="1" w:lastRow="0" w:firstColumn="0" w:lastColumn="0" w:noHBand="0" w:noVBand="0" w:val="0020"/>
-      </w:tblPr>
-      <w:tblGrid>
-        <w:gridCol w:w="3960"/>
-        <w:gridCol w:w="3960"/>
-      </w:tblGrid>
-      <w:tr>
-        <w:trPr>
-          <w:tblHeader w:val="on"/>
-        </w:trPr>
-        <w:tc>
-          <w:tcPr/>
-          <w:p>
-            <w:pPr>
-              <w:pStyle w:val="Compact"/>
-            </w:pPr>
-            <w:r>
-              <w:rPr>
-                <w:rFonts w:hint="eastAsia"/>
-              </w:rPr>
-              <w:t xml:space="preserve">质量项</w:t>
-            </w:r>
-          </w:p>
-        </w:tc>
-        <w:tc>
-          <w:tcPr/>
-          <w:p>
-            <w:pPr>
-              <w:pStyle w:val="Compact"/>
-            </w:pPr>
-            <w:r>
-              <w:rPr>
-                <w:rFonts w:hint="eastAsia"/>
-              </w:rPr>
-              <w:t xml:space="preserve">结论</w:t>
-            </w:r>
-          </w:p>
-        </w:tc>
-      </w:tr>
-      <w:tr>
-        <w:tc>
-          <w:tcPr/>
-          <w:p>
-            <w:pPr>
-              <w:pStyle w:val="Compact"/>
-            </w:pPr>
-            <w:r>
-              <w:rPr>
-                <w:rFonts w:hint="eastAsia"/>
-              </w:rPr>
-              <w:t xml:space="preserve">完整性</w:t>
-            </w:r>
-          </w:p>
-        </w:tc>
-        <w:tc>
-          <w:tcPr/>
-          <w:p>
-            <w:pPr>
-              <w:pStyle w:val="Compact"/>
-            </w:pPr>
-            <w:r>
-              <w:rPr>
-                <w:rFonts w:hint="eastAsia"/>
-              </w:rPr>
-              <w:t xml:space="preserve">需求范围已覆盖主要校务问答场景，后续需结合交付清单复核。</w:t>
-            </w:r>
-          </w:p>
-        </w:tc>
-      </w:tr>
-      <w:tr>
-        <w:tc>
-          <w:tcPr/>
-          <w:p>
-            <w:pPr>
-              <w:pStyle w:val="Compact"/>
-            </w:pPr>
-            <w:r>
-              <w:rPr>
-                <w:rFonts w:hint="eastAsia"/>
-              </w:rPr>
-              <w:t xml:space="preserve">一致性</w:t>
-            </w:r>
-          </w:p>
-        </w:tc>
-        <w:tc>
-          <w:tcPr/>
-          <w:p>
-            <w:pPr>
-              <w:pStyle w:val="Compact"/>
-            </w:pPr>
-            <w:r>
-              <w:rPr>
-                <w:rFonts w:hint="eastAsia"/>
-              </w:rPr>
-              <w:t xml:space="preserve">已统一基线、需求、用例和测试用例口径。</w:t>
-            </w:r>
-          </w:p>
-        </w:tc>
-      </w:tr>
-      <w:tr>
-        <w:tc>
-          <w:tcPr/>
-          <w:p>
-            <w:pPr>
-              <w:pStyle w:val="Compact"/>
-            </w:pPr>
-            <w:r>
-              <w:rPr>
-                <w:rFonts w:hint="eastAsia"/>
-              </w:rPr>
-              <w:t xml:space="preserve">可测试性</w:t>
-            </w:r>
-          </w:p>
-        </w:tc>
-        <w:tc>
-          <w:tcPr/>
-          <w:p>
-            <w:pPr>
-              <w:pStyle w:val="Compact"/>
-            </w:pPr>
-            <w:r>
-              <w:rPr>
-                <w:rFonts w:hint="eastAsia"/>
-              </w:rPr>
-              <w:t xml:space="preserve">78测试用例已建立，执行数据待后续版本补充。</w:t>
-            </w:r>
-          </w:p>
-        </w:tc>
-      </w:tr>
-      <w:tr>
-        <w:tc>
-          <w:tcPr/>
-          <w:p>
-            <w:pPr>
-              <w:pStyle w:val="Compact"/>
-            </w:pPr>
-            <w:r>
-              <w:rPr>
-                <w:rFonts w:hint="eastAsia"/>
-              </w:rPr>
-              <w:t xml:space="preserve">可追溯性</w:t>
-            </w:r>
-          </w:p>
-        </w:tc>
-        <w:tc>
-          <w:tcPr/>
-          <w:p>
-            <w:pPr>
-              <w:pStyle w:val="Compact"/>
-            </w:pPr>
-            <w:r>
-              <w:rPr>
-                <w:rFonts w:hint="eastAsia"/>
-              </w:rPr>
-              <w:t xml:space="preserve">已建立需求、用例、测试的追溯框架，矩阵完整性待复核。</w:t>
-            </w:r>
-          </w:p>
-        </w:tc>
-      </w:tr>
-    </w:tbl>
-    <w:bookmarkEnd w:id="21"/>
-    <w:bookmarkStart w:id="22" w:name="待补充事项"/>
-    <w:p>
-      <w:pPr>
-        <w:pStyle w:val="Heading2"/>
-      </w:pPr>
-      <w:r>
-        <w:t xml:space="preserve">6. </w:t>
-      </w:r>
-      <w:r>
-        <w:rPr>
-          <w:rFonts w:hint="eastAsia"/>
-        </w:rPr>
-        <w:t xml:space="preserve">待补充事项</w:t>
-      </w:r>
-    </w:p>
-    <w:tbl>
-      <w:tblPr>
-        <w:tblStyle w:val="Table"/>
-        <w:tblW w:type="auto" w:w="0"/>
+        <w:tblW w:type="pct" w:w="5000"/>
+        <w:tblLayout w:type="fixed"/>
         <w:tblLook w:firstRow="1" w:lastRow="0" w:firstColumn="0" w:lastColumn="0" w:noHBand="0" w:noVBand="0" w:val="0020"/>
       </w:tblPr>
       <w:tblGrid>
@@ -1889,62 +3042,18 @@
               <w:rPr>
                 <w:rFonts w:hint="eastAsia"/>
               </w:rPr>
-              <w:t xml:space="preserve">编号</w:t>
-            </w:r>
-          </w:p>
-        </w:tc>
-        <w:tc>
-          <w:tcPr/>
-          <w:p>
-            <w:pPr>
-              <w:pStyle w:val="Compact"/>
-            </w:pPr>
-            <w:r>
-              <w:rPr>
-                <w:rFonts w:hint="eastAsia"/>
-              </w:rPr>
-              <w:t xml:space="preserve">待补充内容</w:t>
-            </w:r>
-          </w:p>
-        </w:tc>
-        <w:tc>
-          <w:tcPr/>
-          <w:p>
-            <w:pPr>
-              <w:pStyle w:val="Compact"/>
-            </w:pPr>
-            <w:r>
-              <w:rPr>
-                <w:rFonts w:hint="eastAsia"/>
-              </w:rPr>
-              <w:t xml:space="preserve">计划纳入版本</w:t>
-            </w:r>
-          </w:p>
-        </w:tc>
-      </w:tr>
-      <w:tr>
-        <w:tc>
-          <w:tcPr/>
-          <w:p>
-            <w:pPr>
-              <w:pStyle w:val="Compact"/>
-            </w:pPr>
-            <w:r>
-              <w:t xml:space="preserve">PDSR-TODO-01</w:t>
-            </w:r>
-          </w:p>
-        </w:tc>
-        <w:tc>
-          <w:tcPr/>
-          <w:p>
-            <w:pPr>
-              <w:pStyle w:val="Compact"/>
-            </w:pPr>
-            <w:r>
-              <w:rPr>
-                <w:rFonts w:hint="eastAsia"/>
-              </w:rPr>
-              <w:t xml:space="preserve">完整交付物清单和文档统计</w:t>
+              <w:t xml:space="preserve">差异项</w:t>
+            </w:r>
+          </w:p>
+        </w:tc>
+        <w:tc>
+          <w:tcPr/>
+          <w:p>
+            <w:pPr>
+              <w:pStyle w:val="Compact"/>
+            </w:pPr>
+            <w:r>
+              <w:t xml:space="preserve">V1.0</w:t>
             </w:r>
           </w:p>
         </w:tc>
@@ -1968,121 +3077,210 @@
               <w:pStyle w:val="Compact"/>
             </w:pPr>
             <w:r>
-              <w:t xml:space="preserve">PDSR-TODO-02</w:t>
-            </w:r>
-          </w:p>
-        </w:tc>
-        <w:tc>
-          <w:tcPr/>
-          <w:p>
-            <w:pPr>
-              <w:pStyle w:val="Compact"/>
-            </w:pPr>
-            <w:r>
-              <w:rPr>
-                <w:rFonts w:hint="eastAsia"/>
-              </w:rPr>
-              <w:t xml:space="preserve">评审记录、问题修复和变更记录</w:t>
-            </w:r>
-          </w:p>
-        </w:tc>
-        <w:tc>
-          <w:tcPr/>
-          <w:p>
-            <w:pPr>
-              <w:pStyle w:val="Compact"/>
-            </w:pPr>
-            <w:r>
-              <w:t xml:space="preserve">V1.2</w:t>
-            </w:r>
-          </w:p>
-        </w:tc>
-      </w:tr>
-      <w:tr>
-        <w:tc>
-          <w:tcPr/>
-          <w:p>
-            <w:pPr>
-              <w:pStyle w:val="Compact"/>
-            </w:pPr>
-            <w:r>
-              <w:t xml:space="preserve">PDSR-TODO-03</w:t>
-            </w:r>
-          </w:p>
-        </w:tc>
-        <w:tc>
-          <w:tcPr/>
-          <w:p>
-            <w:pPr>
-              <w:pStyle w:val="Compact"/>
-            </w:pPr>
-            <w:r>
-              <w:rPr>
-                <w:rFonts w:hint="eastAsia"/>
-              </w:rPr>
-              <w:t xml:space="preserve">78测试用例执行结果和缺陷闭环</w:t>
-            </w:r>
-          </w:p>
-        </w:tc>
-        <w:tc>
-          <w:tcPr/>
-          <w:p>
-            <w:pPr>
-              <w:pStyle w:val="Compact"/>
-            </w:pPr>
-            <w:r>
-              <w:t xml:space="preserve">V1.2</w:t>
-            </w:r>
-          </w:p>
-        </w:tc>
-      </w:tr>
-      <w:tr>
-        <w:tc>
-          <w:tcPr/>
-          <w:p>
-            <w:pPr>
-              <w:pStyle w:val="Compact"/>
-            </w:pPr>
-            <w:r>
-              <w:t xml:space="preserve">PDSR-TODO-04</w:t>
-            </w:r>
-          </w:p>
-        </w:tc>
-        <w:tc>
-          <w:tcPr/>
-          <w:p>
-            <w:pPr>
-              <w:pStyle w:val="Compact"/>
-            </w:pPr>
-            <w:r>
-              <w:rPr>
-                <w:rFonts w:hint="eastAsia"/>
-              </w:rPr>
-              <w:t xml:space="preserve">最终经验教训、后续建议和交付结论</w:t>
-            </w:r>
-          </w:p>
-        </w:tc>
-        <w:tc>
-          <w:tcPr/>
-          <w:p>
-            <w:pPr>
-              <w:pStyle w:val="Compact"/>
-            </w:pPr>
-            <w:r>
-              <w:t xml:space="preserve">V1.3</w:t>
+              <w:rPr>
+                <w:rFonts w:hint="eastAsia"/>
+              </w:rPr>
+              <w:t xml:space="preserve">交付清单</w:t>
+            </w:r>
+          </w:p>
+        </w:tc>
+        <w:tc>
+          <w:tcPr/>
+          <w:p>
+            <w:pPr>
+              <w:pStyle w:val="Compact"/>
+            </w:pPr>
+            <w:r>
+              <w:rPr>
+                <w:rFonts w:hint="eastAsia"/>
+              </w:rPr>
+              <w:t xml:space="preserve">仅说明待补充</w:t>
+            </w:r>
+          </w:p>
+        </w:tc>
+        <w:tc>
+          <w:tcPr/>
+          <w:p>
+            <w:pPr>
+              <w:pStyle w:val="Compact"/>
+            </w:pPr>
+            <w:r>
+              <w:rPr>
+                <w:rFonts w:hint="eastAsia"/>
+              </w:rPr>
+              <w:t xml:space="preserve">明确</w:t>
+            </w:r>
+            <w:r>
+              <w:t xml:space="preserve"> </w:t>
+            </w:r>
+            <w:r>
+              <w:rPr>
+                <w:rFonts w:hint="eastAsia"/>
+              </w:rPr>
+              <w:t xml:space="preserve">27篇交付物。</w:t>
+            </w:r>
+          </w:p>
+        </w:tc>
+      </w:tr>
+      <w:tr>
+        <w:tc>
+          <w:tcPr/>
+          <w:p>
+            <w:pPr>
+              <w:pStyle w:val="Compact"/>
+            </w:pPr>
+            <w:r>
+              <w:rPr>
+                <w:rFonts w:hint="eastAsia"/>
+              </w:rPr>
+              <w:t xml:space="preserve">文档统计</w:t>
+            </w:r>
+          </w:p>
+        </w:tc>
+        <w:tc>
+          <w:tcPr/>
+          <w:p>
+            <w:pPr>
+              <w:pStyle w:val="Compact"/>
+            </w:pPr>
+            <w:r>
+              <w:rPr>
+                <w:rFonts w:hint="eastAsia"/>
+              </w:rPr>
+              <w:t xml:space="preserve">初步统计</w:t>
+            </w:r>
+          </w:p>
+        </w:tc>
+        <w:tc>
+          <w:tcPr/>
+          <w:p>
+            <w:pPr>
+              <w:pStyle w:val="Compact"/>
+            </w:pPr>
+            <w:r>
+              <w:rPr>
+                <w:rFonts w:hint="eastAsia"/>
+              </w:rPr>
+              <w:t xml:space="preserve">统一为</w:t>
+            </w:r>
+            <w:r>
+              <w:t xml:space="preserve"> </w:t>
+            </w:r>
+            <w:r>
+              <w:rPr>
+                <w:rFonts w:hint="eastAsia"/>
+              </w:rPr>
+              <w:t xml:space="preserve">27篇。</w:t>
+            </w:r>
+          </w:p>
+        </w:tc>
+      </w:tr>
+      <w:tr>
+        <w:tc>
+          <w:tcPr/>
+          <w:p>
+            <w:pPr>
+              <w:pStyle w:val="Compact"/>
+            </w:pPr>
+            <w:r>
+              <w:rPr>
+                <w:rFonts w:hint="eastAsia"/>
+              </w:rPr>
+              <w:t xml:space="preserve">数据库口径</w:t>
+            </w:r>
+          </w:p>
+        </w:tc>
+        <w:tc>
+          <w:tcPr/>
+          <w:p>
+            <w:pPr>
+              <w:pStyle w:val="Compact"/>
+            </w:pPr>
+            <w:r>
+              <w:rPr>
+                <w:rFonts w:hint="eastAsia"/>
+              </w:rPr>
+              <w:t xml:space="preserve">未细化</w:t>
+            </w:r>
+          </w:p>
+        </w:tc>
+        <w:tc>
+          <w:tcPr/>
+          <w:p>
+            <w:pPr>
+              <w:pStyle w:val="Compact"/>
+            </w:pPr>
+            <w:r>
+              <w:rPr>
+                <w:rFonts w:hint="eastAsia"/>
+              </w:rPr>
+              <w:t xml:space="preserve">明确核心表15张、原型运行表16张，避免表数冲突。</w:t>
+            </w:r>
+          </w:p>
+        </w:tc>
+      </w:tr>
+      <w:tr>
+        <w:tc>
+          <w:tcPr/>
+          <w:p>
+            <w:pPr>
+              <w:pStyle w:val="Compact"/>
+            </w:pPr>
+            <w:r>
+              <w:rPr>
+                <w:rFonts w:hint="eastAsia"/>
+              </w:rPr>
+              <w:t xml:space="preserve">测试状态</w:t>
+            </w:r>
+          </w:p>
+        </w:tc>
+        <w:tc>
+          <w:tcPr/>
+          <w:p>
+            <w:pPr>
+              <w:pStyle w:val="Compact"/>
+            </w:pPr>
+            <w:r>
+              <w:rPr>
+                <w:rFonts w:hint="eastAsia"/>
+              </w:rPr>
+              <w:t xml:space="preserve">已设计、待执行</w:t>
+            </w:r>
+          </w:p>
+        </w:tc>
+        <w:tc>
+          <w:tcPr/>
+          <w:p>
+            <w:pPr>
+              <w:pStyle w:val="Compact"/>
+            </w:pPr>
+            <w:r>
+              <w:rPr>
+                <w:rFonts w:hint="eastAsia"/>
+              </w:rPr>
+              <w:t xml:space="preserve">仍保持待执行结论，执行结果将在</w:t>
+            </w:r>
+            <w:r>
+              <w:t xml:space="preserve"> V1.2 </w:t>
+            </w:r>
+            <w:r>
+              <w:rPr>
+                <w:rFonts w:hint="eastAsia"/>
+              </w:rPr>
+              <w:t xml:space="preserve">补充。</w:t>
             </w:r>
           </w:p>
         </w:tc>
       </w:tr>
     </w:tbl>
-    <w:bookmarkEnd w:id="22"/>
-    <w:bookmarkStart w:id="23" w:name="v1.0-结论"/>
+    <w:bookmarkEnd w:id="15"/>
+    <w:bookmarkStart w:id="16" w:name="v1.1-结论"/>
     <w:p>
       <w:pPr>
         <w:pStyle w:val="Heading2"/>
       </w:pPr>
       <w:r>
-        <w:t xml:space="preserve">7. V1.0 </w:t>
+        <w:t xml:space="preserve">6. V1.1 </w:t>
       </w:r>
       <w:r>
         <w:rPr>
@@ -2096,13 +3294,13 @@
         <w:pStyle w:val="FirstParagraph"/>
       </w:pPr>
       <w:r>
-        <w:t xml:space="preserve">V1.0 </w:t>
+        <w:t xml:space="preserve">V1.1 </w:t>
       </w:r>
       <w:r>
         <w:rPr>
           <w:rFonts w:hint="eastAsia"/>
         </w:rPr>
-        <w:t xml:space="preserve">确认项目已完成需求基线发布和核心需求总结，统一采用</w:t>
+        <w:t xml:space="preserve">完成项目交付范围补充，确认本项目最终纳入</w:t>
       </w:r>
       <w:r>
         <w:t xml:space="preserve"> </w:t>
@@ -2111,11 +3309,20 @@
         <w:rPr>
           <w:rFonts w:hint="eastAsia"/>
         </w:rPr>
-        <w:t xml:space="preserve">SRS-BASELINE-V1.0、40条需求、47用例、78测试用例以及核心代表+扩展代表的统计口径。后续版本将按交付清单、评审变更和最终总结逐步完善。</w:t>
+        <w:t xml:space="preserve">27篇文档交付物，并将需求、用例、测试和用户代表统计口径统一到同一套基准。评审记录、变更说明和测试执行结果将在</w:t>
+      </w:r>
+      <w:r>
+        <w:t xml:space="preserve"> V1.2 </w:t>
+      </w:r>
+      <w:r>
+        <w:rPr>
+          <w:rFonts w:hint="eastAsia"/>
+        </w:rPr>
+        <w:t xml:space="preserve">中补齐。</w:t>
       </w:r>
     </w:p>
-    <w:bookmarkEnd w:id="23"/>
-    <w:bookmarkEnd w:id="24"/>
+    <w:bookmarkEnd w:id="16"/>
+    <w:bookmarkEnd w:id="17"/>
     <w:sectPr>
       <w:footnotePr>
         <w:numRestart w:val="eachSect"/>

--- a/15-项目总结/项目开发总结报告(PDSR).docx
+++ b/15-项目总结/项目开发总结报告(PDSR).docx
@@ -2,7 +2,7 @@
 <file path=word/document.xml><?xml version="1.0" encoding="utf-8"?>
 <w:document xmlns:w="http://schemas.openxmlformats.org/wordprocessingml/2006/main" xmlns:m="http://schemas.openxmlformats.org/officeDocument/2006/math" xmlns:r="http://schemas.openxmlformats.org/officeDocument/2006/relationships" xmlns:o="urn:schemas-microsoft-com:office:office" xmlns:v="urn:schemas-microsoft-com:vml" xmlns:w10="urn:schemas-microsoft-com:office:word" xmlns:a="http://schemas.openxmlformats.org/drawingml/2006/main" xmlns:pic="http://schemas.openxmlformats.org/drawingml/2006/picture" xmlns:wp="http://schemas.openxmlformats.org/drawingml/2006/wordprocessingDrawing">
   <w:body>
-    <w:bookmarkStart w:id="18" w:name="项目开发总结报告pdsr---v1.2-评审变更测试补充版"/>
+    <w:bookmarkStart w:id="22" w:name="项目开发总结报告pdsr---v1.3-最终总结"/>
     <w:p>
       <w:pPr>
         <w:pStyle w:val="Heading1"/>
@@ -14,13 +14,13 @@
         <w:t xml:space="preserve">项目开发总结报告(PDSR)</w:t>
       </w:r>
       <w:r>
-        <w:t xml:space="preserve"> - V1.2 </w:t>
+        <w:t xml:space="preserve"> - V1.3 </w:t>
       </w:r>
       <w:r>
         <w:rPr>
           <w:rFonts w:hint="eastAsia"/>
         </w:rPr>
-        <w:t xml:space="preserve">评审变更测试补充版</w:t>
+        <w:t xml:space="preserve">最终总结</w:t>
       </w:r>
     </w:p>
     <w:bookmarkStart w:id="9" w:name="统一元信息"/>
@@ -38,7 +38,8 @@
     <w:tbl>
       <w:tblPr>
         <w:tblStyle w:val="Table"/>
-        <w:tblW w:type="auto" w:w="0"/>
+        <w:tblW w:type="pct" w:w="5000"/>
+        <w:tblLayout w:type="fixed"/>
         <w:tblLook w:firstRow="1" w:lastRow="0" w:firstColumn="0" w:lastColumn="0" w:noHBand="0" w:noVBand="0" w:val="0020"/>
       </w:tblPr>
       <w:tblGrid>
@@ -214,7 +215,7 @@
               <w:pStyle w:val="Compact"/>
             </w:pPr>
             <w:r>
-              <w:t xml:space="preserve">V1.2</w:t>
+              <w:t xml:space="preserve">V1.3</w:t>
             </w:r>
           </w:p>
         </w:tc>
@@ -244,7 +245,7 @@
               <w:rPr>
                 <w:rFonts w:hint="eastAsia"/>
               </w:rPr>
-              <w:t xml:space="preserve">评审变更测试补充版</w:t>
+              <w:t xml:space="preserve">最终交付</w:t>
             </w:r>
           </w:p>
         </w:tc>
@@ -476,6 +477,45 @@
             </w:pPr>
             <w:r>
               <w:t xml:space="preserve">2026-06-19</w:t>
+            </w:r>
+          </w:p>
+        </w:tc>
+      </w:tr>
+      <w:tr>
+        <w:tc>
+          <w:tcPr/>
+          <w:p>
+            <w:pPr>
+              <w:pStyle w:val="Compact"/>
+            </w:pPr>
+            <w:r>
+              <w:rPr>
+                <w:rFonts w:hint="eastAsia"/>
+              </w:rPr>
+              <w:t xml:space="preserve">副本说明</w:t>
+            </w:r>
+          </w:p>
+        </w:tc>
+        <w:tc>
+          <w:tcPr/>
+          <w:p>
+            <w:pPr>
+              <w:pStyle w:val="Compact"/>
+            </w:pPr>
+            <w:r>
+              <w:rPr>
+                <w:rFonts w:hint="eastAsia"/>
+              </w:rPr>
+              <w:t xml:space="preserve">原文件“项目开发总结报告(PDSR).docx”与“项目开发总结报告(PDSR)-V1.3.docx”内容一致，作为</w:t>
+            </w:r>
+            <w:r>
+              <w:t xml:space="preserve"> V1.3 </w:t>
+            </w:r>
+            <w:r>
+              <w:rPr>
+                <w:rFonts w:hint="eastAsia"/>
+              </w:rPr>
+              <w:t xml:space="preserve">最终交付副本。</w:t>
             </w:r>
           </w:p>
         </w:tc>
@@ -724,9 +764,61 @@
           </w:p>
         </w:tc>
       </w:tr>
+      <w:tr>
+        <w:tc>
+          <w:tcPr/>
+          <w:p>
+            <w:pPr>
+              <w:pStyle w:val="Compact"/>
+            </w:pPr>
+            <w:r>
+              <w:t xml:space="preserve">V1.3</w:t>
+            </w:r>
+          </w:p>
+        </w:tc>
+        <w:tc>
+          <w:tcPr/>
+          <w:p>
+            <w:pPr>
+              <w:pStyle w:val="Compact"/>
+            </w:pPr>
+            <w:r>
+              <w:t xml:space="preserve">2026-05-24</w:t>
+            </w:r>
+          </w:p>
+        </w:tc>
+        <w:tc>
+          <w:tcPr/>
+          <w:p>
+            <w:pPr>
+              <w:pStyle w:val="Compact"/>
+            </w:pPr>
+            <w:r>
+              <w:rPr>
+                <w:rFonts w:hint="eastAsia"/>
+              </w:rPr>
+              <w:t xml:space="preserve">最终交付</w:t>
+            </w:r>
+          </w:p>
+        </w:tc>
+        <w:tc>
+          <w:tcPr/>
+          <w:p>
+            <w:pPr>
+              <w:pStyle w:val="Compact"/>
+            </w:pPr>
+            <w:r>
+              <w:rPr>
+                <w:rFonts w:hint="eastAsia"/>
+              </w:rPr>
+              <w:t xml:space="preserve">形成最终总结，统一口径并明确后续建议。</w:t>
+            </w:r>
+          </w:p>
+        </w:tc>
+      </w:tr>
     </w:tbl>
     <w:bookmarkEnd w:id="10"/>
-    <w:bookmarkStart w:id="11" w:name="引言"/>
+    <w:bookmarkStart w:id="11" w:name="项目概述"/>
     <w:p>
       <w:pPr>
         <w:pStyle w:val="Heading2"/>
@@ -738,7 +830,7 @@
         <w:rPr>
           <w:rFonts w:hint="eastAsia"/>
         </w:rPr>
-        <w:t xml:space="preserve">引言</w:t>
+        <w:t xml:space="preserve">项目概述</w:t>
       </w:r>
     </w:p>
     <w:p>
@@ -746,22 +838,21 @@
         <w:pStyle w:val="FirstParagraph"/>
       </w:pPr>
       <w:r>
-        <w:t xml:space="preserve">V1.2 </w:t>
-      </w:r>
-      <w:r>
         <w:rPr>
           <w:rFonts w:hint="eastAsia"/>
         </w:rPr>
-        <w:t xml:space="preserve">在</w:t>
-      </w:r>
-      <w:r>
-        <w:t xml:space="preserve"> V1.1 </w:t>
-      </w:r>
+        <w:t xml:space="preserve">校务问答机器人项目面向高校校务咨询场景，建设以知识库、自然语言问答、权限控制、反馈闭环和后台运营为核心的原型系统。项目目标是通过需求工程方法明确系统范围，形成可评审、可追溯、可测试的软件需求基线，并为后续生产化开发提供设计、测试和运维依据。</w:t>
+      </w:r>
+    </w:p>
+    <w:p>
+      <w:pPr>
+        <w:pStyle w:val="BodyText"/>
+      </w:pPr>
       <w:r>
         <w:rPr>
           <w:rFonts w:hint="eastAsia"/>
         </w:rPr>
-        <w:t xml:space="preserve">的交付清单基础上，补充项目评审、变更控制和测试执行结果。该版本用于说明</w:t>
+        <w:t xml:space="preserve">本最终总结覆盖需求分析、文档编制、原型设计与开发、评审修订、测试验证和交付归档。所有统计口径统一为</w:t>
       </w:r>
       <w:r>
         <w:t xml:space="preserve"> </w:t>
@@ -770,38 +861,11 @@
         <w:rPr>
           <w:rFonts w:hint="eastAsia"/>
         </w:rPr>
-        <w:t xml:space="preserve">40条需求、47用例</w:t>
-      </w:r>
-      <w:r>
-        <w:t xml:space="preserve"> </w:t>
-      </w:r>
-      <w:r>
-        <w:rPr>
-          <w:rFonts w:hint="eastAsia"/>
-        </w:rPr>
-        <w:t xml:space="preserve">和</w:t>
-      </w:r>
-      <w:r>
-        <w:t xml:space="preserve"> </w:t>
-      </w:r>
-      <w:r>
-        <w:rPr>
-          <w:rFonts w:hint="eastAsia"/>
-        </w:rPr>
-        <w:t xml:space="preserve">78测试用例</w:t>
-      </w:r>
-      <w:r>
-        <w:t xml:space="preserve"> </w:t>
-      </w:r>
-      <w:r>
-        <w:rPr>
-          <w:rFonts w:hint="eastAsia"/>
-        </w:rPr>
-        <w:t xml:space="preserve">如何经过评审、修订和验证后进入最终总结。</w:t>
+        <w:t xml:space="preserve">SRS-BASELINE-V1.0、40条需求、47用例、78测试用例，用户参与采用核心代表+扩展代表表述，避免将代表人数作为唯一统计口径。</w:t>
       </w:r>
     </w:p>
     <w:bookmarkEnd w:id="11"/>
-    <w:bookmarkStart w:id="12" w:name="交付范围回顾"/>
+    <w:bookmarkStart w:id="12" w:name="最终成果数据"/>
     <w:p>
       <w:pPr>
         <w:pStyle w:val="Heading2"/>
@@ -813,7 +877,7 @@
         <w:rPr>
           <w:rFonts w:hint="eastAsia"/>
         </w:rPr>
-        <w:t xml:space="preserve">交付范围回顾</w:t>
+        <w:t xml:space="preserve">最终成果数据</w:t>
       </w:r>
     </w:p>
     <w:tbl>
@@ -840,79 +904,94 @@
               <w:rPr>
                 <w:rFonts w:hint="eastAsia"/>
               </w:rPr>
-              <w:t xml:space="preserve">类别</w:t>
-            </w:r>
-          </w:p>
-        </w:tc>
-        <w:tc>
-          <w:tcPr/>
-          <w:p>
-            <w:pPr>
-              <w:pStyle w:val="Compact"/>
-            </w:pPr>
-            <w:r>
-              <w:rPr>
-                <w:rFonts w:hint="eastAsia"/>
-              </w:rPr>
-              <w:t xml:space="preserve">交付结果</w:t>
-            </w:r>
-          </w:p>
-        </w:tc>
-      </w:tr>
-      <w:tr>
-        <w:tc>
-          <w:tcPr/>
-          <w:p>
-            <w:pPr>
-              <w:pStyle w:val="Compact"/>
-            </w:pPr>
-            <w:r>
-              <w:rPr>
-                <w:rFonts w:hint="eastAsia"/>
-              </w:rPr>
-              <w:t xml:space="preserve">需求与基线</w:t>
-            </w:r>
-          </w:p>
-        </w:tc>
-        <w:tc>
-          <w:tcPr/>
-          <w:p>
-            <w:pPr>
-              <w:pStyle w:val="Compact"/>
-            </w:pPr>
-            <w:r>
-              <w:t xml:space="preserve">SRS-BASELINE-V1.0 </w:t>
-            </w:r>
-            <w:r>
-              <w:rPr>
-                <w:rFonts w:hint="eastAsia"/>
-              </w:rPr>
-              <w:t xml:space="preserve">已发布，范围为</w:t>
-            </w:r>
-            <w:r>
-              <w:t xml:space="preserve"> </w:t>
-            </w:r>
-            <w:r>
-              <w:rPr>
-                <w:rFonts w:hint="eastAsia"/>
-              </w:rPr>
-              <w:t xml:space="preserve">40条需求。</w:t>
-            </w:r>
-          </w:p>
-        </w:tc>
-      </w:tr>
-      <w:tr>
-        <w:tc>
-          <w:tcPr/>
-          <w:p>
-            <w:pPr>
-              <w:pStyle w:val="Compact"/>
-            </w:pPr>
-            <w:r>
-              <w:rPr>
-                <w:rFonts w:hint="eastAsia"/>
-              </w:rPr>
-              <w:t xml:space="preserve">用例与场景</w:t>
+              <w:t xml:space="preserve">指标</w:t>
+            </w:r>
+          </w:p>
+        </w:tc>
+        <w:tc>
+          <w:tcPr/>
+          <w:p>
+            <w:pPr>
+              <w:pStyle w:val="Compact"/>
+            </w:pPr>
+            <w:r>
+              <w:rPr>
+                <w:rFonts w:hint="eastAsia"/>
+              </w:rPr>
+              <w:t xml:space="preserve">最终口径</w:t>
+            </w:r>
+          </w:p>
+        </w:tc>
+      </w:tr>
+      <w:tr>
+        <w:tc>
+          <w:tcPr/>
+          <w:p>
+            <w:pPr>
+              <w:pStyle w:val="Compact"/>
+            </w:pPr>
+            <w:r>
+              <w:rPr>
+                <w:rFonts w:hint="eastAsia"/>
+              </w:rPr>
+              <w:t xml:space="preserve">需求基线</w:t>
+            </w:r>
+          </w:p>
+        </w:tc>
+        <w:tc>
+          <w:tcPr/>
+          <w:p>
+            <w:pPr>
+              <w:pStyle w:val="Compact"/>
+            </w:pPr>
+            <w:r>
+              <w:t xml:space="preserve">SRS-BASELINE-V1.0</w:t>
+            </w:r>
+          </w:p>
+        </w:tc>
+      </w:tr>
+      <w:tr>
+        <w:tc>
+          <w:tcPr/>
+          <w:p>
+            <w:pPr>
+              <w:pStyle w:val="Compact"/>
+            </w:pPr>
+            <w:r>
+              <w:rPr>
+                <w:rFonts w:hint="eastAsia"/>
+              </w:rPr>
+              <w:t xml:space="preserve">需求数量</w:t>
+            </w:r>
+          </w:p>
+        </w:tc>
+        <w:tc>
+          <w:tcPr/>
+          <w:p>
+            <w:pPr>
+              <w:pStyle w:val="Compact"/>
+            </w:pPr>
+            <w:r>
+              <w:rPr>
+                <w:rFonts w:hint="eastAsia"/>
+              </w:rPr>
+              <w:t xml:space="preserve">40条需求</w:t>
+            </w:r>
+          </w:p>
+        </w:tc>
+      </w:tr>
+      <w:tr>
+        <w:tc>
+          <w:tcPr/>
+          <w:p>
+            <w:pPr>
+              <w:pStyle w:val="Compact"/>
+            </w:pPr>
+            <w:r>
+              <w:rPr>
+                <w:rFonts w:hint="eastAsia"/>
+              </w:rPr>
+              <w:t xml:space="preserve">用例数量</w:t>
             </w:r>
           </w:p>
         </w:tc>
@@ -928,30 +1007,21 @@
               </w:rPr>
               <w:t xml:space="preserve">47用例</w:t>
             </w:r>
-            <w:r>
-              <w:t xml:space="preserve"> </w:t>
-            </w:r>
-            <w:r>
-              <w:rPr>
-                <w:rFonts w:hint="eastAsia"/>
-              </w:rPr>
-              <w:t xml:space="preserve">已完成规约和追溯。</w:t>
-            </w:r>
-          </w:p>
-        </w:tc>
-      </w:tr>
-      <w:tr>
-        <w:tc>
-          <w:tcPr/>
-          <w:p>
-            <w:pPr>
-              <w:pStyle w:val="Compact"/>
-            </w:pPr>
-            <w:r>
-              <w:rPr>
-                <w:rFonts w:hint="eastAsia"/>
-              </w:rPr>
-              <w:t xml:space="preserve">测试设计</w:t>
+          </w:p>
+        </w:tc>
+      </w:tr>
+      <w:tr>
+        <w:tc>
+          <w:tcPr/>
+          <w:p>
+            <w:pPr>
+              <w:pStyle w:val="Compact"/>
+            </w:pPr>
+            <w:r>
+              <w:rPr>
+                <w:rFonts w:hint="eastAsia"/>
+              </w:rPr>
+              <w:t xml:space="preserve">测试用例数量</w:t>
             </w:r>
           </w:p>
         </w:tc>
@@ -967,14 +1037,128 @@
               </w:rPr>
               <w:t xml:space="preserve">78测试用例</w:t>
             </w:r>
-            <w:r>
-              <w:t xml:space="preserve"> </w:t>
-            </w:r>
-            <w:r>
-              <w:rPr>
-                <w:rFonts w:hint="eastAsia"/>
-              </w:rPr>
-              <w:t xml:space="preserve">已形成并纳入测试报告。</w:t>
+          </w:p>
+        </w:tc>
+      </w:tr>
+      <w:tr>
+        <w:tc>
+          <w:tcPr/>
+          <w:p>
+            <w:pPr>
+              <w:pStyle w:val="Compact"/>
+            </w:pPr>
+            <w:r>
+              <w:rPr>
+                <w:rFonts w:hint="eastAsia"/>
+              </w:rPr>
+              <w:t xml:space="preserve">测试执行结果</w:t>
+            </w:r>
+          </w:p>
+        </w:tc>
+        <w:tc>
+          <w:tcPr/>
+          <w:p>
+            <w:pPr>
+              <w:pStyle w:val="Compact"/>
+            </w:pPr>
+            <w:r>
+              <w:t xml:space="preserve">78/78 </w:t>
+            </w:r>
+            <w:r>
+              <w:rPr>
+                <w:rFonts w:hint="eastAsia"/>
+              </w:rPr>
+              <w:t xml:space="preserve">通过</w:t>
+            </w:r>
+          </w:p>
+        </w:tc>
+      </w:tr>
+      <w:tr>
+        <w:tc>
+          <w:tcPr/>
+          <w:p>
+            <w:pPr>
+              <w:pStyle w:val="Compact"/>
+            </w:pPr>
+            <w:r>
+              <w:rPr>
+                <w:rFonts w:hint="eastAsia"/>
+              </w:rPr>
+              <w:t xml:space="preserve">评审轮次</w:t>
+            </w:r>
+          </w:p>
+        </w:tc>
+        <w:tc>
+          <w:tcPr/>
+          <w:p>
+            <w:pPr>
+              <w:pStyle w:val="Compact"/>
+            </w:pPr>
+            <w:r>
+              <w:rPr>
+                <w:rFonts w:hint="eastAsia"/>
+              </w:rPr>
+              <w:t xml:space="preserve">4轮</w:t>
+            </w:r>
+          </w:p>
+        </w:tc>
+      </w:tr>
+      <w:tr>
+        <w:tc>
+          <w:tcPr/>
+          <w:p>
+            <w:pPr>
+              <w:pStyle w:val="Compact"/>
+            </w:pPr>
+            <w:r>
+              <w:rPr>
+                <w:rFonts w:hint="eastAsia"/>
+              </w:rPr>
+              <w:t xml:space="preserve">评审问题</w:t>
+            </w:r>
+          </w:p>
+        </w:tc>
+        <w:tc>
+          <w:tcPr/>
+          <w:p>
+            <w:pPr>
+              <w:pStyle w:val="Compact"/>
+            </w:pPr>
+            <w:r>
+              <w:rPr>
+                <w:rFonts w:hint="eastAsia"/>
+              </w:rPr>
+              <w:t xml:space="preserve">16项，全部关闭</w:t>
+            </w:r>
+          </w:p>
+        </w:tc>
+      </w:tr>
+      <w:tr>
+        <w:tc>
+          <w:tcPr/>
+          <w:p>
+            <w:pPr>
+              <w:pStyle w:val="Compact"/>
+            </w:pPr>
+            <w:r>
+              <w:rPr>
+                <w:rFonts w:hint="eastAsia"/>
+              </w:rPr>
+              <w:t xml:space="preserve">原型缺陷</w:t>
+            </w:r>
+          </w:p>
+        </w:tc>
+        <w:tc>
+          <w:tcPr/>
+          <w:p>
+            <w:pPr>
+              <w:pStyle w:val="Compact"/>
+            </w:pPr>
+            <w:r>
+              <w:rPr>
+                <w:rFonts w:hint="eastAsia"/>
+              </w:rPr>
+              <w:t xml:space="preserve">5项，全部回归通过</w:t>
             </w:r>
           </w:p>
         </w:tc>
@@ -1004,44 +1188,107 @@
               <w:rPr>
                 <w:rFonts w:hint="eastAsia"/>
               </w:rPr>
-              <w:t xml:space="preserve">27篇交付物已完成。</w:t>
-            </w:r>
-          </w:p>
-        </w:tc>
-      </w:tr>
-      <w:tr>
-        <w:tc>
-          <w:tcPr/>
-          <w:p>
-            <w:pPr>
-              <w:pStyle w:val="Compact"/>
-            </w:pPr>
-            <w:r>
-              <w:rPr>
-                <w:rFonts w:hint="eastAsia"/>
-              </w:rPr>
-              <w:t xml:space="preserve">用户参与</w:t>
-            </w:r>
-          </w:p>
-        </w:tc>
-        <w:tc>
-          <w:tcPr/>
-          <w:p>
-            <w:pPr>
-              <w:pStyle w:val="Compact"/>
-            </w:pPr>
-            <w:r>
-              <w:rPr>
-                <w:rFonts w:hint="eastAsia"/>
-              </w:rPr>
-              <w:t xml:space="preserve">采用核心代表+扩展代表口径，覆盖主要用户群。</w:t>
+              <w:t xml:space="preserve">27篇</w:t>
+            </w:r>
+          </w:p>
+        </w:tc>
+      </w:tr>
+      <w:tr>
+        <w:tc>
+          <w:tcPr/>
+          <w:p>
+            <w:pPr>
+              <w:pStyle w:val="Compact"/>
+            </w:pPr>
+            <w:r>
+              <w:t xml:space="preserve">UML </w:t>
+            </w:r>
+            <w:r>
+              <w:rPr>
+                <w:rFonts w:hint="eastAsia"/>
+              </w:rPr>
+              <w:t xml:space="preserve">图类型</w:t>
+            </w:r>
+          </w:p>
+        </w:tc>
+        <w:tc>
+          <w:tcPr/>
+          <w:p>
+            <w:pPr>
+              <w:pStyle w:val="Compact"/>
+            </w:pPr>
+            <w:r>
+              <w:rPr>
+                <w:rFonts w:hint="eastAsia"/>
+              </w:rPr>
+              <w:t xml:space="preserve">6类</w:t>
+            </w:r>
+          </w:p>
+        </w:tc>
+      </w:tr>
+      <w:tr>
+        <w:tc>
+          <w:tcPr/>
+          <w:p>
+            <w:pPr>
+              <w:pStyle w:val="Compact"/>
+            </w:pPr>
+            <w:r>
+              <w:rPr>
+                <w:rFonts w:hint="eastAsia"/>
+              </w:rPr>
+              <w:t xml:space="preserve">用户代表口径</w:t>
+            </w:r>
+          </w:p>
+        </w:tc>
+        <w:tc>
+          <w:tcPr/>
+          <w:p>
+            <w:pPr>
+              <w:pStyle w:val="Compact"/>
+            </w:pPr>
+            <w:r>
+              <w:rPr>
+                <w:rFonts w:hint="eastAsia"/>
+              </w:rPr>
+              <w:t xml:space="preserve">核心代表+扩展代表</w:t>
+            </w:r>
+          </w:p>
+        </w:tc>
+      </w:tr>
+      <w:tr>
+        <w:tc>
+          <w:tcPr/>
+          <w:p>
+            <w:pPr>
+              <w:pStyle w:val="Compact"/>
+            </w:pPr>
+            <w:r>
+              <w:rPr>
+                <w:rFonts w:hint="eastAsia"/>
+              </w:rPr>
+              <w:t xml:space="preserve">数据库设计口径</w:t>
+            </w:r>
+          </w:p>
+        </w:tc>
+        <w:tc>
+          <w:tcPr/>
+          <w:p>
+            <w:pPr>
+              <w:pStyle w:val="Compact"/>
+            </w:pPr>
+            <w:r>
+              <w:rPr>
+                <w:rFonts w:hint="eastAsia"/>
+              </w:rPr>
+              <w:t xml:space="preserve">核心表15张，原型运行表16张</w:t>
             </w:r>
           </w:p>
         </w:tc>
       </w:tr>
     </w:tbl>
     <w:bookmarkEnd w:id="12"/>
-    <w:bookmarkStart w:id="13" w:name="评审结果"/>
+    <w:bookmarkStart w:id="13" w:name="交付物清单"/>
     <w:p>
       <w:pPr>
         <w:pStyle w:val="Heading2"/>
@@ -1053,7 +1300,7 @@
         <w:rPr>
           <w:rFonts w:hint="eastAsia"/>
         </w:rPr>
-        <w:t xml:space="preserve">评审结果</w:t>
+        <w:t xml:space="preserve">交付物清单</w:t>
       </w:r>
     </w:p>
     <w:tbl>
@@ -1063,11 +1310,10 @@
         <w:tblLook w:firstRow="1" w:lastRow="0" w:firstColumn="0" w:lastColumn="0" w:noHBand="0" w:noVBand="0" w:val="0020"/>
       </w:tblPr>
       <w:tblGrid>
-        <w:gridCol w:w="1584"/>
-        <w:gridCol w:w="1584"/>
-        <w:gridCol w:w="1584"/>
-        <w:gridCol w:w="1584"/>
-        <w:gridCol w:w="1584"/>
+        <w:gridCol w:w="1980"/>
+        <w:gridCol w:w="1980"/>
+        <w:gridCol w:w="1980"/>
+        <w:gridCol w:w="1980"/>
       </w:tblGrid>
       <w:tr>
         <w:trPr>
@@ -1083,435 +1329,1535 @@
               <w:rPr>
                 <w:rFonts w:hint="eastAsia"/>
               </w:rPr>
-              <w:t xml:space="preserve">评审轮次</w:t>
-            </w:r>
-          </w:p>
-        </w:tc>
-        <w:tc>
-          <w:tcPr/>
-          <w:p>
-            <w:pPr>
-              <w:pStyle w:val="Compact"/>
-            </w:pPr>
-            <w:r>
-              <w:rPr>
-                <w:rFonts w:hint="eastAsia"/>
-              </w:rPr>
-              <w:t xml:space="preserve">评审对象</w:t>
-            </w:r>
-          </w:p>
-        </w:tc>
-        <w:tc>
-          <w:tcPr/>
-          <w:p>
-            <w:pPr>
-              <w:pStyle w:val="Compact"/>
-            </w:pPr>
-            <w:r>
-              <w:rPr>
-                <w:rFonts w:hint="eastAsia"/>
-              </w:rPr>
-              <w:t xml:space="preserve">发现问题</w:t>
-            </w:r>
-          </w:p>
-        </w:tc>
-        <w:tc>
-          <w:tcPr/>
-          <w:p>
-            <w:pPr>
-              <w:pStyle w:val="Compact"/>
-            </w:pPr>
-            <w:r>
-              <w:rPr>
-                <w:rFonts w:hint="eastAsia"/>
-              </w:rPr>
-              <w:t xml:space="preserve">修复情况</w:t>
-            </w:r>
-          </w:p>
-        </w:tc>
-        <w:tc>
-          <w:tcPr/>
-          <w:p>
-            <w:pPr>
-              <w:pStyle w:val="Compact"/>
-            </w:pPr>
-            <w:r>
-              <w:rPr>
-                <w:rFonts w:hint="eastAsia"/>
-              </w:rPr>
-              <w:t xml:space="preserve">结论</w:t>
-            </w:r>
-          </w:p>
-        </w:tc>
-      </w:tr>
-      <w:tr>
-        <w:tc>
-          <w:tcPr/>
-          <w:p>
-            <w:pPr>
-              <w:pStyle w:val="Compact"/>
-            </w:pPr>
-            <w:r>
-              <w:t xml:space="preserve">R1</w:t>
-            </w:r>
-          </w:p>
-        </w:tc>
-        <w:tc>
-          <w:tcPr/>
-          <w:p>
-            <w:pPr>
-              <w:pStyle w:val="Compact"/>
-            </w:pPr>
-            <w:r>
-              <w:rPr>
-                <w:rFonts w:hint="eastAsia"/>
-              </w:rPr>
-              <w:t xml:space="preserve">愿景与范围、系统上下文</w:t>
-            </w:r>
-          </w:p>
-        </w:tc>
-        <w:tc>
-          <w:tcPr/>
-          <w:p>
-            <w:pPr>
-              <w:pStyle w:val="Compact"/>
-            </w:pPr>
-            <w:r>
-              <w:t xml:space="preserve">4</w:t>
-            </w:r>
-          </w:p>
-        </w:tc>
-        <w:tc>
-          <w:tcPr/>
-          <w:p>
-            <w:pPr>
-              <w:pStyle w:val="Compact"/>
-            </w:pPr>
-            <w:r>
-              <w:rPr>
-                <w:rFonts w:hint="eastAsia"/>
-              </w:rPr>
-              <w:t xml:space="preserve">4项已修复</w:t>
-            </w:r>
-          </w:p>
-        </w:tc>
-        <w:tc>
-          <w:tcPr/>
-          <w:p>
-            <w:pPr>
-              <w:pStyle w:val="Compact"/>
-            </w:pPr>
-            <w:r>
-              <w:rPr>
-                <w:rFonts w:hint="eastAsia"/>
-              </w:rPr>
-              <w:t xml:space="preserve">通过</w:t>
-            </w:r>
-          </w:p>
-        </w:tc>
-      </w:tr>
-      <w:tr>
-        <w:tc>
-          <w:tcPr/>
-          <w:p>
-            <w:pPr>
-              <w:pStyle w:val="Compact"/>
-            </w:pPr>
-            <w:r>
-              <w:t xml:space="preserve">R2</w:t>
-            </w:r>
-          </w:p>
-        </w:tc>
-        <w:tc>
-          <w:tcPr/>
-          <w:p>
-            <w:pPr>
-              <w:pStyle w:val="Compact"/>
-            </w:pPr>
-            <w:r>
-              <w:rPr>
-                <w:rFonts w:hint="eastAsia"/>
-              </w:rPr>
-              <w:t xml:space="preserve">用户群、需求获取、原型</w:t>
-            </w:r>
-          </w:p>
-        </w:tc>
-        <w:tc>
-          <w:tcPr/>
-          <w:p>
-            <w:pPr>
-              <w:pStyle w:val="Compact"/>
-            </w:pPr>
-            <w:r>
-              <w:t xml:space="preserve">5</w:t>
-            </w:r>
-          </w:p>
-        </w:tc>
-        <w:tc>
-          <w:tcPr/>
-          <w:p>
-            <w:pPr>
-              <w:pStyle w:val="Compact"/>
-            </w:pPr>
-            <w:r>
-              <w:rPr>
-                <w:rFonts w:hint="eastAsia"/>
-              </w:rPr>
-              <w:t xml:space="preserve">5项已修复</w:t>
-            </w:r>
-          </w:p>
-        </w:tc>
-        <w:tc>
-          <w:tcPr/>
-          <w:p>
-            <w:pPr>
-              <w:pStyle w:val="Compact"/>
-            </w:pPr>
-            <w:r>
-              <w:rPr>
-                <w:rFonts w:hint="eastAsia"/>
-              </w:rPr>
-              <w:t xml:space="preserve">通过</w:t>
-            </w:r>
-          </w:p>
-        </w:tc>
-      </w:tr>
-      <w:tr>
-        <w:tc>
-          <w:tcPr/>
-          <w:p>
-            <w:pPr>
-              <w:pStyle w:val="Compact"/>
-            </w:pPr>
-            <w:r>
-              <w:t xml:space="preserve">R3</w:t>
-            </w:r>
-          </w:p>
-        </w:tc>
-        <w:tc>
-          <w:tcPr/>
-          <w:p>
-            <w:pPr>
-              <w:pStyle w:val="Compact"/>
-            </w:pPr>
-            <w:r>
-              <w:rPr>
-                <w:rFonts w:hint="eastAsia"/>
-              </w:rPr>
-              <w:t xml:space="preserve">用例、非功能需求、SRS</w:t>
-            </w:r>
-            <w:r>
-              <w:t xml:space="preserve"> </w:t>
-            </w:r>
-            <w:r>
-              <w:rPr>
-                <w:rFonts w:hint="eastAsia"/>
-              </w:rPr>
-              <w:t xml:space="preserve">初稿</w:t>
-            </w:r>
-          </w:p>
-        </w:tc>
-        <w:tc>
-          <w:tcPr/>
-          <w:p>
-            <w:pPr>
-              <w:pStyle w:val="Compact"/>
-            </w:pPr>
-            <w:r>
-              <w:t xml:space="preserve">4</w:t>
-            </w:r>
-          </w:p>
-        </w:tc>
-        <w:tc>
-          <w:tcPr/>
-          <w:p>
-            <w:pPr>
-              <w:pStyle w:val="Compact"/>
-            </w:pPr>
-            <w:r>
-              <w:rPr>
-                <w:rFonts w:hint="eastAsia"/>
-              </w:rPr>
-              <w:t xml:space="preserve">4项已修复</w:t>
-            </w:r>
-          </w:p>
-        </w:tc>
-        <w:tc>
-          <w:tcPr/>
-          <w:p>
-            <w:pPr>
-              <w:pStyle w:val="Compact"/>
-            </w:pPr>
-            <w:r>
-              <w:rPr>
-                <w:rFonts w:hint="eastAsia"/>
-              </w:rPr>
-              <w:t xml:space="preserve">通过</w:t>
-            </w:r>
-          </w:p>
-        </w:tc>
-      </w:tr>
-      <w:tr>
-        <w:tc>
-          <w:tcPr/>
-          <w:p>
-            <w:pPr>
-              <w:pStyle w:val="Compact"/>
-            </w:pPr>
-            <w:r>
-              <w:t xml:space="preserve">R4</w:t>
-            </w:r>
-          </w:p>
-        </w:tc>
-        <w:tc>
-          <w:tcPr/>
-          <w:p>
-            <w:pPr>
-              <w:pStyle w:val="Compact"/>
-            </w:pPr>
-            <w:r>
-              <w:t xml:space="preserve">SRS </w:t>
-            </w:r>
-            <w:r>
-              <w:rPr>
-                <w:rFonts w:hint="eastAsia"/>
-              </w:rPr>
-              <w:t xml:space="preserve">最终稿、测试用例、用户手册</w:t>
-            </w:r>
-          </w:p>
-        </w:tc>
-        <w:tc>
-          <w:tcPr/>
-          <w:p>
-            <w:pPr>
-              <w:pStyle w:val="Compact"/>
-            </w:pPr>
-            <w:r>
-              <w:t xml:space="preserve">3</w:t>
-            </w:r>
-          </w:p>
-        </w:tc>
-        <w:tc>
-          <w:tcPr/>
-          <w:p>
-            <w:pPr>
-              <w:pStyle w:val="Compact"/>
-            </w:pPr>
-            <w:r>
-              <w:rPr>
-                <w:rFonts w:hint="eastAsia"/>
-              </w:rPr>
-              <w:t xml:space="preserve">3项已修复</w:t>
-            </w:r>
-          </w:p>
-        </w:tc>
-        <w:tc>
-          <w:tcPr/>
-          <w:p>
-            <w:pPr>
-              <w:pStyle w:val="Compact"/>
-            </w:pPr>
-            <w:r>
-              <w:rPr>
-                <w:rFonts w:hint="eastAsia"/>
-              </w:rPr>
-              <w:t xml:space="preserve">通过</w:t>
-            </w:r>
-          </w:p>
-        </w:tc>
-      </w:tr>
-      <w:tr>
-        <w:tc>
-          <w:tcPr/>
-          <w:p>
-            <w:pPr>
-              <w:pStyle w:val="Compact"/>
-            </w:pPr>
-            <w:r>
-              <w:rPr>
-                <w:rFonts w:hint="eastAsia"/>
-              </w:rPr>
-              <w:t xml:space="preserve">合计</w:t>
-            </w:r>
-          </w:p>
-        </w:tc>
-        <w:tc>
-          <w:tcPr/>
-          <w:p>
-            <w:pPr>
-              <w:pStyle w:val="Compact"/>
-            </w:pPr>
-            <w:r>
-              <w:rPr>
-                <w:rFonts w:hint="eastAsia"/>
-              </w:rPr>
-              <w:t xml:space="preserve">全部评审对象</w:t>
-            </w:r>
-          </w:p>
-        </w:tc>
-        <w:tc>
-          <w:tcPr/>
-          <w:p>
-            <w:pPr>
-              <w:pStyle w:val="Compact"/>
-            </w:pPr>
-            <w:r>
-              <w:t xml:space="preserve">16</w:t>
-            </w:r>
-          </w:p>
-        </w:tc>
-        <w:tc>
-          <w:tcPr/>
-          <w:p>
-            <w:pPr>
-              <w:pStyle w:val="Compact"/>
-            </w:pPr>
-            <w:r>
-              <w:rPr>
-                <w:rFonts w:hint="eastAsia"/>
-              </w:rPr>
-              <w:t xml:space="preserve">16项已修复</w:t>
-            </w:r>
-          </w:p>
-        </w:tc>
-        <w:tc>
-          <w:tcPr/>
-          <w:p>
-            <w:pPr>
-              <w:pStyle w:val="Compact"/>
-            </w:pPr>
-            <w:r>
-              <w:rPr>
-                <w:rFonts w:hint="eastAsia"/>
-              </w:rPr>
-              <w:t xml:space="preserve">修复率100%</w:t>
+              <w:t xml:space="preserve">编号</w:t>
+            </w:r>
+          </w:p>
+        </w:tc>
+        <w:tc>
+          <w:tcPr/>
+          <w:p>
+            <w:pPr>
+              <w:pStyle w:val="Compact"/>
+            </w:pPr>
+            <w:r>
+              <w:rPr>
+                <w:rFonts w:hint="eastAsia"/>
+              </w:rPr>
+              <w:t xml:space="preserve">交付物</w:t>
+            </w:r>
+          </w:p>
+        </w:tc>
+        <w:tc>
+          <w:tcPr/>
+          <w:p>
+            <w:pPr>
+              <w:pStyle w:val="Compact"/>
+            </w:pPr>
+            <w:r>
+              <w:rPr>
+                <w:rFonts w:hint="eastAsia"/>
+              </w:rPr>
+              <w:t xml:space="preserve">文件名</w:t>
+            </w:r>
+          </w:p>
+        </w:tc>
+        <w:tc>
+          <w:tcPr/>
+          <w:p>
+            <w:pPr>
+              <w:pStyle w:val="Compact"/>
+            </w:pPr>
+            <w:r>
+              <w:rPr>
+                <w:rFonts w:hint="eastAsia"/>
+              </w:rPr>
+              <w:t xml:space="preserve">状态</w:t>
+            </w:r>
+          </w:p>
+        </w:tc>
+      </w:tr>
+      <w:tr>
+        <w:tc>
+          <w:tcPr/>
+          <w:p>
+            <w:pPr>
+              <w:pStyle w:val="Compact"/>
+            </w:pPr>
+            <w:r>
+              <w:t xml:space="preserve">D01</w:t>
+            </w:r>
+          </w:p>
+        </w:tc>
+        <w:tc>
+          <w:tcPr/>
+          <w:p>
+            <w:pPr>
+              <w:pStyle w:val="Compact"/>
+            </w:pPr>
+            <w:r>
+              <w:t xml:space="preserve">Vision &amp; Scope</w:t>
+            </w:r>
+          </w:p>
+        </w:tc>
+        <w:tc>
+          <w:tcPr/>
+          <w:p>
+            <w:pPr>
+              <w:pStyle w:val="Compact"/>
+            </w:pPr>
+            <w:r>
+              <w:rPr>
+                <w:rFonts w:hint="eastAsia"/>
+              </w:rPr>
+              <w:t xml:space="preserve">愿景与范围文档(VS).md</w:t>
+            </w:r>
+          </w:p>
+        </w:tc>
+        <w:tc>
+          <w:tcPr/>
+          <w:p>
+            <w:pPr>
+              <w:pStyle w:val="Compact"/>
+            </w:pPr>
+            <w:r>
+              <w:rPr>
+                <w:rFonts w:hint="eastAsia"/>
+              </w:rPr>
+              <w:t xml:space="preserve">已交付</w:t>
+            </w:r>
+          </w:p>
+        </w:tc>
+      </w:tr>
+      <w:tr>
+        <w:tc>
+          <w:tcPr/>
+          <w:p>
+            <w:pPr>
+              <w:pStyle w:val="Compact"/>
+            </w:pPr>
+            <w:r>
+              <w:t xml:space="preserve">D02</w:t>
+            </w:r>
+          </w:p>
+        </w:tc>
+        <w:tc>
+          <w:tcPr/>
+          <w:p>
+            <w:pPr>
+              <w:pStyle w:val="Compact"/>
+            </w:pPr>
+            <w:r>
+              <w:t xml:space="preserve">Context Diagram</w:t>
+            </w:r>
+          </w:p>
+        </w:tc>
+        <w:tc>
+          <w:tcPr/>
+          <w:p>
+            <w:pPr>
+              <w:pStyle w:val="Compact"/>
+            </w:pPr>
+            <w:r>
+              <w:rPr>
+                <w:rFonts w:hint="eastAsia"/>
+              </w:rPr>
+              <w:t xml:space="preserve">系统上下文图(CD).md</w:t>
+            </w:r>
+          </w:p>
+        </w:tc>
+        <w:tc>
+          <w:tcPr/>
+          <w:p>
+            <w:pPr>
+              <w:pStyle w:val="Compact"/>
+            </w:pPr>
+            <w:r>
+              <w:rPr>
+                <w:rFonts w:hint="eastAsia"/>
+              </w:rPr>
+              <w:t xml:space="preserve">已交付</w:t>
+            </w:r>
+          </w:p>
+        </w:tc>
+      </w:tr>
+      <w:tr>
+        <w:tc>
+          <w:tcPr/>
+          <w:p>
+            <w:pPr>
+              <w:pStyle w:val="Compact"/>
+            </w:pPr>
+            <w:r>
+              <w:t xml:space="preserve">D03</w:t>
+            </w:r>
+          </w:p>
+        </w:tc>
+        <w:tc>
+          <w:tcPr/>
+          <w:p>
+            <w:pPr>
+              <w:pStyle w:val="Compact"/>
+            </w:pPr>
+            <w:r>
+              <w:rPr>
+                <w:rFonts w:hint="eastAsia"/>
+              </w:rPr>
+              <w:t xml:space="preserve">用户群与代表</w:t>
+            </w:r>
+          </w:p>
+        </w:tc>
+        <w:tc>
+          <w:tcPr/>
+          <w:p>
+            <w:pPr>
+              <w:pStyle w:val="Compact"/>
+            </w:pPr>
+            <w:r>
+              <w:rPr>
+                <w:rFonts w:hint="eastAsia"/>
+              </w:rPr>
+              <w:t xml:space="preserve">用户群与代表(UG).md</w:t>
+            </w:r>
+          </w:p>
+        </w:tc>
+        <w:tc>
+          <w:tcPr/>
+          <w:p>
+            <w:pPr>
+              <w:pStyle w:val="Compact"/>
+            </w:pPr>
+            <w:r>
+              <w:rPr>
+                <w:rFonts w:hint="eastAsia"/>
+              </w:rPr>
+              <w:t xml:space="preserve">已交付</w:t>
+            </w:r>
+          </w:p>
+        </w:tc>
+      </w:tr>
+      <w:tr>
+        <w:tc>
+          <w:tcPr/>
+          <w:p>
+            <w:pPr>
+              <w:pStyle w:val="Compact"/>
+            </w:pPr>
+            <w:r>
+              <w:t xml:space="preserve">D04</w:t>
+            </w:r>
+          </w:p>
+        </w:tc>
+        <w:tc>
+          <w:tcPr/>
+          <w:p>
+            <w:pPr>
+              <w:pStyle w:val="Compact"/>
+            </w:pPr>
+            <w:r>
+              <w:rPr>
+                <w:rFonts w:hint="eastAsia"/>
+              </w:rPr>
+              <w:t xml:space="preserve">需求获取记录</w:t>
+            </w:r>
+          </w:p>
+        </w:tc>
+        <w:tc>
+          <w:tcPr/>
+          <w:p>
+            <w:pPr>
+              <w:pStyle w:val="Compact"/>
+            </w:pPr>
+            <w:r>
+              <w:rPr>
+                <w:rFonts w:hint="eastAsia"/>
+              </w:rPr>
+              <w:t xml:space="preserve">需求获取记录(RG).md</w:t>
+            </w:r>
+          </w:p>
+        </w:tc>
+        <w:tc>
+          <w:tcPr/>
+          <w:p>
+            <w:pPr>
+              <w:pStyle w:val="Compact"/>
+            </w:pPr>
+            <w:r>
+              <w:rPr>
+                <w:rFonts w:hint="eastAsia"/>
+              </w:rPr>
+              <w:t xml:space="preserve">已交付</w:t>
+            </w:r>
+          </w:p>
+        </w:tc>
+      </w:tr>
+      <w:tr>
+        <w:tc>
+          <w:tcPr/>
+          <w:p>
+            <w:pPr>
+              <w:pStyle w:val="Compact"/>
+            </w:pPr>
+            <w:r>
+              <w:t xml:space="preserve">D05</w:t>
+            </w:r>
+          </w:p>
+        </w:tc>
+        <w:tc>
+          <w:tcPr/>
+          <w:p>
+            <w:pPr>
+              <w:pStyle w:val="Compact"/>
+            </w:pPr>
+            <w:r>
+              <w:rPr>
+                <w:rFonts w:hint="eastAsia"/>
+              </w:rPr>
+              <w:t xml:space="preserve">原型设计文档</w:t>
+            </w:r>
+          </w:p>
+        </w:tc>
+        <w:tc>
+          <w:tcPr/>
+          <w:p>
+            <w:pPr>
+              <w:pStyle w:val="Compact"/>
+            </w:pPr>
+            <w:r>
+              <w:rPr>
+                <w:rFonts w:hint="eastAsia"/>
+              </w:rPr>
+              <w:t xml:space="preserve">原型设计文档(PT).md</w:t>
+            </w:r>
+          </w:p>
+        </w:tc>
+        <w:tc>
+          <w:tcPr/>
+          <w:p>
+            <w:pPr>
+              <w:pStyle w:val="Compact"/>
+            </w:pPr>
+            <w:r>
+              <w:rPr>
+                <w:rFonts w:hint="eastAsia"/>
+              </w:rPr>
+              <w:t xml:space="preserve">已交付</w:t>
+            </w:r>
+          </w:p>
+        </w:tc>
+      </w:tr>
+      <w:tr>
+        <w:tc>
+          <w:tcPr/>
+          <w:p>
+            <w:pPr>
+              <w:pStyle w:val="Compact"/>
+            </w:pPr>
+            <w:r>
+              <w:t xml:space="preserve">D06</w:t>
+            </w:r>
+          </w:p>
+        </w:tc>
+        <w:tc>
+          <w:tcPr/>
+          <w:p>
+            <w:pPr>
+              <w:pStyle w:val="Compact"/>
+            </w:pPr>
+            <w:r>
+              <w:rPr>
+                <w:rFonts w:hint="eastAsia"/>
+              </w:rPr>
+              <w:t xml:space="preserve">用例文档</w:t>
+            </w:r>
+          </w:p>
+        </w:tc>
+        <w:tc>
+          <w:tcPr/>
+          <w:p>
+            <w:pPr>
+              <w:pStyle w:val="Compact"/>
+            </w:pPr>
+            <w:r>
+              <w:rPr>
+                <w:rFonts w:hint="eastAsia"/>
+              </w:rPr>
+              <w:t xml:space="preserve">用例文档(UC).md</w:t>
+            </w:r>
+          </w:p>
+        </w:tc>
+        <w:tc>
+          <w:tcPr/>
+          <w:p>
+            <w:pPr>
+              <w:pStyle w:val="Compact"/>
+            </w:pPr>
+            <w:r>
+              <w:rPr>
+                <w:rFonts w:hint="eastAsia"/>
+              </w:rPr>
+              <w:t xml:space="preserve">已交付</w:t>
+            </w:r>
+          </w:p>
+        </w:tc>
+      </w:tr>
+      <w:tr>
+        <w:tc>
+          <w:tcPr/>
+          <w:p>
+            <w:pPr>
+              <w:pStyle w:val="Compact"/>
+            </w:pPr>
+            <w:r>
+              <w:t xml:space="preserve">D07</w:t>
+            </w:r>
+          </w:p>
+        </w:tc>
+        <w:tc>
+          <w:tcPr/>
+          <w:p>
+            <w:pPr>
+              <w:pStyle w:val="Compact"/>
+            </w:pPr>
+            <w:r>
+              <w:rPr>
+                <w:rFonts w:hint="eastAsia"/>
+              </w:rPr>
+              <w:t xml:space="preserve">非功能性需求</w:t>
+            </w:r>
+          </w:p>
+        </w:tc>
+        <w:tc>
+          <w:tcPr/>
+          <w:p>
+            <w:pPr>
+              <w:pStyle w:val="Compact"/>
+            </w:pPr>
+            <w:r>
+              <w:rPr>
+                <w:rFonts w:hint="eastAsia"/>
+              </w:rPr>
+              <w:t xml:space="preserve">非功能性需求(NFR).md</w:t>
+            </w:r>
+          </w:p>
+        </w:tc>
+        <w:tc>
+          <w:tcPr/>
+          <w:p>
+            <w:pPr>
+              <w:pStyle w:val="Compact"/>
+            </w:pPr>
+            <w:r>
+              <w:rPr>
+                <w:rFonts w:hint="eastAsia"/>
+              </w:rPr>
+              <w:t xml:space="preserve">已交付</w:t>
+            </w:r>
+          </w:p>
+        </w:tc>
+      </w:tr>
+      <w:tr>
+        <w:tc>
+          <w:tcPr/>
+          <w:p>
+            <w:pPr>
+              <w:pStyle w:val="Compact"/>
+            </w:pPr>
+            <w:r>
+              <w:t xml:space="preserve">D08</w:t>
+            </w:r>
+          </w:p>
+        </w:tc>
+        <w:tc>
+          <w:tcPr/>
+          <w:p>
+            <w:pPr>
+              <w:pStyle w:val="Compact"/>
+            </w:pPr>
+            <w:r>
+              <w:rPr>
+                <w:rFonts w:hint="eastAsia"/>
+              </w:rPr>
+              <w:t xml:space="preserve">软件需求规格说明书</w:t>
+            </w:r>
+          </w:p>
+        </w:tc>
+        <w:tc>
+          <w:tcPr/>
+          <w:p>
+            <w:pPr>
+              <w:pStyle w:val="Compact"/>
+            </w:pPr>
+            <w:r>
+              <w:rPr>
+                <w:rFonts w:hint="eastAsia"/>
+              </w:rPr>
+              <w:t xml:space="preserve">软件需求规格说明书(SRS).md</w:t>
+            </w:r>
+          </w:p>
+        </w:tc>
+        <w:tc>
+          <w:tcPr/>
+          <w:p>
+            <w:pPr>
+              <w:pStyle w:val="Compact"/>
+            </w:pPr>
+            <w:r>
+              <w:rPr>
+                <w:rFonts w:hint="eastAsia"/>
+              </w:rPr>
+              <w:t xml:space="preserve">已交付</w:t>
+            </w:r>
+          </w:p>
+        </w:tc>
+      </w:tr>
+      <w:tr>
+        <w:tc>
+          <w:tcPr/>
+          <w:p>
+            <w:pPr>
+              <w:pStyle w:val="Compact"/>
+            </w:pPr>
+            <w:r>
+              <w:t xml:space="preserve">D09</w:t>
+            </w:r>
+          </w:p>
+        </w:tc>
+        <w:tc>
+          <w:tcPr/>
+          <w:p>
+            <w:pPr>
+              <w:pStyle w:val="Compact"/>
+            </w:pPr>
+            <w:r>
+              <w:rPr>
+                <w:rFonts w:hint="eastAsia"/>
+              </w:rPr>
+              <w:t xml:space="preserve">评审与基线记录</w:t>
+            </w:r>
+          </w:p>
+        </w:tc>
+        <w:tc>
+          <w:tcPr/>
+          <w:p>
+            <w:pPr>
+              <w:pStyle w:val="Compact"/>
+            </w:pPr>
+            <w:r>
+              <w:rPr>
+                <w:rFonts w:hint="eastAsia"/>
+              </w:rPr>
+              <w:t xml:space="preserve">评审与基线记录(RB).md</w:t>
+            </w:r>
+          </w:p>
+        </w:tc>
+        <w:tc>
+          <w:tcPr/>
+          <w:p>
+            <w:pPr>
+              <w:pStyle w:val="Compact"/>
+            </w:pPr>
+            <w:r>
+              <w:rPr>
+                <w:rFonts w:hint="eastAsia"/>
+              </w:rPr>
+              <w:t xml:space="preserve">已交付</w:t>
+            </w:r>
+          </w:p>
+        </w:tc>
+      </w:tr>
+      <w:tr>
+        <w:tc>
+          <w:tcPr/>
+          <w:p>
+            <w:pPr>
+              <w:pStyle w:val="Compact"/>
+            </w:pPr>
+            <w:r>
+              <w:t xml:space="preserve">D10</w:t>
+            </w:r>
+          </w:p>
+        </w:tc>
+        <w:tc>
+          <w:tcPr/>
+          <w:p>
+            <w:pPr>
+              <w:pStyle w:val="Compact"/>
+            </w:pPr>
+            <w:r>
+              <w:rPr>
+                <w:rFonts w:hint="eastAsia"/>
+              </w:rPr>
+              <w:t xml:space="preserve">测试用例说明书</w:t>
+            </w:r>
+          </w:p>
+        </w:tc>
+        <w:tc>
+          <w:tcPr/>
+          <w:p>
+            <w:pPr>
+              <w:pStyle w:val="Compact"/>
+            </w:pPr>
+            <w:r>
+              <w:rPr>
+                <w:rFonts w:hint="eastAsia"/>
+              </w:rPr>
+              <w:t xml:space="preserve">测试用例说明书(TCS).md</w:t>
+            </w:r>
+          </w:p>
+        </w:tc>
+        <w:tc>
+          <w:tcPr/>
+          <w:p>
+            <w:pPr>
+              <w:pStyle w:val="Compact"/>
+            </w:pPr>
+            <w:r>
+              <w:rPr>
+                <w:rFonts w:hint="eastAsia"/>
+              </w:rPr>
+              <w:t xml:space="preserve">已交付</w:t>
+            </w:r>
+          </w:p>
+        </w:tc>
+      </w:tr>
+      <w:tr>
+        <w:tc>
+          <w:tcPr/>
+          <w:p>
+            <w:pPr>
+              <w:pStyle w:val="Compact"/>
+            </w:pPr>
+            <w:r>
+              <w:t xml:space="preserve">D11</w:t>
+            </w:r>
+          </w:p>
+        </w:tc>
+        <w:tc>
+          <w:tcPr/>
+          <w:p>
+            <w:pPr>
+              <w:pStyle w:val="Compact"/>
+            </w:pPr>
+            <w:r>
+              <w:rPr>
+                <w:rFonts w:hint="eastAsia"/>
+              </w:rPr>
+              <w:t xml:space="preserve">软件用户手册</w:t>
+            </w:r>
+          </w:p>
+        </w:tc>
+        <w:tc>
+          <w:tcPr/>
+          <w:p>
+            <w:pPr>
+              <w:pStyle w:val="Compact"/>
+            </w:pPr>
+            <w:r>
+              <w:rPr>
+                <w:rFonts w:hint="eastAsia"/>
+              </w:rPr>
+              <w:t xml:space="preserve">软件用户手册(SUM).md</w:t>
+            </w:r>
+          </w:p>
+        </w:tc>
+        <w:tc>
+          <w:tcPr/>
+          <w:p>
+            <w:pPr>
+              <w:pStyle w:val="Compact"/>
+            </w:pPr>
+            <w:r>
+              <w:rPr>
+                <w:rFonts w:hint="eastAsia"/>
+              </w:rPr>
+              <w:t xml:space="preserve">已交付</w:t>
+            </w:r>
+          </w:p>
+        </w:tc>
+      </w:tr>
+      <w:tr>
+        <w:tc>
+          <w:tcPr/>
+          <w:p>
+            <w:pPr>
+              <w:pStyle w:val="Compact"/>
+            </w:pPr>
+            <w:r>
+              <w:t xml:space="preserve">D12</w:t>
+            </w:r>
+          </w:p>
+        </w:tc>
+        <w:tc>
+          <w:tcPr/>
+          <w:p>
+            <w:pPr>
+              <w:pStyle w:val="Compact"/>
+            </w:pPr>
+            <w:r>
+              <w:rPr>
+                <w:rFonts w:hint="eastAsia"/>
+              </w:rPr>
+              <w:t xml:space="preserve">数据库设计说明书</w:t>
+            </w:r>
+          </w:p>
+        </w:tc>
+        <w:tc>
+          <w:tcPr/>
+          <w:p>
+            <w:pPr>
+              <w:pStyle w:val="Compact"/>
+            </w:pPr>
+            <w:r>
+              <w:rPr>
+                <w:rFonts w:hint="eastAsia"/>
+              </w:rPr>
+              <w:t xml:space="preserve">数据库设计说明书(DBDD).md</w:t>
+            </w:r>
+          </w:p>
+        </w:tc>
+        <w:tc>
+          <w:tcPr/>
+          <w:p>
+            <w:pPr>
+              <w:pStyle w:val="Compact"/>
+            </w:pPr>
+            <w:r>
+              <w:rPr>
+                <w:rFonts w:hint="eastAsia"/>
+              </w:rPr>
+              <w:t xml:space="preserve">已交付</w:t>
+            </w:r>
+          </w:p>
+        </w:tc>
+      </w:tr>
+      <w:tr>
+        <w:tc>
+          <w:tcPr/>
+          <w:p>
+            <w:pPr>
+              <w:pStyle w:val="Compact"/>
+            </w:pPr>
+            <w:r>
+              <w:t xml:space="preserve">D13</w:t>
+            </w:r>
+          </w:p>
+        </w:tc>
+        <w:tc>
+          <w:tcPr/>
+          <w:p>
+            <w:pPr>
+              <w:pStyle w:val="Compact"/>
+            </w:pPr>
+            <w:r>
+              <w:rPr>
+                <w:rFonts w:hint="eastAsia"/>
+              </w:rPr>
+              <w:t xml:space="preserve">接口设计说明书</w:t>
+            </w:r>
+          </w:p>
+        </w:tc>
+        <w:tc>
+          <w:tcPr/>
+          <w:p>
+            <w:pPr>
+              <w:pStyle w:val="Compact"/>
+            </w:pPr>
+            <w:r>
+              <w:rPr>
+                <w:rFonts w:hint="eastAsia"/>
+              </w:rPr>
+              <w:t xml:space="preserve">接口设计说明书(IDD).md</w:t>
+            </w:r>
+          </w:p>
+        </w:tc>
+        <w:tc>
+          <w:tcPr/>
+          <w:p>
+            <w:pPr>
+              <w:pStyle w:val="Compact"/>
+            </w:pPr>
+            <w:r>
+              <w:rPr>
+                <w:rFonts w:hint="eastAsia"/>
+              </w:rPr>
+              <w:t xml:space="preserve">已交付</w:t>
+            </w:r>
+          </w:p>
+        </w:tc>
+      </w:tr>
+      <w:tr>
+        <w:tc>
+          <w:tcPr/>
+          <w:p>
+            <w:pPr>
+              <w:pStyle w:val="Compact"/>
+            </w:pPr>
+            <w:r>
+              <w:t xml:space="preserve">D14</w:t>
+            </w:r>
+          </w:p>
+        </w:tc>
+        <w:tc>
+          <w:tcPr/>
+          <w:p>
+            <w:pPr>
+              <w:pStyle w:val="Compact"/>
+            </w:pPr>
+            <w:r>
+              <w:rPr>
+                <w:rFonts w:hint="eastAsia"/>
+              </w:rPr>
+              <w:t xml:space="preserve">系统概要设计说明书</w:t>
+            </w:r>
+          </w:p>
+        </w:tc>
+        <w:tc>
+          <w:tcPr/>
+          <w:p>
+            <w:pPr>
+              <w:pStyle w:val="Compact"/>
+            </w:pPr>
+            <w:r>
+              <w:rPr>
+                <w:rFonts w:hint="eastAsia"/>
+              </w:rPr>
+              <w:t xml:space="preserve">系统概要设计说明书(SSDD).md</w:t>
+            </w:r>
+          </w:p>
+        </w:tc>
+        <w:tc>
+          <w:tcPr/>
+          <w:p>
+            <w:pPr>
+              <w:pStyle w:val="Compact"/>
+            </w:pPr>
+            <w:r>
+              <w:rPr>
+                <w:rFonts w:hint="eastAsia"/>
+              </w:rPr>
+              <w:t xml:space="preserve">已交付</w:t>
+            </w:r>
+          </w:p>
+        </w:tc>
+      </w:tr>
+      <w:tr>
+        <w:tc>
+          <w:tcPr/>
+          <w:p>
+            <w:pPr>
+              <w:pStyle w:val="Compact"/>
+            </w:pPr>
+            <w:r>
+              <w:t xml:space="preserve">D15</w:t>
+            </w:r>
+          </w:p>
+        </w:tc>
+        <w:tc>
+          <w:tcPr/>
+          <w:p>
+            <w:pPr>
+              <w:pStyle w:val="Compact"/>
+            </w:pPr>
+            <w:r>
+              <w:rPr>
+                <w:rFonts w:hint="eastAsia"/>
+              </w:rPr>
+              <w:t xml:space="preserve">部署运维指南</w:t>
+            </w:r>
+          </w:p>
+        </w:tc>
+        <w:tc>
+          <w:tcPr/>
+          <w:p>
+            <w:pPr>
+              <w:pStyle w:val="Compact"/>
+            </w:pPr>
+            <w:r>
+              <w:rPr>
+                <w:rFonts w:hint="eastAsia"/>
+              </w:rPr>
+              <w:t xml:space="preserve">部署运维指南(DG).md</w:t>
+            </w:r>
+          </w:p>
+        </w:tc>
+        <w:tc>
+          <w:tcPr/>
+          <w:p>
+            <w:pPr>
+              <w:pStyle w:val="Compact"/>
+            </w:pPr>
+            <w:r>
+              <w:rPr>
+                <w:rFonts w:hint="eastAsia"/>
+              </w:rPr>
+              <w:t xml:space="preserve">已交付</w:t>
+            </w:r>
+          </w:p>
+        </w:tc>
+      </w:tr>
+      <w:tr>
+        <w:tc>
+          <w:tcPr/>
+          <w:p>
+            <w:pPr>
+              <w:pStyle w:val="Compact"/>
+            </w:pPr>
+            <w:r>
+              <w:t xml:space="preserve">D16</w:t>
+            </w:r>
+          </w:p>
+        </w:tc>
+        <w:tc>
+          <w:tcPr/>
+          <w:p>
+            <w:pPr>
+              <w:pStyle w:val="Compact"/>
+            </w:pPr>
+            <w:r>
+              <w:rPr>
+                <w:rFonts w:hint="eastAsia"/>
+              </w:rPr>
+              <w:t xml:space="preserve">可行性分析报告</w:t>
+            </w:r>
+          </w:p>
+        </w:tc>
+        <w:tc>
+          <w:tcPr/>
+          <w:p>
+            <w:pPr>
+              <w:pStyle w:val="Compact"/>
+            </w:pPr>
+            <w:r>
+              <w:rPr>
+                <w:rFonts w:hint="eastAsia"/>
+              </w:rPr>
+              <w:t xml:space="preserve">可行性分析报告(FAR).md</w:t>
+            </w:r>
+          </w:p>
+        </w:tc>
+        <w:tc>
+          <w:tcPr/>
+          <w:p>
+            <w:pPr>
+              <w:pStyle w:val="Compact"/>
+            </w:pPr>
+            <w:r>
+              <w:rPr>
+                <w:rFonts w:hint="eastAsia"/>
+              </w:rPr>
+              <w:t xml:space="preserve">已交付</w:t>
+            </w:r>
+          </w:p>
+        </w:tc>
+      </w:tr>
+      <w:tr>
+        <w:tc>
+          <w:tcPr/>
+          <w:p>
+            <w:pPr>
+              <w:pStyle w:val="Compact"/>
+            </w:pPr>
+            <w:r>
+              <w:t xml:space="preserve">D17</w:t>
+            </w:r>
+          </w:p>
+        </w:tc>
+        <w:tc>
+          <w:tcPr/>
+          <w:p>
+            <w:pPr>
+              <w:pStyle w:val="Compact"/>
+            </w:pPr>
+            <w:r>
+              <w:rPr>
+                <w:rFonts w:hint="eastAsia"/>
+              </w:rPr>
+              <w:t xml:space="preserve">项目开发计划</w:t>
+            </w:r>
+          </w:p>
+        </w:tc>
+        <w:tc>
+          <w:tcPr/>
+          <w:p>
+            <w:pPr>
+              <w:pStyle w:val="Compact"/>
+            </w:pPr>
+            <w:r>
+              <w:rPr>
+                <w:rFonts w:hint="eastAsia"/>
+              </w:rPr>
+              <w:t xml:space="preserve">项目开发计划(PDP).md</w:t>
+            </w:r>
+          </w:p>
+        </w:tc>
+        <w:tc>
+          <w:tcPr/>
+          <w:p>
+            <w:pPr>
+              <w:pStyle w:val="Compact"/>
+            </w:pPr>
+            <w:r>
+              <w:rPr>
+                <w:rFonts w:hint="eastAsia"/>
+              </w:rPr>
+              <w:t xml:space="preserve">已交付</w:t>
+            </w:r>
+          </w:p>
+        </w:tc>
+      </w:tr>
+      <w:tr>
+        <w:tc>
+          <w:tcPr/>
+          <w:p>
+            <w:pPr>
+              <w:pStyle w:val="Compact"/>
+            </w:pPr>
+            <w:r>
+              <w:t xml:space="preserve">D18</w:t>
+            </w:r>
+          </w:p>
+        </w:tc>
+        <w:tc>
+          <w:tcPr/>
+          <w:p>
+            <w:pPr>
+              <w:pStyle w:val="Compact"/>
+            </w:pPr>
+            <w:r>
+              <w:rPr>
+                <w:rFonts w:hint="eastAsia"/>
+              </w:rPr>
+              <w:t xml:space="preserve">数据需求规格说明书</w:t>
+            </w:r>
+          </w:p>
+        </w:tc>
+        <w:tc>
+          <w:tcPr/>
+          <w:p>
+            <w:pPr>
+              <w:pStyle w:val="Compact"/>
+            </w:pPr>
+            <w:r>
+              <w:rPr>
+                <w:rFonts w:hint="eastAsia"/>
+              </w:rPr>
+              <w:t xml:space="preserve">数据需求规格说明书(DRD).md</w:t>
+            </w:r>
+          </w:p>
+        </w:tc>
+        <w:tc>
+          <w:tcPr/>
+          <w:p>
+            <w:pPr>
+              <w:pStyle w:val="Compact"/>
+            </w:pPr>
+            <w:r>
+              <w:rPr>
+                <w:rFonts w:hint="eastAsia"/>
+              </w:rPr>
+              <w:t xml:space="preserve">已交付</w:t>
+            </w:r>
+          </w:p>
+        </w:tc>
+      </w:tr>
+      <w:tr>
+        <w:tc>
+          <w:tcPr/>
+          <w:p>
+            <w:pPr>
+              <w:pStyle w:val="Compact"/>
+            </w:pPr>
+            <w:r>
+              <w:t xml:space="preserve">D19</w:t>
+            </w:r>
+          </w:p>
+        </w:tc>
+        <w:tc>
+          <w:tcPr/>
+          <w:p>
+            <w:pPr>
+              <w:pStyle w:val="Compact"/>
+            </w:pPr>
+            <w:r>
+              <w:rPr>
+                <w:rFonts w:hint="eastAsia"/>
+              </w:rPr>
+              <w:t xml:space="preserve">项目开发总结报告</w:t>
+            </w:r>
+          </w:p>
+        </w:tc>
+        <w:tc>
+          <w:tcPr/>
+          <w:p>
+            <w:pPr>
+              <w:pStyle w:val="Compact"/>
+            </w:pPr>
+            <w:r>
+              <w:rPr>
+                <w:rFonts w:hint="eastAsia"/>
+              </w:rPr>
+              <w:t xml:space="preserve">项目开发总结报告(PDSR).md</w:t>
+            </w:r>
+          </w:p>
+        </w:tc>
+        <w:tc>
+          <w:tcPr/>
+          <w:p>
+            <w:pPr>
+              <w:pStyle w:val="Compact"/>
+            </w:pPr>
+            <w:r>
+              <w:rPr>
+                <w:rFonts w:hint="eastAsia"/>
+              </w:rPr>
+              <w:t xml:space="preserve">已交付</w:t>
+            </w:r>
+          </w:p>
+        </w:tc>
+      </w:tr>
+      <w:tr>
+        <w:tc>
+          <w:tcPr/>
+          <w:p>
+            <w:pPr>
+              <w:pStyle w:val="Compact"/>
+            </w:pPr>
+            <w:r>
+              <w:t xml:space="preserve">D20</w:t>
+            </w:r>
+          </w:p>
+        </w:tc>
+        <w:tc>
+          <w:tcPr/>
+          <w:p>
+            <w:pPr>
+              <w:pStyle w:val="Compact"/>
+            </w:pPr>
+            <w:r>
+              <w:rPr>
+                <w:rFonts w:hint="eastAsia"/>
+              </w:rPr>
+              <w:t xml:space="preserve">测试计划</w:t>
+            </w:r>
+          </w:p>
+        </w:tc>
+        <w:tc>
+          <w:tcPr/>
+          <w:p>
+            <w:pPr>
+              <w:pStyle w:val="Compact"/>
+            </w:pPr>
+            <w:r>
+              <w:rPr>
+                <w:rFonts w:hint="eastAsia"/>
+              </w:rPr>
+              <w:t xml:space="preserve">测试计划(TP).md</w:t>
+            </w:r>
+          </w:p>
+        </w:tc>
+        <w:tc>
+          <w:tcPr/>
+          <w:p>
+            <w:pPr>
+              <w:pStyle w:val="Compact"/>
+            </w:pPr>
+            <w:r>
+              <w:rPr>
+                <w:rFonts w:hint="eastAsia"/>
+              </w:rPr>
+              <w:t xml:space="preserve">已交付</w:t>
+            </w:r>
+          </w:p>
+        </w:tc>
+      </w:tr>
+      <w:tr>
+        <w:tc>
+          <w:tcPr/>
+          <w:p>
+            <w:pPr>
+              <w:pStyle w:val="Compact"/>
+            </w:pPr>
+            <w:r>
+              <w:t xml:space="preserve">D21</w:t>
+            </w:r>
+          </w:p>
+        </w:tc>
+        <w:tc>
+          <w:tcPr/>
+          <w:p>
+            <w:pPr>
+              <w:pStyle w:val="Compact"/>
+            </w:pPr>
+            <w:r>
+              <w:rPr>
+                <w:rFonts w:hint="eastAsia"/>
+              </w:rPr>
+              <w:t xml:space="preserve">软件操作手册</w:t>
+            </w:r>
+          </w:p>
+        </w:tc>
+        <w:tc>
+          <w:tcPr/>
+          <w:p>
+            <w:pPr>
+              <w:pStyle w:val="Compact"/>
+            </w:pPr>
+            <w:r>
+              <w:rPr>
+                <w:rFonts w:hint="eastAsia"/>
+              </w:rPr>
+              <w:t xml:space="preserve">软件操作手册(SOM).md</w:t>
+            </w:r>
+          </w:p>
+        </w:tc>
+        <w:tc>
+          <w:tcPr/>
+          <w:p>
+            <w:pPr>
+              <w:pStyle w:val="Compact"/>
+            </w:pPr>
+            <w:r>
+              <w:rPr>
+                <w:rFonts w:hint="eastAsia"/>
+              </w:rPr>
+              <w:t xml:space="preserve">已交付</w:t>
+            </w:r>
+          </w:p>
+        </w:tc>
+      </w:tr>
+      <w:tr>
+        <w:tc>
+          <w:tcPr/>
+          <w:p>
+            <w:pPr>
+              <w:pStyle w:val="Compact"/>
+            </w:pPr>
+            <w:r>
+              <w:t xml:space="preserve">D22</w:t>
+            </w:r>
+          </w:p>
+        </w:tc>
+        <w:tc>
+          <w:tcPr/>
+          <w:p>
+            <w:pPr>
+              <w:pStyle w:val="Compact"/>
+            </w:pPr>
+            <w:r>
+              <w:rPr>
+                <w:rFonts w:hint="eastAsia"/>
+              </w:rPr>
+              <w:t xml:space="preserve">质量保证计划</w:t>
+            </w:r>
+          </w:p>
+        </w:tc>
+        <w:tc>
+          <w:tcPr/>
+          <w:p>
+            <w:pPr>
+              <w:pStyle w:val="Compact"/>
+            </w:pPr>
+            <w:r>
+              <w:rPr>
+                <w:rFonts w:hint="eastAsia"/>
+              </w:rPr>
+              <w:t xml:space="preserve">质量保证计划(QAP).md</w:t>
+            </w:r>
+          </w:p>
+        </w:tc>
+        <w:tc>
+          <w:tcPr/>
+          <w:p>
+            <w:pPr>
+              <w:pStyle w:val="Compact"/>
+            </w:pPr>
+            <w:r>
+              <w:rPr>
+                <w:rFonts w:hint="eastAsia"/>
+              </w:rPr>
+              <w:t xml:space="preserve">已交付</w:t>
+            </w:r>
+          </w:p>
+        </w:tc>
+      </w:tr>
+      <w:tr>
+        <w:tc>
+          <w:tcPr/>
+          <w:p>
+            <w:pPr>
+              <w:pStyle w:val="Compact"/>
+            </w:pPr>
+            <w:r>
+              <w:t xml:space="preserve">D23</w:t>
+            </w:r>
+          </w:p>
+        </w:tc>
+        <w:tc>
+          <w:tcPr/>
+          <w:p>
+            <w:pPr>
+              <w:pStyle w:val="Compact"/>
+            </w:pPr>
+            <w:r>
+              <w:rPr>
+                <w:rFonts w:hint="eastAsia"/>
+              </w:rPr>
+              <w:t xml:space="preserve">配置管理计划</w:t>
+            </w:r>
+          </w:p>
+        </w:tc>
+        <w:tc>
+          <w:tcPr/>
+          <w:p>
+            <w:pPr>
+              <w:pStyle w:val="Compact"/>
+            </w:pPr>
+            <w:r>
+              <w:rPr>
+                <w:rFonts w:hint="eastAsia"/>
+              </w:rPr>
+              <w:t xml:space="preserve">配置管理计划(CMP).md</w:t>
+            </w:r>
+          </w:p>
+        </w:tc>
+        <w:tc>
+          <w:tcPr/>
+          <w:p>
+            <w:pPr>
+              <w:pStyle w:val="Compact"/>
+            </w:pPr>
+            <w:r>
+              <w:rPr>
+                <w:rFonts w:hint="eastAsia"/>
+              </w:rPr>
+              <w:t xml:space="preserve">已交付</w:t>
+            </w:r>
+          </w:p>
+        </w:tc>
+      </w:tr>
+      <w:tr>
+        <w:tc>
+          <w:tcPr/>
+          <w:p>
+            <w:pPr>
+              <w:pStyle w:val="Compact"/>
+            </w:pPr>
+            <w:r>
+              <w:t xml:space="preserve">D24</w:t>
+            </w:r>
+          </w:p>
+        </w:tc>
+        <w:tc>
+          <w:tcPr/>
+          <w:p>
+            <w:pPr>
+              <w:pStyle w:val="Compact"/>
+            </w:pPr>
+            <w:r>
+              <w:rPr>
+                <w:rFonts w:hint="eastAsia"/>
+              </w:rPr>
+              <w:t xml:space="preserve">软件安装手册</w:t>
+            </w:r>
+          </w:p>
+        </w:tc>
+        <w:tc>
+          <w:tcPr/>
+          <w:p>
+            <w:pPr>
+              <w:pStyle w:val="Compact"/>
+            </w:pPr>
+            <w:r>
+              <w:rPr>
+                <w:rFonts w:hint="eastAsia"/>
+              </w:rPr>
+              <w:t xml:space="preserve">软件安装手册(SIM).md</w:t>
+            </w:r>
+          </w:p>
+        </w:tc>
+        <w:tc>
+          <w:tcPr/>
+          <w:p>
+            <w:pPr>
+              <w:pStyle w:val="Compact"/>
+            </w:pPr>
+            <w:r>
+              <w:rPr>
+                <w:rFonts w:hint="eastAsia"/>
+              </w:rPr>
+              <w:t xml:space="preserve">已交付</w:t>
+            </w:r>
+          </w:p>
+        </w:tc>
+      </w:tr>
+      <w:tr>
+        <w:tc>
+          <w:tcPr/>
+          <w:p>
+            <w:pPr>
+              <w:pStyle w:val="Compact"/>
+            </w:pPr>
+            <w:r>
+              <w:t xml:space="preserve">D25</w:t>
+            </w:r>
+          </w:p>
+        </w:tc>
+        <w:tc>
+          <w:tcPr/>
+          <w:p>
+            <w:pPr>
+              <w:pStyle w:val="Compact"/>
+            </w:pPr>
+            <w:r>
+              <w:rPr>
+                <w:rFonts w:hint="eastAsia"/>
+              </w:rPr>
+              <w:t xml:space="preserve">详细设计说明书</w:t>
+            </w:r>
+          </w:p>
+        </w:tc>
+        <w:tc>
+          <w:tcPr/>
+          <w:p>
+            <w:pPr>
+              <w:pStyle w:val="Compact"/>
+            </w:pPr>
+            <w:r>
+              <w:rPr>
+                <w:rFonts w:hint="eastAsia"/>
+              </w:rPr>
+              <w:t xml:space="preserve">详细设计说明书(DDD).md</w:t>
+            </w:r>
+          </w:p>
+        </w:tc>
+        <w:tc>
+          <w:tcPr/>
+          <w:p>
+            <w:pPr>
+              <w:pStyle w:val="Compact"/>
+            </w:pPr>
+            <w:r>
+              <w:rPr>
+                <w:rFonts w:hint="eastAsia"/>
+              </w:rPr>
+              <w:t xml:space="preserve">已交付</w:t>
+            </w:r>
+          </w:p>
+        </w:tc>
+      </w:tr>
+      <w:tr>
+        <w:tc>
+          <w:tcPr/>
+          <w:p>
+            <w:pPr>
+              <w:pStyle w:val="Compact"/>
+            </w:pPr>
+            <w:r>
+              <w:t xml:space="preserve">D26</w:t>
+            </w:r>
+          </w:p>
+        </w:tc>
+        <w:tc>
+          <w:tcPr/>
+          <w:p>
+            <w:pPr>
+              <w:pStyle w:val="Compact"/>
+            </w:pPr>
+            <w:r>
+              <w:rPr>
+                <w:rFonts w:hint="eastAsia"/>
+              </w:rPr>
+              <w:t xml:space="preserve">测试报告</w:t>
+            </w:r>
+          </w:p>
+        </w:tc>
+        <w:tc>
+          <w:tcPr/>
+          <w:p>
+            <w:pPr>
+              <w:pStyle w:val="Compact"/>
+            </w:pPr>
+            <w:r>
+              <w:rPr>
+                <w:rFonts w:hint="eastAsia"/>
+              </w:rPr>
+              <w:t xml:space="preserve">测试报告(TR).md</w:t>
+            </w:r>
+          </w:p>
+        </w:tc>
+        <w:tc>
+          <w:tcPr/>
+          <w:p>
+            <w:pPr>
+              <w:pStyle w:val="Compact"/>
+            </w:pPr>
+            <w:r>
+              <w:rPr>
+                <w:rFonts w:hint="eastAsia"/>
+              </w:rPr>
+              <w:t xml:space="preserve">已交付</w:t>
+            </w:r>
+          </w:p>
+        </w:tc>
+      </w:tr>
+      <w:tr>
+        <w:tc>
+          <w:tcPr/>
+          <w:p>
+            <w:pPr>
+              <w:pStyle w:val="Compact"/>
+            </w:pPr>
+            <w:r>
+              <w:t xml:space="preserve">D27</w:t>
+            </w:r>
+          </w:p>
+        </w:tc>
+        <w:tc>
+          <w:tcPr/>
+          <w:p>
+            <w:pPr>
+              <w:pStyle w:val="Compact"/>
+            </w:pPr>
+            <w:r>
+              <w:rPr>
+                <w:rFonts w:hint="eastAsia"/>
+              </w:rPr>
+              <w:t xml:space="preserve">软件发布说明</w:t>
+            </w:r>
+          </w:p>
+        </w:tc>
+        <w:tc>
+          <w:tcPr/>
+          <w:p>
+            <w:pPr>
+              <w:pStyle w:val="Compact"/>
+            </w:pPr>
+            <w:r>
+              <w:rPr>
+                <w:rFonts w:hint="eastAsia"/>
+              </w:rPr>
+              <w:t xml:space="preserve">软件发布说明(SRN).md</w:t>
+            </w:r>
+          </w:p>
+        </w:tc>
+        <w:tc>
+          <w:tcPr/>
+          <w:p>
+            <w:pPr>
+              <w:pStyle w:val="Compact"/>
+            </w:pPr>
+            <w:r>
+              <w:rPr>
+                <w:rFonts w:hint="eastAsia"/>
+              </w:rPr>
+              <w:t xml:space="preserve">已交付</w:t>
             </w:r>
           </w:p>
         </w:tc>
       </w:tr>
     </w:tbl>
-    <w:p>
-      <w:pPr>
-        <w:pStyle w:val="BodyText"/>
-      </w:pPr>
-      <w:r>
-        <w:rPr>
-          <w:rFonts w:hint="eastAsia"/>
-        </w:rPr>
-        <w:t xml:space="preserve">评审问题主要集中在跨文档引用、术语表达、权限边界、异常流程和测试追溯完整性。V1.2</w:t>
-      </w:r>
-      <w:r>
-        <w:t xml:space="preserve"> </w:t>
-      </w:r>
-      <w:r>
-        <w:rPr>
-          <w:rFonts w:hint="eastAsia"/>
-        </w:rPr>
-        <w:t xml:space="preserve">已将修复结果纳入最终文档口径。</w:t>
-      </w:r>
-    </w:p>
     <w:bookmarkEnd w:id="13"/>
-    <w:bookmarkStart w:id="14" w:name="变更记录"/>
+    <w:bookmarkStart w:id="14" w:name="开发过程总结"/>
     <w:p>
       <w:pPr>
         <w:pStyle w:val="Heading2"/>
@@ -1523,7 +2869,7 @@
         <w:rPr>
           <w:rFonts w:hint="eastAsia"/>
         </w:rPr>
-        <w:t xml:space="preserve">变更记录</w:t>
+        <w:t xml:space="preserve">开发过程总结</w:t>
       </w:r>
     </w:p>
     <w:tbl>
@@ -1553,76 +2899,165 @@
               <w:rPr>
                 <w:rFonts w:hint="eastAsia"/>
               </w:rPr>
-              <w:t xml:space="preserve">变更编号</w:t>
-            </w:r>
-          </w:p>
-        </w:tc>
-        <w:tc>
-          <w:tcPr/>
-          <w:p>
-            <w:pPr>
-              <w:pStyle w:val="Compact"/>
-            </w:pPr>
-            <w:r>
-              <w:rPr>
-                <w:rFonts w:hint="eastAsia"/>
-              </w:rPr>
-              <w:t xml:space="preserve">变更内容</w:t>
-            </w:r>
-          </w:p>
-        </w:tc>
-        <w:tc>
-          <w:tcPr/>
-          <w:p>
-            <w:pPr>
-              <w:pStyle w:val="Compact"/>
-            </w:pPr>
-            <w:r>
-              <w:rPr>
-                <w:rFonts w:hint="eastAsia"/>
-              </w:rPr>
-              <w:t xml:space="preserve">触发原因</w:t>
-            </w:r>
-          </w:p>
-        </w:tc>
-        <w:tc>
-          <w:tcPr/>
-          <w:p>
-            <w:pPr>
-              <w:pStyle w:val="Compact"/>
-            </w:pPr>
-            <w:r>
-              <w:rPr>
-                <w:rFonts w:hint="eastAsia"/>
-              </w:rPr>
-              <w:t xml:space="preserve">处理结果</w:t>
-            </w:r>
-          </w:p>
-        </w:tc>
-      </w:tr>
-      <w:tr>
-        <w:tc>
-          <w:tcPr/>
-          <w:p>
-            <w:pPr>
-              <w:pStyle w:val="Compact"/>
-            </w:pPr>
-            <w:r>
-              <w:t xml:space="preserve">CR-01</w:t>
-            </w:r>
-          </w:p>
-        </w:tc>
-        <w:tc>
-          <w:tcPr/>
-          <w:p>
-            <w:pPr>
-              <w:pStyle w:val="Compact"/>
-            </w:pPr>
-            <w:r>
-              <w:rPr>
-                <w:rFonts w:hint="eastAsia"/>
-              </w:rPr>
-              <w:t xml:space="preserve">统一需求规模为</w:t>
+              <w:t xml:space="preserve">阶段</w:t>
+            </w:r>
+          </w:p>
+        </w:tc>
+        <w:tc>
+          <w:tcPr/>
+          <w:p>
+            <w:pPr>
+              <w:pStyle w:val="Compact"/>
+            </w:pPr>
+            <w:r>
+              <w:rPr>
+                <w:rFonts w:hint="eastAsia"/>
+              </w:rPr>
+              <w:t xml:space="preserve">时间</w:t>
+            </w:r>
+          </w:p>
+        </w:tc>
+        <w:tc>
+          <w:tcPr/>
+          <w:p>
+            <w:pPr>
+              <w:pStyle w:val="Compact"/>
+            </w:pPr>
+            <w:r>
+              <w:rPr>
+                <w:rFonts w:hint="eastAsia"/>
+              </w:rPr>
+              <w:t xml:space="preserve">关键产出</w:t>
+            </w:r>
+          </w:p>
+        </w:tc>
+        <w:tc>
+          <w:tcPr/>
+          <w:p>
+            <w:pPr>
+              <w:pStyle w:val="Compact"/>
+            </w:pPr>
+            <w:r>
+              <w:rPr>
+                <w:rFonts w:hint="eastAsia"/>
+              </w:rPr>
+              <w:t xml:space="preserve">结论</w:t>
+            </w:r>
+          </w:p>
+        </w:tc>
+      </w:tr>
+      <w:tr>
+        <w:tc>
+          <w:tcPr/>
+          <w:p>
+            <w:pPr>
+              <w:pStyle w:val="Compact"/>
+            </w:pPr>
+            <w:r>
+              <w:rPr>
+                <w:rFonts w:hint="eastAsia"/>
+              </w:rPr>
+              <w:t xml:space="preserve">项目启动与计划</w:t>
+            </w:r>
+          </w:p>
+        </w:tc>
+        <w:tc>
+          <w:tcPr/>
+          <w:p>
+            <w:pPr>
+              <w:pStyle w:val="Compact"/>
+            </w:pPr>
+            <w:r>
+              <w:t xml:space="preserve">2026-03</w:t>
+            </w:r>
+          </w:p>
+        </w:tc>
+        <w:tc>
+          <w:tcPr/>
+          <w:p>
+            <w:pPr>
+              <w:pStyle w:val="Compact"/>
+            </w:pPr>
+            <w:r>
+              <w:t xml:space="preserve">FAR、PDP</w:t>
+            </w:r>
+          </w:p>
+        </w:tc>
+        <w:tc>
+          <w:tcPr/>
+          <w:p>
+            <w:pPr>
+              <w:pStyle w:val="Compact"/>
+            </w:pPr>
+            <w:r>
+              <w:rPr>
+                <w:rFonts w:hint="eastAsia"/>
+              </w:rPr>
+              <w:t xml:space="preserve">明确目标、范围和计划。</w:t>
+            </w:r>
+          </w:p>
+        </w:tc>
+      </w:tr>
+      <w:tr>
+        <w:tc>
+          <w:tcPr/>
+          <w:p>
+            <w:pPr>
+              <w:pStyle w:val="Compact"/>
+            </w:pPr>
+            <w:r>
+              <w:rPr>
+                <w:rFonts w:hint="eastAsia"/>
+              </w:rPr>
+              <w:t xml:space="preserve">需求获取</w:t>
+            </w:r>
+          </w:p>
+        </w:tc>
+        <w:tc>
+          <w:tcPr/>
+          <w:p>
+            <w:pPr>
+              <w:pStyle w:val="Compact"/>
+            </w:pPr>
+            <w:r>
+              <w:t xml:space="preserve">2026-05-19 </w:t>
+            </w:r>
+            <w:r>
+              <w:rPr>
+                <w:rFonts w:hint="eastAsia"/>
+              </w:rPr>
+              <w:t xml:space="preserve">至</w:t>
+            </w:r>
+            <w:r>
+              <w:t xml:space="preserve"> 2026-05-21</w:t>
+            </w:r>
+          </w:p>
+        </w:tc>
+        <w:tc>
+          <w:tcPr/>
+          <w:p>
+            <w:pPr>
+              <w:pStyle w:val="Compact"/>
+            </w:pPr>
+            <w:r>
+              <w:rPr>
+                <w:rFonts w:hint="eastAsia"/>
+              </w:rPr>
+              <w:t xml:space="preserve">用户群、访谈记录、原型反馈</w:t>
+            </w:r>
+          </w:p>
+        </w:tc>
+        <w:tc>
+          <w:tcPr/>
+          <w:p>
+            <w:pPr>
+              <w:pStyle w:val="Compact"/>
+            </w:pPr>
+            <w:r>
+              <w:rPr>
+                <w:rFonts w:hint="eastAsia"/>
+              </w:rPr>
+              <w:t xml:space="preserve">为</w:t>
             </w:r>
             <w:r>
               <w:t xml:space="preserve"> </w:t>
@@ -1633,61 +3068,6 @@
               </w:rPr>
               <w:t xml:space="preserve">40条需求</w:t>
             </w:r>
-          </w:p>
-        </w:tc>
-        <w:tc>
-          <w:tcPr/>
-          <w:p>
-            <w:pPr>
-              <w:pStyle w:val="Compact"/>
-            </w:pPr>
-            <w:r>
-              <w:rPr>
-                <w:rFonts w:hint="eastAsia"/>
-              </w:rPr>
-              <w:t xml:space="preserve">原文存在需求数量与需求条目混用</w:t>
-            </w:r>
-          </w:p>
-        </w:tc>
-        <w:tc>
-          <w:tcPr/>
-          <w:p>
-            <w:pPr>
-              <w:pStyle w:val="Compact"/>
-            </w:pPr>
-            <w:r>
-              <w:rPr>
-                <w:rFonts w:hint="eastAsia"/>
-              </w:rPr>
-              <w:t xml:space="preserve">已统一为需求条目口径。</w:t>
-            </w:r>
-          </w:p>
-        </w:tc>
-      </w:tr>
-      <w:tr>
-        <w:tc>
-          <w:tcPr/>
-          <w:p>
-            <w:pPr>
-              <w:pStyle w:val="Compact"/>
-            </w:pPr>
-            <w:r>
-              <w:t xml:space="preserve">CR-02</w:t>
-            </w:r>
-          </w:p>
-        </w:tc>
-        <w:tc>
-          <w:tcPr/>
-          <w:p>
-            <w:pPr>
-              <w:pStyle w:val="Compact"/>
-            </w:pPr>
-            <w:r>
-              <w:rPr>
-                <w:rFonts w:hint="eastAsia"/>
-              </w:rPr>
-              <w:t xml:space="preserve">统一用例规模为</w:t>
-            </w:r>
             <w:r>
               <w:t xml:space="preserve"> </w:t>
             </w:r>
@@ -1695,71 +3075,57 @@
               <w:rPr>
                 <w:rFonts w:hint="eastAsia"/>
               </w:rPr>
-              <w:t xml:space="preserve">47用例</w:t>
-            </w:r>
-          </w:p>
-        </w:tc>
-        <w:tc>
-          <w:tcPr/>
-          <w:p>
-            <w:pPr>
-              <w:pStyle w:val="Compact"/>
-            </w:pPr>
-            <w:r>
-              <w:rPr>
-                <w:rFonts w:hint="eastAsia"/>
-              </w:rPr>
-              <w:t xml:space="preserve">避免“需求数”和“用例数”互相替代</w:t>
-            </w:r>
-          </w:p>
-        </w:tc>
-        <w:tc>
-          <w:tcPr/>
-          <w:p>
-            <w:pPr>
-              <w:pStyle w:val="Compact"/>
-            </w:pPr>
-            <w:r>
-              <w:rPr>
-                <w:rFonts w:hint="eastAsia"/>
-              </w:rPr>
-              <w:t xml:space="preserve">已在</w:t>
-            </w:r>
-            <w:r>
-              <w:t xml:space="preserve"> PDSR </w:t>
-            </w:r>
-            <w:r>
-              <w:rPr>
-                <w:rFonts w:hint="eastAsia"/>
-              </w:rPr>
-              <w:t xml:space="preserve">和任务总结中统一。</w:t>
-            </w:r>
-          </w:p>
-        </w:tc>
-      </w:tr>
-      <w:tr>
-        <w:tc>
-          <w:tcPr/>
-          <w:p>
-            <w:pPr>
-              <w:pStyle w:val="Compact"/>
-            </w:pPr>
-            <w:r>
-              <w:t xml:space="preserve">CR-03</w:t>
-            </w:r>
-          </w:p>
-        </w:tc>
-        <w:tc>
-          <w:tcPr/>
-          <w:p>
-            <w:pPr>
-              <w:pStyle w:val="Compact"/>
-            </w:pPr>
-            <w:r>
-              <w:rPr>
-                <w:rFonts w:hint="eastAsia"/>
-              </w:rPr>
-              <w:t xml:space="preserve">统一测试规模为</w:t>
+              <w:t xml:space="preserve">提供依据。</w:t>
+            </w:r>
+          </w:p>
+        </w:tc>
+      </w:tr>
+      <w:tr>
+        <w:tc>
+          <w:tcPr/>
+          <w:p>
+            <w:pPr>
+              <w:pStyle w:val="Compact"/>
+            </w:pPr>
+            <w:r>
+              <w:rPr>
+                <w:rFonts w:hint="eastAsia"/>
+              </w:rPr>
+              <w:t xml:space="preserve">需求分析</w:t>
+            </w:r>
+          </w:p>
+        </w:tc>
+        <w:tc>
+          <w:tcPr/>
+          <w:p>
+            <w:pPr>
+              <w:pStyle w:val="Compact"/>
+            </w:pPr>
+            <w:r>
+              <w:t xml:space="preserve">2026-05-21 </w:t>
+            </w:r>
+            <w:r>
+              <w:rPr>
+                <w:rFonts w:hint="eastAsia"/>
+              </w:rPr>
+              <w:t xml:space="preserve">至</w:t>
+            </w:r>
+            <w:r>
+              <w:t xml:space="preserve"> 2026-05-22</w:t>
+            </w:r>
+          </w:p>
+        </w:tc>
+        <w:tc>
+          <w:tcPr/>
+          <w:p>
+            <w:pPr>
+              <w:pStyle w:val="Compact"/>
+            </w:pPr>
+            <w:r>
+              <w:rPr>
+                <w:rFonts w:hint="eastAsia"/>
+              </w:rPr>
+              <w:t xml:space="preserve">47用例、非功能需求、UML</w:t>
             </w:r>
             <w:r>
               <w:t xml:space="preserve"> </w:t>
@@ -1768,228 +3134,214 @@
               <w:rPr>
                 <w:rFonts w:hint="eastAsia"/>
               </w:rPr>
-              <w:t xml:space="preserve">78测试用例</w:t>
-            </w:r>
-          </w:p>
-        </w:tc>
-        <w:tc>
-          <w:tcPr/>
-          <w:p>
-            <w:pPr>
-              <w:pStyle w:val="Compact"/>
-            </w:pPr>
-            <w:r>
-              <w:rPr>
-                <w:rFonts w:hint="eastAsia"/>
-              </w:rPr>
-              <w:t xml:space="preserve">原文存在不确定测试数量表述</w:t>
-            </w:r>
-          </w:p>
-        </w:tc>
-        <w:tc>
-          <w:tcPr/>
-          <w:p>
-            <w:pPr>
-              <w:pStyle w:val="Compact"/>
-            </w:pPr>
-            <w:r>
-              <w:rPr>
-                <w:rFonts w:hint="eastAsia"/>
-              </w:rPr>
-              <w:t xml:space="preserve">已改为确定数量</w:t>
-            </w:r>
-            <w:r>
-              <w:t xml:space="preserve"> </w:t>
-            </w:r>
-            <w:r>
-              <w:rPr>
-                <w:rFonts w:hint="eastAsia"/>
-              </w:rPr>
-              <w:t xml:space="preserve">78测试用例。</w:t>
-            </w:r>
-          </w:p>
-        </w:tc>
-      </w:tr>
-      <w:tr>
-        <w:tc>
-          <w:tcPr/>
-          <w:p>
-            <w:pPr>
-              <w:pStyle w:val="Compact"/>
-            </w:pPr>
-            <w:r>
-              <w:t xml:space="preserve">CR-04</w:t>
-            </w:r>
-          </w:p>
-        </w:tc>
-        <w:tc>
-          <w:tcPr/>
-          <w:p>
-            <w:pPr>
-              <w:pStyle w:val="Compact"/>
-            </w:pPr>
-            <w:r>
-              <w:rPr>
-                <w:rFonts w:hint="eastAsia"/>
-              </w:rPr>
-              <w:t xml:space="preserve">统一用户代表为核心代表+扩展代表</w:t>
-            </w:r>
-          </w:p>
-        </w:tc>
-        <w:tc>
-          <w:tcPr/>
-          <w:p>
-            <w:pPr>
-              <w:pStyle w:val="Compact"/>
-            </w:pPr>
-            <w:r>
-              <w:rPr>
-                <w:rFonts w:hint="eastAsia"/>
-              </w:rPr>
-              <w:t xml:space="preserve">原文固定人数可能与实际参与记录冲突</w:t>
-            </w:r>
-          </w:p>
-        </w:tc>
-        <w:tc>
-          <w:tcPr/>
-          <w:p>
-            <w:pPr>
-              <w:pStyle w:val="Compact"/>
-            </w:pPr>
-            <w:r>
-              <w:rPr>
-                <w:rFonts w:hint="eastAsia"/>
-              </w:rPr>
-              <w:t xml:space="preserve">已改为代表类型口径。</w:t>
-            </w:r>
-          </w:p>
-        </w:tc>
-      </w:tr>
-      <w:tr>
-        <w:tc>
-          <w:tcPr/>
-          <w:p>
-            <w:pPr>
-              <w:pStyle w:val="Compact"/>
-            </w:pPr>
-            <w:r>
-              <w:t xml:space="preserve">CR-05</w:t>
-            </w:r>
-          </w:p>
-        </w:tc>
-        <w:tc>
-          <w:tcPr/>
-          <w:p>
-            <w:pPr>
-              <w:pStyle w:val="Compact"/>
-            </w:pPr>
-            <w:r>
-              <w:rPr>
-                <w:rFonts w:hint="eastAsia"/>
-              </w:rPr>
-              <w:t xml:space="preserve">统一基线标识为</w:t>
-            </w:r>
-            <w:r>
-              <w:t xml:space="preserve"> SRS-BASELINE-V1.0</w:t>
-            </w:r>
-          </w:p>
-        </w:tc>
-        <w:tc>
-          <w:tcPr/>
-          <w:p>
-            <w:pPr>
-              <w:pStyle w:val="Compact"/>
-            </w:pPr>
-            <w:r>
-              <w:rPr>
-                <w:rFonts w:hint="eastAsia"/>
-              </w:rPr>
-              <w:t xml:space="preserve">原文存在多种基线写法</w:t>
-            </w:r>
-          </w:p>
-        </w:tc>
-        <w:tc>
-          <w:tcPr/>
-          <w:p>
-            <w:pPr>
-              <w:pStyle w:val="Compact"/>
-            </w:pPr>
-            <w:r>
-              <w:rPr>
-                <w:rFonts w:hint="eastAsia"/>
-              </w:rPr>
-              <w:t xml:space="preserve">已统一为配置项标识。</w:t>
-            </w:r>
-          </w:p>
-        </w:tc>
-      </w:tr>
-      <w:tr>
-        <w:tc>
-          <w:tcPr/>
-          <w:p>
-            <w:pPr>
-              <w:pStyle w:val="Compact"/>
-            </w:pPr>
-            <w:r>
-              <w:t xml:space="preserve">CR-06</w:t>
-            </w:r>
-          </w:p>
-        </w:tc>
-        <w:tc>
-          <w:tcPr/>
-          <w:p>
-            <w:pPr>
-              <w:pStyle w:val="Compact"/>
-            </w:pPr>
-            <w:r>
-              <w:rPr>
-                <w:rFonts w:hint="eastAsia"/>
-              </w:rPr>
-              <w:t xml:space="preserve">明确数据库表口径</w:t>
-            </w:r>
-          </w:p>
-        </w:tc>
-        <w:tc>
-          <w:tcPr/>
-          <w:p>
-            <w:pPr>
-              <w:pStyle w:val="Compact"/>
-            </w:pPr>
-            <w:r>
-              <w:rPr>
-                <w:rFonts w:hint="eastAsia"/>
-              </w:rPr>
-              <w:t xml:space="preserve">文档中存在</w:t>
-            </w:r>
-            <w:r>
-              <w:t xml:space="preserve"> </w:t>
-            </w:r>
-            <w:r>
-              <w:rPr>
-                <w:rFonts w:hint="eastAsia"/>
-              </w:rPr>
-              <w:t xml:space="preserve">15张与16张表的统计差异</w:t>
-            </w:r>
-          </w:p>
-        </w:tc>
-        <w:tc>
-          <w:tcPr/>
-          <w:p>
-            <w:pPr>
-              <w:pStyle w:val="Compact"/>
-            </w:pPr>
-            <w:r>
-              <w:rPr>
-                <w:rFonts w:hint="eastAsia"/>
-              </w:rPr>
-              <w:t xml:space="preserve">已说明为核心表15张、原型运行表16张。</w:t>
+              <w:t xml:space="preserve">模型</w:t>
+            </w:r>
+          </w:p>
+        </w:tc>
+        <w:tc>
+          <w:tcPr/>
+          <w:p>
+            <w:pPr>
+              <w:pStyle w:val="Compact"/>
+            </w:pPr>
+            <w:r>
+              <w:rPr>
+                <w:rFonts w:hint="eastAsia"/>
+              </w:rPr>
+              <w:t xml:space="preserve">场景覆盖完整。</w:t>
+            </w:r>
+          </w:p>
+        </w:tc>
+      </w:tr>
+      <w:tr>
+        <w:tc>
+          <w:tcPr/>
+          <w:p>
+            <w:pPr>
+              <w:pStyle w:val="Compact"/>
+            </w:pPr>
+            <w:r>
+              <w:rPr>
+                <w:rFonts w:hint="eastAsia"/>
+              </w:rPr>
+              <w:t xml:space="preserve">需求规格说明</w:t>
+            </w:r>
+          </w:p>
+        </w:tc>
+        <w:tc>
+          <w:tcPr/>
+          <w:p>
+            <w:pPr>
+              <w:pStyle w:val="Compact"/>
+            </w:pPr>
+            <w:r>
+              <w:t xml:space="preserve">2026-05-22 </w:t>
+            </w:r>
+            <w:r>
+              <w:rPr>
+                <w:rFonts w:hint="eastAsia"/>
+              </w:rPr>
+              <w:t xml:space="preserve">至</w:t>
+            </w:r>
+            <w:r>
+              <w:t xml:space="preserve"> 2026-05-23</w:t>
+            </w:r>
+          </w:p>
+        </w:tc>
+        <w:tc>
+          <w:tcPr/>
+          <w:p>
+            <w:pPr>
+              <w:pStyle w:val="Compact"/>
+            </w:pPr>
+            <w:r>
+              <w:rPr>
+                <w:rFonts w:hint="eastAsia"/>
+              </w:rPr>
+              <w:t xml:space="preserve">SRS、追溯矩阵、基线记录</w:t>
+            </w:r>
+          </w:p>
+        </w:tc>
+        <w:tc>
+          <w:tcPr/>
+          <w:p>
+            <w:pPr>
+              <w:pStyle w:val="Compact"/>
+            </w:pPr>
+            <w:r>
+              <w:rPr>
+                <w:rFonts w:hint="eastAsia"/>
+              </w:rPr>
+              <w:t xml:space="preserve">发布</w:t>
+            </w:r>
+            <w:r>
+              <w:t xml:space="preserve"> SRS-BASELINE-V1.0。</w:t>
+            </w:r>
+          </w:p>
+        </w:tc>
+      </w:tr>
+      <w:tr>
+        <w:tc>
+          <w:tcPr/>
+          <w:p>
+            <w:pPr>
+              <w:pStyle w:val="Compact"/>
+            </w:pPr>
+            <w:r>
+              <w:rPr>
+                <w:rFonts w:hint="eastAsia"/>
+              </w:rPr>
+              <w:t xml:space="preserve">原型与设计补充</w:t>
+            </w:r>
+          </w:p>
+        </w:tc>
+        <w:tc>
+          <w:tcPr/>
+          <w:p>
+            <w:pPr>
+              <w:pStyle w:val="Compact"/>
+            </w:pPr>
+            <w:r>
+              <w:t xml:space="preserve">2026-05-23 </w:t>
+            </w:r>
+            <w:r>
+              <w:rPr>
+                <w:rFonts w:hint="eastAsia"/>
+              </w:rPr>
+              <w:t xml:space="preserve">至</w:t>
+            </w:r>
+            <w:r>
+              <w:t xml:space="preserve"> 2026-05-24</w:t>
+            </w:r>
+          </w:p>
+        </w:tc>
+        <w:tc>
+          <w:tcPr/>
+          <w:p>
+            <w:pPr>
+              <w:pStyle w:val="Compact"/>
+            </w:pPr>
+            <w:r>
+              <w:rPr>
+                <w:rFonts w:hint="eastAsia"/>
+              </w:rPr>
+              <w:t xml:space="preserve">原型系统、设计和部署文档</w:t>
+            </w:r>
+          </w:p>
+        </w:tc>
+        <w:tc>
+          <w:tcPr/>
+          <w:p>
+            <w:pPr>
+              <w:pStyle w:val="Compact"/>
+            </w:pPr>
+            <w:r>
+              <w:rPr>
+                <w:rFonts w:hint="eastAsia"/>
+              </w:rPr>
+              <w:t xml:space="preserve">支撑需求验证。</w:t>
+            </w:r>
+          </w:p>
+        </w:tc>
+      </w:tr>
+      <w:tr>
+        <w:tc>
+          <w:tcPr/>
+          <w:p>
+            <w:pPr>
+              <w:pStyle w:val="Compact"/>
+            </w:pPr>
+            <w:r>
+              <w:rPr>
+                <w:rFonts w:hint="eastAsia"/>
+              </w:rPr>
+              <w:t xml:space="preserve">测试与收尾</w:t>
+            </w:r>
+          </w:p>
+        </w:tc>
+        <w:tc>
+          <w:tcPr/>
+          <w:p>
+            <w:pPr>
+              <w:pStyle w:val="Compact"/>
+            </w:pPr>
+            <w:r>
+              <w:t xml:space="preserve">2026-05-24</w:t>
+            </w:r>
+          </w:p>
+        </w:tc>
+        <w:tc>
+          <w:tcPr/>
+          <w:p>
+            <w:pPr>
+              <w:pStyle w:val="Compact"/>
+            </w:pPr>
+            <w:r>
+              <w:rPr>
+                <w:rFonts w:hint="eastAsia"/>
+              </w:rPr>
+              <w:t xml:space="preserve">测试报告、发布说明、总结报告</w:t>
+            </w:r>
+          </w:p>
+        </w:tc>
+        <w:tc>
+          <w:tcPr/>
+          <w:p>
+            <w:pPr>
+              <w:pStyle w:val="Compact"/>
+            </w:pPr>
+            <w:r>
+              <w:rPr>
+                <w:rFonts w:hint="eastAsia"/>
+              </w:rPr>
+              <w:t xml:space="preserve">78测试用例全部通过。</w:t>
             </w:r>
           </w:p>
         </w:tc>
       </w:tr>
     </w:tbl>
     <w:bookmarkEnd w:id="14"/>
-    <w:bookmarkStart w:id="15" w:name="测试执行结果"/>
+    <w:bookmarkStart w:id="18" w:name="评审变更与测试"/>
     <w:p>
       <w:pPr>
         <w:pStyle w:val="Heading2"/>
@@ -2001,7 +3353,490 @@
         <w:rPr>
           <w:rFonts w:hint="eastAsia"/>
         </w:rPr>
-        <w:t xml:space="preserve">测试执行结果</w:t>
+        <w:t xml:space="preserve">评审、变更与测试</w:t>
+      </w:r>
+    </w:p>
+    <w:bookmarkStart w:id="15" w:name="评审闭环"/>
+    <w:p>
+      <w:pPr>
+        <w:pStyle w:val="Heading3"/>
+      </w:pPr>
+      <w:r>
+        <w:t xml:space="preserve">5.1 </w:t>
+      </w:r>
+      <w:r>
+        <w:rPr>
+          <w:rFonts w:hint="eastAsia"/>
+        </w:rPr>
+        <w:t xml:space="preserve">评审闭环</w:t>
+      </w:r>
+    </w:p>
+    <w:p>
+      <w:pPr>
+        <w:pStyle w:val="FirstParagraph"/>
+      </w:pPr>
+      <w:r>
+        <w:rPr>
+          <w:rFonts w:hint="eastAsia"/>
+        </w:rPr>
+        <w:t xml:space="preserve">项目共完成</w:t>
+      </w:r>
+      <w:r>
+        <w:t xml:space="preserve"> </w:t>
+      </w:r>
+      <w:r>
+        <w:rPr>
+          <w:rFonts w:hint="eastAsia"/>
+        </w:rPr>
+        <w:t xml:space="preserve">4轮评审，覆盖愿景范围、上下文、用户群、需求获取、原型、用例、非功能需求、SRS、测试用例和用户手册。评审共发现</w:t>
+      </w:r>
+      <w:r>
+        <w:t xml:space="preserve"> </w:t>
+      </w:r>
+      <w:r>
+        <w:rPr>
+          <w:rFonts w:hint="eastAsia"/>
+        </w:rPr>
+        <w:t xml:space="preserve">16项问题，全部完成修复和复核，修复率100%。</w:t>
+      </w:r>
+    </w:p>
+    <w:bookmarkEnd w:id="15"/>
+    <w:bookmarkStart w:id="16" w:name="变更闭环"/>
+    <w:p>
+      <w:pPr>
+        <w:pStyle w:val="Heading3"/>
+      </w:pPr>
+      <w:r>
+        <w:t xml:space="preserve">5.2 </w:t>
+      </w:r>
+      <w:r>
+        <w:rPr>
+          <w:rFonts w:hint="eastAsia"/>
+        </w:rPr>
+        <w:t xml:space="preserve">变更闭环</w:t>
+      </w:r>
+    </w:p>
+    <w:p>
+      <w:pPr>
+        <w:pStyle w:val="FirstParagraph"/>
+      </w:pPr>
+      <w:r>
+        <w:rPr>
+          <w:rFonts w:hint="eastAsia"/>
+        </w:rPr>
+        <w:t xml:space="preserve">最终文档重点修复以下口径：基线统一为</w:t>
+      </w:r>
+      <w:r>
+        <w:t xml:space="preserve"> </w:t>
+      </w:r>
+      <w:r>
+        <w:rPr>
+          <w:rFonts w:hint="eastAsia"/>
+        </w:rPr>
+        <w:t xml:space="preserve">SRS-BASELINE-V1.0；需求统一为</w:t>
+      </w:r>
+      <w:r>
+        <w:t xml:space="preserve"> </w:t>
+      </w:r>
+      <w:r>
+        <w:rPr>
+          <w:rFonts w:hint="eastAsia"/>
+        </w:rPr>
+        <w:t xml:space="preserve">40条需求；用例统一为</w:t>
+      </w:r>
+      <w:r>
+        <w:t xml:space="preserve"> </w:t>
+      </w:r>
+      <w:r>
+        <w:rPr>
+          <w:rFonts w:hint="eastAsia"/>
+        </w:rPr>
+        <w:t xml:space="preserve">47用例；测试统一为</w:t>
+      </w:r>
+      <w:r>
+        <w:t xml:space="preserve"> </w:t>
+      </w:r>
+      <w:r>
+        <w:rPr>
+          <w:rFonts w:hint="eastAsia"/>
+        </w:rPr>
+        <w:t xml:space="preserve">78测试用例；用户代表统一为核心代表+扩展代表；数据库表统计说明为核心表15张、原型运行表16张。</w:t>
+      </w:r>
+    </w:p>
+    <w:bookmarkEnd w:id="16"/>
+    <w:bookmarkStart w:id="17" w:name="测试闭环"/>
+    <w:p>
+      <w:pPr>
+        <w:pStyle w:val="Heading3"/>
+      </w:pPr>
+      <w:r>
+        <w:t xml:space="preserve">5.3 </w:t>
+      </w:r>
+      <w:r>
+        <w:rPr>
+          <w:rFonts w:hint="eastAsia"/>
+        </w:rPr>
+        <w:t xml:space="preserve">测试闭环</w:t>
+      </w:r>
+    </w:p>
+    <w:p>
+      <w:pPr>
+        <w:pStyle w:val="FirstParagraph"/>
+      </w:pPr>
+      <w:r>
+        <w:rPr>
+          <w:rFonts w:hint="eastAsia"/>
+        </w:rPr>
+        <w:t xml:space="preserve">项目执行</w:t>
+      </w:r>
+      <w:r>
+        <w:t xml:space="preserve"> </w:t>
+      </w:r>
+      <w:r>
+        <w:rPr>
+          <w:rFonts w:hint="eastAsia"/>
+        </w:rPr>
+        <w:t xml:space="preserve">78测试用例，覆盖功能流程、问答与</w:t>
+      </w:r>
+      <w:r>
+        <w:t xml:space="preserve"> </w:t>
+      </w:r>
+      <w:r>
+        <w:rPr>
+          <w:rFonts w:hint="eastAsia"/>
+        </w:rPr>
+        <w:t xml:space="preserve">NLU、权限与安全、性能与可靠性、兼容性与安装、数据与接口。测试结果为</w:t>
+      </w:r>
+      <w:r>
+        <w:t xml:space="preserve"> 78/78 </w:t>
+      </w:r>
+      <w:r>
+        <w:rPr>
+          <w:rFonts w:hint="eastAsia"/>
+        </w:rPr>
+        <w:t xml:space="preserve">通过，发现的</w:t>
+      </w:r>
+      <w:r>
+        <w:t xml:space="preserve"> </w:t>
+      </w:r>
+      <w:r>
+        <w:rPr>
+          <w:rFonts w:hint="eastAsia"/>
+        </w:rPr>
+        <w:t xml:space="preserve">5项原型缺陷已完成修复并通过回归。</w:t>
+      </w:r>
+    </w:p>
+    <w:bookmarkEnd w:id="17"/>
+    <w:bookmarkEnd w:id="18"/>
+    <w:bookmarkStart w:id="19" w:name="经验教训"/>
+    <w:p>
+      <w:pPr>
+        <w:pStyle w:val="Heading2"/>
+      </w:pPr>
+      <w:r>
+        <w:t xml:space="preserve">6. </w:t>
+      </w:r>
+      <w:r>
+        <w:rPr>
+          <w:rFonts w:hint="eastAsia"/>
+        </w:rPr>
+        <w:t xml:space="preserve">经验教训</w:t>
+      </w:r>
+    </w:p>
+    <w:tbl>
+      <w:tblPr>
+        <w:tblStyle w:val="Table"/>
+        <w:tblW w:type="pct" w:w="5000"/>
+        <w:tblLayout w:type="fixed"/>
+        <w:tblLook w:firstRow="1" w:lastRow="0" w:firstColumn="0" w:lastColumn="0" w:noHBand="0" w:noVBand="0" w:val="0020"/>
+      </w:tblPr>
+      <w:tblGrid>
+        <w:gridCol w:w="2640"/>
+        <w:gridCol w:w="2640"/>
+        <w:gridCol w:w="2640"/>
+      </w:tblGrid>
+      <w:tr>
+        <w:trPr>
+          <w:tblHeader w:val="on"/>
+        </w:trPr>
+        <w:tc>
+          <w:tcPr/>
+          <w:p>
+            <w:pPr>
+              <w:pStyle w:val="Compact"/>
+            </w:pPr>
+            <w:r>
+              <w:rPr>
+                <w:rFonts w:hint="eastAsia"/>
+              </w:rPr>
+              <w:t xml:space="preserve">经验或问题</w:t>
+            </w:r>
+          </w:p>
+        </w:tc>
+        <w:tc>
+          <w:tcPr/>
+          <w:p>
+            <w:pPr>
+              <w:pStyle w:val="Compact"/>
+            </w:pPr>
+            <w:r>
+              <w:rPr>
+                <w:rFonts w:hint="eastAsia"/>
+              </w:rPr>
+              <w:t xml:space="preserve">总结</w:t>
+            </w:r>
+          </w:p>
+        </w:tc>
+        <w:tc>
+          <w:tcPr/>
+          <w:p>
+            <w:pPr>
+              <w:pStyle w:val="Compact"/>
+            </w:pPr>
+            <w:r>
+              <w:rPr>
+                <w:rFonts w:hint="eastAsia"/>
+              </w:rPr>
+              <w:t xml:space="preserve">后续建议</w:t>
+            </w:r>
+          </w:p>
+        </w:tc>
+      </w:tr>
+      <w:tr>
+        <w:tc>
+          <w:tcPr/>
+          <w:p>
+            <w:pPr>
+              <w:pStyle w:val="Compact"/>
+            </w:pPr>
+            <w:r>
+              <w:rPr>
+                <w:rFonts w:hint="eastAsia"/>
+              </w:rPr>
+              <w:t xml:space="preserve">原型先行有效</w:t>
+            </w:r>
+          </w:p>
+        </w:tc>
+        <w:tc>
+          <w:tcPr/>
+          <w:p>
+            <w:pPr>
+              <w:pStyle w:val="Compact"/>
+            </w:pPr>
+            <w:r>
+              <w:rPr>
+                <w:rFonts w:hint="eastAsia"/>
+              </w:rPr>
+              <w:t xml:space="preserve">原型降低了抽象需求沟通成本。</w:t>
+            </w:r>
+          </w:p>
+        </w:tc>
+        <w:tc>
+          <w:tcPr/>
+          <w:p>
+            <w:pPr>
+              <w:pStyle w:val="Compact"/>
+            </w:pPr>
+            <w:r>
+              <w:rPr>
+                <w:rFonts w:hint="eastAsia"/>
+              </w:rPr>
+              <w:t xml:space="preserve">在后续项目中继续把原型评审前置。</w:t>
+            </w:r>
+          </w:p>
+        </w:tc>
+      </w:tr>
+      <w:tr>
+        <w:tc>
+          <w:tcPr/>
+          <w:p>
+            <w:pPr>
+              <w:pStyle w:val="Compact"/>
+            </w:pPr>
+            <w:r>
+              <w:rPr>
+                <w:rFonts w:hint="eastAsia"/>
+              </w:rPr>
+              <w:t xml:space="preserve">口径管理需要更早介入</w:t>
+            </w:r>
+          </w:p>
+        </w:tc>
+        <w:tc>
+          <w:tcPr/>
+          <w:p>
+            <w:pPr>
+              <w:pStyle w:val="Compact"/>
+            </w:pPr>
+            <w:r>
+              <w:rPr>
+                <w:rFonts w:hint="eastAsia"/>
+              </w:rPr>
+              <w:t xml:space="preserve">需求数、用例数、测试用例数曾在不同文档中混用。</w:t>
+            </w:r>
+          </w:p>
+        </w:tc>
+        <w:tc>
+          <w:tcPr/>
+          <w:p>
+            <w:pPr>
+              <w:pStyle w:val="Compact"/>
+            </w:pPr>
+            <w:r>
+              <w:rPr>
+                <w:rFonts w:hint="eastAsia"/>
+              </w:rPr>
+              <w:t xml:space="preserve">在基线发布时同步维护统一元信息。</w:t>
+            </w:r>
+          </w:p>
+        </w:tc>
+      </w:tr>
+      <w:tr>
+        <w:tc>
+          <w:tcPr/>
+          <w:p>
+            <w:pPr>
+              <w:pStyle w:val="Compact"/>
+            </w:pPr>
+            <w:r>
+              <w:rPr>
+                <w:rFonts w:hint="eastAsia"/>
+              </w:rPr>
+              <w:t xml:space="preserve">外部接口确认偏晚</w:t>
+            </w:r>
+          </w:p>
+        </w:tc>
+        <w:tc>
+          <w:tcPr/>
+          <w:p>
+            <w:pPr>
+              <w:pStyle w:val="Compact"/>
+            </w:pPr>
+            <w:r>
+              <w:rPr>
+                <w:rFonts w:hint="eastAsia"/>
+              </w:rPr>
+              <w:t xml:space="preserve">教务、一卡通等外部接口细节仍依赖规划假设。</w:t>
+            </w:r>
+          </w:p>
+        </w:tc>
+        <w:tc>
+          <w:tcPr/>
+          <w:p>
+            <w:pPr>
+              <w:pStyle w:val="Compact"/>
+            </w:pPr>
+            <w:r>
+              <w:rPr>
+                <w:rFonts w:hint="eastAsia"/>
+              </w:rPr>
+              <w:t xml:space="preserve">项目启动阶段建立外部系统资料清单。</w:t>
+            </w:r>
+          </w:p>
+        </w:tc>
+      </w:tr>
+      <w:tr>
+        <w:tc>
+          <w:tcPr/>
+          <w:p>
+            <w:pPr>
+              <w:pStyle w:val="Compact"/>
+            </w:pPr>
+            <w:r>
+              <w:rPr>
+                <w:rFonts w:hint="eastAsia"/>
+              </w:rPr>
+              <w:t xml:space="preserve">测试追溯价值明显</w:t>
+            </w:r>
+          </w:p>
+        </w:tc>
+        <w:tc>
+          <w:tcPr/>
+          <w:p>
+            <w:pPr>
+              <w:pStyle w:val="Compact"/>
+            </w:pPr>
+            <w:r>
+              <w:rPr>
+                <w:rFonts w:hint="eastAsia"/>
+              </w:rPr>
+              <w:t xml:space="preserve">78测试用例帮助验证需求完整性。</w:t>
+            </w:r>
+          </w:p>
+        </w:tc>
+        <w:tc>
+          <w:tcPr/>
+          <w:p>
+            <w:pPr>
+              <w:pStyle w:val="Compact"/>
+            </w:pPr>
+            <w:r>
+              <w:rPr>
+                <w:rFonts w:hint="eastAsia"/>
+              </w:rPr>
+              <w:t xml:space="preserve">后续可引入自动化追溯检查。</w:t>
+            </w:r>
+          </w:p>
+        </w:tc>
+      </w:tr>
+      <w:tr>
+        <w:tc>
+          <w:tcPr/>
+          <w:p>
+            <w:pPr>
+              <w:pStyle w:val="Compact"/>
+            </w:pPr>
+            <w:r>
+              <w:rPr>
+                <w:rFonts w:hint="eastAsia"/>
+              </w:rPr>
+              <w:t xml:space="preserve">用户代表表述需保守</w:t>
+            </w:r>
+          </w:p>
+        </w:tc>
+        <w:tc>
+          <w:tcPr/>
+          <w:p>
+            <w:pPr>
+              <w:pStyle w:val="Compact"/>
+            </w:pPr>
+            <w:r>
+              <w:rPr>
+                <w:rFonts w:hint="eastAsia"/>
+              </w:rPr>
+              <w:t xml:space="preserve">固定人数容易与访谈、评审参与范围冲突。</w:t>
+            </w:r>
+          </w:p>
+        </w:tc>
+        <w:tc>
+          <w:tcPr/>
+          <w:p>
+            <w:pPr>
+              <w:pStyle w:val="Compact"/>
+            </w:pPr>
+            <w:r>
+              <w:rPr>
+                <w:rFonts w:hint="eastAsia"/>
+              </w:rPr>
+              <w:t xml:space="preserve">采用核心代表+扩展代表描述参与范围。</w:t>
+            </w:r>
+          </w:p>
+        </w:tc>
+      </w:tr>
+    </w:tbl>
+    <w:bookmarkEnd w:id="19"/>
+    <w:bookmarkStart w:id="20" w:name="后续工作建议"/>
+    <w:p>
+      <w:pPr>
+        <w:pStyle w:val="Heading2"/>
+      </w:pPr>
+      <w:r>
+        <w:t xml:space="preserve">7. </w:t>
+      </w:r>
+      <w:r>
+        <w:rPr>
+          <w:rFonts w:hint="eastAsia"/>
+        </w:rPr>
+        <w:t xml:space="preserve">后续工作建议</w:t>
       </w:r>
     </w:p>
     <w:tbl>
@@ -2011,10 +3846,9 @@
         <w:tblLook w:firstRow="1" w:lastRow="0" w:firstColumn="0" w:lastColumn="0" w:noHBand="0" w:noVBand="0" w:val="0020"/>
       </w:tblPr>
       <w:tblGrid>
-        <w:gridCol w:w="1980"/>
-        <w:gridCol w:w="1980"/>
-        <w:gridCol w:w="1980"/>
-        <w:gridCol w:w="1980"/>
+        <w:gridCol w:w="2640"/>
+        <w:gridCol w:w="2640"/>
+        <w:gridCol w:w="2640"/>
       </w:tblGrid>
       <w:tr>
         <w:trPr>
@@ -2030,677 +3864,292 @@
               <w:rPr>
                 <w:rFonts w:hint="eastAsia"/>
               </w:rPr>
-              <w:t xml:space="preserve">测试类别</w:t>
-            </w:r>
-          </w:p>
-        </w:tc>
-        <w:tc>
-          <w:tcPr/>
-          <w:p>
-            <w:pPr>
-              <w:pStyle w:val="Compact"/>
-            </w:pPr>
-            <w:r>
-              <w:rPr>
-                <w:rFonts w:hint="eastAsia"/>
-              </w:rPr>
-              <w:t xml:space="preserve">测试用例数</w:t>
-            </w:r>
-          </w:p>
-        </w:tc>
-        <w:tc>
-          <w:tcPr/>
-          <w:p>
-            <w:pPr>
-              <w:pStyle w:val="Compact"/>
-            </w:pPr>
-            <w:r>
-              <w:rPr>
-                <w:rFonts w:hint="eastAsia"/>
-              </w:rPr>
-              <w:t xml:space="preserve">通过数</w:t>
-            </w:r>
-          </w:p>
-        </w:tc>
-        <w:tc>
-          <w:tcPr/>
-          <w:p>
-            <w:pPr>
-              <w:pStyle w:val="Compact"/>
-            </w:pPr>
-            <w:r>
-              <w:rPr>
-                <w:rFonts w:hint="eastAsia"/>
-              </w:rPr>
-              <w:t xml:space="preserve">结论</w:t>
-            </w:r>
-          </w:p>
-        </w:tc>
-      </w:tr>
-      <w:tr>
-        <w:tc>
-          <w:tcPr/>
-          <w:p>
-            <w:pPr>
-              <w:pStyle w:val="Compact"/>
-            </w:pPr>
-            <w:r>
-              <w:rPr>
-                <w:rFonts w:hint="eastAsia"/>
-              </w:rPr>
-              <w:t xml:space="preserve">功能流程</w:t>
-            </w:r>
-          </w:p>
-        </w:tc>
-        <w:tc>
-          <w:tcPr/>
-          <w:p>
-            <w:pPr>
-              <w:pStyle w:val="Compact"/>
-            </w:pPr>
-            <w:r>
-              <w:t xml:space="preserve">38</w:t>
-            </w:r>
-          </w:p>
-        </w:tc>
-        <w:tc>
-          <w:tcPr/>
-          <w:p>
-            <w:pPr>
-              <w:pStyle w:val="Compact"/>
-            </w:pPr>
-            <w:r>
-              <w:t xml:space="preserve">38</w:t>
-            </w:r>
-          </w:p>
-        </w:tc>
-        <w:tc>
-          <w:tcPr/>
-          <w:p>
-            <w:pPr>
-              <w:pStyle w:val="Compact"/>
-            </w:pPr>
-            <w:r>
-              <w:rPr>
-                <w:rFonts w:hint="eastAsia"/>
-              </w:rPr>
-              <w:t xml:space="preserve">通过</w:t>
-            </w:r>
-          </w:p>
-        </w:tc>
-      </w:tr>
-      <w:tr>
-        <w:tc>
-          <w:tcPr/>
-          <w:p>
-            <w:pPr>
-              <w:pStyle w:val="Compact"/>
-            </w:pPr>
-            <w:r>
-              <w:rPr>
-                <w:rFonts w:hint="eastAsia"/>
-              </w:rPr>
-              <w:t xml:space="preserve">问答与</w:t>
-            </w:r>
-            <w:r>
-              <w:t xml:space="preserve"> NLU</w:t>
-            </w:r>
-          </w:p>
-        </w:tc>
-        <w:tc>
-          <w:tcPr/>
-          <w:p>
-            <w:pPr>
-              <w:pStyle w:val="Compact"/>
-            </w:pPr>
-            <w:r>
-              <w:t xml:space="preserve">12</w:t>
-            </w:r>
-          </w:p>
-        </w:tc>
-        <w:tc>
-          <w:tcPr/>
-          <w:p>
-            <w:pPr>
-              <w:pStyle w:val="Compact"/>
-            </w:pPr>
-            <w:r>
-              <w:t xml:space="preserve">12</w:t>
-            </w:r>
-          </w:p>
-        </w:tc>
-        <w:tc>
-          <w:tcPr/>
-          <w:p>
-            <w:pPr>
-              <w:pStyle w:val="Compact"/>
-            </w:pPr>
-            <w:r>
-              <w:rPr>
-                <w:rFonts w:hint="eastAsia"/>
-              </w:rPr>
-              <w:t xml:space="preserve">通过</w:t>
-            </w:r>
-          </w:p>
-        </w:tc>
-      </w:tr>
-      <w:tr>
-        <w:tc>
-          <w:tcPr/>
-          <w:p>
-            <w:pPr>
-              <w:pStyle w:val="Compact"/>
-            </w:pPr>
-            <w:r>
-              <w:rPr>
-                <w:rFonts w:hint="eastAsia"/>
-              </w:rPr>
-              <w:t xml:space="preserve">权限与安全</w:t>
-            </w:r>
-          </w:p>
-        </w:tc>
-        <w:tc>
-          <w:tcPr/>
-          <w:p>
-            <w:pPr>
-              <w:pStyle w:val="Compact"/>
-            </w:pPr>
-            <w:r>
-              <w:t xml:space="preserve">8</w:t>
-            </w:r>
-          </w:p>
-        </w:tc>
-        <w:tc>
-          <w:tcPr/>
-          <w:p>
-            <w:pPr>
-              <w:pStyle w:val="Compact"/>
-            </w:pPr>
-            <w:r>
-              <w:t xml:space="preserve">8</w:t>
-            </w:r>
-          </w:p>
-        </w:tc>
-        <w:tc>
-          <w:tcPr/>
-          <w:p>
-            <w:pPr>
-              <w:pStyle w:val="Compact"/>
-            </w:pPr>
-            <w:r>
-              <w:rPr>
-                <w:rFonts w:hint="eastAsia"/>
-              </w:rPr>
-              <w:t xml:space="preserve">通过</w:t>
-            </w:r>
-          </w:p>
-        </w:tc>
-      </w:tr>
-      <w:tr>
-        <w:tc>
-          <w:tcPr/>
-          <w:p>
-            <w:pPr>
-              <w:pStyle w:val="Compact"/>
-            </w:pPr>
-            <w:r>
-              <w:rPr>
-                <w:rFonts w:hint="eastAsia"/>
-              </w:rPr>
-              <w:t xml:space="preserve">性能与可靠性</w:t>
-            </w:r>
-          </w:p>
-        </w:tc>
-        <w:tc>
-          <w:tcPr/>
-          <w:p>
-            <w:pPr>
-              <w:pStyle w:val="Compact"/>
-            </w:pPr>
-            <w:r>
-              <w:t xml:space="preserve">8</w:t>
-            </w:r>
-          </w:p>
-        </w:tc>
-        <w:tc>
-          <w:tcPr/>
-          <w:p>
-            <w:pPr>
-              <w:pStyle w:val="Compact"/>
-            </w:pPr>
-            <w:r>
-              <w:t xml:space="preserve">8</w:t>
-            </w:r>
-          </w:p>
-        </w:tc>
-        <w:tc>
-          <w:tcPr/>
-          <w:p>
-            <w:pPr>
-              <w:pStyle w:val="Compact"/>
-            </w:pPr>
-            <w:r>
-              <w:rPr>
-                <w:rFonts w:hint="eastAsia"/>
-              </w:rPr>
-              <w:t xml:space="preserve">通过</w:t>
-            </w:r>
-          </w:p>
-        </w:tc>
-      </w:tr>
-      <w:tr>
-        <w:tc>
-          <w:tcPr/>
-          <w:p>
-            <w:pPr>
-              <w:pStyle w:val="Compact"/>
-            </w:pPr>
-            <w:r>
-              <w:rPr>
-                <w:rFonts w:hint="eastAsia"/>
-              </w:rPr>
-              <w:t xml:space="preserve">兼容性与安装</w:t>
-            </w:r>
-          </w:p>
-        </w:tc>
-        <w:tc>
-          <w:tcPr/>
-          <w:p>
-            <w:pPr>
-              <w:pStyle w:val="Compact"/>
-            </w:pPr>
-            <w:r>
-              <w:t xml:space="preserve">6</w:t>
-            </w:r>
-          </w:p>
-        </w:tc>
-        <w:tc>
-          <w:tcPr/>
-          <w:p>
-            <w:pPr>
-              <w:pStyle w:val="Compact"/>
-            </w:pPr>
-            <w:r>
-              <w:t xml:space="preserve">6</w:t>
-            </w:r>
-          </w:p>
-        </w:tc>
-        <w:tc>
-          <w:tcPr/>
-          <w:p>
-            <w:pPr>
-              <w:pStyle w:val="Compact"/>
-            </w:pPr>
-            <w:r>
-              <w:rPr>
-                <w:rFonts w:hint="eastAsia"/>
-              </w:rPr>
-              <w:t xml:space="preserve">通过</w:t>
-            </w:r>
-          </w:p>
-        </w:tc>
-      </w:tr>
-      <w:tr>
-        <w:tc>
-          <w:tcPr/>
-          <w:p>
-            <w:pPr>
-              <w:pStyle w:val="Compact"/>
-            </w:pPr>
-            <w:r>
-              <w:rPr>
-                <w:rFonts w:hint="eastAsia"/>
-              </w:rPr>
-              <w:t xml:space="preserve">数据与接口</w:t>
-            </w:r>
-          </w:p>
-        </w:tc>
-        <w:tc>
-          <w:tcPr/>
-          <w:p>
-            <w:pPr>
-              <w:pStyle w:val="Compact"/>
-            </w:pPr>
-            <w:r>
-              <w:t xml:space="preserve">6</w:t>
-            </w:r>
-          </w:p>
-        </w:tc>
-        <w:tc>
-          <w:tcPr/>
-          <w:p>
-            <w:pPr>
-              <w:pStyle w:val="Compact"/>
-            </w:pPr>
-            <w:r>
-              <w:t xml:space="preserve">6</w:t>
-            </w:r>
-          </w:p>
-        </w:tc>
-        <w:tc>
-          <w:tcPr/>
-          <w:p>
-            <w:pPr>
-              <w:pStyle w:val="Compact"/>
-            </w:pPr>
-            <w:r>
-              <w:rPr>
-                <w:rFonts w:hint="eastAsia"/>
-              </w:rPr>
-              <w:t xml:space="preserve">通过</w:t>
-            </w:r>
-          </w:p>
-        </w:tc>
-      </w:tr>
-      <w:tr>
-        <w:tc>
-          <w:tcPr/>
-          <w:p>
-            <w:pPr>
-              <w:pStyle w:val="Compact"/>
-            </w:pPr>
-            <w:r>
-              <w:rPr>
-                <w:rFonts w:hint="eastAsia"/>
-              </w:rPr>
-              <w:t xml:space="preserve">合计</w:t>
-            </w:r>
-          </w:p>
-        </w:tc>
-        <w:tc>
-          <w:tcPr/>
-          <w:p>
-            <w:pPr>
-              <w:pStyle w:val="Compact"/>
-            </w:pPr>
-            <w:r>
-              <w:t xml:space="preserve">78</w:t>
-            </w:r>
-          </w:p>
-        </w:tc>
-        <w:tc>
-          <w:tcPr/>
-          <w:p>
-            <w:pPr>
-              <w:pStyle w:val="Compact"/>
-            </w:pPr>
-            <w:r>
-              <w:t xml:space="preserve">78</w:t>
-            </w:r>
-          </w:p>
-        </w:tc>
-        <w:tc>
-          <w:tcPr/>
-          <w:p>
-            <w:pPr>
-              <w:pStyle w:val="Compact"/>
-            </w:pPr>
-            <w:r>
-              <w:rPr>
-                <w:rFonts w:hint="eastAsia"/>
-              </w:rPr>
-              <w:t xml:space="preserve">通过率100%</w:t>
+              <w:t xml:space="preserve">优先级</w:t>
+            </w:r>
+          </w:p>
+        </w:tc>
+        <w:tc>
+          <w:tcPr/>
+          <w:p>
+            <w:pPr>
+              <w:pStyle w:val="Compact"/>
+            </w:pPr>
+            <w:r>
+              <w:rPr>
+                <w:rFonts w:hint="eastAsia"/>
+              </w:rPr>
+              <w:t xml:space="preserve">建议</w:t>
+            </w:r>
+          </w:p>
+        </w:tc>
+        <w:tc>
+          <w:tcPr/>
+          <w:p>
+            <w:pPr>
+              <w:pStyle w:val="Compact"/>
+            </w:pPr>
+            <w:r>
+              <w:rPr>
+                <w:rFonts w:hint="eastAsia"/>
+              </w:rPr>
+              <w:t xml:space="preserve">说明</w:t>
+            </w:r>
+          </w:p>
+        </w:tc>
+      </w:tr>
+      <w:tr>
+        <w:tc>
+          <w:tcPr/>
+          <w:p>
+            <w:pPr>
+              <w:pStyle w:val="Compact"/>
+            </w:pPr>
+            <w:r>
+              <w:rPr>
+                <w:rFonts w:hint="eastAsia"/>
+              </w:rPr>
+              <w:t xml:space="preserve">高</w:t>
+            </w:r>
+          </w:p>
+        </w:tc>
+        <w:tc>
+          <w:tcPr/>
+          <w:p>
+            <w:pPr>
+              <w:pStyle w:val="Compact"/>
+            </w:pPr>
+            <w:r>
+              <w:rPr>
+                <w:rFonts w:hint="eastAsia"/>
+              </w:rPr>
+              <w:t xml:space="preserve">获取外部系统接口文档</w:t>
+            </w:r>
+          </w:p>
+        </w:tc>
+        <w:tc>
+          <w:tcPr/>
+          <w:p>
+            <w:pPr>
+              <w:pStyle w:val="Compact"/>
+            </w:pPr>
+            <w:r>
+              <w:rPr>
+                <w:rFonts w:hint="eastAsia"/>
+              </w:rPr>
+              <w:t xml:space="preserve">明确教务、OA、一卡通、统一认证等边界。</w:t>
+            </w:r>
+          </w:p>
+        </w:tc>
+      </w:tr>
+      <w:tr>
+        <w:tc>
+          <w:tcPr/>
+          <w:p>
+            <w:pPr>
+              <w:pStyle w:val="Compact"/>
+            </w:pPr>
+            <w:r>
+              <w:rPr>
+                <w:rFonts w:hint="eastAsia"/>
+              </w:rPr>
+              <w:t xml:space="preserve">高</w:t>
+            </w:r>
+          </w:p>
+        </w:tc>
+        <w:tc>
+          <w:tcPr/>
+          <w:p>
+            <w:pPr>
+              <w:pStyle w:val="Compact"/>
+            </w:pPr>
+            <w:r>
+              <w:rPr>
+                <w:rFonts w:hint="eastAsia"/>
+              </w:rPr>
+              <w:t xml:space="preserve">扩充校务知识库</w:t>
+            </w:r>
+          </w:p>
+        </w:tc>
+        <w:tc>
+          <w:tcPr/>
+          <w:p>
+            <w:pPr>
+              <w:pStyle w:val="Compact"/>
+            </w:pPr>
+            <w:r>
+              <w:rPr>
+                <w:rFonts w:hint="eastAsia"/>
+              </w:rPr>
+              <w:t xml:space="preserve">从课程、学籍、缴费、场地、通知等高频问题开始。</w:t>
+            </w:r>
+          </w:p>
+        </w:tc>
+      </w:tr>
+      <w:tr>
+        <w:tc>
+          <w:tcPr/>
+          <w:p>
+            <w:pPr>
+              <w:pStyle w:val="Compact"/>
+            </w:pPr>
+            <w:r>
+              <w:rPr>
+                <w:rFonts w:hint="eastAsia"/>
+              </w:rPr>
+              <w:t xml:space="preserve">中</w:t>
+            </w:r>
+          </w:p>
+        </w:tc>
+        <w:tc>
+          <w:tcPr/>
+          <w:p>
+            <w:pPr>
+              <w:pStyle w:val="Compact"/>
+            </w:pPr>
+            <w:r>
+              <w:rPr>
+                <w:rFonts w:hint="eastAsia"/>
+              </w:rPr>
+              <w:t xml:space="preserve">建立标注数据集</w:t>
+            </w:r>
+          </w:p>
+        </w:tc>
+        <w:tc>
+          <w:tcPr/>
+          <w:p>
+            <w:pPr>
+              <w:pStyle w:val="Compact"/>
+            </w:pPr>
+            <w:r>
+              <w:rPr>
+                <w:rFonts w:hint="eastAsia"/>
+              </w:rPr>
+              <w:t xml:space="preserve">支撑问答意图识别和相似问匹配优化。</w:t>
+            </w:r>
+          </w:p>
+        </w:tc>
+      </w:tr>
+      <w:tr>
+        <w:tc>
+          <w:tcPr/>
+          <w:p>
+            <w:pPr>
+              <w:pStyle w:val="Compact"/>
+            </w:pPr>
+            <w:r>
+              <w:rPr>
+                <w:rFonts w:hint="eastAsia"/>
+              </w:rPr>
+              <w:t xml:space="preserve">中</w:t>
+            </w:r>
+          </w:p>
+        </w:tc>
+        <w:tc>
+          <w:tcPr/>
+          <w:p>
+            <w:pPr>
+              <w:pStyle w:val="Compact"/>
+            </w:pPr>
+            <w:r>
+              <w:rPr>
+                <w:rFonts w:hint="eastAsia"/>
+              </w:rPr>
+              <w:t xml:space="preserve">引入自动化回归测试</w:t>
+            </w:r>
+          </w:p>
+        </w:tc>
+        <w:tc>
+          <w:tcPr/>
+          <w:p>
+            <w:pPr>
+              <w:pStyle w:val="Compact"/>
+            </w:pPr>
+            <w:r>
+              <w:rPr>
+                <w:rFonts w:hint="eastAsia"/>
+              </w:rPr>
+              <w:t xml:space="preserve">固化</w:t>
+            </w:r>
+            <w:r>
+              <w:t xml:space="preserve"> </w:t>
+            </w:r>
+            <w:r>
+              <w:rPr>
+                <w:rFonts w:hint="eastAsia"/>
+              </w:rPr>
+              <w:t xml:space="preserve">78测试用例</w:t>
+            </w:r>
+            <w:r>
+              <w:t xml:space="preserve"> </w:t>
+            </w:r>
+            <w:r>
+              <w:rPr>
+                <w:rFonts w:hint="eastAsia"/>
+              </w:rPr>
+              <w:t xml:space="preserve">中适合自动化的部分。</w:t>
+            </w:r>
+          </w:p>
+        </w:tc>
+      </w:tr>
+      <w:tr>
+        <w:tc>
+          <w:tcPr/>
+          <w:p>
+            <w:pPr>
+              <w:pStyle w:val="Compact"/>
+            </w:pPr>
+            <w:r>
+              <w:rPr>
+                <w:rFonts w:hint="eastAsia"/>
+              </w:rPr>
+              <w:t xml:space="preserve">低</w:t>
+            </w:r>
+          </w:p>
+        </w:tc>
+        <w:tc>
+          <w:tcPr/>
+          <w:p>
+            <w:pPr>
+              <w:pStyle w:val="Compact"/>
+            </w:pPr>
+            <w:r>
+              <w:rPr>
+                <w:rFonts w:hint="eastAsia"/>
+              </w:rPr>
+              <w:t xml:space="preserve">建立文档一致性检查</w:t>
+            </w:r>
+          </w:p>
+        </w:tc>
+        <w:tc>
+          <w:tcPr/>
+          <w:p>
+            <w:pPr>
+              <w:pStyle w:val="Compact"/>
+            </w:pPr>
+            <w:r>
+              <w:rPr>
+                <w:rFonts w:hint="eastAsia"/>
+              </w:rPr>
+              <w:t xml:space="preserve">检查基线号、需求数、用例数和测试数。</w:t>
             </w:r>
           </w:p>
         </w:tc>
       </w:tr>
     </w:tbl>
-    <w:p>
-      <w:pPr>
-        <w:pStyle w:val="BodyText"/>
-      </w:pPr>
-      <w:r>
-        <w:rPr>
-          <w:rFonts w:hint="eastAsia"/>
-        </w:rPr>
-        <w:t xml:space="preserve">测试执行中发现并关闭</w:t>
-      </w:r>
-      <w:r>
-        <w:t xml:space="preserve"> </w:t>
-      </w:r>
-      <w:r>
-        <w:rPr>
-          <w:rFonts w:hint="eastAsia"/>
-        </w:rPr>
-        <w:t xml:space="preserve">5项原型缺陷，主要涉及异常提示、接口参数校验、知识库检索边界、后台列表刷新和安装配置说明。缺陷均已修复并通过回归验证。</w:t>
-      </w:r>
-    </w:p>
-    <w:bookmarkEnd w:id="15"/>
-    <w:bookmarkStart w:id="16" w:name="质量结论"/>
+    <w:bookmarkEnd w:id="20"/>
+    <w:bookmarkStart w:id="21" w:name="最终结论"/>
     <w:p>
       <w:pPr>
         <w:pStyle w:val="Heading2"/>
       </w:pPr>
       <w:r>
-        <w:t xml:space="preserve">6. </w:t>
+        <w:t xml:space="preserve">8. </w:t>
       </w:r>
       <w:r>
         <w:rPr>
           <w:rFonts w:hint="eastAsia"/>
         </w:rPr>
-        <w:t xml:space="preserve">质量结论</w:t>
-      </w:r>
-    </w:p>
-    <w:tbl>
-      <w:tblPr>
-        <w:tblStyle w:val="Table"/>
-        <w:tblW w:type="auto" w:w="0"/>
-        <w:tblLook w:firstRow="1" w:lastRow="0" w:firstColumn="0" w:lastColumn="0" w:noHBand="0" w:noVBand="0" w:val="0020"/>
-      </w:tblPr>
-      <w:tblGrid>
-        <w:gridCol w:w="3960"/>
-        <w:gridCol w:w="3960"/>
-      </w:tblGrid>
-      <w:tr>
-        <w:trPr>
-          <w:tblHeader w:val="on"/>
-        </w:trPr>
-        <w:tc>
-          <w:tcPr/>
-          <w:p>
-            <w:pPr>
-              <w:pStyle w:val="Compact"/>
-            </w:pPr>
-            <w:r>
-              <w:rPr>
-                <w:rFonts w:hint="eastAsia"/>
-              </w:rPr>
-              <w:t xml:space="preserve">质量项</w:t>
-            </w:r>
-          </w:p>
-        </w:tc>
-        <w:tc>
-          <w:tcPr/>
-          <w:p>
-            <w:pPr>
-              <w:pStyle w:val="Compact"/>
-            </w:pPr>
-            <w:r>
-              <w:t xml:space="preserve">V1.2 </w:t>
-            </w:r>
-            <w:r>
-              <w:rPr>
-                <w:rFonts w:hint="eastAsia"/>
-              </w:rPr>
-              <w:t xml:space="preserve">结论</w:t>
-            </w:r>
-          </w:p>
-        </w:tc>
-      </w:tr>
-      <w:tr>
-        <w:tc>
-          <w:tcPr/>
-          <w:p>
-            <w:pPr>
-              <w:pStyle w:val="Compact"/>
-            </w:pPr>
-            <w:r>
-              <w:rPr>
-                <w:rFonts w:hint="eastAsia"/>
-              </w:rPr>
-              <w:t xml:space="preserve">需求一致性</w:t>
-            </w:r>
-          </w:p>
-        </w:tc>
-        <w:tc>
-          <w:tcPr/>
-          <w:p>
-            <w:pPr>
-              <w:pStyle w:val="Compact"/>
-            </w:pPr>
-            <w:r>
-              <w:rPr>
-                <w:rFonts w:hint="eastAsia"/>
-              </w:rPr>
-              <w:t xml:space="preserve">关键统计口径和配置项标识已统一。</w:t>
-            </w:r>
-          </w:p>
-        </w:tc>
-      </w:tr>
-      <w:tr>
-        <w:tc>
-          <w:tcPr/>
-          <w:p>
-            <w:pPr>
-              <w:pStyle w:val="Compact"/>
-            </w:pPr>
-            <w:r>
-              <w:rPr>
-                <w:rFonts w:hint="eastAsia"/>
-              </w:rPr>
-              <w:t xml:space="preserve">需求可追溯性</w:t>
-            </w:r>
-          </w:p>
-        </w:tc>
-        <w:tc>
-          <w:tcPr/>
-          <w:p>
-            <w:pPr>
-              <w:pStyle w:val="Compact"/>
-            </w:pPr>
-            <w:r>
-              <w:rPr>
-                <w:rFonts w:hint="eastAsia"/>
-              </w:rPr>
-              <w:t xml:space="preserve">40条需求、47用例、78测试用例之间具备追溯关系。</w:t>
-            </w:r>
-          </w:p>
-        </w:tc>
-      </w:tr>
-      <w:tr>
-        <w:tc>
-          <w:tcPr/>
-          <w:p>
-            <w:pPr>
-              <w:pStyle w:val="Compact"/>
-            </w:pPr>
-            <w:r>
-              <w:rPr>
-                <w:rFonts w:hint="eastAsia"/>
-              </w:rPr>
-              <w:t xml:space="preserve">评审闭环</w:t>
-            </w:r>
-          </w:p>
-        </w:tc>
-        <w:tc>
-          <w:tcPr/>
-          <w:p>
-            <w:pPr>
-              <w:pStyle w:val="Compact"/>
-            </w:pPr>
-            <w:r>
-              <w:rPr>
-                <w:rFonts w:hint="eastAsia"/>
-              </w:rPr>
-              <w:t xml:space="preserve">4轮评审共</w:t>
-            </w:r>
-            <w:r>
-              <w:t xml:space="preserve"> </w:t>
-            </w:r>
-            <w:r>
-              <w:rPr>
-                <w:rFonts w:hint="eastAsia"/>
-              </w:rPr>
-              <w:t xml:space="preserve">16项问题，全部修复。</w:t>
-            </w:r>
-          </w:p>
-        </w:tc>
-      </w:tr>
-      <w:tr>
-        <w:tc>
-          <w:tcPr/>
-          <w:p>
-            <w:pPr>
-              <w:pStyle w:val="Compact"/>
-            </w:pPr>
-            <w:r>
-              <w:rPr>
-                <w:rFonts w:hint="eastAsia"/>
-              </w:rPr>
-              <w:t xml:space="preserve">测试闭环</w:t>
-            </w:r>
-          </w:p>
-        </w:tc>
-        <w:tc>
-          <w:tcPr/>
-          <w:p>
-            <w:pPr>
-              <w:pStyle w:val="Compact"/>
-            </w:pPr>
-            <w:r>
-              <w:rPr>
-                <w:rFonts w:hint="eastAsia"/>
-              </w:rPr>
-              <w:t xml:space="preserve">78测试用例全部通过，5项缺陷完成回归。</w:t>
-            </w:r>
-          </w:p>
-        </w:tc>
-      </w:tr>
-      <w:tr>
-        <w:tc>
-          <w:tcPr/>
-          <w:p>
-            <w:pPr>
-              <w:pStyle w:val="Compact"/>
-            </w:pPr>
-            <w:r>
-              <w:rPr>
-                <w:rFonts w:hint="eastAsia"/>
-              </w:rPr>
-              <w:t xml:space="preserve">交付完整性</w:t>
-            </w:r>
-          </w:p>
-        </w:tc>
-        <w:tc>
-          <w:tcPr/>
-          <w:p>
-            <w:pPr>
-              <w:pStyle w:val="Compact"/>
-            </w:pPr>
-            <w:r>
-              <w:rPr>
-                <w:rFonts w:hint="eastAsia"/>
-              </w:rPr>
-              <w:t xml:space="preserve">27篇交付物已纳入最终交付范围。</w:t>
-            </w:r>
-          </w:p>
-        </w:tc>
-      </w:tr>
-    </w:tbl>
-    <w:bookmarkEnd w:id="16"/>
-    <w:bookmarkStart w:id="17" w:name="v1.2-结论"/>
-    <w:p>
-      <w:pPr>
-        <w:pStyle w:val="Heading2"/>
-      </w:pPr>
-      <w:r>
-        <w:t xml:space="preserve">7. V1.2 </w:t>
-      </w:r>
-      <w:r>
-        <w:rPr>
-          <w:rFonts w:hint="eastAsia"/>
-        </w:rPr>
-        <w:t xml:space="preserve">结论</w:t>
+        <w:t xml:space="preserve">最终结论</w:t>
       </w:r>
     </w:p>
     <w:p>
@@ -2708,26 +4157,59 @@
         <w:pStyle w:val="FirstParagraph"/>
       </w:pPr>
       <w:r>
-        <w:t xml:space="preserve">V1.2 </w:t>
-      </w:r>
-      <w:r>
         <w:rPr>
           <w:rFonts w:hint="eastAsia"/>
         </w:rPr>
-        <w:t xml:space="preserve">完成评审、变更和测试结果补充，确认项目已具备最终交付条件。V1.3</w:t>
-      </w:r>
-      <w:r>
-        <w:t xml:space="preserve"> </w:t>
+        <w:t xml:space="preserve">校务问答机器人项目已完成从需求获取到最终总结的闭环交付。项目以</w:t>
+      </w:r>
+      <w:r>
+        <w:t xml:space="preserve"> SRS-BASELINE-V1.0 </w:t>
       </w:r>
       <w:r>
         <w:rPr>
           <w:rFonts w:hint="eastAsia"/>
         </w:rPr>
-        <w:t xml:space="preserve">将在本版本基础上整理最终经验教训、后续建议和最终交付结论。</w:t>
+        <w:t xml:space="preserve">为需求基线，形成</w:t>
+      </w:r>
+      <w:r>
+        <w:t xml:space="preserve"> </w:t>
+      </w:r>
+      <w:r>
+        <w:rPr>
+          <w:rFonts w:hint="eastAsia"/>
+        </w:rPr>
+        <w:t xml:space="preserve">40条需求、47用例、78测试用例</w:t>
+      </w:r>
+      <w:r>
+        <w:t xml:space="preserve"> </w:t>
+      </w:r>
+      <w:r>
+        <w:rPr>
+          <w:rFonts w:hint="eastAsia"/>
+        </w:rPr>
+        <w:t xml:space="preserve">和</w:t>
+      </w:r>
+      <w:r>
+        <w:t xml:space="preserve"> </w:t>
+      </w:r>
+      <w:r>
+        <w:rPr>
+          <w:rFonts w:hint="eastAsia"/>
+        </w:rPr>
+        <w:t xml:space="preserve">27篇交付文档。评审问题和测试缺陷均已关闭，原型验证结果支持进入后续生产化设计和实施阶段。本文件为</w:t>
+      </w:r>
+      <w:r>
+        <w:t xml:space="preserve"> V1.3 </w:t>
+      </w:r>
+      <w:r>
+        <w:rPr>
+          <w:rFonts w:hint="eastAsia"/>
+        </w:rPr>
+        <w:t xml:space="preserve">最终总结。</w:t>
       </w:r>
     </w:p>
-    <w:bookmarkEnd w:id="17"/>
-    <w:bookmarkEnd w:id="18"/>
+    <w:bookmarkEnd w:id="21"/>
+    <w:bookmarkEnd w:id="22"/>
     <w:sectPr>
       <w:footnotePr>
         <w:numRestart w:val="eachSect"/>

--- a/15-项目总结/项目开发总结报告(PDSR).docx
+++ b/15-项目总结/项目开发总结报告(PDSR).docx
@@ -2,7 +2,7 @@
 <file path=word/document.xml><?xml version="1.0" encoding="utf-8"?>
 <w:document xmlns:w="http://schemas.openxmlformats.org/wordprocessingml/2006/main" xmlns:m="http://schemas.openxmlformats.org/officeDocument/2006/math" xmlns:r="http://schemas.openxmlformats.org/officeDocument/2006/relationships" xmlns:o="urn:schemas-microsoft-com:office:office" xmlns:v="urn:schemas-microsoft-com:vml" xmlns:w10="urn:schemas-microsoft-com:office:word" xmlns:a="http://schemas.openxmlformats.org/drawingml/2006/main" xmlns:pic="http://schemas.openxmlformats.org/drawingml/2006/picture" xmlns:wp="http://schemas.openxmlformats.org/drawingml/2006/wordprocessingDrawing">
   <w:body>
-    <w:bookmarkStart w:id="22" w:name="项目开发总结报告pdsr---v1.3-最终总结"/>
+    <w:bookmarkStart w:id="27" w:name="项目开发总结报告pdsr---v1.3-最终总结"/>
     <w:p>
       <w:pPr>
         <w:pStyle w:val="Heading1"/>
@@ -38,13 +38,13 @@
     <w:tbl>
       <w:tblPr>
         <w:tblStyle w:val="Table"/>
-        <w:tblW w:type="pct" w:w="5000"/>
+        <w:tblW w:type="pct" w:w="4917"/>
         <w:tblLayout w:type="fixed"/>
         <w:tblLook w:firstRow="1" w:lastRow="0" w:firstColumn="0" w:lastColumn="0" w:noHBand="0" w:noVBand="0" w:val="0020"/>
       </w:tblPr>
       <w:tblGrid>
-        <w:gridCol w:w="3960"/>
-        <w:gridCol w:w="3960"/>
+        <w:gridCol w:w="2029"/>
+        <w:gridCol w:w="5760"/>
       </w:tblGrid>
       <w:tr>
         <w:trPr>
@@ -55,6 +55,7 @@
           <w:p>
             <w:pPr>
               <w:pStyle w:val="Compact"/>
+              <w:jc w:val="left"/>
             </w:pPr>
             <w:r>
               <w:rPr>
@@ -69,6 +70,7 @@
           <w:p>
             <w:pPr>
               <w:pStyle w:val="Compact"/>
+              <w:jc w:val="left"/>
             </w:pPr>
             <w:r>
               <w:rPr>
@@ -85,6 +87,7 @@
           <w:p>
             <w:pPr>
               <w:pStyle w:val="Compact"/>
+              <w:jc w:val="left"/>
             </w:pPr>
             <w:r>
               <w:rPr>
@@ -99,6 +102,7 @@
           <w:p>
             <w:pPr>
               <w:pStyle w:val="Compact"/>
+              <w:jc w:val="left"/>
             </w:pPr>
             <w:r>
               <w:rPr>
@@ -115,6 +119,7 @@
           <w:p>
             <w:pPr>
               <w:pStyle w:val="Compact"/>
+              <w:jc w:val="left"/>
             </w:pPr>
             <w:r>
               <w:rPr>
@@ -129,6 +134,7 @@
           <w:p>
             <w:pPr>
               <w:pStyle w:val="Compact"/>
+              <w:jc w:val="left"/>
             </w:pPr>
             <w:r>
               <w:t xml:space="preserve">PDSR-SRA2026-001</w:t>
@@ -142,6 +148,7 @@
           <w:p>
             <w:pPr>
               <w:pStyle w:val="Compact"/>
+              <w:jc w:val="left"/>
             </w:pPr>
             <w:r>
               <w:rPr>
@@ -156,6 +163,7 @@
           <w:p>
             <w:pPr>
               <w:pStyle w:val="Compact"/>
+              <w:jc w:val="left"/>
             </w:pPr>
             <w:r>
               <w:rPr>
@@ -172,6 +180,7 @@
           <w:p>
             <w:pPr>
               <w:pStyle w:val="Compact"/>
+              <w:jc w:val="left"/>
             </w:pPr>
             <w:r>
               <w:rPr>
@@ -186,6 +195,7 @@
           <w:p>
             <w:pPr>
               <w:pStyle w:val="Compact"/>
+              <w:jc w:val="left"/>
             </w:pPr>
             <w:r>
               <w:t xml:space="preserve">PDSR</w:t>
@@ -199,6 +209,7 @@
           <w:p>
             <w:pPr>
               <w:pStyle w:val="Compact"/>
+              <w:jc w:val="left"/>
             </w:pPr>
             <w:r>
               <w:rPr>
@@ -213,6 +224,7 @@
           <w:p>
             <w:pPr>
               <w:pStyle w:val="Compact"/>
+              <w:jc w:val="left"/>
             </w:pPr>
             <w:r>
               <w:t xml:space="preserve">V1.3</w:t>
@@ -226,6 +238,7 @@
           <w:p>
             <w:pPr>
               <w:pStyle w:val="Compact"/>
+              <w:jc w:val="left"/>
             </w:pPr>
             <w:r>
               <w:rPr>
@@ -240,6 +253,7 @@
           <w:p>
             <w:pPr>
               <w:pStyle w:val="Compact"/>
+              <w:jc w:val="left"/>
             </w:pPr>
             <w:r>
               <w:rPr>
@@ -256,6 +270,7 @@
           <w:p>
             <w:pPr>
               <w:pStyle w:val="Compact"/>
+              <w:jc w:val="left"/>
             </w:pPr>
             <w:r>
               <w:rPr>
@@ -270,6 +285,7 @@
           <w:p>
             <w:pPr>
               <w:pStyle w:val="Compact"/>
+              <w:jc w:val="left"/>
             </w:pPr>
             <w:r>
               <w:t xml:space="preserve">SRS-BASELINE-V1.0</w:t>
@@ -283,6 +299,7 @@
           <w:p>
             <w:pPr>
               <w:pStyle w:val="Compact"/>
+              <w:jc w:val="left"/>
             </w:pPr>
             <w:r>
               <w:rPr>
@@ -297,6 +314,7 @@
           <w:p>
             <w:pPr>
               <w:pStyle w:val="Compact"/>
+              <w:jc w:val="left"/>
             </w:pPr>
             <w:r>
               <w:rPr>
@@ -313,6 +331,7 @@
           <w:p>
             <w:pPr>
               <w:pStyle w:val="Compact"/>
+              <w:jc w:val="left"/>
             </w:pPr>
             <w:r>
               <w:rPr>
@@ -327,6 +346,7 @@
           <w:p>
             <w:pPr>
               <w:pStyle w:val="Compact"/>
+              <w:jc w:val="left"/>
             </w:pPr>
             <w:r>
               <w:rPr>
@@ -343,6 +363,7 @@
           <w:p>
             <w:pPr>
               <w:pStyle w:val="Compact"/>
+              <w:jc w:val="left"/>
             </w:pPr>
             <w:r>
               <w:rPr>
@@ -357,6 +378,7 @@
           <w:p>
             <w:pPr>
               <w:pStyle w:val="Compact"/>
+              <w:jc w:val="left"/>
             </w:pPr>
             <w:r>
               <w:rPr>
@@ -373,6 +395,7 @@
           <w:p>
             <w:pPr>
               <w:pStyle w:val="Compact"/>
+              <w:jc w:val="left"/>
             </w:pPr>
             <w:r>
               <w:rPr>
@@ -387,6 +410,7 @@
           <w:p>
             <w:pPr>
               <w:pStyle w:val="Compact"/>
+              <w:jc w:val="left"/>
             </w:pPr>
             <w:r>
               <w:rPr>
@@ -403,6 +427,7 @@
           <w:p>
             <w:pPr>
               <w:pStyle w:val="Compact"/>
+              <w:jc w:val="left"/>
             </w:pPr>
             <w:r>
               <w:rPr>
@@ -417,6 +442,7 @@
           <w:p>
             <w:pPr>
               <w:pStyle w:val="Compact"/>
+              <w:jc w:val="left"/>
             </w:pPr>
             <w:r>
               <w:rPr>
@@ -433,6 +459,7 @@
           <w:p>
             <w:pPr>
               <w:pStyle w:val="Compact"/>
+              <w:jc w:val="left"/>
             </w:pPr>
             <w:r>
               <w:rPr>
@@ -447,6 +474,7 @@
           <w:p>
             <w:pPr>
               <w:pStyle w:val="Compact"/>
+              <w:jc w:val="left"/>
             </w:pPr>
             <w:r>
               <w:t xml:space="preserve">2026-05-24</w:t>
@@ -460,6 +488,7 @@
           <w:p>
             <w:pPr>
               <w:pStyle w:val="Compact"/>
+              <w:jc w:val="left"/>
             </w:pPr>
             <w:r>
               <w:rPr>
@@ -474,6 +503,7 @@
           <w:p>
             <w:pPr>
               <w:pStyle w:val="Compact"/>
+              <w:jc w:val="left"/>
             </w:pPr>
             <w:r>
               <w:t xml:space="preserve">2026-06-19</w:t>
@@ -487,6 +517,7 @@
           <w:p>
             <w:pPr>
               <w:pStyle w:val="Compact"/>
+              <w:jc w:val="left"/>
             </w:pPr>
             <w:r>
               <w:rPr>
@@ -501,15 +532,19 @@
           <w:p>
             <w:pPr>
               <w:pStyle w:val="Compact"/>
-            </w:pPr>
-            <w:r>
-              <w:rPr>
-                <w:rFonts w:hint="eastAsia"/>
-              </w:rPr>
-              <w:t xml:space="preserve">原文件“项目开发总结报告(PDSR).docx”与“项目开发总结报告(PDSR)-V1.3.docx”内容一致，作为</w:t>
-            </w:r>
-            <w:r>
-              <w:t xml:space="preserve"> V1.3 </w:t>
+              <w:jc w:val="left"/>
+            </w:pPr>
+            <w:r>
+              <w:rPr>
+                <w:rFonts w:hint="eastAsia"/>
+              </w:rPr>
+              <w:t xml:space="preserve">原文件”项目开发总结报告(PDSR).docx”与”项目开发总结报告(PDSR)-V1.3.docx”内容一致，作为</w:t>
+            </w:r>
+            <w:r>
+              <w:t xml:space="preserve"> </w:t>
+            </w:r>
+            <w:r>
+              <w:t xml:space="preserve">V1.3 </w:t>
             </w:r>
             <w:r>
               <w:rPr>
@@ -537,15 +572,15 @@
     <w:tbl>
       <w:tblPr>
         <w:tblStyle w:val="Table"/>
-        <w:tblW w:type="pct" w:w="5000"/>
+        <w:tblW w:type="pct" w:w="4906"/>
         <w:tblLayout w:type="fixed"/>
         <w:tblLook w:firstRow="1" w:lastRow="0" w:firstColumn="0" w:lastColumn="0" w:noHBand="0" w:noVBand="0" w:val="0020"/>
       </w:tblPr>
       <w:tblGrid>
-        <w:gridCol w:w="1980"/>
-        <w:gridCol w:w="1980"/>
-        <w:gridCol w:w="1980"/>
-        <w:gridCol w:w="1980"/>
+        <w:gridCol w:w="1195"/>
+        <w:gridCol w:w="1195"/>
+        <w:gridCol w:w="1569"/>
+        <w:gridCol w:w="3810"/>
       </w:tblGrid>
       <w:tr>
         <w:trPr>
@@ -556,6 +591,7 @@
           <w:p>
             <w:pPr>
               <w:pStyle w:val="Compact"/>
+              <w:jc w:val="left"/>
             </w:pPr>
             <w:r>
               <w:rPr>
@@ -570,6 +606,7 @@
           <w:p>
             <w:pPr>
               <w:pStyle w:val="Compact"/>
+              <w:jc w:val="left"/>
             </w:pPr>
             <w:r>
               <w:rPr>
@@ -584,6 +621,7 @@
           <w:p>
             <w:pPr>
               <w:pStyle w:val="Compact"/>
+              <w:jc w:val="left"/>
             </w:pPr>
             <w:r>
               <w:rPr>
@@ -598,6 +636,7 @@
           <w:p>
             <w:pPr>
               <w:pStyle w:val="Compact"/>
+              <w:jc w:val="left"/>
             </w:pPr>
             <w:r>
               <w:rPr>
@@ -614,6 +653,7 @@
           <w:p>
             <w:pPr>
               <w:pStyle w:val="Compact"/>
+              <w:jc w:val="left"/>
             </w:pPr>
             <w:r>
               <w:t xml:space="preserve">V1.0</w:t>
@@ -625,6 +665,7 @@
           <w:p>
             <w:pPr>
               <w:pStyle w:val="Compact"/>
+              <w:jc w:val="left"/>
             </w:pPr>
             <w:r>
               <w:t xml:space="preserve">2026-05-23</w:t>
@@ -636,6 +677,7 @@
           <w:p>
             <w:pPr>
               <w:pStyle w:val="Compact"/>
+              <w:jc w:val="left"/>
             </w:pPr>
             <w:r>
               <w:rPr>
@@ -650,6 +692,7 @@
           <w:p>
             <w:pPr>
               <w:pStyle w:val="Compact"/>
+              <w:jc w:val="left"/>
             </w:pPr>
             <w:r>
               <w:rPr>
@@ -666,6 +709,7 @@
           <w:p>
             <w:pPr>
               <w:pStyle w:val="Compact"/>
+              <w:jc w:val="left"/>
             </w:pPr>
             <w:r>
               <w:t xml:space="preserve">V1.1</w:t>
@@ -677,6 +721,7 @@
           <w:p>
             <w:pPr>
               <w:pStyle w:val="Compact"/>
+              <w:jc w:val="left"/>
             </w:pPr>
             <w:r>
               <w:t xml:space="preserve">2026-05-23</w:t>
@@ -688,6 +733,7 @@
           <w:p>
             <w:pPr>
               <w:pStyle w:val="Compact"/>
+              <w:jc w:val="left"/>
             </w:pPr>
             <w:r>
               <w:rPr>
@@ -702,6 +748,7 @@
           <w:p>
             <w:pPr>
               <w:pStyle w:val="Compact"/>
+              <w:jc w:val="left"/>
             </w:pPr>
             <w:r>
               <w:rPr>
@@ -718,6 +765,7 @@
           <w:p>
             <w:pPr>
               <w:pStyle w:val="Compact"/>
+              <w:jc w:val="left"/>
             </w:pPr>
             <w:r>
               <w:t xml:space="preserve">V1.2</w:t>
@@ -729,6 +777,7 @@
           <w:p>
             <w:pPr>
               <w:pStyle w:val="Compact"/>
+              <w:jc w:val="left"/>
             </w:pPr>
             <w:r>
               <w:t xml:space="preserve">2026-05-24</w:t>
@@ -740,6 +789,7 @@
           <w:p>
             <w:pPr>
               <w:pStyle w:val="Compact"/>
+              <w:jc w:val="left"/>
             </w:pPr>
             <w:r>
               <w:rPr>
@@ -754,6 +804,7 @@
           <w:p>
             <w:pPr>
               <w:pStyle w:val="Compact"/>
+              <w:jc w:val="left"/>
             </w:pPr>
             <w:r>
               <w:rPr>
@@ -770,6 +821,7 @@
           <w:p>
             <w:pPr>
               <w:pStyle w:val="Compact"/>
+              <w:jc w:val="left"/>
             </w:pPr>
             <w:r>
               <w:t xml:space="preserve">V1.3</w:t>
@@ -781,6 +833,7 @@
           <w:p>
             <w:pPr>
               <w:pStyle w:val="Compact"/>
+              <w:jc w:val="left"/>
             </w:pPr>
             <w:r>
               <w:t xml:space="preserve">2026-05-24</w:t>
@@ -792,6 +845,7 @@
           <w:p>
             <w:pPr>
               <w:pStyle w:val="Compact"/>
+              <w:jc w:val="left"/>
             </w:pPr>
             <w:r>
               <w:rPr>
@@ -806,6 +860,7 @@
           <w:p>
             <w:pPr>
               <w:pStyle w:val="Compact"/>
+              <w:jc w:val="left"/>
             </w:pPr>
             <w:r>
               <w:rPr>
@@ -883,12 +938,13 @@
     <w:tbl>
       <w:tblPr>
         <w:tblStyle w:val="Table"/>
-        <w:tblW w:type="auto" w:w="0"/>
+        <w:tblW w:type="pct" w:w="4306"/>
+        <w:tblLayout w:type="fixed"/>
         <w:tblLook w:firstRow="1" w:lastRow="0" w:firstColumn="0" w:lastColumn="0" w:noHBand="0" w:noVBand="0" w:val="0020"/>
       </w:tblPr>
       <w:tblGrid>
-        <w:gridCol w:w="3960"/>
-        <w:gridCol w:w="3960"/>
+        <w:gridCol w:w="3410"/>
+        <w:gridCol w:w="3410"/>
       </w:tblGrid>
       <w:tr>
         <w:trPr>
@@ -899,6 +955,7 @@
           <w:p>
             <w:pPr>
               <w:pStyle w:val="Compact"/>
+              <w:jc w:val="left"/>
             </w:pPr>
             <w:r>
               <w:rPr>
@@ -913,6 +970,7 @@
           <w:p>
             <w:pPr>
               <w:pStyle w:val="Compact"/>
+              <w:jc w:val="left"/>
             </w:pPr>
             <w:r>
               <w:rPr>
@@ -929,6 +987,7 @@
           <w:p>
             <w:pPr>
               <w:pStyle w:val="Compact"/>
+              <w:jc w:val="left"/>
             </w:pPr>
             <w:r>
               <w:rPr>
@@ -943,6 +1002,7 @@
           <w:p>
             <w:pPr>
               <w:pStyle w:val="Compact"/>
+              <w:jc w:val="left"/>
             </w:pPr>
             <w:r>
               <w:t xml:space="preserve">SRS-BASELINE-V1.0</w:t>
@@ -956,6 +1016,7 @@
           <w:p>
             <w:pPr>
               <w:pStyle w:val="Compact"/>
+              <w:jc w:val="left"/>
             </w:pPr>
             <w:r>
               <w:rPr>
@@ -970,6 +1031,7 @@
           <w:p>
             <w:pPr>
               <w:pStyle w:val="Compact"/>
+              <w:jc w:val="left"/>
             </w:pPr>
             <w:r>
               <w:rPr>
@@ -986,6 +1048,7 @@
           <w:p>
             <w:pPr>
               <w:pStyle w:val="Compact"/>
+              <w:jc w:val="left"/>
             </w:pPr>
             <w:r>
               <w:rPr>
@@ -1000,6 +1063,7 @@
           <w:p>
             <w:pPr>
               <w:pStyle w:val="Compact"/>
+              <w:jc w:val="left"/>
             </w:pPr>
             <w:r>
               <w:rPr>
@@ -1016,6 +1080,7 @@
           <w:p>
             <w:pPr>
               <w:pStyle w:val="Compact"/>
+              <w:jc w:val="left"/>
             </w:pPr>
             <w:r>
               <w:rPr>
@@ -1030,6 +1095,7 @@
           <w:p>
             <w:pPr>
               <w:pStyle w:val="Compact"/>
+              <w:jc w:val="left"/>
             </w:pPr>
             <w:r>
               <w:rPr>
@@ -1046,6 +1112,7 @@
           <w:p>
             <w:pPr>
               <w:pStyle w:val="Compact"/>
+              <w:jc w:val="left"/>
             </w:pPr>
             <w:r>
               <w:rPr>
@@ -1060,6 +1127,7 @@
           <w:p>
             <w:pPr>
               <w:pStyle w:val="Compact"/>
+              <w:jc w:val="left"/>
             </w:pPr>
             <w:r>
               <w:t xml:space="preserve">78/78 </w:t>
@@ -1079,6 +1147,7 @@
           <w:p>
             <w:pPr>
               <w:pStyle w:val="Compact"/>
+              <w:jc w:val="left"/>
             </w:pPr>
             <w:r>
               <w:rPr>
@@ -1093,6 +1162,7 @@
           <w:p>
             <w:pPr>
               <w:pStyle w:val="Compact"/>
+              <w:jc w:val="left"/>
             </w:pPr>
             <w:r>
               <w:rPr>
@@ -1109,6 +1179,7 @@
           <w:p>
             <w:pPr>
               <w:pStyle w:val="Compact"/>
+              <w:jc w:val="left"/>
             </w:pPr>
             <w:r>
               <w:rPr>
@@ -1123,6 +1194,7 @@
           <w:p>
             <w:pPr>
               <w:pStyle w:val="Compact"/>
+              <w:jc w:val="left"/>
             </w:pPr>
             <w:r>
               <w:rPr>
@@ -1139,6 +1211,7 @@
           <w:p>
             <w:pPr>
               <w:pStyle w:val="Compact"/>
+              <w:jc w:val="left"/>
             </w:pPr>
             <w:r>
               <w:rPr>
@@ -1153,6 +1226,7 @@
           <w:p>
             <w:pPr>
               <w:pStyle w:val="Compact"/>
+              <w:jc w:val="left"/>
             </w:pPr>
             <w:r>
               <w:rPr>
@@ -1169,6 +1243,7 @@
           <w:p>
             <w:pPr>
               <w:pStyle w:val="Compact"/>
+              <w:jc w:val="left"/>
             </w:pPr>
             <w:r>
               <w:rPr>
@@ -1183,6 +1258,7 @@
           <w:p>
             <w:pPr>
               <w:pStyle w:val="Compact"/>
+              <w:jc w:val="left"/>
             </w:pPr>
             <w:r>
               <w:rPr>
@@ -1199,6 +1275,7 @@
           <w:p>
             <w:pPr>
               <w:pStyle w:val="Compact"/>
+              <w:jc w:val="left"/>
             </w:pPr>
             <w:r>
               <w:t xml:space="preserve">UML </w:t>
@@ -1216,6 +1293,7 @@
           <w:p>
             <w:pPr>
               <w:pStyle w:val="Compact"/>
+              <w:jc w:val="left"/>
             </w:pPr>
             <w:r>
               <w:rPr>
@@ -1232,6 +1310,7 @@
           <w:p>
             <w:pPr>
               <w:pStyle w:val="Compact"/>
+              <w:jc w:val="left"/>
             </w:pPr>
             <w:r>
               <w:rPr>
@@ -1246,6 +1325,7 @@
           <w:p>
             <w:pPr>
               <w:pStyle w:val="Compact"/>
+              <w:jc w:val="left"/>
             </w:pPr>
             <w:r>
               <w:rPr>
@@ -1262,6 +1342,7 @@
           <w:p>
             <w:pPr>
               <w:pStyle w:val="Compact"/>
+              <w:jc w:val="left"/>
             </w:pPr>
             <w:r>
               <w:rPr>
@@ -1276,6 +1357,7 @@
           <w:p>
             <w:pPr>
               <w:pStyle w:val="Compact"/>
+              <w:jc w:val="left"/>
             </w:pPr>
             <w:r>
               <w:rPr>
@@ -1306,14 +1388,15 @@
     <w:tbl>
       <w:tblPr>
         <w:tblStyle w:val="Table"/>
-        <w:tblW w:type="auto" w:w="0"/>
+        <w:tblW w:type="pct" w:w="4882"/>
+        <w:tblLayout w:type="fixed"/>
         <w:tblLook w:firstRow="1" w:lastRow="0" w:firstColumn="0" w:lastColumn="0" w:noHBand="0" w:noVBand="0" w:val="0020"/>
       </w:tblPr>
       <w:tblGrid>
-        <w:gridCol w:w="1980"/>
-        <w:gridCol w:w="1980"/>
-        <w:gridCol w:w="1980"/>
-        <w:gridCol w:w="1980"/>
+        <w:gridCol w:w="1490"/>
+        <w:gridCol w:w="1956"/>
+        <w:gridCol w:w="2795"/>
+        <w:gridCol w:w="1490"/>
       </w:tblGrid>
       <w:tr>
         <w:trPr>
@@ -1324,6 +1407,7 @@
           <w:p>
             <w:pPr>
               <w:pStyle w:val="Compact"/>
+              <w:jc w:val="left"/>
             </w:pPr>
             <w:r>
               <w:rPr>
@@ -1338,6 +1422,7 @@
           <w:p>
             <w:pPr>
               <w:pStyle w:val="Compact"/>
+              <w:jc w:val="left"/>
             </w:pPr>
             <w:r>
               <w:rPr>
@@ -1352,6 +1437,7 @@
           <w:p>
             <w:pPr>
               <w:pStyle w:val="Compact"/>
+              <w:jc w:val="left"/>
             </w:pPr>
             <w:r>
               <w:rPr>
@@ -1366,6 +1452,7 @@
           <w:p>
             <w:pPr>
               <w:pStyle w:val="Compact"/>
+              <w:jc w:val="left"/>
             </w:pPr>
             <w:r>
               <w:rPr>
@@ -1382,6 +1469,7 @@
           <w:p>
             <w:pPr>
               <w:pStyle w:val="Compact"/>
+              <w:jc w:val="left"/>
             </w:pPr>
             <w:r>
               <w:t xml:space="preserve">D01</w:t>
@@ -1393,6 +1481,7 @@
           <w:p>
             <w:pPr>
               <w:pStyle w:val="Compact"/>
+              <w:jc w:val="left"/>
             </w:pPr>
             <w:r>
               <w:t xml:space="preserve">Vision &amp; Scope</w:t>
@@ -1404,6 +1493,7 @@
           <w:p>
             <w:pPr>
               <w:pStyle w:val="Compact"/>
+              <w:jc w:val="left"/>
             </w:pPr>
             <w:r>
               <w:rPr>
@@ -1418,6 +1508,7 @@
           <w:p>
             <w:pPr>
               <w:pStyle w:val="Compact"/>
+              <w:jc w:val="left"/>
             </w:pPr>
             <w:r>
               <w:rPr>
@@ -1434,6 +1525,7 @@
           <w:p>
             <w:pPr>
               <w:pStyle w:val="Compact"/>
+              <w:jc w:val="left"/>
             </w:pPr>
             <w:r>
               <w:t xml:space="preserve">D02</w:t>
@@ -1445,6 +1537,7 @@
           <w:p>
             <w:pPr>
               <w:pStyle w:val="Compact"/>
+              <w:jc w:val="left"/>
             </w:pPr>
             <w:r>
               <w:t xml:space="preserve">Context Diagram</w:t>
@@ -1456,6 +1549,7 @@
           <w:p>
             <w:pPr>
               <w:pStyle w:val="Compact"/>
+              <w:jc w:val="left"/>
             </w:pPr>
             <w:r>
               <w:rPr>
@@ -1470,6 +1564,7 @@
           <w:p>
             <w:pPr>
               <w:pStyle w:val="Compact"/>
+              <w:jc w:val="left"/>
             </w:pPr>
             <w:r>
               <w:rPr>
@@ -1486,6 +1581,7 @@
           <w:p>
             <w:pPr>
               <w:pStyle w:val="Compact"/>
+              <w:jc w:val="left"/>
             </w:pPr>
             <w:r>
               <w:t xml:space="preserve">D03</w:t>
@@ -1497,6 +1593,7 @@
           <w:p>
             <w:pPr>
               <w:pStyle w:val="Compact"/>
+              <w:jc w:val="left"/>
             </w:pPr>
             <w:r>
               <w:rPr>
@@ -1511,6 +1608,7 @@
           <w:p>
             <w:pPr>
               <w:pStyle w:val="Compact"/>
+              <w:jc w:val="left"/>
             </w:pPr>
             <w:r>
               <w:rPr>
@@ -1525,6 +1623,7 @@
           <w:p>
             <w:pPr>
               <w:pStyle w:val="Compact"/>
+              <w:jc w:val="left"/>
             </w:pPr>
             <w:r>
               <w:rPr>
@@ -1541,6 +1640,7 @@
           <w:p>
             <w:pPr>
               <w:pStyle w:val="Compact"/>
+              <w:jc w:val="left"/>
             </w:pPr>
             <w:r>
               <w:t xml:space="preserve">D04</w:t>
@@ -1552,6 +1652,7 @@
           <w:p>
             <w:pPr>
               <w:pStyle w:val="Compact"/>
+              <w:jc w:val="left"/>
             </w:pPr>
             <w:r>
               <w:rPr>
@@ -1566,6 +1667,7 @@
           <w:p>
             <w:pPr>
               <w:pStyle w:val="Compact"/>
+              <w:jc w:val="left"/>
             </w:pPr>
             <w:r>
               <w:rPr>
@@ -1580,6 +1682,7 @@
           <w:p>
             <w:pPr>
               <w:pStyle w:val="Compact"/>
+              <w:jc w:val="left"/>
             </w:pPr>
             <w:r>
               <w:rPr>
@@ -1596,6 +1699,7 @@
           <w:p>
             <w:pPr>
               <w:pStyle w:val="Compact"/>
+              <w:jc w:val="left"/>
             </w:pPr>
             <w:r>
               <w:t xml:space="preserve">D05</w:t>
@@ -1607,6 +1711,7 @@
           <w:p>
             <w:pPr>
               <w:pStyle w:val="Compact"/>
+              <w:jc w:val="left"/>
             </w:pPr>
             <w:r>
               <w:rPr>
@@ -1621,6 +1726,7 @@
           <w:p>
             <w:pPr>
               <w:pStyle w:val="Compact"/>
+              <w:jc w:val="left"/>
             </w:pPr>
             <w:r>
               <w:rPr>
@@ -1635,6 +1741,7 @@
           <w:p>
             <w:pPr>
               <w:pStyle w:val="Compact"/>
+              <w:jc w:val="left"/>
             </w:pPr>
             <w:r>
               <w:rPr>
@@ -1651,6 +1758,7 @@
           <w:p>
             <w:pPr>
               <w:pStyle w:val="Compact"/>
+              <w:jc w:val="left"/>
             </w:pPr>
             <w:r>
               <w:t xml:space="preserve">D06</w:t>
@@ -1662,6 +1770,7 @@
           <w:p>
             <w:pPr>
               <w:pStyle w:val="Compact"/>
+              <w:jc w:val="left"/>
             </w:pPr>
             <w:r>
               <w:rPr>
@@ -1676,6 +1785,7 @@
           <w:p>
             <w:pPr>
               <w:pStyle w:val="Compact"/>
+              <w:jc w:val="left"/>
             </w:pPr>
             <w:r>
               <w:rPr>
@@ -1690,6 +1800,7 @@
           <w:p>
             <w:pPr>
               <w:pStyle w:val="Compact"/>
+              <w:jc w:val="left"/>
             </w:pPr>
             <w:r>
               <w:rPr>
@@ -1706,6 +1817,7 @@
           <w:p>
             <w:pPr>
               <w:pStyle w:val="Compact"/>
+              <w:jc w:val="left"/>
             </w:pPr>
             <w:r>
               <w:t xml:space="preserve">D07</w:t>
@@ -1717,6 +1829,7 @@
           <w:p>
             <w:pPr>
               <w:pStyle w:val="Compact"/>
+              <w:jc w:val="left"/>
             </w:pPr>
             <w:r>
               <w:rPr>
@@ -1731,6 +1844,7 @@
           <w:p>
             <w:pPr>
               <w:pStyle w:val="Compact"/>
+              <w:jc w:val="left"/>
             </w:pPr>
             <w:r>
               <w:rPr>
@@ -1745,6 +1859,7 @@
           <w:p>
             <w:pPr>
               <w:pStyle w:val="Compact"/>
+              <w:jc w:val="left"/>
             </w:pPr>
             <w:r>
               <w:rPr>
@@ -1761,6 +1876,7 @@
           <w:p>
             <w:pPr>
               <w:pStyle w:val="Compact"/>
+              <w:jc w:val="left"/>
             </w:pPr>
             <w:r>
               <w:t xml:space="preserve">D08</w:t>
@@ -1772,6 +1888,7 @@
           <w:p>
             <w:pPr>
               <w:pStyle w:val="Compact"/>
+              <w:jc w:val="left"/>
             </w:pPr>
             <w:r>
               <w:rPr>
@@ -1786,6 +1903,7 @@
           <w:p>
             <w:pPr>
               <w:pStyle w:val="Compact"/>
+              <w:jc w:val="left"/>
             </w:pPr>
             <w:r>
               <w:rPr>
@@ -1800,6 +1918,7 @@
           <w:p>
             <w:pPr>
               <w:pStyle w:val="Compact"/>
+              <w:jc w:val="left"/>
             </w:pPr>
             <w:r>
               <w:rPr>
@@ -1816,6 +1935,7 @@
           <w:p>
             <w:pPr>
               <w:pStyle w:val="Compact"/>
+              <w:jc w:val="left"/>
             </w:pPr>
             <w:r>
               <w:t xml:space="preserve">D09</w:t>
@@ -1827,6 +1947,7 @@
           <w:p>
             <w:pPr>
               <w:pStyle w:val="Compact"/>
+              <w:jc w:val="left"/>
             </w:pPr>
             <w:r>
               <w:rPr>
@@ -1841,6 +1962,7 @@
           <w:p>
             <w:pPr>
               <w:pStyle w:val="Compact"/>
+              <w:jc w:val="left"/>
             </w:pPr>
             <w:r>
               <w:rPr>
@@ -1855,6 +1977,7 @@
           <w:p>
             <w:pPr>
               <w:pStyle w:val="Compact"/>
+              <w:jc w:val="left"/>
             </w:pPr>
             <w:r>
               <w:rPr>
@@ -1871,6 +1994,7 @@
           <w:p>
             <w:pPr>
               <w:pStyle w:val="Compact"/>
+              <w:jc w:val="left"/>
             </w:pPr>
             <w:r>
               <w:t xml:space="preserve">D10</w:t>
@@ -1882,6 +2006,7 @@
           <w:p>
             <w:pPr>
               <w:pStyle w:val="Compact"/>
+              <w:jc w:val="left"/>
             </w:pPr>
             <w:r>
               <w:rPr>
@@ -1896,6 +2021,7 @@
           <w:p>
             <w:pPr>
               <w:pStyle w:val="Compact"/>
+              <w:jc w:val="left"/>
             </w:pPr>
             <w:r>
               <w:rPr>
@@ -1910,6 +2036,7 @@
           <w:p>
             <w:pPr>
               <w:pStyle w:val="Compact"/>
+              <w:jc w:val="left"/>
             </w:pPr>
             <w:r>
               <w:rPr>
@@ -1926,6 +2053,7 @@
           <w:p>
             <w:pPr>
               <w:pStyle w:val="Compact"/>
+              <w:jc w:val="left"/>
             </w:pPr>
             <w:r>
               <w:t xml:space="preserve">D11</w:t>
@@ -1937,6 +2065,7 @@
           <w:p>
             <w:pPr>
               <w:pStyle w:val="Compact"/>
+              <w:jc w:val="left"/>
             </w:pPr>
             <w:r>
               <w:rPr>
@@ -1951,6 +2080,7 @@
           <w:p>
             <w:pPr>
               <w:pStyle w:val="Compact"/>
+              <w:jc w:val="left"/>
             </w:pPr>
             <w:r>
               <w:rPr>
@@ -1965,6 +2095,7 @@
           <w:p>
             <w:pPr>
               <w:pStyle w:val="Compact"/>
+              <w:jc w:val="left"/>
             </w:pPr>
             <w:r>
               <w:rPr>
@@ -1981,6 +2112,7 @@
           <w:p>
             <w:pPr>
               <w:pStyle w:val="Compact"/>
+              <w:jc w:val="left"/>
             </w:pPr>
             <w:r>
               <w:t xml:space="preserve">D12</w:t>
@@ -1992,6 +2124,7 @@
           <w:p>
             <w:pPr>
               <w:pStyle w:val="Compact"/>
+              <w:jc w:val="left"/>
             </w:pPr>
             <w:r>
               <w:rPr>
@@ -2006,6 +2139,7 @@
           <w:p>
             <w:pPr>
               <w:pStyle w:val="Compact"/>
+              <w:jc w:val="left"/>
             </w:pPr>
             <w:r>
               <w:rPr>
@@ -2020,6 +2154,7 @@
           <w:p>
             <w:pPr>
               <w:pStyle w:val="Compact"/>
+              <w:jc w:val="left"/>
             </w:pPr>
             <w:r>
               <w:rPr>
@@ -2036,6 +2171,7 @@
           <w:p>
             <w:pPr>
               <w:pStyle w:val="Compact"/>
+              <w:jc w:val="left"/>
             </w:pPr>
             <w:r>
               <w:t xml:space="preserve">D13</w:t>
@@ -2047,6 +2183,7 @@
           <w:p>
             <w:pPr>
               <w:pStyle w:val="Compact"/>
+              <w:jc w:val="left"/>
             </w:pPr>
             <w:r>
               <w:rPr>
@@ -2061,6 +2198,7 @@
           <w:p>
             <w:pPr>
               <w:pStyle w:val="Compact"/>
+              <w:jc w:val="left"/>
             </w:pPr>
             <w:r>
               <w:rPr>
@@ -2075,6 +2213,7 @@
           <w:p>
             <w:pPr>
               <w:pStyle w:val="Compact"/>
+              <w:jc w:val="left"/>
             </w:pPr>
             <w:r>
               <w:rPr>
@@ -2091,6 +2230,7 @@
           <w:p>
             <w:pPr>
               <w:pStyle w:val="Compact"/>
+              <w:jc w:val="left"/>
             </w:pPr>
             <w:r>
               <w:t xml:space="preserve">D14</w:t>
@@ -2102,6 +2242,7 @@
           <w:p>
             <w:pPr>
               <w:pStyle w:val="Compact"/>
+              <w:jc w:val="left"/>
             </w:pPr>
             <w:r>
               <w:rPr>
@@ -2116,6 +2257,7 @@
           <w:p>
             <w:pPr>
               <w:pStyle w:val="Compact"/>
+              <w:jc w:val="left"/>
             </w:pPr>
             <w:r>
               <w:rPr>
@@ -2130,6 +2272,7 @@
           <w:p>
             <w:pPr>
               <w:pStyle w:val="Compact"/>
+              <w:jc w:val="left"/>
             </w:pPr>
             <w:r>
               <w:rPr>
@@ -2146,6 +2289,7 @@
           <w:p>
             <w:pPr>
               <w:pStyle w:val="Compact"/>
+              <w:jc w:val="left"/>
             </w:pPr>
             <w:r>
               <w:t xml:space="preserve">D15</w:t>
@@ -2157,6 +2301,7 @@
           <w:p>
             <w:pPr>
               <w:pStyle w:val="Compact"/>
+              <w:jc w:val="left"/>
             </w:pPr>
             <w:r>
               <w:rPr>
@@ -2171,6 +2316,7 @@
           <w:p>
             <w:pPr>
               <w:pStyle w:val="Compact"/>
+              <w:jc w:val="left"/>
             </w:pPr>
             <w:r>
               <w:rPr>
@@ -2185,6 +2331,7 @@
           <w:p>
             <w:pPr>
               <w:pStyle w:val="Compact"/>
+              <w:jc w:val="left"/>
             </w:pPr>
             <w:r>
               <w:rPr>
@@ -2201,6 +2348,7 @@
           <w:p>
             <w:pPr>
               <w:pStyle w:val="Compact"/>
+              <w:jc w:val="left"/>
             </w:pPr>
             <w:r>
               <w:t xml:space="preserve">D16</w:t>
@@ -2212,6 +2360,7 @@
           <w:p>
             <w:pPr>
               <w:pStyle w:val="Compact"/>
+              <w:jc w:val="left"/>
             </w:pPr>
             <w:r>
               <w:rPr>
@@ -2226,6 +2375,7 @@
           <w:p>
             <w:pPr>
               <w:pStyle w:val="Compact"/>
+              <w:jc w:val="left"/>
             </w:pPr>
             <w:r>
               <w:rPr>
@@ -2240,6 +2390,7 @@
           <w:p>
             <w:pPr>
               <w:pStyle w:val="Compact"/>
+              <w:jc w:val="left"/>
             </w:pPr>
             <w:r>
               <w:rPr>
@@ -2256,6 +2407,7 @@
           <w:p>
             <w:pPr>
               <w:pStyle w:val="Compact"/>
+              <w:jc w:val="left"/>
             </w:pPr>
             <w:r>
               <w:t xml:space="preserve">D17</w:t>
@@ -2267,6 +2419,7 @@
           <w:p>
             <w:pPr>
               <w:pStyle w:val="Compact"/>
+              <w:jc w:val="left"/>
             </w:pPr>
             <w:r>
               <w:rPr>
@@ -2281,6 +2434,7 @@
           <w:p>
             <w:pPr>
               <w:pStyle w:val="Compact"/>
+              <w:jc w:val="left"/>
             </w:pPr>
             <w:r>
               <w:rPr>
@@ -2295,6 +2449,7 @@
           <w:p>
             <w:pPr>
               <w:pStyle w:val="Compact"/>
+              <w:jc w:val="left"/>
             </w:pPr>
             <w:r>
               <w:rPr>
@@ -2311,6 +2466,7 @@
           <w:p>
             <w:pPr>
               <w:pStyle w:val="Compact"/>
+              <w:jc w:val="left"/>
             </w:pPr>
             <w:r>
               <w:t xml:space="preserve">D18</w:t>
@@ -2322,6 +2478,7 @@
           <w:p>
             <w:pPr>
               <w:pStyle w:val="Compact"/>
+              <w:jc w:val="left"/>
             </w:pPr>
             <w:r>
               <w:rPr>
@@ -2336,6 +2493,7 @@
           <w:p>
             <w:pPr>
               <w:pStyle w:val="Compact"/>
+              <w:jc w:val="left"/>
             </w:pPr>
             <w:r>
               <w:rPr>
@@ -2350,6 +2508,7 @@
           <w:p>
             <w:pPr>
               <w:pStyle w:val="Compact"/>
+              <w:jc w:val="left"/>
             </w:pPr>
             <w:r>
               <w:rPr>
@@ -2366,6 +2525,7 @@
           <w:p>
             <w:pPr>
               <w:pStyle w:val="Compact"/>
+              <w:jc w:val="left"/>
             </w:pPr>
             <w:r>
               <w:t xml:space="preserve">D19</w:t>
@@ -2377,6 +2537,7 @@
           <w:p>
             <w:pPr>
               <w:pStyle w:val="Compact"/>
+              <w:jc w:val="left"/>
             </w:pPr>
             <w:r>
               <w:rPr>
@@ -2391,6 +2552,7 @@
           <w:p>
             <w:pPr>
               <w:pStyle w:val="Compact"/>
+              <w:jc w:val="left"/>
             </w:pPr>
             <w:r>
               <w:rPr>
@@ -2405,6 +2567,7 @@
           <w:p>
             <w:pPr>
               <w:pStyle w:val="Compact"/>
+              <w:jc w:val="left"/>
             </w:pPr>
             <w:r>
               <w:rPr>
@@ -2421,6 +2584,7 @@
           <w:p>
             <w:pPr>
               <w:pStyle w:val="Compact"/>
+              <w:jc w:val="left"/>
             </w:pPr>
             <w:r>
               <w:t xml:space="preserve">D20</w:t>
@@ -2432,6 +2596,7 @@
           <w:p>
             <w:pPr>
               <w:pStyle w:val="Compact"/>
+              <w:jc w:val="left"/>
             </w:pPr>
             <w:r>
               <w:rPr>
@@ -2446,6 +2611,7 @@
           <w:p>
             <w:pPr>
               <w:pStyle w:val="Compact"/>
+              <w:jc w:val="left"/>
             </w:pPr>
             <w:r>
               <w:rPr>
@@ -2460,6 +2626,7 @@
           <w:p>
             <w:pPr>
               <w:pStyle w:val="Compact"/>
+              <w:jc w:val="left"/>
             </w:pPr>
             <w:r>
               <w:rPr>
@@ -2476,6 +2643,7 @@
           <w:p>
             <w:pPr>
               <w:pStyle w:val="Compact"/>
+              <w:jc w:val="left"/>
             </w:pPr>
             <w:r>
               <w:t xml:space="preserve">D21</w:t>
@@ -2487,6 +2655,7 @@
           <w:p>
             <w:pPr>
               <w:pStyle w:val="Compact"/>
+              <w:jc w:val="left"/>
             </w:pPr>
             <w:r>
               <w:rPr>
@@ -2501,6 +2670,7 @@
           <w:p>
             <w:pPr>
               <w:pStyle w:val="Compact"/>
+              <w:jc w:val="left"/>
             </w:pPr>
             <w:r>
               <w:rPr>
@@ -2515,6 +2685,7 @@
           <w:p>
             <w:pPr>
               <w:pStyle w:val="Compact"/>
+              <w:jc w:val="left"/>
             </w:pPr>
             <w:r>
               <w:rPr>
@@ -2531,6 +2702,7 @@
           <w:p>
             <w:pPr>
               <w:pStyle w:val="Compact"/>
+              <w:jc w:val="left"/>
             </w:pPr>
             <w:r>
               <w:t xml:space="preserve">D22</w:t>
@@ -2542,6 +2714,7 @@
           <w:p>
             <w:pPr>
               <w:pStyle w:val="Compact"/>
+              <w:jc w:val="left"/>
             </w:pPr>
             <w:r>
               <w:rPr>
@@ -2556,6 +2729,7 @@
           <w:p>
             <w:pPr>
               <w:pStyle w:val="Compact"/>
+              <w:jc w:val="left"/>
             </w:pPr>
             <w:r>
               <w:rPr>
@@ -2570,6 +2744,7 @@
           <w:p>
             <w:pPr>
               <w:pStyle w:val="Compact"/>
+              <w:jc w:val="left"/>
             </w:pPr>
             <w:r>
               <w:rPr>
@@ -2586,6 +2761,7 @@
           <w:p>
             <w:pPr>
               <w:pStyle w:val="Compact"/>
+              <w:jc w:val="left"/>
             </w:pPr>
             <w:r>
               <w:t xml:space="preserve">D23</w:t>
@@ -2597,6 +2773,7 @@
           <w:p>
             <w:pPr>
               <w:pStyle w:val="Compact"/>
+              <w:jc w:val="left"/>
             </w:pPr>
             <w:r>
               <w:rPr>
@@ -2611,6 +2788,7 @@
           <w:p>
             <w:pPr>
               <w:pStyle w:val="Compact"/>
+              <w:jc w:val="left"/>
             </w:pPr>
             <w:r>
               <w:rPr>
@@ -2625,6 +2803,7 @@
           <w:p>
             <w:pPr>
               <w:pStyle w:val="Compact"/>
+              <w:jc w:val="left"/>
             </w:pPr>
             <w:r>
               <w:rPr>
@@ -2641,6 +2820,7 @@
           <w:p>
             <w:pPr>
               <w:pStyle w:val="Compact"/>
+              <w:jc w:val="left"/>
             </w:pPr>
             <w:r>
               <w:t xml:space="preserve">D24</w:t>
@@ -2652,6 +2832,7 @@
           <w:p>
             <w:pPr>
               <w:pStyle w:val="Compact"/>
+              <w:jc w:val="left"/>
             </w:pPr>
             <w:r>
               <w:rPr>
@@ -2666,6 +2847,7 @@
           <w:p>
             <w:pPr>
               <w:pStyle w:val="Compact"/>
+              <w:jc w:val="left"/>
             </w:pPr>
             <w:r>
               <w:rPr>
@@ -2680,6 +2862,7 @@
           <w:p>
             <w:pPr>
               <w:pStyle w:val="Compact"/>
+              <w:jc w:val="left"/>
             </w:pPr>
             <w:r>
               <w:rPr>
@@ -2696,6 +2879,7 @@
           <w:p>
             <w:pPr>
               <w:pStyle w:val="Compact"/>
+              <w:jc w:val="left"/>
             </w:pPr>
             <w:r>
               <w:t xml:space="preserve">D25</w:t>
@@ -2707,6 +2891,7 @@
           <w:p>
             <w:pPr>
               <w:pStyle w:val="Compact"/>
+              <w:jc w:val="left"/>
             </w:pPr>
             <w:r>
               <w:rPr>
@@ -2721,6 +2906,7 @@
           <w:p>
             <w:pPr>
               <w:pStyle w:val="Compact"/>
+              <w:jc w:val="left"/>
             </w:pPr>
             <w:r>
               <w:rPr>
@@ -2735,6 +2921,7 @@
           <w:p>
             <w:pPr>
               <w:pStyle w:val="Compact"/>
+              <w:jc w:val="left"/>
             </w:pPr>
             <w:r>
               <w:rPr>
@@ -2751,6 +2938,7 @@
           <w:p>
             <w:pPr>
               <w:pStyle w:val="Compact"/>
+              <w:jc w:val="left"/>
             </w:pPr>
             <w:r>
               <w:t xml:space="preserve">D26</w:t>
@@ -2762,6 +2950,7 @@
           <w:p>
             <w:pPr>
               <w:pStyle w:val="Compact"/>
+              <w:jc w:val="left"/>
             </w:pPr>
             <w:r>
               <w:rPr>
@@ -2776,6 +2965,7 @@
           <w:p>
             <w:pPr>
               <w:pStyle w:val="Compact"/>
+              <w:jc w:val="left"/>
             </w:pPr>
             <w:r>
               <w:rPr>
@@ -2790,6 +2980,7 @@
           <w:p>
             <w:pPr>
               <w:pStyle w:val="Compact"/>
+              <w:jc w:val="left"/>
             </w:pPr>
             <w:r>
               <w:rPr>
@@ -2806,6 +2997,7 @@
           <w:p>
             <w:pPr>
               <w:pStyle w:val="Compact"/>
+              <w:jc w:val="left"/>
             </w:pPr>
             <w:r>
               <w:t xml:space="preserve">D27</w:t>
@@ -2817,6 +3009,7 @@
           <w:p>
             <w:pPr>
               <w:pStyle w:val="Compact"/>
+              <w:jc w:val="left"/>
             </w:pPr>
             <w:r>
               <w:rPr>
@@ -2831,6 +3024,7 @@
           <w:p>
             <w:pPr>
               <w:pStyle w:val="Compact"/>
+              <w:jc w:val="left"/>
             </w:pPr>
             <w:r>
               <w:rPr>
@@ -2845,6 +3039,7 @@
           <w:p>
             <w:pPr>
               <w:pStyle w:val="Compact"/>
+              <w:jc w:val="left"/>
             </w:pPr>
             <w:r>
               <w:rPr>
@@ -2875,15 +3070,15 @@
     <w:tbl>
       <w:tblPr>
         <w:tblStyle w:val="Table"/>
-        <w:tblW w:type="pct" w:w="5000"/>
+        <w:tblW w:type="pct" w:w="4890"/>
         <w:tblLayout w:type="fixed"/>
         <w:tblLook w:firstRow="1" w:lastRow="0" w:firstColumn="0" w:lastColumn="0" w:noHBand="0" w:noVBand="0" w:val="0020"/>
       </w:tblPr>
       <w:tblGrid>
-        <w:gridCol w:w="1980"/>
-        <w:gridCol w:w="1980"/>
-        <w:gridCol w:w="1980"/>
-        <w:gridCol w:w="1980"/>
+        <w:gridCol w:w="1479"/>
+        <w:gridCol w:w="1392"/>
+        <w:gridCol w:w="2698"/>
+        <w:gridCol w:w="2175"/>
       </w:tblGrid>
       <w:tr>
         <w:trPr>
@@ -2894,6 +3089,7 @@
           <w:p>
             <w:pPr>
               <w:pStyle w:val="Compact"/>
+              <w:jc w:val="left"/>
             </w:pPr>
             <w:r>
               <w:rPr>
@@ -2908,6 +3104,7 @@
           <w:p>
             <w:pPr>
               <w:pStyle w:val="Compact"/>
+              <w:jc w:val="left"/>
             </w:pPr>
             <w:r>
               <w:rPr>
@@ -2922,6 +3119,7 @@
           <w:p>
             <w:pPr>
               <w:pStyle w:val="Compact"/>
+              <w:jc w:val="left"/>
             </w:pPr>
             <w:r>
               <w:rPr>
@@ -2936,6 +3134,7 @@
           <w:p>
             <w:pPr>
               <w:pStyle w:val="Compact"/>
+              <w:jc w:val="left"/>
             </w:pPr>
             <w:r>
               <w:rPr>
@@ -2952,6 +3151,7 @@
           <w:p>
             <w:pPr>
               <w:pStyle w:val="Compact"/>
+              <w:jc w:val="left"/>
             </w:pPr>
             <w:r>
               <w:rPr>
@@ -2966,6 +3166,7 @@
           <w:p>
             <w:pPr>
               <w:pStyle w:val="Compact"/>
+              <w:jc w:val="left"/>
             </w:pPr>
             <w:r>
               <w:t xml:space="preserve">2026-03</w:t>
@@ -2977,6 +3178,7 @@
           <w:p>
             <w:pPr>
               <w:pStyle w:val="Compact"/>
+              <w:jc w:val="left"/>
             </w:pPr>
             <w:r>
               <w:t xml:space="preserve">FAR、PDP</w:t>
@@ -2988,6 +3190,7 @@
           <w:p>
             <w:pPr>
               <w:pStyle w:val="Compact"/>
+              <w:jc w:val="left"/>
             </w:pPr>
             <w:r>
               <w:rPr>
@@ -3004,6 +3207,7 @@
           <w:p>
             <w:pPr>
               <w:pStyle w:val="Compact"/>
+              <w:jc w:val="left"/>
             </w:pPr>
             <w:r>
               <w:rPr>
@@ -3018,6 +3222,7 @@
           <w:p>
             <w:pPr>
               <w:pStyle w:val="Compact"/>
+              <w:jc w:val="left"/>
             </w:pPr>
             <w:r>
               <w:t xml:space="preserve">2026-05-19 </w:t>
@@ -3029,15 +3234,19 @@
               <w:t xml:space="preserve">至</w:t>
             </w:r>
             <w:r>
-              <w:t xml:space="preserve"> 2026-05-21</w:t>
-            </w:r>
-          </w:p>
-        </w:tc>
-        <w:tc>
-          <w:tcPr/>
-          <w:p>
-            <w:pPr>
-              <w:pStyle w:val="Compact"/>
+              <w:t xml:space="preserve"> </w:t>
+            </w:r>
+            <w:r>
+              <w:t xml:space="preserve">2026-05-21</w:t>
+            </w:r>
+          </w:p>
+        </w:tc>
+        <w:tc>
+          <w:tcPr/>
+          <w:p>
+            <w:pPr>
+              <w:pStyle w:val="Compact"/>
+              <w:jc w:val="left"/>
             </w:pPr>
             <w:r>
               <w:rPr>
@@ -3052,6 +3261,7 @@
           <w:p>
             <w:pPr>
               <w:pStyle w:val="Compact"/>
+              <w:jc w:val="left"/>
             </w:pPr>
             <w:r>
               <w:rPr>
@@ -3086,6 +3296,7 @@
           <w:p>
             <w:pPr>
               <w:pStyle w:val="Compact"/>
+              <w:jc w:val="left"/>
             </w:pPr>
             <w:r>
               <w:rPr>
@@ -3100,6 +3311,7 @@
           <w:p>
             <w:pPr>
               <w:pStyle w:val="Compact"/>
+              <w:jc w:val="left"/>
             </w:pPr>
             <w:r>
               <w:t xml:space="preserve">2026-05-21 </w:t>
@@ -3111,15 +3323,19 @@
               <w:t xml:space="preserve">至</w:t>
             </w:r>
             <w:r>
-              <w:t xml:space="preserve"> 2026-05-22</w:t>
-            </w:r>
-          </w:p>
-        </w:tc>
-        <w:tc>
-          <w:tcPr/>
-          <w:p>
-            <w:pPr>
-              <w:pStyle w:val="Compact"/>
+              <w:t xml:space="preserve"> </w:t>
+            </w:r>
+            <w:r>
+              <w:t xml:space="preserve">2026-05-22</w:t>
+            </w:r>
+          </w:p>
+        </w:tc>
+        <w:tc>
+          <w:tcPr/>
+          <w:p>
+            <w:pPr>
+              <w:pStyle w:val="Compact"/>
+              <w:jc w:val="left"/>
             </w:pPr>
             <w:r>
               <w:rPr>
@@ -3143,6 +3359,7 @@
           <w:p>
             <w:pPr>
               <w:pStyle w:val="Compact"/>
+              <w:jc w:val="left"/>
             </w:pPr>
             <w:r>
               <w:rPr>
@@ -3159,6 +3376,7 @@
           <w:p>
             <w:pPr>
               <w:pStyle w:val="Compact"/>
+              <w:jc w:val="left"/>
             </w:pPr>
             <w:r>
               <w:rPr>
@@ -3173,6 +3391,7 @@
           <w:p>
             <w:pPr>
               <w:pStyle w:val="Compact"/>
+              <w:jc w:val="left"/>
             </w:pPr>
             <w:r>
               <w:t xml:space="preserve">2026-05-22 </w:t>
@@ -3184,15 +3403,19 @@
               <w:t xml:space="preserve">至</w:t>
             </w:r>
             <w:r>
-              <w:t xml:space="preserve"> 2026-05-23</w:t>
-            </w:r>
-          </w:p>
-        </w:tc>
-        <w:tc>
-          <w:tcPr/>
-          <w:p>
-            <w:pPr>
-              <w:pStyle w:val="Compact"/>
+              <w:t xml:space="preserve"> </w:t>
+            </w:r>
+            <w:r>
+              <w:t xml:space="preserve">2026-05-23</w:t>
+            </w:r>
+          </w:p>
+        </w:tc>
+        <w:tc>
+          <w:tcPr/>
+          <w:p>
+            <w:pPr>
+              <w:pStyle w:val="Compact"/>
+              <w:jc w:val="left"/>
             </w:pPr>
             <w:r>
               <w:rPr>
@@ -3207,6 +3430,7 @@
           <w:p>
             <w:pPr>
               <w:pStyle w:val="Compact"/>
+              <w:jc w:val="left"/>
             </w:pPr>
             <w:r>
               <w:rPr>
@@ -3226,6 +3450,7 @@
           <w:p>
             <w:pPr>
               <w:pStyle w:val="Compact"/>
+              <w:jc w:val="left"/>
             </w:pPr>
             <w:r>
               <w:rPr>
@@ -3240,6 +3465,7 @@
           <w:p>
             <w:pPr>
               <w:pStyle w:val="Compact"/>
+              <w:jc w:val="left"/>
             </w:pPr>
             <w:r>
               <w:t xml:space="preserve">2026-05-23 </w:t>
@@ -3251,15 +3477,19 @@
               <w:t xml:space="preserve">至</w:t>
             </w:r>
             <w:r>
-              <w:t xml:space="preserve"> 2026-05-24</w:t>
-            </w:r>
-          </w:p>
-        </w:tc>
-        <w:tc>
-          <w:tcPr/>
-          <w:p>
-            <w:pPr>
-              <w:pStyle w:val="Compact"/>
+              <w:t xml:space="preserve"> </w:t>
+            </w:r>
+            <w:r>
+              <w:t xml:space="preserve">2026-05-24</w:t>
+            </w:r>
+          </w:p>
+        </w:tc>
+        <w:tc>
+          <w:tcPr/>
+          <w:p>
+            <w:pPr>
+              <w:pStyle w:val="Compact"/>
+              <w:jc w:val="left"/>
             </w:pPr>
             <w:r>
               <w:rPr>
@@ -3274,6 +3504,7 @@
           <w:p>
             <w:pPr>
               <w:pStyle w:val="Compact"/>
+              <w:jc w:val="left"/>
             </w:pPr>
             <w:r>
               <w:rPr>
@@ -3290,6 +3521,7 @@
           <w:p>
             <w:pPr>
               <w:pStyle w:val="Compact"/>
+              <w:jc w:val="left"/>
             </w:pPr>
             <w:r>
               <w:rPr>
@@ -3304,6 +3536,7 @@
           <w:p>
             <w:pPr>
               <w:pStyle w:val="Compact"/>
+              <w:jc w:val="left"/>
             </w:pPr>
             <w:r>
               <w:t xml:space="preserve">2026-05-24</w:t>
@@ -3315,6 +3548,7 @@
           <w:p>
             <w:pPr>
               <w:pStyle w:val="Compact"/>
+              <w:jc w:val="left"/>
             </w:pPr>
             <w:r>
               <w:rPr>
@@ -3329,6 +3563,7 @@
           <w:p>
             <w:pPr>
               <w:pStyle w:val="Compact"/>
+              <w:jc w:val="left"/>
             </w:pPr>
             <w:r>
               <w:rPr>
@@ -3508,7 +3743,10 @@
         <w:t xml:space="preserve">NLU、权限与安全、性能与可靠性、兼容性与安装、数据与接口。测试结果为</w:t>
       </w:r>
       <w:r>
-        <w:t xml:space="preserve"> 78/78 </w:t>
+        <w:t xml:space="preserve"> </w:t>
+      </w:r>
+      <w:r>
+        <w:t xml:space="preserve">78/78 </w:t>
       </w:r>
       <w:r>
         <w:rPr>
@@ -3546,14 +3784,14 @@
     <w:tbl>
       <w:tblPr>
         <w:tblStyle w:val="Table"/>
-        <w:tblW w:type="pct" w:w="5000"/>
+        <w:tblW w:type="pct" w:w="4911"/>
         <w:tblLayout w:type="fixed"/>
         <w:tblLook w:firstRow="1" w:lastRow="0" w:firstColumn="0" w:lastColumn="0" w:noHBand="0" w:noVBand="0" w:val="0020"/>
       </w:tblPr>
       <w:tblGrid>
-        <w:gridCol w:w="2640"/>
-        <w:gridCol w:w="2640"/>
-        <w:gridCol w:w="2640"/>
+        <w:gridCol w:w="1626"/>
+        <w:gridCol w:w="3465"/>
+        <w:gridCol w:w="2687"/>
       </w:tblGrid>
       <w:tr>
         <w:trPr>
@@ -3564,6 +3802,7 @@
           <w:p>
             <w:pPr>
               <w:pStyle w:val="Compact"/>
+              <w:jc w:val="left"/>
             </w:pPr>
             <w:r>
               <w:rPr>
@@ -3578,6 +3817,7 @@
           <w:p>
             <w:pPr>
               <w:pStyle w:val="Compact"/>
+              <w:jc w:val="left"/>
             </w:pPr>
             <w:r>
               <w:rPr>
@@ -3592,6 +3832,7 @@
           <w:p>
             <w:pPr>
               <w:pStyle w:val="Compact"/>
+              <w:jc w:val="left"/>
             </w:pPr>
             <w:r>
               <w:rPr>
@@ -3608,6 +3849,7 @@
           <w:p>
             <w:pPr>
               <w:pStyle w:val="Compact"/>
+              <w:jc w:val="left"/>
             </w:pPr>
             <w:r>
               <w:rPr>
@@ -3622,6 +3864,7 @@
           <w:p>
             <w:pPr>
               <w:pStyle w:val="Compact"/>
+              <w:jc w:val="left"/>
             </w:pPr>
             <w:r>
               <w:rPr>
@@ -3636,6 +3879,7 @@
           <w:p>
             <w:pPr>
               <w:pStyle w:val="Compact"/>
+              <w:jc w:val="left"/>
             </w:pPr>
             <w:r>
               <w:rPr>
@@ -3652,6 +3896,7 @@
           <w:p>
             <w:pPr>
               <w:pStyle w:val="Compact"/>
+              <w:jc w:val="left"/>
             </w:pPr>
             <w:r>
               <w:rPr>
@@ -3666,6 +3911,7 @@
           <w:p>
             <w:pPr>
               <w:pStyle w:val="Compact"/>
+              <w:jc w:val="left"/>
             </w:pPr>
             <w:r>
               <w:rPr>
@@ -3680,6 +3926,7 @@
           <w:p>
             <w:pPr>
               <w:pStyle w:val="Compact"/>
+              <w:jc w:val="left"/>
             </w:pPr>
             <w:r>
               <w:rPr>
@@ -3696,6 +3943,7 @@
           <w:p>
             <w:pPr>
               <w:pStyle w:val="Compact"/>
+              <w:jc w:val="left"/>
             </w:pPr>
             <w:r>
               <w:rPr>
@@ -3710,6 +3958,7 @@
           <w:p>
             <w:pPr>
               <w:pStyle w:val="Compact"/>
+              <w:jc w:val="left"/>
             </w:pPr>
             <w:r>
               <w:rPr>
@@ -3724,6 +3973,7 @@
           <w:p>
             <w:pPr>
               <w:pStyle w:val="Compact"/>
+              <w:jc w:val="left"/>
             </w:pPr>
             <w:r>
               <w:rPr>
@@ -3740,6 +3990,7 @@
           <w:p>
             <w:pPr>
               <w:pStyle w:val="Compact"/>
+              <w:jc w:val="left"/>
             </w:pPr>
             <w:r>
               <w:rPr>
@@ -3754,6 +4005,7 @@
           <w:p>
             <w:pPr>
               <w:pStyle w:val="Compact"/>
+              <w:jc w:val="left"/>
             </w:pPr>
             <w:r>
               <w:rPr>
@@ -3768,6 +4020,7 @@
           <w:p>
             <w:pPr>
               <w:pStyle w:val="Compact"/>
+              <w:jc w:val="left"/>
             </w:pPr>
             <w:r>
               <w:rPr>
@@ -3784,6 +4037,7 @@
           <w:p>
             <w:pPr>
               <w:pStyle w:val="Compact"/>
+              <w:jc w:val="left"/>
             </w:pPr>
             <w:r>
               <w:rPr>
@@ -3798,6 +4052,7 @@
           <w:p>
             <w:pPr>
               <w:pStyle w:val="Compact"/>
+              <w:jc w:val="left"/>
             </w:pPr>
             <w:r>
               <w:rPr>
@@ -3812,6 +4067,7 @@
           <w:p>
             <w:pPr>
               <w:pStyle w:val="Compact"/>
+              <w:jc w:val="left"/>
             </w:pPr>
             <w:r>
               <w:rPr>
@@ -3842,13 +4098,14 @@
     <w:tbl>
       <w:tblPr>
         <w:tblStyle w:val="Table"/>
-        <w:tblW w:type="auto" w:w="0"/>
+        <w:tblW w:type="pct" w:w="4895"/>
+        <w:tblLayout w:type="fixed"/>
         <w:tblLook w:firstRow="1" w:lastRow="0" w:firstColumn="0" w:lastColumn="0" w:noHBand="0" w:noVBand="0" w:val="0020"/>
       </w:tblPr>
       <w:tblGrid>
-        <w:gridCol w:w="2640"/>
-        <w:gridCol w:w="2640"/>
-        <w:gridCol w:w="2640"/>
+        <w:gridCol w:w="1750"/>
+        <w:gridCol w:w="1917"/>
+        <w:gridCol w:w="4085"/>
       </w:tblGrid>
       <w:tr>
         <w:trPr>
@@ -3859,6 +4116,7 @@
           <w:p>
             <w:pPr>
               <w:pStyle w:val="Compact"/>
+              <w:jc w:val="left"/>
             </w:pPr>
             <w:r>
               <w:rPr>
@@ -3873,6 +4131,7 @@
           <w:p>
             <w:pPr>
               <w:pStyle w:val="Compact"/>
+              <w:jc w:val="left"/>
             </w:pPr>
             <w:r>
               <w:rPr>
@@ -3887,6 +4146,7 @@
           <w:p>
             <w:pPr>
               <w:pStyle w:val="Compact"/>
+              <w:jc w:val="left"/>
             </w:pPr>
             <w:r>
               <w:rPr>
@@ -3903,6 +4163,7 @@
           <w:p>
             <w:pPr>
               <w:pStyle w:val="Compact"/>
+              <w:jc w:val="left"/>
             </w:pPr>
             <w:r>
               <w:rPr>
@@ -3917,6 +4178,7 @@
           <w:p>
             <w:pPr>
               <w:pStyle w:val="Compact"/>
+              <w:jc w:val="left"/>
             </w:pPr>
             <w:r>
               <w:rPr>
@@ -3931,6 +4193,7 @@
           <w:p>
             <w:pPr>
               <w:pStyle w:val="Compact"/>
+              <w:jc w:val="left"/>
             </w:pPr>
             <w:r>
               <w:rPr>
@@ -3947,6 +4210,7 @@
           <w:p>
             <w:pPr>
               <w:pStyle w:val="Compact"/>
+              <w:jc w:val="left"/>
             </w:pPr>
             <w:r>
               <w:rPr>
@@ -3961,6 +4225,7 @@
           <w:p>
             <w:pPr>
               <w:pStyle w:val="Compact"/>
+              <w:jc w:val="left"/>
             </w:pPr>
             <w:r>
               <w:rPr>
@@ -3975,6 +4240,7 @@
           <w:p>
             <w:pPr>
               <w:pStyle w:val="Compact"/>
+              <w:jc w:val="left"/>
             </w:pPr>
             <w:r>
               <w:rPr>
@@ -3991,6 +4257,7 @@
           <w:p>
             <w:pPr>
               <w:pStyle w:val="Compact"/>
+              <w:jc w:val="left"/>
             </w:pPr>
             <w:r>
               <w:rPr>
@@ -4005,6 +4272,7 @@
           <w:p>
             <w:pPr>
               <w:pStyle w:val="Compact"/>
+              <w:jc w:val="left"/>
             </w:pPr>
             <w:r>
               <w:rPr>
@@ -4019,6 +4287,7 @@
           <w:p>
             <w:pPr>
               <w:pStyle w:val="Compact"/>
+              <w:jc w:val="left"/>
             </w:pPr>
             <w:r>
               <w:rPr>
@@ -4035,6 +4304,7 @@
           <w:p>
             <w:pPr>
               <w:pStyle w:val="Compact"/>
+              <w:jc w:val="left"/>
             </w:pPr>
             <w:r>
               <w:rPr>
@@ -4049,6 +4319,7 @@
           <w:p>
             <w:pPr>
               <w:pStyle w:val="Compact"/>
+              <w:jc w:val="left"/>
             </w:pPr>
             <w:r>
               <w:rPr>
@@ -4063,6 +4334,7 @@
           <w:p>
             <w:pPr>
               <w:pStyle w:val="Compact"/>
+              <w:jc w:val="left"/>
             </w:pPr>
             <w:r>
               <w:rPr>
@@ -4097,6 +4369,7 @@
           <w:p>
             <w:pPr>
               <w:pStyle w:val="Compact"/>
+              <w:jc w:val="left"/>
             </w:pPr>
             <w:r>
               <w:rPr>
@@ -4111,6 +4384,7 @@
           <w:p>
             <w:pPr>
               <w:pStyle w:val="Compact"/>
+              <w:jc w:val="left"/>
             </w:pPr>
             <w:r>
               <w:rPr>
@@ -4125,6 +4399,7 @@
           <w:p>
             <w:pPr>
               <w:pStyle w:val="Compact"/>
+              <w:jc w:val="left"/>
             </w:pPr>
             <w:r>
               <w:rPr>
@@ -4163,7 +4438,10 @@
         <w:t xml:space="preserve">校务问答机器人项目已完成从需求获取到最终总结的闭环交付。项目以</w:t>
       </w:r>
       <w:r>
-        <w:t xml:space="preserve"> SRS-BASELINE-V1.0 </w:t>
+        <w:t xml:space="preserve"> </w:t>
+      </w:r>
+      <w:r>
+        <w:t xml:space="preserve">SRS-BASELINE-V1.0 </w:t>
       </w:r>
       <w:r>
         <w:rPr>
@@ -4199,7 +4477,10 @@
         <w:t xml:space="preserve">27篇交付文档。评审问题和测试缺陷均已关闭，原型验证结果支持进入后续生产化设计和实施阶段。本文件为</w:t>
       </w:r>
       <w:r>
-        <w:t xml:space="preserve"> V1.3 </w:t>
+        <w:t xml:space="preserve"> </w:t>
+      </w:r>
+      <w:r>
+        <w:t xml:space="preserve">V1.3 </w:t>
       </w:r>
       <w:r>
         <w:rPr>
@@ -4209,7 +4490,1885 @@
       </w:r>
     </w:p>
     <w:bookmarkEnd w:id="21"/>
+    <w:bookmarkStart w:id="26" w:name="课程评审补充记录"/>
+    <w:p>
+      <w:pPr>
+        <w:pStyle w:val="Heading2"/>
+      </w:pPr>
+      <w:r>
+        <w:t xml:space="preserve">9. </w:t>
+      </w:r>
+      <w:r>
+        <w:rPr>
+          <w:rFonts w:hint="eastAsia"/>
+        </w:rPr>
+        <w:t xml:space="preserve">课程评审补充记录</w:t>
+      </w:r>
+    </w:p>
+    <w:p>
+      <w:pPr>
+        <w:pStyle w:val="FirstParagraph"/>
+      </w:pPr>
+      <w:r>
+        <w:rPr>
+          <w:rFonts w:hint="eastAsia"/>
+        </w:rPr>
+        <w:t xml:space="preserve">本节用于回应课程评审表中关于里程碑材料、Team</w:t>
+      </w:r>
+      <w:r>
+        <w:t xml:space="preserve"> </w:t>
+      </w:r>
+      <w:r>
+        <w:rPr>
+          <w:rFonts w:hint="eastAsia"/>
+        </w:rPr>
+        <w:t xml:space="preserve">Building、成员评价和后三个月计划的补充检查要求。相关证据同时归档在</w:t>
+      </w:r>
+      <w:r>
+        <w:t xml:space="preserve"> </w:t>
+      </w:r>
+      <w:r>
+        <w:rPr>
+          <w:rStyle w:val="VerbatimChar"/>
+          <w:rFonts w:hint="eastAsia"/>
+        </w:rPr>
+        <w:t xml:space="preserve">08-演示文稿</w:t>
+      </w:r>
+      <w:r>
+        <w:t xml:space="preserve">、</w:t>
+      </w:r>
+      <w:r>
+        <w:rPr>
+          <w:rStyle w:val="VerbatimChar"/>
+          <w:rFonts w:hint="eastAsia"/>
+        </w:rPr>
+        <w:t xml:space="preserve">15-项目总结/项目收尾材料</w:t>
+      </w:r>
+      <w:r>
+        <w:t xml:space="preserve"> </w:t>
+      </w:r>
+      <w:r>
+        <w:rPr>
+          <w:rFonts w:hint="eastAsia"/>
+        </w:rPr>
+        <w:t xml:space="preserve">和</w:t>
+      </w:r>
+      <w:r>
+        <w:t xml:space="preserve"> Git </w:t>
+      </w:r>
+      <w:r>
+        <w:rPr>
+          <w:rFonts w:hint="eastAsia"/>
+        </w:rPr>
+        <w:t xml:space="preserve">历史中。</w:t>
+      </w:r>
+    </w:p>
+    <w:bookmarkStart w:id="22" w:name="里程碑演示与提交材料索引"/>
+    <w:p>
+      <w:pPr>
+        <w:pStyle w:val="Heading3"/>
+      </w:pPr>
+      <w:r>
+        <w:t xml:space="preserve">9.1 </w:t>
+      </w:r>
+      <w:r>
+        <w:rPr>
+          <w:rFonts w:hint="eastAsia"/>
+        </w:rPr>
+        <w:t xml:space="preserve">里程碑演示与提交材料索引</w:t>
+      </w:r>
+    </w:p>
+    <w:tbl>
+      <w:tblPr>
+        <w:tblStyle w:val="Table"/>
+        <w:tblW w:type="pct" w:w="4906"/>
+        <w:tblLayout w:type="fixed"/>
+        <w:tblLook w:firstRow="1" w:lastRow="0" w:firstColumn="0" w:lastColumn="0" w:noHBand="0" w:noVBand="0" w:val="0020"/>
+      </w:tblPr>
+      <w:tblGrid>
+        <w:gridCol w:w="1569"/>
+        <w:gridCol w:w="1270"/>
+        <w:gridCol w:w="2465"/>
+        <w:gridCol w:w="2465"/>
+      </w:tblGrid>
+      <w:tr>
+        <w:trPr>
+          <w:tblHeader w:val="on"/>
+        </w:trPr>
+        <w:tc>
+          <w:tcPr/>
+          <w:p>
+            <w:pPr>
+              <w:pStyle w:val="Compact"/>
+              <w:jc w:val="left"/>
+            </w:pPr>
+            <w:r>
+              <w:rPr>
+                <w:rFonts w:hint="eastAsia"/>
+              </w:rPr>
+              <w:t xml:space="preserve">里程碑</w:t>
+            </w:r>
+          </w:p>
+        </w:tc>
+        <w:tc>
+          <w:tcPr/>
+          <w:p>
+            <w:pPr>
+              <w:pStyle w:val="Compact"/>
+              <w:jc w:val="left"/>
+            </w:pPr>
+            <w:r>
+              <w:rPr>
+                <w:rFonts w:hint="eastAsia"/>
+              </w:rPr>
+              <w:t xml:space="preserve">时间</w:t>
+            </w:r>
+          </w:p>
+        </w:tc>
+        <w:tc>
+          <w:tcPr/>
+          <w:p>
+            <w:pPr>
+              <w:pStyle w:val="Compact"/>
+              <w:jc w:val="left"/>
+            </w:pPr>
+            <w:r>
+              <w:rPr>
+                <w:rFonts w:hint="eastAsia"/>
+              </w:rPr>
+              <w:t xml:space="preserve">主要材料</w:t>
+            </w:r>
+          </w:p>
+        </w:tc>
+        <w:tc>
+          <w:tcPr/>
+          <w:p>
+            <w:pPr>
+              <w:pStyle w:val="Compact"/>
+              <w:jc w:val="left"/>
+            </w:pPr>
+            <w:r>
+              <w:rPr>
+                <w:rFonts w:hint="eastAsia"/>
+              </w:rPr>
+              <w:t xml:space="preserve">归档位置</w:t>
+            </w:r>
+          </w:p>
+        </w:tc>
+      </w:tr>
+      <w:tr>
+        <w:tc>
+          <w:tcPr/>
+          <w:p>
+            <w:pPr>
+              <w:pStyle w:val="Compact"/>
+              <w:jc w:val="left"/>
+            </w:pPr>
+            <w:r>
+              <w:t xml:space="preserve">M1 </w:t>
+            </w:r>
+            <w:r>
+              <w:rPr>
+                <w:rFonts w:hint="eastAsia"/>
+              </w:rPr>
+              <w:t xml:space="preserve">项目正式启动</w:t>
+            </w:r>
+          </w:p>
+        </w:tc>
+        <w:tc>
+          <w:tcPr/>
+          <w:p>
+            <w:pPr>
+              <w:pStyle w:val="Compact"/>
+              <w:jc w:val="left"/>
+            </w:pPr>
+            <w:r>
+              <w:t xml:space="preserve">2026-03-14</w:t>
+            </w:r>
+          </w:p>
+        </w:tc>
+        <w:tc>
+          <w:tcPr/>
+          <w:p>
+            <w:pPr>
+              <w:pStyle w:val="Compact"/>
+              <w:jc w:val="left"/>
+            </w:pPr>
+            <w:r>
+              <w:rPr>
+                <w:rFonts w:hint="eastAsia"/>
+              </w:rPr>
+              <w:t xml:space="preserve">启动分工、章程、初始WBS</w:t>
+            </w:r>
+          </w:p>
+        </w:tc>
+        <w:tc>
+          <w:tcPr/>
+          <w:p>
+            <w:pPr>
+              <w:pStyle w:val="Compact"/>
+              <w:jc w:val="left"/>
+            </w:pPr>
+            <w:r>
+              <w:rPr>
+                <w:rFonts w:hint="eastAsia"/>
+              </w:rPr>
+              <w:t xml:space="preserve">01-会议纪要、02-项目章程</w:t>
+            </w:r>
+          </w:p>
+        </w:tc>
+      </w:tr>
+      <w:tr>
+        <w:tc>
+          <w:tcPr/>
+          <w:p>
+            <w:pPr>
+              <w:pStyle w:val="Compact"/>
+              <w:jc w:val="left"/>
+            </w:pPr>
+            <w:r>
+              <w:t xml:space="preserve">M2 </w:t>
+            </w:r>
+            <w:r>
+              <w:rPr>
+                <w:rFonts w:hint="eastAsia"/>
+              </w:rPr>
+              <w:t xml:space="preserve">项目计划基线</w:t>
+            </w:r>
+          </w:p>
+        </w:tc>
+        <w:tc>
+          <w:tcPr/>
+          <w:p>
+            <w:pPr>
+              <w:pStyle w:val="Compact"/>
+              <w:jc w:val="left"/>
+            </w:pPr>
+            <w:r>
+              <w:t xml:space="preserve">2026-04-03</w:t>
+            </w:r>
+          </w:p>
+        </w:tc>
+        <w:tc>
+          <w:tcPr/>
+          <w:p>
+            <w:pPr>
+              <w:pStyle w:val="Compact"/>
+              <w:jc w:val="left"/>
+            </w:pPr>
+            <w:r>
+              <w:rPr>
+                <w:rFonts w:hint="eastAsia"/>
+              </w:rPr>
+              <w:t xml:space="preserve">PDP、WBS、甘特图、风险计划</w:t>
+            </w:r>
+          </w:p>
+        </w:tc>
+        <w:tc>
+          <w:tcPr/>
+          <w:p>
+            <w:pPr>
+              <w:pStyle w:val="Compact"/>
+              <w:jc w:val="left"/>
+            </w:pPr>
+            <w:r>
+              <w:rPr>
+                <w:rFonts w:hint="eastAsia"/>
+              </w:rPr>
+              <w:t xml:space="preserve">04-项目计划、09-甘特图</w:t>
+            </w:r>
+          </w:p>
+        </w:tc>
+      </w:tr>
+      <w:tr>
+        <w:tc>
+          <w:tcPr/>
+          <w:p>
+            <w:pPr>
+              <w:pStyle w:val="Compact"/>
+              <w:jc w:val="left"/>
+            </w:pPr>
+            <w:r>
+              <w:t xml:space="preserve">M3 </w:t>
+            </w:r>
+            <w:r>
+              <w:rPr>
+                <w:rFonts w:hint="eastAsia"/>
+              </w:rPr>
+              <w:t xml:space="preserve">需求范围确认</w:t>
+            </w:r>
+          </w:p>
+        </w:tc>
+        <w:tc>
+          <w:tcPr/>
+          <w:p>
+            <w:pPr>
+              <w:pStyle w:val="Compact"/>
+              <w:jc w:val="left"/>
+            </w:pPr>
+            <w:r>
+              <w:t xml:space="preserve">2026-04-28</w:t>
+            </w:r>
+          </w:p>
+        </w:tc>
+        <w:tc>
+          <w:tcPr/>
+          <w:p>
+            <w:pPr>
+              <w:pStyle w:val="Compact"/>
+              <w:jc w:val="left"/>
+            </w:pPr>
+            <w:r>
+              <w:t xml:space="preserve">Vision &amp; Scope、Context Diagram</w:t>
+            </w:r>
+          </w:p>
+        </w:tc>
+        <w:tc>
+          <w:tcPr/>
+          <w:p>
+            <w:pPr>
+              <w:pStyle w:val="Compact"/>
+              <w:jc w:val="left"/>
+            </w:pPr>
+            <w:r>
+              <w:rPr>
+                <w:rFonts w:hint="eastAsia"/>
+              </w:rPr>
+              <w:t xml:space="preserve">06-视图与范围</w:t>
+            </w:r>
+          </w:p>
+        </w:tc>
+      </w:tr>
+      <w:tr>
+        <w:tc>
+          <w:tcPr/>
+          <w:p>
+            <w:pPr>
+              <w:pStyle w:val="Compact"/>
+              <w:jc w:val="left"/>
+            </w:pPr>
+            <w:r>
+              <w:t xml:space="preserve">M4 </w:t>
+            </w:r>
+            <w:r>
+              <w:rPr>
+                <w:rFonts w:hint="eastAsia"/>
+              </w:rPr>
+              <w:t xml:space="preserve">SRS/NFR/DRD初稿</w:t>
+            </w:r>
+          </w:p>
+        </w:tc>
+        <w:tc>
+          <w:tcPr/>
+          <w:p>
+            <w:pPr>
+              <w:pStyle w:val="Compact"/>
+              <w:jc w:val="left"/>
+            </w:pPr>
+            <w:r>
+              <w:t xml:space="preserve">2026-05-04</w:t>
+            </w:r>
+          </w:p>
+        </w:tc>
+        <w:tc>
+          <w:tcPr/>
+          <w:p>
+            <w:pPr>
+              <w:pStyle w:val="Compact"/>
+              <w:jc w:val="left"/>
+            </w:pPr>
+            <w:r>
+              <w:rPr>
+                <w:rFonts w:hint="eastAsia"/>
+              </w:rPr>
+              <w:t xml:space="preserve">SRS、NFR、DRD、用例与原型材料</w:t>
+            </w:r>
+          </w:p>
+        </w:tc>
+        <w:tc>
+          <w:tcPr/>
+          <w:p>
+            <w:pPr>
+              <w:pStyle w:val="Compact"/>
+              <w:jc w:val="left"/>
+            </w:pPr>
+            <w:r>
+              <w:rPr>
+                <w:rFonts w:hint="eastAsia"/>
+              </w:rPr>
+              <w:t xml:space="preserve">05-需求分析、07-SRS</w:t>
+            </w:r>
+          </w:p>
+        </w:tc>
+      </w:tr>
+      <w:tr>
+        <w:tc>
+          <w:tcPr/>
+          <w:p>
+            <w:pPr>
+              <w:pStyle w:val="Compact"/>
+              <w:jc w:val="left"/>
+            </w:pPr>
+            <w:r>
+              <w:t xml:space="preserve">M5 </w:t>
+            </w:r>
+            <w:r>
+              <w:rPr>
+                <w:rFonts w:hint="eastAsia"/>
+              </w:rPr>
+              <w:t xml:space="preserve">SRS与CCB基线</w:t>
+            </w:r>
+          </w:p>
+        </w:tc>
+        <w:tc>
+          <w:tcPr/>
+          <w:p>
+            <w:pPr>
+              <w:pStyle w:val="Compact"/>
+              <w:jc w:val="left"/>
+            </w:pPr>
+            <w:r>
+              <w:t xml:space="preserve">2026-05-23</w:t>
+            </w:r>
+          </w:p>
+        </w:tc>
+        <w:tc>
+          <w:tcPr/>
+          <w:p>
+            <w:pPr>
+              <w:pStyle w:val="Compact"/>
+              <w:jc w:val="left"/>
+            </w:pPr>
+            <w:r>
+              <w:rPr>
+                <w:rFonts w:hint="eastAsia"/>
+              </w:rPr>
+              <w:t xml:space="preserve">评审核对表、评审与基线记录</w:t>
+            </w:r>
+          </w:p>
+        </w:tc>
+        <w:tc>
+          <w:tcPr/>
+          <w:p>
+            <w:pPr>
+              <w:pStyle w:val="Compact"/>
+              <w:jc w:val="left"/>
+            </w:pPr>
+            <w:r>
+              <w:rPr>
+                <w:rFonts w:hint="eastAsia"/>
+              </w:rPr>
+              <w:t xml:space="preserve">12-评审与基线、需求变更与CCB</w:t>
+            </w:r>
+          </w:p>
+        </w:tc>
+      </w:tr>
+      <w:tr>
+        <w:tc>
+          <w:tcPr/>
+          <w:p>
+            <w:pPr>
+              <w:pStyle w:val="Compact"/>
+              <w:jc w:val="left"/>
+            </w:pPr>
+            <w:r>
+              <w:t xml:space="preserve">M6 </w:t>
+            </w:r>
+            <w:r>
+              <w:rPr>
+                <w:rFonts w:hint="eastAsia"/>
+              </w:rPr>
+              <w:t xml:space="preserve">测试与交付定稿</w:t>
+            </w:r>
+          </w:p>
+        </w:tc>
+        <w:tc>
+          <w:tcPr/>
+          <w:p>
+            <w:pPr>
+              <w:pStyle w:val="Compact"/>
+              <w:jc w:val="left"/>
+            </w:pPr>
+            <w:r>
+              <w:t xml:space="preserve">2026-06-05</w:t>
+            </w:r>
+          </w:p>
+        </w:tc>
+        <w:tc>
+          <w:tcPr/>
+          <w:p>
+            <w:pPr>
+              <w:pStyle w:val="Compact"/>
+              <w:jc w:val="left"/>
+            </w:pPr>
+            <w:r>
+              <w:rPr>
+                <w:rFonts w:hint="eastAsia"/>
+              </w:rPr>
+              <w:t xml:space="preserve">测试计划、测试报告、用户手册</w:t>
+            </w:r>
+          </w:p>
+        </w:tc>
+        <w:tc>
+          <w:tcPr/>
+          <w:p>
+            <w:pPr>
+              <w:pStyle w:val="Compact"/>
+              <w:jc w:val="left"/>
+            </w:pPr>
+            <w:r>
+              <w:rPr>
+                <w:rFonts w:hint="eastAsia"/>
+              </w:rPr>
+              <w:t xml:space="preserve">11-测试文档、14-发布运维与用户手册</w:t>
+            </w:r>
+          </w:p>
+        </w:tc>
+      </w:tr>
+      <w:tr>
+        <w:tc>
+          <w:tcPr/>
+          <w:p>
+            <w:pPr>
+              <w:pStyle w:val="Compact"/>
+              <w:jc w:val="left"/>
+            </w:pPr>
+            <w:r>
+              <w:t xml:space="preserve">M7 </w:t>
+            </w:r>
+            <w:r>
+              <w:rPr>
+                <w:rFonts w:hint="eastAsia"/>
+              </w:rPr>
+              <w:t xml:space="preserve">CCB与收尾归档</w:t>
+            </w:r>
+          </w:p>
+        </w:tc>
+        <w:tc>
+          <w:tcPr/>
+          <w:p>
+            <w:pPr>
+              <w:pStyle w:val="Compact"/>
+              <w:jc w:val="left"/>
+            </w:pPr>
+            <w:r>
+              <w:t xml:space="preserve">2026-06-16</w:t>
+            </w:r>
+          </w:p>
+        </w:tc>
+        <w:tc>
+          <w:tcPr/>
+          <w:p>
+            <w:pPr>
+              <w:pStyle w:val="Compact"/>
+              <w:jc w:val="left"/>
+            </w:pPr>
+            <w:r>
+              <w:rPr>
+                <w:rFonts w:hint="eastAsia"/>
+              </w:rPr>
+              <w:t xml:space="preserve">变更报告、CCB记录、提交截图</w:t>
+            </w:r>
+          </w:p>
+        </w:tc>
+        <w:tc>
+          <w:tcPr/>
+          <w:p>
+            <w:pPr>
+              <w:pStyle w:val="Compact"/>
+              <w:jc w:val="left"/>
+            </w:pPr>
+            <w:r>
+              <w:rPr>
+                <w:rFonts w:hint="eastAsia"/>
+              </w:rPr>
+              <w:t xml:space="preserve">需求变更与CCB、15-项目总结</w:t>
+            </w:r>
+          </w:p>
+        </w:tc>
+      </w:tr>
+      <w:tr>
+        <w:tc>
+          <w:tcPr/>
+          <w:p>
+            <w:pPr>
+              <w:pStyle w:val="Compact"/>
+              <w:jc w:val="left"/>
+            </w:pPr>
+            <w:r>
+              <w:t xml:space="preserve">M8 </w:t>
+            </w:r>
+            <w:r>
+              <w:rPr>
+                <w:rFonts w:hint="eastAsia"/>
+              </w:rPr>
+              <w:t xml:space="preserve">文档版本归档</w:t>
+            </w:r>
+          </w:p>
+        </w:tc>
+        <w:tc>
+          <w:tcPr/>
+          <w:p>
+            <w:pPr>
+              <w:pStyle w:val="Compact"/>
+              <w:jc w:val="left"/>
+            </w:pPr>
+            <w:r>
+              <w:t xml:space="preserve">2026-06-20</w:t>
+            </w:r>
+          </w:p>
+        </w:tc>
+        <w:tc>
+          <w:tcPr/>
+          <w:p>
+            <w:pPr>
+              <w:pStyle w:val="Compact"/>
+              <w:jc w:val="left"/>
+            </w:pPr>
+            <w:r>
+              <w:rPr>
+                <w:rFonts w:hint="eastAsia"/>
+              </w:rPr>
+              <w:t xml:space="preserve">Git版本历史、最终甘特图</w:t>
+            </w:r>
+          </w:p>
+        </w:tc>
+        <w:tc>
+          <w:tcPr/>
+          <w:p>
+            <w:pPr>
+              <w:pStyle w:val="Compact"/>
+              <w:jc w:val="left"/>
+            </w:pPr>
+            <w:r>
+              <w:rPr>
+                <w:rFonts w:hint="eastAsia"/>
+              </w:rPr>
+              <w:t xml:space="preserve">Git提交历史、09-甘特图</w:t>
+            </w:r>
+          </w:p>
+        </w:tc>
+      </w:tr>
+    </w:tbl>
+    <w:p>
+      <w:pPr>
+        <w:pStyle w:val="BodyText"/>
+      </w:pPr>
+      <w:r>
+        <w:rPr>
+          <w:rFonts w:hint="eastAsia"/>
+        </w:rPr>
+        <w:t xml:space="preserve">提交截图保存在</w:t>
+      </w:r>
+      <w:r>
+        <w:t xml:space="preserve"> </w:t>
+      </w:r>
+      <w:r>
+        <w:rPr>
+          <w:rStyle w:val="VerbatimChar"/>
+          <w:rFonts w:hint="eastAsia"/>
+        </w:rPr>
+        <w:t xml:space="preserve">15-项目总结/项目收尾材料/小组作业提交记录</w:t>
+      </w:r>
+      <w:r>
+        <w:rPr>
+          <w:rFonts w:hint="eastAsia"/>
+        </w:rPr>
+        <w:t xml:space="preserve">，代表邀请记录保存在</w:t>
+      </w:r>
+      <w:r>
+        <w:t xml:space="preserve"> </w:t>
+      </w:r>
+      <w:r>
+        <w:rPr>
+          <w:rStyle w:val="VerbatimChar"/>
+          <w:rFonts w:hint="eastAsia"/>
+        </w:rPr>
+        <w:t xml:space="preserve">15-项目总结/项目收尾材料/代表邀请记录.png</w:t>
+      </w:r>
+      <w:r>
+        <w:t xml:space="preserve">。</w:t>
+      </w:r>
+    </w:p>
     <w:bookmarkEnd w:id="22"/>
+    <w:bookmarkStart w:id="23" w:name="team-building-记录"/>
+    <w:p>
+      <w:pPr>
+        <w:pStyle w:val="Heading3"/>
+      </w:pPr>
+      <w:r>
+        <w:t xml:space="preserve">9.2 Team Building </w:t>
+      </w:r>
+      <w:r>
+        <w:rPr>
+          <w:rFonts w:hint="eastAsia"/>
+        </w:rPr>
+        <w:t xml:space="preserve">记录</w:t>
+      </w:r>
+    </w:p>
+    <w:tbl>
+      <w:tblPr>
+        <w:tblStyle w:val="Table"/>
+        <w:tblW w:type="pct" w:w="4907"/>
+        <w:tblLayout w:type="fixed"/>
+        <w:tblLook w:firstRow="1" w:lastRow="0" w:firstColumn="0" w:lastColumn="0" w:noHBand="0" w:noVBand="0" w:val="0020"/>
+      </w:tblPr>
+      <w:tblGrid>
+        <w:gridCol w:w="1246"/>
+        <w:gridCol w:w="1686"/>
+        <w:gridCol w:w="2420"/>
+        <w:gridCol w:w="2420"/>
+      </w:tblGrid>
+      <w:tr>
+        <w:trPr>
+          <w:tblHeader w:val="on"/>
+        </w:trPr>
+        <w:tc>
+          <w:tcPr/>
+          <w:p>
+            <w:pPr>
+              <w:pStyle w:val="Compact"/>
+              <w:jc w:val="left"/>
+            </w:pPr>
+            <w:r>
+              <w:rPr>
+                <w:rFonts w:hint="eastAsia"/>
+              </w:rPr>
+              <w:t xml:space="preserve">时间</w:t>
+            </w:r>
+          </w:p>
+        </w:tc>
+        <w:tc>
+          <w:tcPr/>
+          <w:p>
+            <w:pPr>
+              <w:pStyle w:val="Compact"/>
+              <w:jc w:val="left"/>
+            </w:pPr>
+            <w:r>
+              <w:rPr>
+                <w:rFonts w:hint="eastAsia"/>
+              </w:rPr>
+              <w:t xml:space="preserve">方式</w:t>
+            </w:r>
+          </w:p>
+        </w:tc>
+        <w:tc>
+          <w:tcPr/>
+          <w:p>
+            <w:pPr>
+              <w:pStyle w:val="Compact"/>
+              <w:jc w:val="left"/>
+            </w:pPr>
+            <w:r>
+              <w:rPr>
+                <w:rFonts w:hint="eastAsia"/>
+              </w:rPr>
+              <w:t xml:space="preserve">目的</w:t>
+            </w:r>
+          </w:p>
+        </w:tc>
+        <w:tc>
+          <w:tcPr/>
+          <w:p>
+            <w:pPr>
+              <w:pStyle w:val="Compact"/>
+              <w:jc w:val="left"/>
+            </w:pPr>
+            <w:r>
+              <w:rPr>
+                <w:rFonts w:hint="eastAsia"/>
+              </w:rPr>
+              <w:t xml:space="preserve">效果</w:t>
+            </w:r>
+          </w:p>
+        </w:tc>
+      </w:tr>
+      <w:tr>
+        <w:tc>
+          <w:tcPr/>
+          <w:p>
+            <w:pPr>
+              <w:pStyle w:val="Compact"/>
+              <w:jc w:val="left"/>
+            </w:pPr>
+            <w:r>
+              <w:t xml:space="preserve">2026-03-14</w:t>
+            </w:r>
+          </w:p>
+        </w:tc>
+        <w:tc>
+          <w:tcPr/>
+          <w:p>
+            <w:pPr>
+              <w:pStyle w:val="Compact"/>
+              <w:jc w:val="left"/>
+            </w:pPr>
+            <w:r>
+              <w:rPr>
+                <w:rFonts w:hint="eastAsia"/>
+              </w:rPr>
+              <w:t xml:space="preserve">项目启动会</w:t>
+            </w:r>
+          </w:p>
+        </w:tc>
+        <w:tc>
+          <w:tcPr/>
+          <w:p>
+            <w:pPr>
+              <w:pStyle w:val="Compact"/>
+              <w:jc w:val="left"/>
+            </w:pPr>
+            <w:r>
+              <w:rPr>
+                <w:rFonts w:hint="eastAsia"/>
+              </w:rPr>
+              <w:t xml:space="preserve">明确角色、沟通节奏和交付边界</w:t>
+            </w:r>
+          </w:p>
+        </w:tc>
+        <w:tc>
+          <w:tcPr/>
+          <w:p>
+            <w:pPr>
+              <w:pStyle w:val="Compact"/>
+              <w:jc w:val="left"/>
+            </w:pPr>
+            <w:r>
+              <w:rPr>
+                <w:rFonts w:hint="eastAsia"/>
+              </w:rPr>
+              <w:t xml:space="preserve">建立每周例会和文档责任制</w:t>
+            </w:r>
+          </w:p>
+        </w:tc>
+      </w:tr>
+      <w:tr>
+        <w:tc>
+          <w:tcPr/>
+          <w:p>
+            <w:pPr>
+              <w:pStyle w:val="Compact"/>
+              <w:jc w:val="left"/>
+            </w:pPr>
+            <w:r>
+              <w:t xml:space="preserve">2026-04-11</w:t>
+            </w:r>
+          </w:p>
+        </w:tc>
+        <w:tc>
+          <w:tcPr/>
+          <w:p>
+            <w:pPr>
+              <w:pStyle w:val="Compact"/>
+              <w:jc w:val="left"/>
+            </w:pPr>
+            <w:r>
+              <w:rPr>
+                <w:rFonts w:hint="eastAsia"/>
+              </w:rPr>
+              <w:t xml:space="preserve">JAD共识会</w:t>
+            </w:r>
+          </w:p>
+        </w:tc>
+        <w:tc>
+          <w:tcPr/>
+          <w:p>
+            <w:pPr>
+              <w:pStyle w:val="Compact"/>
+              <w:jc w:val="left"/>
+            </w:pPr>
+            <w:r>
+              <w:rPr>
+                <w:rFonts w:hint="eastAsia"/>
+              </w:rPr>
+              <w:t xml:space="preserve">统一需求范围和优先级</w:t>
+            </w:r>
+          </w:p>
+        </w:tc>
+        <w:tc>
+          <w:tcPr/>
+          <w:p>
+            <w:pPr>
+              <w:pStyle w:val="Compact"/>
+              <w:jc w:val="left"/>
+            </w:pPr>
+            <w:r>
+              <w:rPr>
+                <w:rFonts w:hint="eastAsia"/>
+              </w:rPr>
+              <w:t xml:space="preserve">降低用户代表口径差异</w:t>
+            </w:r>
+          </w:p>
+        </w:tc>
+      </w:tr>
+      <w:tr>
+        <w:tc>
+          <w:tcPr/>
+          <w:p>
+            <w:pPr>
+              <w:pStyle w:val="Compact"/>
+              <w:jc w:val="left"/>
+            </w:pPr>
+            <w:r>
+              <w:rPr>
+                <w:rFonts w:hint="eastAsia"/>
+              </w:rPr>
+              <w:t xml:space="preserve">2026-05-20至23</w:t>
+            </w:r>
+          </w:p>
+        </w:tc>
+        <w:tc>
+          <w:tcPr/>
+          <w:p>
+            <w:pPr>
+              <w:pStyle w:val="Compact"/>
+              <w:jc w:val="left"/>
+            </w:pPr>
+            <w:r>
+              <w:rPr>
+                <w:rFonts w:hint="eastAsia"/>
+              </w:rPr>
+              <w:t xml:space="preserve">R1-R4内部评审</w:t>
+            </w:r>
+          </w:p>
+        </w:tc>
+        <w:tc>
+          <w:tcPr/>
+          <w:p>
+            <w:pPr>
+              <w:pStyle w:val="Compact"/>
+              <w:jc w:val="left"/>
+            </w:pPr>
+            <w:r>
+              <w:rPr>
+                <w:rFonts w:hint="eastAsia"/>
+              </w:rPr>
+              <w:t xml:space="preserve">建立问题提出、修订、验证闭环</w:t>
+            </w:r>
+          </w:p>
+        </w:tc>
+        <w:tc>
+          <w:tcPr/>
+          <w:p>
+            <w:pPr>
+              <w:pStyle w:val="Compact"/>
+              <w:jc w:val="left"/>
+            </w:pPr>
+            <w:r>
+              <w:rPr>
+                <w:rFonts w:hint="eastAsia"/>
+              </w:rPr>
+              <w:t xml:space="preserve">16项评审问题全部关闭</w:t>
+            </w:r>
+          </w:p>
+        </w:tc>
+      </w:tr>
+      <w:tr>
+        <w:tc>
+          <w:tcPr/>
+          <w:p>
+            <w:pPr>
+              <w:pStyle w:val="Compact"/>
+              <w:jc w:val="left"/>
+            </w:pPr>
+            <w:r>
+              <w:t xml:space="preserve">2026-06-05</w:t>
+            </w:r>
+          </w:p>
+        </w:tc>
+        <w:tc>
+          <w:tcPr/>
+          <w:p>
+            <w:pPr>
+              <w:pStyle w:val="Compact"/>
+              <w:jc w:val="left"/>
+            </w:pPr>
+            <w:r>
+              <w:rPr>
+                <w:rFonts w:hint="eastAsia"/>
+              </w:rPr>
+              <w:t xml:space="preserve">交付复盘会</w:t>
+            </w:r>
+          </w:p>
+        </w:tc>
+        <w:tc>
+          <w:tcPr/>
+          <w:p>
+            <w:pPr>
+              <w:pStyle w:val="Compact"/>
+              <w:jc w:val="left"/>
+            </w:pPr>
+            <w:r>
+              <w:rPr>
+                <w:rFonts w:hint="eastAsia"/>
+              </w:rPr>
+              <w:t xml:space="preserve">统一测试、手册、总结口径</w:t>
+            </w:r>
+          </w:p>
+        </w:tc>
+        <w:tc>
+          <w:tcPr/>
+          <w:p>
+            <w:pPr>
+              <w:pStyle w:val="Compact"/>
+              <w:jc w:val="left"/>
+            </w:pPr>
+            <w:r>
+              <w:rPr>
+                <w:rFonts w:hint="eastAsia"/>
+              </w:rPr>
+              <w:t xml:space="preserve">形成最终交付清单</w:t>
+            </w:r>
+          </w:p>
+        </w:tc>
+      </w:tr>
+    </w:tbl>
+    <w:p>
+      <w:pPr>
+        <w:pStyle w:val="BodyText"/>
+      </w:pPr>
+      <w:r>
+        <w:rPr>
+          <w:rFonts w:hint="eastAsia"/>
+        </w:rPr>
+        <w:t xml:space="preserve">团队建设的核心目标不是单独活动，而是通过固定会议节奏、交叉评审、共同维护RTM和Git历史，提升协作一致性和文档质量。</w:t>
+      </w:r>
+    </w:p>
+    <w:bookmarkEnd w:id="23"/>
+    <w:bookmarkStart w:id="24" w:name="成员贡献评价与绩效打分"/>
+    <w:p>
+      <w:pPr>
+        <w:pStyle w:val="Heading3"/>
+      </w:pPr>
+      <w:r>
+        <w:t xml:space="preserve">9.3 </w:t>
+      </w:r>
+      <w:r>
+        <w:rPr>
+          <w:rFonts w:hint="eastAsia"/>
+        </w:rPr>
+        <w:t xml:space="preserve">成员贡献评价与绩效打分</w:t>
+      </w:r>
+    </w:p>
+    <w:tbl>
+      <w:tblPr>
+        <w:tblStyle w:val="Table"/>
+        <w:tblW w:type="pct" w:w="4903"/>
+        <w:tblLayout w:type="fixed"/>
+        <w:tblLook w:firstRow="1" w:lastRow="0" w:firstColumn="0" w:lastColumn="0" w:noHBand="0" w:noVBand="0" w:val="0020"/>
+      </w:tblPr>
+      <w:tblGrid>
+        <w:gridCol w:w="845"/>
+        <w:gridCol w:w="2537"/>
+        <w:gridCol w:w="2537"/>
+        <w:gridCol w:w="538"/>
+        <w:gridCol w:w="1307"/>
+      </w:tblGrid>
+      <w:tr>
+        <w:trPr>
+          <w:tblHeader w:val="on"/>
+        </w:trPr>
+        <w:tc>
+          <w:tcPr/>
+          <w:p>
+            <w:pPr>
+              <w:pStyle w:val="Compact"/>
+              <w:jc w:val="left"/>
+            </w:pPr>
+            <w:r>
+              <w:rPr>
+                <w:rFonts w:hint="eastAsia"/>
+              </w:rPr>
+              <w:t xml:space="preserve">成员</w:t>
+            </w:r>
+          </w:p>
+        </w:tc>
+        <w:tc>
+          <w:tcPr/>
+          <w:p>
+            <w:pPr>
+              <w:pStyle w:val="Compact"/>
+              <w:jc w:val="left"/>
+            </w:pPr>
+            <w:r>
+              <w:rPr>
+                <w:rFonts w:hint="eastAsia"/>
+              </w:rPr>
+              <w:t xml:space="preserve">主要职责</w:t>
+            </w:r>
+          </w:p>
+        </w:tc>
+        <w:tc>
+          <w:tcPr/>
+          <w:p>
+            <w:pPr>
+              <w:pStyle w:val="Compact"/>
+              <w:jc w:val="left"/>
+            </w:pPr>
+            <w:r>
+              <w:rPr>
+                <w:rFonts w:hint="eastAsia"/>
+              </w:rPr>
+              <w:t xml:space="preserve">主要产出</w:t>
+            </w:r>
+          </w:p>
+        </w:tc>
+        <w:tc>
+          <w:tcPr/>
+          <w:p>
+            <w:pPr>
+              <w:pStyle w:val="Compact"/>
+            </w:pPr>
+            <w:r>
+              <w:rPr>
+                <w:rFonts w:hint="eastAsia"/>
+              </w:rPr>
+              <w:t xml:space="preserve">评分</w:t>
+            </w:r>
+            <w:r>
+              <w:t xml:space="preserve"> </w:t>
+            </w:r>
+            <w:r>
+              <w:rPr>
+                <w:rFonts w:hint="eastAsia"/>
+              </w:rPr>
+              <w:t xml:space="preserve">评</w:t>
+            </w:r>
+          </w:p>
+        </w:tc>
+        <w:tc>
+          <w:tcPr/>
+          <w:p>
+            <w:pPr>
+              <w:pStyle w:val="Compact"/>
+              <w:jc w:val="left"/>
+            </w:pPr>
+            <w:r>
+              <w:rPr>
+                <w:rFonts w:hint="eastAsia"/>
+              </w:rPr>
+              <w:t xml:space="preserve">价</w:t>
+            </w:r>
+          </w:p>
+        </w:tc>
+      </w:tr>
+      <w:tr>
+        <w:tc>
+          <w:tcPr/>
+          <w:p>
+            <w:pPr>
+              <w:pStyle w:val="Compact"/>
+              <w:jc w:val="left"/>
+            </w:pPr>
+            <w:r>
+              <w:rPr>
+                <w:rFonts w:hint="eastAsia"/>
+              </w:rPr>
+              <w:t xml:space="preserve">许霖烽</w:t>
+            </w:r>
+          </w:p>
+        </w:tc>
+        <w:tc>
+          <w:tcPr/>
+          <w:p>
+            <w:pPr>
+              <w:pStyle w:val="Compact"/>
+              <w:jc w:val="left"/>
+            </w:pPr>
+            <w:r>
+              <w:rPr>
+                <w:rFonts w:hint="eastAsia"/>
+              </w:rPr>
+              <w:t xml:space="preserve">项目统筹、评审与基线、CCB</w:t>
+            </w:r>
+          </w:p>
+        </w:tc>
+        <w:tc>
+          <w:tcPr/>
+          <w:p>
+            <w:pPr>
+              <w:pStyle w:val="Compact"/>
+              <w:jc w:val="left"/>
+            </w:pPr>
+            <w:r>
+              <w:rPr>
+                <w:rFonts w:hint="eastAsia"/>
+              </w:rPr>
+              <w:t xml:space="preserve">RB、评审核对表、CCB材料、总结</w:t>
+            </w:r>
+          </w:p>
+        </w:tc>
+        <w:tc>
+          <w:tcPr/>
+          <w:p>
+            <w:pPr>
+              <w:pStyle w:val="Compact"/>
+            </w:pPr>
+            <w:r>
+              <w:t xml:space="preserve">95</w:t>
+            </w:r>
+          </w:p>
+        </w:tc>
+        <w:tc>
+          <w:tcPr/>
+          <w:p>
+            <w:pPr>
+              <w:pStyle w:val="Compact"/>
+              <w:jc w:val="left"/>
+            </w:pPr>
+            <w:r>
+              <w:rPr>
+                <w:rFonts w:hint="eastAsia"/>
+              </w:rPr>
+              <w:t xml:space="preserve">统筹能力强，闭环意识好</w:t>
+            </w:r>
+          </w:p>
+        </w:tc>
+      </w:tr>
+      <w:tr>
+        <w:tc>
+          <w:tcPr/>
+          <w:p>
+            <w:pPr>
+              <w:pStyle w:val="Compact"/>
+              <w:jc w:val="left"/>
+            </w:pPr>
+            <w:r>
+              <w:rPr>
+                <w:rFonts w:hint="eastAsia"/>
+              </w:rPr>
+              <w:t xml:space="preserve">冯沛一</w:t>
+            </w:r>
+          </w:p>
+        </w:tc>
+        <w:tc>
+          <w:tcPr/>
+          <w:p>
+            <w:pPr>
+              <w:pStyle w:val="Compact"/>
+              <w:jc w:val="left"/>
+            </w:pPr>
+            <w:r>
+              <w:rPr>
+                <w:rFonts w:hint="eastAsia"/>
+              </w:rPr>
+              <w:t xml:space="preserve">需求获取、SRS、JAD、用户代表</w:t>
+            </w:r>
+          </w:p>
+        </w:tc>
+        <w:tc>
+          <w:tcPr/>
+          <w:p>
+            <w:pPr>
+              <w:pStyle w:val="Compact"/>
+              <w:jc w:val="left"/>
+            </w:pPr>
+            <w:r>
+              <w:rPr>
+                <w:rFonts w:hint="eastAsia"/>
+              </w:rPr>
+              <w:t xml:space="preserve">RG、SRS、JAD、用户分类</w:t>
+            </w:r>
+          </w:p>
+        </w:tc>
+        <w:tc>
+          <w:tcPr/>
+          <w:p>
+            <w:pPr>
+              <w:pStyle w:val="Compact"/>
+            </w:pPr>
+            <w:r>
+              <w:t xml:space="preserve">93</w:t>
+            </w:r>
+          </w:p>
+        </w:tc>
+        <w:tc>
+          <w:tcPr/>
+          <w:p>
+            <w:pPr>
+              <w:pStyle w:val="Compact"/>
+              <w:jc w:val="left"/>
+            </w:pPr>
+            <w:r>
+              <w:rPr>
+                <w:rFonts w:hint="eastAsia"/>
+              </w:rPr>
+              <w:t xml:space="preserve">需求分析扎实，沟通充分</w:t>
+            </w:r>
+          </w:p>
+        </w:tc>
+      </w:tr>
+      <w:tr>
+        <w:tc>
+          <w:tcPr/>
+          <w:p>
+            <w:pPr>
+              <w:pStyle w:val="Compact"/>
+              <w:jc w:val="left"/>
+            </w:pPr>
+            <w:r>
+              <w:rPr>
+                <w:rFonts w:hint="eastAsia"/>
+              </w:rPr>
+              <w:t xml:space="preserve">王振恺</w:t>
+            </w:r>
+          </w:p>
+        </w:tc>
+        <w:tc>
+          <w:tcPr/>
+          <w:p>
+            <w:pPr>
+              <w:pStyle w:val="Compact"/>
+              <w:jc w:val="left"/>
+            </w:pPr>
+            <w:r>
+              <w:rPr>
+                <w:rFonts w:hint="eastAsia"/>
+              </w:rPr>
+              <w:t xml:space="preserve">计划、甘特图、配置、设计衔接</w:t>
+            </w:r>
+          </w:p>
+        </w:tc>
+        <w:tc>
+          <w:tcPr/>
+          <w:p>
+            <w:pPr>
+              <w:pStyle w:val="Compact"/>
+              <w:jc w:val="left"/>
+            </w:pPr>
+            <w:r>
+              <w:rPr>
+                <w:rFonts w:hint="eastAsia"/>
+              </w:rPr>
+              <w:t xml:space="preserve">PDP、Gantt、CMP、设计文档</w:t>
+            </w:r>
+          </w:p>
+        </w:tc>
+        <w:tc>
+          <w:tcPr/>
+          <w:p>
+            <w:pPr>
+              <w:pStyle w:val="Compact"/>
+            </w:pPr>
+            <w:r>
+              <w:t xml:space="preserve">94</w:t>
+            </w:r>
+          </w:p>
+        </w:tc>
+        <w:tc>
+          <w:tcPr/>
+          <w:p>
+            <w:pPr>
+              <w:pStyle w:val="Compact"/>
+              <w:jc w:val="left"/>
+            </w:pPr>
+            <w:r>
+              <w:rPr>
+                <w:rFonts w:hint="eastAsia"/>
+              </w:rPr>
+              <w:t xml:space="preserve">进度和配置管理执行到位</w:t>
+            </w:r>
+          </w:p>
+        </w:tc>
+      </w:tr>
+      <w:tr>
+        <w:tc>
+          <w:tcPr/>
+          <w:p>
+            <w:pPr>
+              <w:pStyle w:val="Compact"/>
+              <w:jc w:val="left"/>
+            </w:pPr>
+            <w:r>
+              <w:rPr>
+                <w:rFonts w:hint="eastAsia"/>
+              </w:rPr>
+              <w:t xml:space="preserve">虞子琰</w:t>
+            </w:r>
+          </w:p>
+        </w:tc>
+        <w:tc>
+          <w:tcPr/>
+          <w:p>
+            <w:pPr>
+              <w:pStyle w:val="Compact"/>
+              <w:jc w:val="left"/>
+            </w:pPr>
+            <w:r>
+              <w:rPr>
+                <w:rFonts w:hint="eastAsia"/>
+              </w:rPr>
+              <w:t xml:space="preserve">测试、质量、交付验证</w:t>
+            </w:r>
+          </w:p>
+        </w:tc>
+        <w:tc>
+          <w:tcPr/>
+          <w:p>
+            <w:pPr>
+              <w:pStyle w:val="Compact"/>
+              <w:jc w:val="left"/>
+            </w:pPr>
+            <w:r>
+              <w:rPr>
+                <w:rFonts w:hint="eastAsia"/>
+              </w:rPr>
+              <w:t xml:space="preserve">TP、TCS、TR、质量记录</w:t>
+            </w:r>
+          </w:p>
+        </w:tc>
+        <w:tc>
+          <w:tcPr/>
+          <w:p>
+            <w:pPr>
+              <w:pStyle w:val="Compact"/>
+            </w:pPr>
+            <w:r>
+              <w:t xml:space="preserve">92</w:t>
+            </w:r>
+          </w:p>
+        </w:tc>
+        <w:tc>
+          <w:tcPr/>
+          <w:p>
+            <w:pPr>
+              <w:pStyle w:val="Compact"/>
+              <w:jc w:val="left"/>
+            </w:pPr>
+            <w:r>
+              <w:rPr>
+                <w:rFonts w:hint="eastAsia"/>
+              </w:rPr>
+              <w:t xml:space="preserve">测试覆盖完整，验证记录清晰</w:t>
+            </w:r>
+          </w:p>
+        </w:tc>
+      </w:tr>
+      <w:tr>
+        <w:tc>
+          <w:tcPr/>
+          <w:p>
+            <w:pPr>
+              <w:pStyle w:val="Compact"/>
+              <w:jc w:val="left"/>
+            </w:pPr>
+            <w:r>
+              <w:rPr>
+                <w:rFonts w:hint="eastAsia"/>
+              </w:rPr>
+              <w:t xml:space="preserve">袁萍</w:t>
+            </w:r>
+          </w:p>
+        </w:tc>
+        <w:tc>
+          <w:tcPr/>
+          <w:p>
+            <w:pPr>
+              <w:pStyle w:val="Compact"/>
+              <w:jc w:val="left"/>
+            </w:pPr>
+            <w:r>
+              <w:rPr>
+                <w:rFonts w:hint="eastAsia"/>
+              </w:rPr>
+              <w:t xml:space="preserve">原型、用例、用户手册和展示材料</w:t>
+            </w:r>
+          </w:p>
+        </w:tc>
+        <w:tc>
+          <w:tcPr/>
+          <w:p>
+            <w:pPr>
+              <w:pStyle w:val="Compact"/>
+              <w:jc w:val="left"/>
+            </w:pPr>
+            <w:r>
+              <w:rPr>
+                <w:rFonts w:hint="eastAsia"/>
+              </w:rPr>
+              <w:t xml:space="preserve">PT、UC、SUM、演示材料</w:t>
+            </w:r>
+          </w:p>
+        </w:tc>
+        <w:tc>
+          <w:tcPr/>
+          <w:p>
+            <w:pPr>
+              <w:pStyle w:val="Compact"/>
+            </w:pPr>
+            <w:r>
+              <w:t xml:space="preserve">91</w:t>
+            </w:r>
+          </w:p>
+        </w:tc>
+        <w:tc>
+          <w:tcPr/>
+          <w:p>
+            <w:pPr>
+              <w:pStyle w:val="Compact"/>
+              <w:jc w:val="left"/>
+            </w:pPr>
+            <w:r>
+              <w:rPr>
+                <w:rFonts w:hint="eastAsia"/>
+              </w:rPr>
+              <w:t xml:space="preserve">原型表达清楚，用户视角充分</w:t>
+            </w:r>
+          </w:p>
+        </w:tc>
+      </w:tr>
+    </w:tbl>
+    <w:p>
+      <w:pPr>
+        <w:pStyle w:val="BodyText"/>
+      </w:pPr>
+      <w:r>
+        <w:rPr>
+          <w:rFonts w:hint="eastAsia"/>
+        </w:rPr>
+        <w:t xml:space="preserve">绩效评价依据包括交付物完成度、评审问题响应速度、文档一致性、会议参与度和最终交付质量。所有成员均完成既定职责，无明显人员过载；阶段性压力主要集中在5月下旬评审与基线发布阶段，通过并行分工和交叉复核完成消化。</w:t>
+      </w:r>
+    </w:p>
+    <w:bookmarkEnd w:id="24"/>
+    <w:bookmarkStart w:id="25" w:name="三个月后续计划移动课堂助理需求"/>
+    <w:p>
+      <w:pPr>
+        <w:pStyle w:val="Heading3"/>
+      </w:pPr>
+      <w:r>
+        <w:t xml:space="preserve">9.4 </w:t>
+      </w:r>
+      <w:r>
+        <w:rPr>
+          <w:rFonts w:hint="eastAsia"/>
+        </w:rPr>
+        <w:t xml:space="preserve">三个月后续计划：移动课堂助理需求</w:t>
+      </w:r>
+    </w:p>
+    <w:p>
+      <w:pPr>
+        <w:pStyle w:val="FirstParagraph"/>
+      </w:pPr>
+      <w:r>
+        <w:rPr>
+          <w:rFonts w:hint="eastAsia"/>
+        </w:rPr>
+        <w:t xml:space="preserve">若接下来三个月需要完成教师提出的移动课堂助理需求，项目组将复用本项目的需求工程流程，按以下节奏推进：</w:t>
+      </w:r>
+    </w:p>
+    <w:tbl>
+      <w:tblPr>
+        <w:tblStyle w:val="Table"/>
+        <w:tblW w:type="pct" w:w="4902"/>
+        <w:tblLayout w:type="fixed"/>
+        <w:tblLook w:firstRow="1" w:lastRow="0" w:firstColumn="0" w:lastColumn="0" w:noHBand="0" w:noVBand="0" w:val="0020"/>
+      </w:tblPr>
+      <w:tblGrid>
+        <w:gridCol w:w="1242"/>
+        <w:gridCol w:w="2562"/>
+        <w:gridCol w:w="2562"/>
+        <w:gridCol w:w="1397"/>
+      </w:tblGrid>
+      <w:tr>
+        <w:trPr>
+          <w:tblHeader w:val="on"/>
+        </w:trPr>
+        <w:tc>
+          <w:tcPr/>
+          <w:p>
+            <w:pPr>
+              <w:pStyle w:val="Compact"/>
+              <w:jc w:val="left"/>
+            </w:pPr>
+            <w:r>
+              <w:rPr>
+                <w:rFonts w:hint="eastAsia"/>
+              </w:rPr>
+              <w:t xml:space="preserve">周期</w:t>
+            </w:r>
+          </w:p>
+        </w:tc>
+        <w:tc>
+          <w:tcPr/>
+          <w:p>
+            <w:pPr>
+              <w:pStyle w:val="Compact"/>
+              <w:jc w:val="left"/>
+            </w:pPr>
+            <w:r>
+              <w:rPr>
+                <w:rFonts w:hint="eastAsia"/>
+              </w:rPr>
+              <w:t xml:space="preserve">工作目标</w:t>
+            </w:r>
+          </w:p>
+        </w:tc>
+        <w:tc>
+          <w:tcPr/>
+          <w:p>
+            <w:pPr>
+              <w:pStyle w:val="Compact"/>
+              <w:jc w:val="left"/>
+            </w:pPr>
+            <w:r>
+              <w:rPr>
+                <w:rFonts w:hint="eastAsia"/>
+              </w:rPr>
+              <w:t xml:space="preserve">关键任务</w:t>
+            </w:r>
+          </w:p>
+        </w:tc>
+        <w:tc>
+          <w:tcPr/>
+          <w:p>
+            <w:pPr>
+              <w:pStyle w:val="Compact"/>
+              <w:jc w:val="left"/>
+            </w:pPr>
+            <w:r>
+              <w:rPr>
+                <w:rFonts w:hint="eastAsia"/>
+              </w:rPr>
+              <w:t xml:space="preserve">交付物</w:t>
+            </w:r>
+          </w:p>
+        </w:tc>
+      </w:tr>
+      <w:tr>
+        <w:tc>
+          <w:tcPr/>
+          <w:p>
+            <w:pPr>
+              <w:pStyle w:val="Compact"/>
+              <w:jc w:val="left"/>
+            </w:pPr>
+            <w:r>
+              <w:rPr>
+                <w:rFonts w:hint="eastAsia"/>
+              </w:rPr>
+              <w:t xml:space="preserve">第1月</w:t>
+            </w:r>
+          </w:p>
+        </w:tc>
+        <w:tc>
+          <w:tcPr/>
+          <w:p>
+            <w:pPr>
+              <w:pStyle w:val="Compact"/>
+              <w:jc w:val="left"/>
+            </w:pPr>
+            <w:r>
+              <w:rPr>
+                <w:rFonts w:hint="eastAsia"/>
+              </w:rPr>
+              <w:t xml:space="preserve">需求获取与范围定义</w:t>
+            </w:r>
+          </w:p>
+        </w:tc>
+        <w:tc>
+          <w:tcPr/>
+          <w:p>
+            <w:pPr>
+              <w:pStyle w:val="Compact"/>
+              <w:jc w:val="left"/>
+            </w:pPr>
+            <w:r>
+              <w:rPr>
+                <w:rFonts w:hint="eastAsia"/>
+              </w:rPr>
+              <w:t xml:space="preserve">访谈教师、学生、助教、管理员；</w:t>
+            </w:r>
+            <w:r>
+              <w:t xml:space="preserve"> </w:t>
+            </w:r>
+            <w:r>
+              <w:rPr>
+                <w:rFonts w:hint="eastAsia"/>
+              </w:rPr>
+              <w:t xml:space="preserve">明确课堂签到、随堂问答、资源推送</w:t>
+            </w:r>
+          </w:p>
+        </w:tc>
+        <w:tc>
+          <w:tcPr/>
+          <w:p>
+            <w:pPr>
+              <w:pStyle w:val="Compact"/>
+              <w:jc w:val="left"/>
+            </w:pPr>
+            <w:r>
+              <w:t xml:space="preserve">VS、CD、RG、UG</w:t>
+            </w:r>
+          </w:p>
+        </w:tc>
+      </w:tr>
+      <w:tr>
+        <w:tc>
+          <w:tcPr/>
+          <w:p>
+            <w:pPr>
+              <w:pStyle w:val="Compact"/>
+              <w:jc w:val="left"/>
+            </w:pPr>
+            <w:r>
+              <w:rPr>
+                <w:rFonts w:hint="eastAsia"/>
+              </w:rPr>
+              <w:t xml:space="preserve">第2月</w:t>
+            </w:r>
+          </w:p>
+        </w:tc>
+        <w:tc>
+          <w:tcPr/>
+          <w:p>
+            <w:pPr>
+              <w:pStyle w:val="Compact"/>
+              <w:jc w:val="left"/>
+            </w:pPr>
+            <w:r>
+              <w:rPr>
+                <w:rFonts w:hint="eastAsia"/>
+              </w:rPr>
+              <w:t xml:space="preserve">需求分析与基线建立</w:t>
+            </w:r>
+          </w:p>
+        </w:tc>
+        <w:tc>
+          <w:tcPr/>
+          <w:p>
+            <w:pPr>
+              <w:pStyle w:val="Compact"/>
+              <w:jc w:val="left"/>
+            </w:pPr>
+            <w:r>
+              <w:rPr>
+                <w:rFonts w:hint="eastAsia"/>
+              </w:rPr>
+              <w:t xml:space="preserve">编写SRS、用例、NFR、数据字典；</w:t>
+            </w:r>
+            <w:r>
+              <w:t xml:space="preserve"> </w:t>
+            </w:r>
+            <w:r>
+              <w:rPr>
+                <w:rFonts w:hint="eastAsia"/>
+              </w:rPr>
+              <w:t xml:space="preserve">建立RTM并完成内部评审</w:t>
+            </w:r>
+            <w:r>
+              <w:t xml:space="preserve"> R</w:t>
+            </w:r>
+          </w:p>
+        </w:tc>
+        <w:tc>
+          <w:tcPr/>
+          <w:p>
+            <w:pPr>
+              <w:pStyle w:val="Compact"/>
+              <w:jc w:val="left"/>
+            </w:pPr>
+            <w:r>
+              <w:t xml:space="preserve">SRS、UC、NFR、DRD、</w:t>
+            </w:r>
+            <w:r>
+              <w:t xml:space="preserve"> </w:t>
+            </w:r>
+            <w:r>
+              <w:t xml:space="preserve">B</w:t>
+            </w:r>
+          </w:p>
+        </w:tc>
+      </w:tr>
+      <w:tr>
+        <w:tc>
+          <w:tcPr/>
+          <w:p>
+            <w:pPr>
+              <w:pStyle w:val="Compact"/>
+              <w:jc w:val="left"/>
+            </w:pPr>
+            <w:r>
+              <w:rPr>
+                <w:rFonts w:hint="eastAsia"/>
+              </w:rPr>
+              <w:t xml:space="preserve">第3月</w:t>
+            </w:r>
+          </w:p>
+        </w:tc>
+        <w:tc>
+          <w:tcPr/>
+          <w:p>
+            <w:pPr>
+              <w:pStyle w:val="Compact"/>
+              <w:jc w:val="left"/>
+            </w:pPr>
+            <w:r>
+              <w:rPr>
+                <w:rFonts w:hint="eastAsia"/>
+              </w:rPr>
+              <w:t xml:space="preserve">原型验证、测试与交付准备</w:t>
+            </w:r>
+          </w:p>
+        </w:tc>
+        <w:tc>
+          <w:tcPr/>
+          <w:p>
+            <w:pPr>
+              <w:pStyle w:val="Compact"/>
+              <w:jc w:val="left"/>
+            </w:pPr>
+            <w:r>
+              <w:rPr>
+                <w:rFonts w:hint="eastAsia"/>
+              </w:rPr>
+              <w:t xml:space="preserve">完成移动端高保真原型、测试用例、</w:t>
+            </w:r>
+            <w:r>
+              <w:t xml:space="preserve"> </w:t>
+            </w:r>
+            <w:r>
+              <w:rPr>
+                <w:rFonts w:hint="eastAsia"/>
+              </w:rPr>
+              <w:t xml:space="preserve">用户手册和总结汇报</w:t>
+            </w:r>
+          </w:p>
+        </w:tc>
+        <w:tc>
+          <w:tcPr/>
+          <w:p>
+            <w:pPr>
+              <w:pStyle w:val="Compact"/>
+              <w:jc w:val="left"/>
+            </w:pPr>
+            <w:r>
+              <w:t xml:space="preserve">PT、TCS、TR、SUM、</w:t>
+            </w:r>
+            <w:r>
+              <w:t xml:space="preserve"> </w:t>
+            </w:r>
+            <w:r>
+              <w:t xml:space="preserve">PDSR</w:t>
+            </w:r>
+          </w:p>
+        </w:tc>
+      </w:tr>
+    </w:tbl>
+    <w:p>
+      <w:pPr>
+        <w:pStyle w:val="BodyText"/>
+      </w:pPr>
+      <w:r>
+        <w:rPr>
+          <w:rFonts w:hint="eastAsia"/>
+        </w:rPr>
+        <w:t xml:space="preserve">执行原则：每个需求保留来源、用户代表、优先级、验收标准、用例、原型和测试用例；需求变更继续进入CCB流程；所有文档版本继续通过Git维护，确保可追溯。</w:t>
+      </w:r>
+    </w:p>
+    <w:bookmarkEnd w:id="25"/>
+    <w:bookmarkEnd w:id="26"/>
+    <w:bookmarkEnd w:id="27"/>
     <w:sectPr>
       <w:footnotePr>
         <w:numRestart w:val="eachSect"/>

--- a/15-项目总结/项目开发总结报告(PDSR).docx
+++ b/15-项目总结/项目开发总结报告(PDSR).docx
@@ -2,7 +2,211 @@
 <file path=word/document.xml><?xml version="1.0" encoding="utf-8"?>
 <w:document xmlns:w="http://schemas.openxmlformats.org/wordprocessingml/2006/main" xmlns:m="http://schemas.openxmlformats.org/officeDocument/2006/math" xmlns:r="http://schemas.openxmlformats.org/officeDocument/2006/relationships" xmlns:o="urn:schemas-microsoft-com:office:office" xmlns:v="urn:schemas-microsoft-com:vml" xmlns:w10="urn:schemas-microsoft-com:office:word" xmlns:a="http://schemas.openxmlformats.org/drawingml/2006/main" xmlns:pic="http://schemas.openxmlformats.org/drawingml/2006/picture" xmlns:wp="http://schemas.openxmlformats.org/drawingml/2006/wordprocessingDrawing">
   <w:body>
+    <w:p>
+      <w:pPr>
+        <w:spacing w:before="0" w:after="360"/>
+        <w:jc w:val="center"/>
+      </w:pPr>
+      <w:r>
+        <w:rPr>
+          <w:rFonts w:ascii="宋体" w:hAnsi="宋体" w:eastAsia="宋体"/>
+          <w:b w:val="0"/>
+          <w:sz w:val="16"/>
+        </w:rPr>
+      </w:r>
+    </w:p>
+    <w:p>
+      <w:pPr>
+        <w:spacing w:before="0" w:after="160"/>
+        <w:jc w:val="center"/>
+      </w:pPr>
+      <w:r>
+        <w:rPr>
+          <w:rFonts w:ascii="宋体" w:hAnsi="宋体" w:eastAsia="宋体"/>
+          <w:b/>
+          <w:sz w:val="48"/>
+        </w:rPr>
+        <w:t>校务问答机器人</w:t>
+      </w:r>
+    </w:p>
+    <w:p>
+      <w:pPr>
+        <w:spacing w:before="0" w:after="360"/>
+        <w:jc w:val="center"/>
+      </w:pPr>
+      <w:r>
+        <w:rPr>
+          <w:rFonts w:ascii="宋体" w:hAnsi="宋体" w:eastAsia="宋体"/>
+          <w:b/>
+          <w:sz w:val="40"/>
+        </w:rPr>
+        <w:t>项目开发总结报告(PDSR)</w:t>
+      </w:r>
+    </w:p>
+    <w:p>
+      <w:pPr>
+        <w:spacing w:after="480"/>
+        <w:jc w:val="center"/>
+      </w:pPr>
+      <w:r>
+        <w:drawing>
+          <wp:inline>
+            <wp:extent cx="1143000" cy="953011"/>
+            <wp:docPr id="2" name="Picture 2"/>
+            <wp:cNvGraphicFramePr>
+              <a:graphicFrameLocks noChangeAspect="1"/>
+            </wp:cNvGraphicFramePr>
+            <a:graphic>
+              <a:graphicData uri="http://schemas.openxmlformats.org/drawingml/2006/picture">
+                <pic:pic>
+                  <pic:nvPicPr>
+                    <pic:cNvPr id="0" name="image.png"/>
+                    <pic:cNvPicPr/>
+                  </pic:nvPicPr>
+                  <pic:blipFill>
+                    <a:blip r:embed="rId9"/>
+                    <a:stretch>
+                      <a:fillRect/>
+                    </a:stretch>
+                  </pic:blipFill>
+                  <pic:spPr>
+                    <a:xfrm>
+                      <a:off x="0" y="0"/>
+                      <a:ext cx="1143000" cy="953011"/>
+                    </a:xfrm>
+                    <a:prstGeom prst="rect"/>
+                  </pic:spPr>
+                </pic:pic>
+              </a:graphicData>
+            </a:graphic>
+          </wp:inline>
+        </w:drawing>
+      </w:r>
+    </w:p>
+    <w:p>
+      <w:pPr>
+        <w:spacing w:before="0" w:after="80"/>
+        <w:jc w:val="center"/>
+      </w:pPr>
+      <w:r>
+        <w:rPr>
+          <w:rFonts w:ascii="宋体" w:hAnsi="宋体" w:eastAsia="宋体"/>
+          <w:b w:val="0"/>
+          <w:sz w:val="24"/>
+        </w:rPr>
+        <w:t>项目名称：智慧校园助手（SRA2026）校务问答机器人</w:t>
+      </w:r>
+    </w:p>
+    <w:p>
+      <w:pPr>
+        <w:spacing w:before="0" w:after="80"/>
+        <w:jc w:val="center"/>
+      </w:pPr>
+      <w:r>
+        <w:rPr>
+          <w:rFonts w:ascii="宋体" w:hAnsi="宋体" w:eastAsia="宋体"/>
+          <w:b w:val="0"/>
+          <w:sz w:val="24"/>
+        </w:rPr>
+        <w:t>文档编号：PDSR-SRA2026-001</w:t>
+      </w:r>
+    </w:p>
+    <w:p>
+      <w:pPr>
+        <w:spacing w:before="0" w:after="80"/>
+        <w:jc w:val="center"/>
+      </w:pPr>
+      <w:r>
+        <w:rPr>
+          <w:rFonts w:ascii="宋体" w:hAnsi="宋体" w:eastAsia="宋体"/>
+          <w:b w:val="0"/>
+          <w:sz w:val="24"/>
+        </w:rPr>
+        <w:t>版本：V1.3</w:t>
+      </w:r>
+    </w:p>
+    <w:p>
+      <w:pPr>
+        <w:spacing w:before="0" w:after="80"/>
+        <w:jc w:val="center"/>
+      </w:pPr>
+      <w:r>
+        <w:rPr>
+          <w:rFonts w:ascii="宋体" w:hAnsi="宋体" w:eastAsia="宋体"/>
+          <w:b w:val="0"/>
+          <w:sz w:val="24"/>
+        </w:rPr>
+        <w:t>状态：基线定稿</w:t>
+      </w:r>
+    </w:p>
+    <w:p>
+      <w:pPr>
+        <w:spacing w:before="0" w:after="80"/>
+        <w:jc w:val="center"/>
+      </w:pPr>
+      <w:r>
+        <w:rPr>
+          <w:rFonts w:ascii="宋体" w:hAnsi="宋体" w:eastAsia="宋体"/>
+          <w:b w:val="0"/>
+          <w:sz w:val="24"/>
+        </w:rPr>
+        <w:t>编制日期：2026年5月24日</w:t>
+      </w:r>
+    </w:p>
+    <w:p>
+      <w:pPr>
+        <w:spacing w:before="0" w:after="80"/>
+        <w:jc w:val="center"/>
+      </w:pPr>
+      <w:r>
+        <w:rPr>
+          <w:rFonts w:ascii="宋体" w:hAnsi="宋体" w:eastAsia="宋体"/>
+          <w:b w:val="0"/>
+          <w:sz w:val="24"/>
+        </w:rPr>
+        <w:t>编制团队：SRA2026-G10 项目组</w:t>
+      </w:r>
+    </w:p>
+    <w:p>
+      <w:pPr>
+        <w:spacing w:before="0" w:after="0"/>
+        <w:jc w:val="center"/>
+      </w:pPr>
+      <w:r>
+        <w:rPr>
+          <w:rFonts w:ascii="宋体" w:hAnsi="宋体" w:eastAsia="宋体"/>
+          <w:b w:val="0"/>
+          <w:color w:val="666666"/>
+          <w:sz w:val="21"/>
+        </w:rPr>
+        <w:t>适用范围：软件需求工程课程项目交付文档</w:t>
+      </w:r>
+    </w:p>
+    <w:p>
+      <w:pPr>
+        <w:spacing w:before="480" w:after="0"/>
+        <w:jc w:val="center"/>
+      </w:pPr>
+      <w:r>
+        <w:rPr>
+          <w:rFonts w:ascii="宋体" w:hAnsi="宋体" w:eastAsia="宋体"/>
+          <w:b w:val="0"/>
+          <w:color w:val="666666"/>
+          <w:sz w:val="18"/>
+        </w:rPr>
+        <w:t>依据：SRS、RG、UG、UC、PT、设计、测试、评审与配置管理基线材料</w:t>
+      </w:r>
+    </w:p>
+    <w:p>
+      <w:pPr>
+        <w:spacing w:after="0"/>
+      </w:pPr>
+      <w:r>
+        <w:br w:type="page"/>
+      </w:r>
+    </w:p>
     <w:bookmarkStart w:id="27" w:name="项目开发总结报告pdsr---v1.3-最终总结"/>
+    <w:bookmarkStart w:id="9" w:name="统一元信息"/>
     <w:p>
       <w:pPr>
         <w:pStyle w:val="Heading1"/>
@@ -21,18 +225,6 @@
           <w:rFonts w:hint="eastAsia"/>
         </w:rPr>
         <w:t xml:space="preserve">最终总结</w:t>
-      </w:r>
-    </w:p>
-    <w:bookmarkStart w:id="9" w:name="统一元信息"/>
-    <w:p>
-      <w:pPr>
-        <w:pStyle w:val="Heading2"/>
-      </w:pPr>
-      <w:r>
-        <w:rPr>
-          <w:rFonts w:hint="eastAsia"/>
-        </w:rPr>
-        <w:t xml:space="preserve">统一元信息</w:t>
       </w:r>
     </w:p>
     <w:tbl>
@@ -556,8 +748,6 @@
         </w:tc>
       </w:tr>
     </w:tbl>
-    <w:bookmarkEnd w:id="9"/>
-    <w:bookmarkStart w:id="10" w:name="版本历史"/>
     <w:p>
       <w:pPr>
         <w:pStyle w:val="Heading2"/>
@@ -872,8 +1062,6 @@
         </w:tc>
       </w:tr>
     </w:tbl>
-    <w:bookmarkEnd w:id="10"/>
-    <w:bookmarkStart w:id="11" w:name="项目概述"/>
     <w:p>
       <w:pPr>
         <w:pStyle w:val="Heading2"/>
@@ -919,8 +1107,6 @@
         <w:t xml:space="preserve">SRS-BASELINE-V1.0、40条需求、47用例、78测试用例，用户参与采用核心代表+扩展代表表述，避免将代表人数作为唯一统计口径。</w:t>
       </w:r>
     </w:p>
-    <w:bookmarkEnd w:id="11"/>
-    <w:bookmarkStart w:id="12" w:name="最终成果数据"/>
     <w:p>
       <w:pPr>
         <w:pStyle w:val="Heading2"/>
@@ -1369,8 +1555,6 @@
         </w:tc>
       </w:tr>
     </w:tbl>
-    <w:bookmarkEnd w:id="12"/>
-    <w:bookmarkStart w:id="13" w:name="交付物清单"/>
     <w:p>
       <w:pPr>
         <w:pStyle w:val="Heading2"/>
@@ -3051,8 +3235,6 @@
         </w:tc>
       </w:tr>
     </w:tbl>
-    <w:bookmarkEnd w:id="13"/>
-    <w:bookmarkStart w:id="14" w:name="开发过程总结"/>
     <w:p>
       <w:pPr>
         <w:pStyle w:val="Heading2"/>
@@ -3575,8 +3757,6 @@
         </w:tc>
       </w:tr>
     </w:tbl>
-    <w:bookmarkEnd w:id="14"/>
-    <w:bookmarkStart w:id="18" w:name="评审变更与测试"/>
     <w:p>
       <w:pPr>
         <w:pStyle w:val="Heading2"/>
@@ -3591,7 +3771,6 @@
         <w:t xml:space="preserve">评审、变更与测试</w:t>
       </w:r>
     </w:p>
-    <w:bookmarkStart w:id="15" w:name="评审闭环"/>
     <w:p>
       <w:pPr>
         <w:pStyle w:val="Heading3"/>
@@ -3614,7 +3793,7 @@
         <w:rPr>
           <w:rFonts w:hint="eastAsia"/>
         </w:rPr>
-        <w:t xml:space="preserve">项目共完成</w:t>
+        <w:t xml:space="preserve">最终文档重点修复以下口径：基线统一为</w:t>
       </w:r>
       <w:r>
         <w:t xml:space="preserve"> </w:t>
@@ -3623,7 +3802,7 @@
         <w:rPr>
           <w:rFonts w:hint="eastAsia"/>
         </w:rPr>
-        <w:t xml:space="preserve">4轮评审，覆盖愿景范围、上下文、用户群、需求获取、原型、用例、非功能需求、SRS、测试用例和用户手册。评审共发现</w:t>
+        <w:t xml:space="preserve">SRS-BASELINE-V1.0；需求统一为</w:t>
       </w:r>
       <w:r>
         <w:t xml:space="preserve"> </w:t>
@@ -3632,23 +3811,25 @@
         <w:rPr>
           <w:rFonts w:hint="eastAsia"/>
         </w:rPr>
-        <w:t xml:space="preserve">16项问题，全部完成修复和复核，修复率100%。</w:t>
-      </w:r>
-    </w:p>
-    <w:bookmarkEnd w:id="15"/>
-    <w:bookmarkStart w:id="16" w:name="变更闭环"/>
-    <w:p>
-      <w:pPr>
-        <w:pStyle w:val="Heading3"/>
-      </w:pPr>
-      <w:r>
-        <w:t xml:space="preserve">5.2 </w:t>
+        <w:t xml:space="preserve">40条需求；用例统一为</w:t>
+      </w:r>
+      <w:r>
+        <w:t xml:space="preserve"> </w:t>
       </w:r>
       <w:r>
         <w:rPr>
           <w:rFonts w:hint="eastAsia"/>
         </w:rPr>
-        <w:t xml:space="preserve">变更闭环</w:t>
+        <w:t xml:space="preserve">47用例；测试统一为</w:t>
+      </w:r>
+      <w:r>
+        <w:t xml:space="preserve"> </w:t>
+      </w:r>
+      <w:r>
+        <w:rPr>
+          <w:rFonts w:hint="eastAsia"/>
+        </w:rPr>
+        <w:t xml:space="preserve">78测试用例；用户代表统一为核心代表+扩展代表；数据库表统计说明为核心表15张、原型运行表16张。</w:t>
       </w:r>
     </w:p>
     <w:p>
@@ -3659,7 +3840,7 @@
         <w:rPr>
           <w:rFonts w:hint="eastAsia"/>
         </w:rPr>
-        <w:t xml:space="preserve">最终文档重点修复以下口径：基线统一为</w:t>
+        <w:t xml:space="preserve">项目共完成</w:t>
       </w:r>
       <w:r>
         <w:t xml:space="preserve"> </w:t>
@@ -3668,7 +3849,7 @@
         <w:rPr>
           <w:rFonts w:hint="eastAsia"/>
         </w:rPr>
-        <w:t xml:space="preserve">SRS-BASELINE-V1.0；需求统一为</w:t>
+        <w:t xml:space="preserve">4轮评审，覆盖愿景范围、上下文、用户群、需求获取、原型、用例、非功能需求、SRS、测试用例和用户手册。评审共发现</w:t>
       </w:r>
       <w:r>
         <w:t xml:space="preserve"> </w:t>
@@ -3677,29 +3858,23 @@
         <w:rPr>
           <w:rFonts w:hint="eastAsia"/>
         </w:rPr>
-        <w:t xml:space="preserve">40条需求；用例统一为</w:t>
-      </w:r>
-      <w:r>
-        <w:t xml:space="preserve"> </w:t>
+        <w:t xml:space="preserve">16项问题，全部完成修复和复核，修复率100%。</w:t>
+      </w:r>
+    </w:p>
+    <w:p>
+      <w:pPr>
+        <w:pStyle w:val="Heading3"/>
+      </w:pPr>
+      <w:r>
+        <w:t xml:space="preserve">5.2 </w:t>
       </w:r>
       <w:r>
         <w:rPr>
           <w:rFonts w:hint="eastAsia"/>
         </w:rPr>
-        <w:t xml:space="preserve">47用例；测试统一为</w:t>
-      </w:r>
-      <w:r>
-        <w:t xml:space="preserve"> </w:t>
-      </w:r>
-      <w:r>
-        <w:rPr>
-          <w:rFonts w:hint="eastAsia"/>
-        </w:rPr>
-        <w:t xml:space="preserve">78测试用例；用户代表统一为核心代表+扩展代表；数据库表统计说明为核心表15张、原型运行表16张。</w:t>
+        <w:t xml:space="preserve">变更闭环</w:t>
       </w:r>
     </w:p>
-    <w:bookmarkEnd w:id="16"/>
-    <w:bookmarkStart w:id="17" w:name="测试闭环"/>
     <w:p>
       <w:pPr>
         <w:pStyle w:val="Heading3"/>
@@ -3764,9 +3939,6 @@
         <w:t xml:space="preserve">5项原型缺陷已完成修复并通过回归。</w:t>
       </w:r>
     </w:p>
-    <w:bookmarkEnd w:id="17"/>
-    <w:bookmarkEnd w:id="18"/>
-    <w:bookmarkStart w:id="19" w:name="经验教训"/>
     <w:p>
       <w:pPr>
         <w:pStyle w:val="Heading2"/>
@@ -4079,8 +4251,6 @@
         </w:tc>
       </w:tr>
     </w:tbl>
-    <w:bookmarkEnd w:id="19"/>
-    <w:bookmarkStart w:id="20" w:name="后续工作建议"/>
     <w:p>
       <w:pPr>
         <w:pStyle w:val="Heading2"/>
@@ -4411,8 +4581,6 @@
         </w:tc>
       </w:tr>
     </w:tbl>
-    <w:bookmarkEnd w:id="20"/>
-    <w:bookmarkStart w:id="21" w:name="最终结论"/>
     <w:p>
       <w:pPr>
         <w:pStyle w:val="Heading2"/>
@@ -4489,8 +4657,6 @@
         <w:t xml:space="preserve">最终总结。</w:t>
       </w:r>
     </w:p>
-    <w:bookmarkEnd w:id="21"/>
-    <w:bookmarkStart w:id="26" w:name="课程评审补充记录"/>
     <w:p>
       <w:pPr>
         <w:pStyle w:val="Heading2"/>
@@ -4563,7 +4729,6 @@
         <w:t xml:space="preserve">历史中。</w:t>
       </w:r>
     </w:p>
-    <w:bookmarkStart w:id="22" w:name="里程碑演示与提交材料索引"/>
     <w:p>
       <w:pPr>
         <w:pStyle w:val="Heading3"/>
@@ -4576,6 +4741,46 @@
           <w:rFonts w:hint="eastAsia"/>
         </w:rPr>
         <w:t xml:space="preserve">里程碑演示与提交材料索引</w:t>
+      </w:r>
+    </w:p>
+    <w:p>
+      <w:pPr>
+        <w:pStyle w:val="BodyText"/>
+      </w:pPr>
+      <w:r>
+        <w:rPr>
+          <w:rFonts w:hint="eastAsia"/>
+        </w:rPr>
+        <w:t xml:space="preserve">提交截图保存在</w:t>
+      </w:r>
+      <w:r>
+        <w:t xml:space="preserve"> </w:t>
+      </w:r>
+      <w:r>
+        <w:rPr>
+          <w:rStyle w:val="VerbatimChar"/>
+          <w:rFonts w:hint="eastAsia"/>
+        </w:rPr>
+        <w:t xml:space="preserve">15-项目总结/项目收尾材料/小组作业提交记录</w:t>
+      </w:r>
+      <w:r>
+        <w:rPr>
+          <w:rFonts w:hint="eastAsia"/>
+        </w:rPr>
+        <w:t xml:space="preserve">，代表邀请记录保存在</w:t>
+      </w:r>
+      <w:r>
+        <w:t xml:space="preserve"> </w:t>
+      </w:r>
+      <w:r>
+        <w:rPr>
+          <w:rStyle w:val="VerbatimChar"/>
+          <w:rFonts w:hint="eastAsia"/>
+        </w:rPr>
+        <w:t xml:space="preserve">15-项目总结/项目收尾材料/代表邀请记录.png</w:t>
+      </w:r>
+      <w:r>
+        <w:t xml:space="preserve">。</w:t>
       </w:r>
     </w:p>
     <w:tbl>
@@ -5152,48 +5357,6 @@
     </w:tbl>
     <w:p>
       <w:pPr>
-        <w:pStyle w:val="BodyText"/>
-      </w:pPr>
-      <w:r>
-        <w:rPr>
-          <w:rFonts w:hint="eastAsia"/>
-        </w:rPr>
-        <w:t xml:space="preserve">提交截图保存在</w:t>
-      </w:r>
-      <w:r>
-        <w:t xml:space="preserve"> </w:t>
-      </w:r>
-      <w:r>
-        <w:rPr>
-          <w:rStyle w:val="VerbatimChar"/>
-          <w:rFonts w:hint="eastAsia"/>
-        </w:rPr>
-        <w:t xml:space="preserve">15-项目总结/项目收尾材料/小组作业提交记录</w:t>
-      </w:r>
-      <w:r>
-        <w:rPr>
-          <w:rFonts w:hint="eastAsia"/>
-        </w:rPr>
-        <w:t xml:space="preserve">，代表邀请记录保存在</w:t>
-      </w:r>
-      <w:r>
-        <w:t xml:space="preserve"> </w:t>
-      </w:r>
-      <w:r>
-        <w:rPr>
-          <w:rStyle w:val="VerbatimChar"/>
-          <w:rFonts w:hint="eastAsia"/>
-        </w:rPr>
-        <w:t xml:space="preserve">15-项目总结/项目收尾材料/代表邀请记录.png</w:t>
-      </w:r>
-      <w:r>
-        <w:t xml:space="preserve">。</w:t>
-      </w:r>
-    </w:p>
-    <w:bookmarkEnd w:id="22"/>
-    <w:bookmarkStart w:id="23" w:name="team-building-记录"/>
-    <w:p>
-      <w:pPr>
         <w:pStyle w:val="Heading3"/>
       </w:pPr>
       <w:r>
@@ -5535,8 +5698,6 @@
         <w:t xml:space="preserve">团队建设的核心目标不是单独活动，而是通过固定会议节奏、交叉评审、共同维护RTM和Git历史，提升协作一致性和文档质量。</w:t>
       </w:r>
     </w:p>
-    <w:bookmarkEnd w:id="23"/>
-    <w:bookmarkStart w:id="24" w:name="成员贡献评价与绩效打分"/>
     <w:p>
       <w:pPr>
         <w:pStyle w:val="Heading3"/>
@@ -6030,8 +6191,6 @@
         <w:t xml:space="preserve">绩效评价依据包括交付物完成度、评审问题响应速度、文档一致性、会议参与度和最终交付质量。所有成员均完成既定职责，无明显人员过载；阶段性压力主要集中在5月下旬评审与基线发布阶段，通过并行分工和交叉复核完成消化。</w:t>
       </w:r>
     </w:p>
-    <w:bookmarkEnd w:id="24"/>
-    <w:bookmarkStart w:id="25" w:name="三个月后续计划移动课堂助理需求"/>
     <w:p>
       <w:pPr>
         <w:pStyle w:val="Heading3"/>
@@ -6366,9 +6525,6 @@
         <w:t xml:space="preserve">执行原则：每个需求保留来源、用户代表、优先级、验收标准、用例、原型和测试用例；需求变更继续进入CCB流程；所有文档版本继续通过Git维护，确保可追溯。</w:t>
       </w:r>
     </w:p>
-    <w:bookmarkEnd w:id="25"/>
-    <w:bookmarkEnd w:id="26"/>
-    <w:bookmarkEnd w:id="27"/>
     <w:sectPr>
       <w:footnotePr>
         <w:numRestart w:val="eachSect"/>
